--- a/8.资源管理/1.流程制度规范类文件/JXTX-08-04-服务知识管理制度.docx
+++ b/8.资源管理/1.流程制度规范类文件/JXTX-08-04-服务知识管理制度.docx
@@ -22,6 +22,57 @@
         <w:textAlignment w:val="baseline"/>
       </w:pPr>
       <w:bookmarkStart w:id="0" w:name="_Toc10350"/>
+      <w:r>
+        <w:drawing>
+          <wp:anchor distT="0" distB="0" distL="114300" distR="114300" simplePos="0" relativeHeight="251661312" behindDoc="1" locked="0" layoutInCell="1" allowOverlap="1">
+            <wp:simplePos x="0" y="0"/>
+            <wp:positionH relativeFrom="column">
+              <wp:posOffset>-19050</wp:posOffset>
+            </wp:positionH>
+            <wp:positionV relativeFrom="paragraph">
+              <wp:posOffset>-22225</wp:posOffset>
+            </wp:positionV>
+            <wp:extent cx="5304790" cy="8893810"/>
+            <wp:effectExtent l="0" t="0" r="13970" b="6350"/>
+            <wp:wrapNone/>
+            <wp:docPr id="1" name="图片 1"/>
+            <wp:cNvGraphicFramePr>
+              <a:graphicFrameLocks xmlns:a="http://schemas.openxmlformats.org/drawingml/2006/main" noChangeAspect="1"/>
+            </wp:cNvGraphicFramePr>
+            <a:graphic xmlns:a="http://schemas.openxmlformats.org/drawingml/2006/main">
+              <a:graphicData uri="http://schemas.openxmlformats.org/drawingml/2006/picture">
+                <pic:pic xmlns:pic="http://schemas.openxmlformats.org/drawingml/2006/picture">
+                  <pic:nvPicPr>
+                    <pic:cNvPr id="1" name="图片 1"/>
+                    <pic:cNvPicPr>
+                      <a:picLocks noChangeAspect="1"/>
+                    </pic:cNvPicPr>
+                  </pic:nvPicPr>
+                  <pic:blipFill>
+                    <a:blip r:embed="rId7"/>
+                    <a:stretch>
+                      <a:fillRect/>
+                    </a:stretch>
+                  </pic:blipFill>
+                  <pic:spPr>
+                    <a:xfrm>
+                      <a:off x="0" y="0"/>
+                      <a:ext cx="5304790" cy="8893810"/>
+                    </a:xfrm>
+                    <a:prstGeom prst="rect">
+                      <a:avLst/>
+                    </a:prstGeom>
+                    <a:noFill/>
+                    <a:ln>
+                      <a:noFill/>
+                    </a:ln>
+                  </pic:spPr>
+                </pic:pic>
+              </a:graphicData>
+            </a:graphic>
+          </wp:anchor>
+        </w:drawing>
+      </w:r>
       <w:r>
         <w:drawing>
           <wp:anchor distT="0" distB="0" distL="114300" distR="114300" simplePos="0" relativeHeight="251660288" behindDoc="1" locked="0" layoutInCell="1" allowOverlap="1">
@@ -49,7 +100,7 @@
                     </pic:cNvPicPr>
                   </pic:nvPicPr>
                   <pic:blipFill>
-                    <a:blip r:embed="rId7"/>
+                    <a:blip r:embed="rId8"/>
                     <a:stretch>
                       <a:fillRect/>
                     </a:stretch>
@@ -104,7 +155,7 @@
                     </pic:cNvPicPr>
                   </pic:nvPicPr>
                   <pic:blipFill>
-                    <a:blip r:embed="rId8">
+                    <a:blip r:embed="rId9">
                       <a:alphaModFix amt="58000"/>
                       <a:lum contrast="-52000"/>
                     </a:blip>
@@ -1940,8 +1991,6 @@
         <w:snapToGrid w:val="0"/>
         <w:textAlignment w:val="baseline"/>
       </w:pPr>
-      <w:bookmarkStart w:id="2" w:name="_GoBack"/>
-      <w:bookmarkEnd w:id="2"/>
       <w:r>
         <w:br w:type="page"/>
       </w:r>
@@ -5071,6 +5120,524 @@
         <w:t>定期审核权限设置，确保符合岗位变动。</w:t>
       </w:r>
     </w:p>
+    <w:p>
+      <w:pPr>
+        <w:pStyle w:val="28"/>
+        <w:bidi w:val="0"/>
+        <w:rPr>
+          <w:rFonts w:hint="default"/>
+          <w:lang w:val="en-US" w:eastAsia="zh-CN"/>
+        </w:rPr>
+      </w:pPr>
+      <w:r>
+        <w:rPr>
+          <w:rFonts w:hint="eastAsia"/>
+          <w:lang w:val="en-US" w:eastAsia="zh-CN"/>
+        </w:rPr>
+        <w:t>考核指标</w:t>
+      </w:r>
+    </w:p>
+    <w:tbl>
+      <w:tblPr>
+        <w:tblStyle w:val="20"/>
+        <w:tblW w:w="8504" w:type="dxa"/>
+        <w:tblInd w:w="96" w:type="dxa"/>
+        <w:tblBorders>
+          <w:top w:val="none" w:color="auto" w:sz="0" w:space="0"/>
+          <w:left w:val="none" w:color="auto" w:sz="0" w:space="0"/>
+          <w:bottom w:val="none" w:color="auto" w:sz="0" w:space="0"/>
+          <w:right w:val="none" w:color="auto" w:sz="0" w:space="0"/>
+          <w:insideH w:val="none" w:color="auto" w:sz="0" w:space="0"/>
+          <w:insideV w:val="none" w:color="auto" w:sz="0" w:space="0"/>
+        </w:tblBorders>
+        <w:shd w:val="clear" w:color="auto" w:fill="auto"/>
+        <w:tblLayout w:type="autofit"/>
+        <w:tblCellMar>
+          <w:top w:w="0" w:type="dxa"/>
+          <w:left w:w="108" w:type="dxa"/>
+          <w:bottom w:w="0" w:type="dxa"/>
+          <w:right w:w="108" w:type="dxa"/>
+        </w:tblCellMar>
+      </w:tblPr>
+      <w:tblGrid>
+        <w:gridCol w:w="1615"/>
+        <w:gridCol w:w="1272"/>
+        <w:gridCol w:w="4691"/>
+        <w:gridCol w:w="926"/>
+      </w:tblGrid>
+      <w:tr>
+        <w:tblPrEx>
+          <w:tblBorders>
+            <w:top w:val="none" w:color="auto" w:sz="0" w:space="0"/>
+            <w:left w:val="none" w:color="auto" w:sz="0" w:space="0"/>
+            <w:bottom w:val="none" w:color="auto" w:sz="0" w:space="0"/>
+            <w:right w:val="none" w:color="auto" w:sz="0" w:space="0"/>
+            <w:insideH w:val="none" w:color="auto" w:sz="0" w:space="0"/>
+            <w:insideV w:val="none" w:color="auto" w:sz="0" w:space="0"/>
+          </w:tblBorders>
+          <w:shd w:val="clear" w:color="auto" w:fill="auto"/>
+          <w:tblCellMar>
+            <w:top w:w="0" w:type="dxa"/>
+            <w:left w:w="108" w:type="dxa"/>
+            <w:bottom w:w="0" w:type="dxa"/>
+            <w:right w:w="108" w:type="dxa"/>
+          </w:tblCellMar>
+        </w:tblPrEx>
+        <w:trPr>
+          <w:trHeight w:val="493" w:hRule="atLeast"/>
+        </w:trPr>
+        <w:tc>
+          <w:tcPr>
+            <w:tcW w:w="1615" w:type="dxa"/>
+            <w:tcBorders>
+              <w:top w:val="single" w:color="000000" w:sz="4" w:space="0"/>
+              <w:left w:val="single" w:color="000000" w:sz="4" w:space="0"/>
+              <w:bottom w:val="single" w:color="000000" w:sz="4" w:space="0"/>
+              <w:right w:val="single" w:color="000000" w:sz="4" w:space="0"/>
+            </w:tcBorders>
+            <w:shd w:val="clear" w:color="auto" w:fill="C0C0C0"/>
+            <w:vAlign w:val="center"/>
+          </w:tcPr>
+          <w:p>
+            <w:pPr>
+              <w:keepNext w:val="0"/>
+              <w:keepLines w:val="0"/>
+              <w:widowControl/>
+              <w:suppressLineNumbers w:val="0"/>
+              <w:jc w:val="center"/>
+              <w:textAlignment w:val="center"/>
+              <w:rPr>
+                <w:rFonts w:ascii="楷体_GB2312" w:hAnsi="宋体" w:eastAsia="楷体_GB2312" w:cs="楷体_GB2312"/>
+                <w:b/>
+                <w:bCs/>
+                <w:i w:val="0"/>
+                <w:iCs w:val="0"/>
+                <w:color w:val="000000"/>
+                <w:sz w:val="22"/>
+                <w:szCs w:val="22"/>
+                <w:u w:val="none"/>
+              </w:rPr>
+            </w:pPr>
+            <w:r>
+              <w:rPr>
+                <w:rFonts w:hint="default" w:ascii="楷体_GB2312" w:hAnsi="宋体" w:eastAsia="楷体_GB2312" w:cs="楷体_GB2312"/>
+                <w:b/>
+                <w:bCs/>
+                <w:i w:val="0"/>
+                <w:iCs w:val="0"/>
+                <w:snapToGrid w:val="0"/>
+                <w:color w:val="000000"/>
+                <w:kern w:val="0"/>
+                <w:sz w:val="22"/>
+                <w:szCs w:val="22"/>
+                <w:u w:val="none"/>
+                <w:lang w:val="en-US" w:eastAsia="zh-CN" w:bidi="ar"/>
+              </w:rPr>
+              <w:t>KPI</w:t>
+            </w:r>
+          </w:p>
+        </w:tc>
+        <w:tc>
+          <w:tcPr>
+            <w:tcW w:w="1272" w:type="dxa"/>
+            <w:tcBorders>
+              <w:top w:val="single" w:color="000000" w:sz="4" w:space="0"/>
+              <w:left w:val="single" w:color="000000" w:sz="4" w:space="0"/>
+              <w:bottom w:val="single" w:color="000000" w:sz="4" w:space="0"/>
+              <w:right w:val="single" w:color="000000" w:sz="4" w:space="0"/>
+            </w:tcBorders>
+            <w:shd w:val="clear" w:color="auto" w:fill="C0C0C0"/>
+            <w:vAlign w:val="center"/>
+          </w:tcPr>
+          <w:p>
+            <w:pPr>
+              <w:keepNext w:val="0"/>
+              <w:keepLines w:val="0"/>
+              <w:widowControl/>
+              <w:suppressLineNumbers w:val="0"/>
+              <w:jc w:val="center"/>
+              <w:textAlignment w:val="center"/>
+              <w:rPr>
+                <w:rFonts w:hint="default" w:ascii="楷体_GB2312" w:hAnsi="宋体" w:eastAsia="楷体_GB2312" w:cs="楷体_GB2312"/>
+                <w:b/>
+                <w:bCs/>
+                <w:i w:val="0"/>
+                <w:iCs w:val="0"/>
+                <w:color w:val="000000"/>
+                <w:sz w:val="22"/>
+                <w:szCs w:val="22"/>
+                <w:u w:val="none"/>
+              </w:rPr>
+            </w:pPr>
+            <w:r>
+              <w:rPr>
+                <w:rFonts w:hint="default" w:ascii="楷体_GB2312" w:hAnsi="宋体" w:eastAsia="楷体_GB2312" w:cs="楷体_GB2312"/>
+                <w:b/>
+                <w:bCs/>
+                <w:i w:val="0"/>
+                <w:iCs w:val="0"/>
+                <w:snapToGrid w:val="0"/>
+                <w:color w:val="000000"/>
+                <w:kern w:val="0"/>
+                <w:sz w:val="22"/>
+                <w:szCs w:val="22"/>
+                <w:u w:val="none"/>
+                <w:lang w:val="en-US" w:eastAsia="zh-CN" w:bidi="ar"/>
+              </w:rPr>
+              <w:t>目标值</w:t>
+            </w:r>
+          </w:p>
+        </w:tc>
+        <w:tc>
+          <w:tcPr>
+            <w:tcW w:w="4691" w:type="dxa"/>
+            <w:tcBorders>
+              <w:top w:val="single" w:color="000000" w:sz="4" w:space="0"/>
+              <w:left w:val="single" w:color="000000" w:sz="4" w:space="0"/>
+              <w:bottom w:val="single" w:color="000000" w:sz="4" w:space="0"/>
+              <w:right w:val="single" w:color="000000" w:sz="4" w:space="0"/>
+            </w:tcBorders>
+            <w:shd w:val="clear" w:color="auto" w:fill="C0C0C0"/>
+            <w:vAlign w:val="center"/>
+          </w:tcPr>
+          <w:p>
+            <w:pPr>
+              <w:keepNext w:val="0"/>
+              <w:keepLines w:val="0"/>
+              <w:widowControl/>
+              <w:suppressLineNumbers w:val="0"/>
+              <w:jc w:val="center"/>
+              <w:textAlignment w:val="center"/>
+              <w:rPr>
+                <w:rFonts w:hint="default" w:ascii="楷体_GB2312" w:hAnsi="宋体" w:eastAsia="楷体_GB2312" w:cs="楷体_GB2312"/>
+                <w:b/>
+                <w:bCs/>
+                <w:i w:val="0"/>
+                <w:iCs w:val="0"/>
+                <w:color w:val="000000"/>
+                <w:sz w:val="22"/>
+                <w:szCs w:val="22"/>
+                <w:u w:val="none"/>
+              </w:rPr>
+            </w:pPr>
+            <w:r>
+              <w:rPr>
+                <w:rFonts w:hint="default" w:ascii="楷体_GB2312" w:hAnsi="宋体" w:eastAsia="楷体_GB2312" w:cs="楷体_GB2312"/>
+                <w:b/>
+                <w:bCs/>
+                <w:i w:val="0"/>
+                <w:iCs w:val="0"/>
+                <w:snapToGrid w:val="0"/>
+                <w:color w:val="000000"/>
+                <w:kern w:val="0"/>
+                <w:sz w:val="22"/>
+                <w:szCs w:val="22"/>
+                <w:u w:val="none"/>
+                <w:lang w:val="en-US" w:eastAsia="zh-CN" w:bidi="ar"/>
+              </w:rPr>
+              <w:t>计算公式/方法</w:t>
+            </w:r>
+          </w:p>
+        </w:tc>
+        <w:tc>
+          <w:tcPr>
+            <w:tcW w:w="926" w:type="dxa"/>
+            <w:tcBorders>
+              <w:top w:val="single" w:color="000000" w:sz="4" w:space="0"/>
+              <w:left w:val="single" w:color="000000" w:sz="4" w:space="0"/>
+              <w:bottom w:val="single" w:color="000000" w:sz="4" w:space="0"/>
+              <w:right w:val="single" w:color="000000" w:sz="4" w:space="0"/>
+            </w:tcBorders>
+            <w:shd w:val="clear" w:color="auto" w:fill="C0C0C0"/>
+            <w:vAlign w:val="center"/>
+          </w:tcPr>
+          <w:p>
+            <w:pPr>
+              <w:keepNext w:val="0"/>
+              <w:keepLines w:val="0"/>
+              <w:widowControl/>
+              <w:suppressLineNumbers w:val="0"/>
+              <w:jc w:val="center"/>
+              <w:textAlignment w:val="center"/>
+              <w:rPr>
+                <w:rFonts w:hint="default" w:ascii="楷体_GB2312" w:hAnsi="宋体" w:eastAsia="楷体_GB2312" w:cs="楷体_GB2312"/>
+                <w:b/>
+                <w:bCs/>
+                <w:i w:val="0"/>
+                <w:iCs w:val="0"/>
+                <w:color w:val="000000"/>
+                <w:sz w:val="22"/>
+                <w:szCs w:val="22"/>
+                <w:u w:val="none"/>
+              </w:rPr>
+            </w:pPr>
+            <w:r>
+              <w:rPr>
+                <w:rFonts w:hint="default" w:ascii="楷体_GB2312" w:hAnsi="宋体" w:eastAsia="楷体_GB2312" w:cs="楷体_GB2312"/>
+                <w:b/>
+                <w:bCs/>
+                <w:i w:val="0"/>
+                <w:iCs w:val="0"/>
+                <w:snapToGrid w:val="0"/>
+                <w:color w:val="000000"/>
+                <w:kern w:val="0"/>
+                <w:sz w:val="22"/>
+                <w:szCs w:val="22"/>
+                <w:u w:val="none"/>
+                <w:lang w:val="en-US" w:eastAsia="zh-CN" w:bidi="ar"/>
+              </w:rPr>
+              <w:t>频度</w:t>
+            </w:r>
+          </w:p>
+        </w:tc>
+      </w:tr>
+      <w:tr>
+        <w:tblPrEx>
+          <w:tblBorders>
+            <w:top w:val="none" w:color="auto" w:sz="0" w:space="0"/>
+            <w:left w:val="none" w:color="auto" w:sz="0" w:space="0"/>
+            <w:bottom w:val="none" w:color="auto" w:sz="0" w:space="0"/>
+            <w:right w:val="none" w:color="auto" w:sz="0" w:space="0"/>
+            <w:insideH w:val="none" w:color="auto" w:sz="0" w:space="0"/>
+            <w:insideV w:val="none" w:color="auto" w:sz="0" w:space="0"/>
+          </w:tblBorders>
+          <w:tblCellMar>
+            <w:top w:w="0" w:type="dxa"/>
+            <w:left w:w="108" w:type="dxa"/>
+            <w:bottom w:w="0" w:type="dxa"/>
+            <w:right w:w="108" w:type="dxa"/>
+          </w:tblCellMar>
+        </w:tblPrEx>
+        <w:trPr>
+          <w:trHeight w:val="493" w:hRule="atLeast"/>
+        </w:trPr>
+        <w:tc>
+          <w:tcPr>
+            <w:tcW w:w="1615" w:type="dxa"/>
+            <w:tcBorders>
+              <w:top w:val="single" w:color="000000" w:sz="4" w:space="0"/>
+              <w:left w:val="single" w:color="000000" w:sz="4" w:space="0"/>
+              <w:bottom w:val="single" w:color="000000" w:sz="4" w:space="0"/>
+              <w:right w:val="single" w:color="000000" w:sz="4" w:space="0"/>
+            </w:tcBorders>
+            <w:shd w:val="clear" w:color="auto" w:fill="auto"/>
+            <w:vAlign w:val="center"/>
+          </w:tcPr>
+          <w:p>
+            <w:pPr>
+              <w:keepNext w:val="0"/>
+              <w:keepLines w:val="0"/>
+              <w:widowControl/>
+              <w:suppressLineNumbers w:val="0"/>
+              <w:jc w:val="left"/>
+              <w:textAlignment w:val="center"/>
+              <w:rPr>
+                <w:rFonts w:hint="default" w:ascii="楷体_GB2312" w:hAnsi="宋体" w:eastAsia="楷体_GB2312" w:cs="楷体_GB2312"/>
+                <w:b/>
+                <w:bCs/>
+                <w:i w:val="0"/>
+                <w:iCs w:val="0"/>
+                <w:snapToGrid w:val="0"/>
+                <w:color w:val="000000"/>
+                <w:kern w:val="0"/>
+                <w:sz w:val="22"/>
+                <w:szCs w:val="22"/>
+                <w:u w:val="none"/>
+                <w:lang w:val="en-US" w:eastAsia="zh-CN" w:bidi="ar"/>
+              </w:rPr>
+            </w:pPr>
+            <w:r>
+              <w:rPr>
+                <w:rFonts w:hint="eastAsia" w:ascii="宋体" w:hAnsi="宋体" w:eastAsia="宋体" w:cs="宋体"/>
+                <w:i w:val="0"/>
+                <w:iCs w:val="0"/>
+                <w:snapToGrid w:val="0"/>
+                <w:color w:val="000000"/>
+                <w:kern w:val="0"/>
+                <w:sz w:val="21"/>
+                <w:szCs w:val="21"/>
+                <w:u w:val="none"/>
+                <w:lang w:val="en-US" w:eastAsia="zh-CN" w:bidi="ar"/>
+              </w:rPr>
+              <w:t>新增知识条目</w:t>
+            </w:r>
+          </w:p>
+        </w:tc>
+        <w:tc>
+          <w:tcPr>
+            <w:tcW w:w="1272" w:type="dxa"/>
+            <w:tcBorders>
+              <w:top w:val="single" w:color="000000" w:sz="4" w:space="0"/>
+              <w:left w:val="single" w:color="000000" w:sz="4" w:space="0"/>
+              <w:bottom w:val="single" w:color="000000" w:sz="4" w:space="0"/>
+              <w:right w:val="single" w:color="000000" w:sz="4" w:space="0"/>
+            </w:tcBorders>
+            <w:shd w:val="clear" w:color="auto" w:fill="auto"/>
+            <w:vAlign w:val="center"/>
+          </w:tcPr>
+          <w:p>
+            <w:pPr>
+              <w:keepNext w:val="0"/>
+              <w:keepLines w:val="0"/>
+              <w:widowControl/>
+              <w:suppressLineNumbers w:val="0"/>
+              <w:jc w:val="left"/>
+              <w:textAlignment w:val="center"/>
+              <w:rPr>
+                <w:rFonts w:hint="default" w:ascii="楷体_GB2312" w:hAnsi="宋体" w:eastAsia="楷体_GB2312" w:cs="楷体_GB2312"/>
+                <w:b/>
+                <w:bCs/>
+                <w:i w:val="0"/>
+                <w:iCs w:val="0"/>
+                <w:snapToGrid w:val="0"/>
+                <w:color w:val="000000"/>
+                <w:kern w:val="0"/>
+                <w:sz w:val="22"/>
+                <w:szCs w:val="22"/>
+                <w:u w:val="none"/>
+                <w:lang w:val="en-US" w:eastAsia="zh-CN" w:bidi="ar"/>
+              </w:rPr>
+            </w:pPr>
+            <w:r>
+              <w:rPr>
+                <w:rFonts w:hint="eastAsia" w:ascii="宋体" w:hAnsi="宋体" w:eastAsia="宋体" w:cs="宋体"/>
+                <w:i w:val="0"/>
+                <w:iCs w:val="0"/>
+                <w:snapToGrid w:val="0"/>
+                <w:color w:val="000000"/>
+                <w:kern w:val="0"/>
+                <w:sz w:val="21"/>
+                <w:szCs w:val="21"/>
+                <w:u w:val="none"/>
+                <w:lang w:val="en-US" w:eastAsia="zh-CN" w:bidi="ar"/>
+              </w:rPr>
+              <w:t>≥10条</w:t>
+            </w:r>
+          </w:p>
+        </w:tc>
+        <w:tc>
+          <w:tcPr>
+            <w:tcW w:w="4691" w:type="dxa"/>
+            <w:tcBorders>
+              <w:top w:val="single" w:color="000000" w:sz="4" w:space="0"/>
+              <w:left w:val="single" w:color="000000" w:sz="4" w:space="0"/>
+              <w:bottom w:val="single" w:color="000000" w:sz="4" w:space="0"/>
+              <w:right w:val="single" w:color="000000" w:sz="4" w:space="0"/>
+            </w:tcBorders>
+            <w:shd w:val="clear" w:color="auto" w:fill="auto"/>
+            <w:vAlign w:val="center"/>
+          </w:tcPr>
+          <w:p>
+            <w:pPr>
+              <w:keepNext w:val="0"/>
+              <w:keepLines w:val="0"/>
+              <w:widowControl/>
+              <w:suppressLineNumbers w:val="0"/>
+              <w:jc w:val="left"/>
+              <w:textAlignment w:val="center"/>
+              <w:rPr>
+                <w:rFonts w:hint="default" w:ascii="楷体_GB2312" w:hAnsi="宋体" w:eastAsia="楷体_GB2312" w:cs="楷体_GB2312"/>
+                <w:b/>
+                <w:bCs/>
+                <w:i w:val="0"/>
+                <w:iCs w:val="0"/>
+                <w:snapToGrid w:val="0"/>
+                <w:color w:val="000000"/>
+                <w:kern w:val="0"/>
+                <w:sz w:val="22"/>
+                <w:szCs w:val="22"/>
+                <w:u w:val="none"/>
+                <w:lang w:val="en-US" w:eastAsia="zh-CN" w:bidi="ar"/>
+              </w:rPr>
+            </w:pPr>
+            <w:r>
+              <w:rPr>
+                <w:rFonts w:hint="eastAsia" w:ascii="宋体" w:hAnsi="宋体" w:eastAsia="宋体" w:cs="宋体"/>
+                <w:i w:val="0"/>
+                <w:iCs w:val="0"/>
+                <w:snapToGrid w:val="0"/>
+                <w:color w:val="000000"/>
+                <w:kern w:val="0"/>
+                <w:sz w:val="21"/>
+                <w:szCs w:val="21"/>
+                <w:u w:val="none"/>
+                <w:lang w:val="en-US" w:eastAsia="zh-CN" w:bidi="ar"/>
+              </w:rPr>
+              <w:t>统计知</w:t>
+            </w:r>
+            <w:bookmarkStart w:id="2" w:name="_GoBack"/>
+            <w:bookmarkEnd w:id="2"/>
+            <w:r>
+              <w:rPr>
+                <w:rFonts w:hint="eastAsia" w:ascii="宋体" w:hAnsi="宋体" w:eastAsia="宋体" w:cs="宋体"/>
+                <w:i w:val="0"/>
+                <w:iCs w:val="0"/>
+                <w:snapToGrid w:val="0"/>
+                <w:color w:val="000000"/>
+                <w:kern w:val="0"/>
+                <w:sz w:val="21"/>
+                <w:szCs w:val="21"/>
+                <w:u w:val="none"/>
+                <w:lang w:val="en-US" w:eastAsia="zh-CN" w:bidi="ar"/>
+              </w:rPr>
+              <w:t>识库中新增知识条目</w:t>
+            </w:r>
+          </w:p>
+        </w:tc>
+        <w:tc>
+          <w:tcPr>
+            <w:tcW w:w="926" w:type="dxa"/>
+            <w:tcBorders>
+              <w:top w:val="single" w:color="000000" w:sz="4" w:space="0"/>
+              <w:left w:val="single" w:color="000000" w:sz="4" w:space="0"/>
+              <w:bottom w:val="single" w:color="000000" w:sz="4" w:space="0"/>
+              <w:right w:val="single" w:color="000000" w:sz="4" w:space="0"/>
+            </w:tcBorders>
+            <w:shd w:val="clear" w:color="auto" w:fill="auto"/>
+            <w:vAlign w:val="center"/>
+          </w:tcPr>
+          <w:p>
+            <w:pPr>
+              <w:keepNext w:val="0"/>
+              <w:keepLines w:val="0"/>
+              <w:widowControl/>
+              <w:suppressLineNumbers w:val="0"/>
+              <w:jc w:val="left"/>
+              <w:textAlignment w:val="center"/>
+              <w:rPr>
+                <w:rFonts w:hint="default" w:ascii="楷体_GB2312" w:hAnsi="宋体" w:eastAsia="楷体_GB2312" w:cs="楷体_GB2312"/>
+                <w:b/>
+                <w:bCs/>
+                <w:i w:val="0"/>
+                <w:iCs w:val="0"/>
+                <w:snapToGrid w:val="0"/>
+                <w:color w:val="000000"/>
+                <w:kern w:val="0"/>
+                <w:sz w:val="22"/>
+                <w:szCs w:val="22"/>
+                <w:u w:val="none"/>
+                <w:lang w:val="en-US" w:eastAsia="zh-CN" w:bidi="ar"/>
+              </w:rPr>
+            </w:pPr>
+            <w:r>
+              <w:rPr>
+                <w:rFonts w:hint="eastAsia" w:ascii="宋体" w:hAnsi="宋体" w:eastAsia="宋体" w:cs="宋体"/>
+                <w:i w:val="0"/>
+                <w:iCs w:val="0"/>
+                <w:snapToGrid w:val="0"/>
+                <w:color w:val="000000"/>
+                <w:kern w:val="0"/>
+                <w:sz w:val="21"/>
+                <w:szCs w:val="21"/>
+                <w:u w:val="none"/>
+                <w:lang w:val="en-US" w:eastAsia="zh-CN" w:bidi="ar"/>
+              </w:rPr>
+              <w:t>季度</w:t>
+            </w:r>
+          </w:p>
+        </w:tc>
+      </w:tr>
+    </w:tbl>
     <w:p>
       <w:pPr>
         <w:pStyle w:val="28"/>

--- a/8.资源管理/1.流程制度规范类文件/JXTX-08-04-服务知识管理制度.docx
+++ b/8.资源管理/1.流程制度规范类文件/JXTX-08-04-服务知识管理制度.docx
@@ -1,10 +1,11 @@
 
 <file path=word/document.xml><?xml version="1.0" encoding="utf-8"?>
-<w:document xmlns:wpc="http://schemas.microsoft.com/office/word/2010/wordprocessingCanvas" xmlns:mc="http://schemas.openxmlformats.org/markup-compatibility/2006" xmlns:o="urn:schemas-microsoft-com:office:office" xmlns:r="http://schemas.openxmlformats.org/officeDocument/2006/relationships" xmlns:m="http://schemas.openxmlformats.org/officeDocument/2006/math" xmlns:v="urn:schemas-microsoft-com:vml" xmlns:wp14="http://schemas.microsoft.com/office/word/2010/wordprocessingDrawing" xmlns:wp="http://schemas.openxmlformats.org/drawingml/2006/wordprocessingDrawing" xmlns:w="http://schemas.openxmlformats.org/wordprocessingml/2006/main" xmlns:w14="http://schemas.microsoft.com/office/word/2010/wordml" xmlns:w10="urn:schemas-microsoft-com:office:word" xmlns:w15="http://schemas.microsoft.com/office/word/2012/wordml" xmlns:wpg="http://schemas.microsoft.com/office/word/2010/wordprocessingGroup" xmlns:wpi="http://schemas.microsoft.com/office/word/2010/wordprocessingInk" xmlns:wne="http://schemas.microsoft.com/office/word/2006/wordml" xmlns:wps="http://schemas.microsoft.com/office/word/2010/wordprocessingShape" xmlns:wpsCustomData="http://www.wps.cn/officeDocument/2013/wpsCustomData" mc:Ignorable="w14 w15 wp14">
+<w:document xmlns:wpc="http://schemas.microsoft.com/office/word/2010/wordprocessingCanvas" xmlns:mc="http://schemas.openxmlformats.org/markup-compatibility/2006" xmlns:o="urn:schemas-microsoft-com:office:office" xmlns:r="http://schemas.openxmlformats.org/officeDocument/2006/relationships" xmlns:m="http://schemas.openxmlformats.org/officeDocument/2006/math" xmlns:v="urn:schemas-microsoft-com:vml" xmlns:wp14="http://schemas.microsoft.com/office/word/2010/wordprocessingDrawing" xmlns:wp="http://schemas.openxmlformats.org/drawingml/2006/wordprocessingDrawing" xmlns:w10="urn:schemas-microsoft-com:office:word" xmlns:w="http://schemas.openxmlformats.org/wordprocessingml/2006/main" xmlns:w14="http://schemas.microsoft.com/office/word/2010/wordml" xmlns:w15="http://schemas.microsoft.com/office/word/2012/wordml" xmlns:wne="http://schemas.microsoft.com/office/word/2006/wordml" xmlns:wpg="http://schemas.microsoft.com/office/word/2010/wordprocessingGroup" xmlns:wpi="http://schemas.microsoft.com/office/word/2010/wordprocessingInk" xmlns:wps="http://schemas.microsoft.com/office/word/2010/wordprocessingShape" mc:Ignorable="w14 w15 wp14">
+  <!-- Generated by Aspose.Words for .NET 13.3.0.1 -->
   <w:body>
     <w:p>
       <w:pPr>
-        <w:pStyle w:val="24"/>
+        <w:pStyle w:val="a"/>
         <w:keepNext w:val="0"/>
         <w:keepLines w:val="0"/>
         <w:pageBreakBefore w:val="0"/>
@@ -24,7 +25,7 @@
       <w:bookmarkStart w:id="0" w:name="_Toc10350"/>
       <w:r>
         <w:drawing>
-          <wp:anchor distT="0" distB="0" distL="114300" distR="114300" simplePos="0" relativeHeight="251661312" behindDoc="1" locked="0" layoutInCell="1" allowOverlap="1">
+          <wp:anchor distT="0" distB="0" distL="114300" distR="114300" simplePos="0" relativeHeight="251660288" behindDoc="1" locked="0" layoutInCell="1" allowOverlap="1">
             <wp:simplePos x="0" y="0"/>
             <wp:positionH relativeFrom="column">
               <wp:posOffset>-19050</wp:posOffset>
@@ -49,7 +50,7 @@
                     </pic:cNvPicPr>
                   </pic:nvPicPr>
                   <pic:blipFill>
-                    <a:blip r:embed="rId7"/>
+                    <a:blip xmlns:r="http://schemas.openxmlformats.org/officeDocument/2006/relationships" r:embed="rId4"/>
                     <a:stretch>
                       <a:fillRect/>
                     </a:stretch>
@@ -75,7 +76,7 @@
       </w:r>
       <w:r>
         <w:drawing>
-          <wp:anchor distT="0" distB="0" distL="114300" distR="114300" simplePos="0" relativeHeight="251660288" behindDoc="1" locked="0" layoutInCell="1" allowOverlap="1">
+          <wp:anchor distT="0" distB="0" distL="114300" distR="114300" simplePos="0" relativeHeight="251659264" behindDoc="1" locked="0" layoutInCell="1" allowOverlap="1">
             <wp:simplePos x="0" y="0"/>
             <wp:positionH relativeFrom="column">
               <wp:posOffset>0</wp:posOffset>
@@ -100,7 +101,7 @@
                     </pic:cNvPicPr>
                   </pic:nvPicPr>
                   <pic:blipFill>
-                    <a:blip r:embed="rId8"/>
+                    <a:blip xmlns:r="http://schemas.openxmlformats.org/officeDocument/2006/relationships" r:embed="rId5"/>
                     <a:stretch>
                       <a:fillRect/>
                     </a:stretch>
@@ -130,7 +131,7 @@
           <w:lang w:val="en-US" w:eastAsia="zh-CN"/>
         </w:rPr>
         <w:drawing>
-          <wp:anchor distT="0" distB="0" distL="114300" distR="114300" simplePos="0" relativeHeight="251659264" behindDoc="1" locked="0" layoutInCell="1" allowOverlap="1">
+          <wp:anchor distT="0" distB="0" distL="114300" distR="114300" simplePos="0" relativeHeight="251658240" behindDoc="1" locked="0" layoutInCell="1" allowOverlap="1">
             <wp:simplePos x="0" y="0"/>
             <wp:positionH relativeFrom="column">
               <wp:posOffset>635</wp:posOffset>
@@ -155,7 +156,7 @@
                     </pic:cNvPicPr>
                   </pic:nvPicPr>
                   <pic:blipFill>
-                    <a:blip r:embed="rId9">
+                    <a:blip xmlns:r="http://schemas.openxmlformats.org/officeDocument/2006/relationships" r:embed="rId6">
                       <a:alphaModFix amt="58000"/>
                       <a:lum contrast="-52000"/>
                     </a:blip>
@@ -189,7 +190,7 @@
     </w:p>
     <w:p>
       <w:pPr>
-        <w:pStyle w:val="25"/>
+        <w:pStyle w:val="a0"/>
         <w:keepNext w:val="0"/>
         <w:keepLines w:val="0"/>
         <w:pageBreakBefore w:val="0"/>
@@ -236,11 +237,11 @@
         <w:adjustRightInd w:val="0"/>
         <w:snapToGrid w:val="0"/>
         <w:spacing w:after="624" w:afterLines="200" w:line="219" w:lineRule="auto"/>
-        <w:ind w:left="0" w:leftChars="0" w:right="0" w:rightChars="0" w:firstLine="0" w:firstLineChars="0"/>
+        <w:ind w:left="0" w:right="0" w:firstLine="0" w:leftChars="0" w:rightChars="0" w:firstLineChars="0"/>
         <w:jc w:val="center"/>
         <w:textAlignment w:val="baseline"/>
         <w:rPr>
-          <w:rFonts w:hint="eastAsia" w:ascii="宋体" w:hAnsi="宋体" w:eastAsia="宋体" w:cs="宋体"/>
+          <w:rFonts w:ascii="宋体" w:eastAsia="宋体" w:hAnsi="宋体" w:cs="宋体" w:hint="eastAsia"/>
           <w:sz w:val="24"/>
           <w:szCs w:val="24"/>
           <w:lang w:val="en-US" w:eastAsia="zh-CN"/>
@@ -248,7 +249,7 @@
       </w:pPr>
       <w:r>
         <w:rPr>
-          <w:rFonts w:ascii="宋体" w:hAnsi="宋体" w:eastAsia="宋体" w:cs="宋体"/>
+          <w:rFonts w:ascii="宋体" w:eastAsia="宋体" w:hAnsi="宋体" w:cs="宋体"/>
           <w:b/>
           <w:bCs/>
           <w:spacing w:val="-3"/>
@@ -259,7 +260,7 @@
       </w:r>
       <w:r>
         <w:rPr>
-          <w:rFonts w:hint="eastAsia" w:ascii="宋体" w:hAnsi="宋体" w:eastAsia="宋体" w:cs="宋体"/>
+          <w:rFonts w:ascii="宋体" w:eastAsia="宋体" w:hAnsi="宋体" w:cs="宋体" w:hint="eastAsia"/>
           <w:b/>
           <w:bCs/>
           <w:spacing w:val="-3"/>
@@ -271,7 +272,7 @@
       </w:r>
       <w:r>
         <w:rPr>
-          <w:rFonts w:ascii="宋体" w:hAnsi="宋体" w:eastAsia="宋体" w:cs="宋体"/>
+          <w:rFonts w:ascii="宋体" w:eastAsia="宋体" w:hAnsi="宋体" w:cs="宋体"/>
           <w:b/>
           <w:bCs/>
           <w:spacing w:val="-3"/>
@@ -282,7 +283,7 @@
       </w:r>
       <w:r>
         <w:rPr>
-          <w:rFonts w:hint="eastAsia" w:ascii="宋体" w:hAnsi="宋体" w:cs="宋体"/>
+          <w:rFonts w:ascii="宋体" w:hAnsi="宋体" w:cs="宋体" w:hint="eastAsia"/>
           <w:b/>
           <w:bCs/>
           <w:spacing w:val="-3"/>
@@ -294,7 +295,7 @@
       </w:r>
       <w:r>
         <w:rPr>
-          <w:rFonts w:ascii="宋体" w:hAnsi="宋体" w:eastAsia="宋体" w:cs="宋体"/>
+          <w:rFonts w:ascii="宋体" w:eastAsia="宋体" w:hAnsi="宋体" w:cs="宋体"/>
           <w:b/>
           <w:bCs/>
           <w:spacing w:val="-3"/>
@@ -305,7 +306,7 @@
       </w:r>
       <w:r>
         <w:rPr>
-          <w:rFonts w:hint="eastAsia" w:ascii="宋体" w:hAnsi="宋体" w:cs="宋体"/>
+          <w:rFonts w:ascii="宋体" w:hAnsi="宋体" w:cs="宋体" w:hint="eastAsia"/>
           <w:b/>
           <w:bCs/>
           <w:spacing w:val="-3"/>
@@ -318,18 +319,17 @@
     </w:p>
     <w:tbl>
       <w:tblPr>
-        <w:tblStyle w:val="21"/>
+        <w:tblStyle w:val="TableGrid"/>
         <w:tblW w:w="0" w:type="auto"/>
         <w:jc w:val="center"/>
         <w:tblBorders>
-          <w:top w:val="none" w:color="auto" w:sz="0" w:space="0"/>
-          <w:left w:val="none" w:color="auto" w:sz="0" w:space="0"/>
-          <w:bottom w:val="none" w:color="auto" w:sz="0" w:space="0"/>
-          <w:right w:val="none" w:color="auto" w:sz="0" w:space="0"/>
-          <w:insideH w:val="none" w:color="auto" w:sz="0" w:space="0"/>
-          <w:insideV w:val="none" w:color="auto" w:sz="0" w:space="0"/>
+          <w:top w:val="nil"/>
+          <w:left w:val="nil"/>
+          <w:bottom w:val="nil"/>
+          <w:right w:val="nil"/>
+          <w:insideH w:val="nil"/>
+          <w:insideV w:val="nil"/>
         </w:tblBorders>
-        <w:tblLayout w:type="autofit"/>
         <w:tblCellMar>
           <w:top w:w="0" w:type="dxa"/>
           <w:left w:w="108" w:type="dxa"/>
@@ -343,13 +343,15 @@
       </w:tblGrid>
       <w:tr>
         <w:tblPrEx>
+          <w:tblW w:w="0" w:type="auto"/>
+          <w:jc w:val="center"/>
           <w:tblBorders>
-            <w:top w:val="none" w:color="auto" w:sz="0" w:space="0"/>
-            <w:left w:val="none" w:color="auto" w:sz="0" w:space="0"/>
-            <w:bottom w:val="none" w:color="auto" w:sz="0" w:space="0"/>
-            <w:right w:val="none" w:color="auto" w:sz="0" w:space="0"/>
-            <w:insideH w:val="none" w:color="auto" w:sz="0" w:space="0"/>
-            <w:insideV w:val="none" w:color="auto" w:sz="0" w:space="0"/>
+            <w:top w:val="nil"/>
+            <w:left w:val="nil"/>
+            <w:bottom w:val="nil"/>
+            <w:right w:val="nil"/>
+            <w:insideH w:val="nil"/>
+            <w:insideV w:val="nil"/>
           </w:tblBorders>
           <w:tblCellMar>
             <w:top w:w="0" w:type="dxa"/>
@@ -359,7 +361,7 @@
           </w:tblCellMar>
         </w:tblPrEx>
         <w:trPr>
-          <w:trHeight w:val="810" w:hRule="atLeast"/>
+          <w:trHeight w:val="810"/>
           <w:jc w:val="center"/>
         </w:trPr>
         <w:tc>
@@ -397,7 +399,7 @@
             </w:r>
             <w:r>
               <w:rPr>
-                <w:rFonts w:hint="default" w:asciiTheme="minorAscii" w:hAnsiTheme="minorAscii" w:eastAsiaTheme="minorEastAsia"/>
+                <w:rFonts w:asciiTheme="minorAscii" w:eastAsiaTheme="minorEastAsia" w:hAnsiTheme="minorAscii" w:hint="default"/>
                 <w:spacing w:val="227"/>
                 <w:sz w:val="21"/>
                 <w:vertAlign w:val="baseline"/>
@@ -451,7 +453,7 @@
             </w:r>
             <w:r>
               <w:rPr>
-                <w:rFonts w:hint="eastAsia" w:asciiTheme="minorAscii" w:hAnsiTheme="minorAscii" w:eastAsiaTheme="minorEastAsia"/>
+                <w:rFonts w:asciiTheme="minorAscii" w:eastAsiaTheme="minorEastAsia" w:hAnsiTheme="minorAscii" w:hint="eastAsia"/>
                 <w:spacing w:val="227"/>
                 <w:sz w:val="21"/>
                 <w:vertAlign w:val="baseline"/>
@@ -473,14 +475,8 @@
       </w:tr>
       <w:tr>
         <w:tblPrEx>
-          <w:tblBorders>
-            <w:top w:val="none" w:color="auto" w:sz="0" w:space="0"/>
-            <w:left w:val="none" w:color="auto" w:sz="0" w:space="0"/>
-            <w:bottom w:val="none" w:color="auto" w:sz="0" w:space="0"/>
-            <w:right w:val="none" w:color="auto" w:sz="0" w:space="0"/>
-            <w:insideH w:val="none" w:color="auto" w:sz="0" w:space="0"/>
-            <w:insideV w:val="none" w:color="auto" w:sz="0" w:space="0"/>
-          </w:tblBorders>
+          <w:tblW w:w="0" w:type="auto"/>
+          <w:jc w:val="center"/>
           <w:tblCellMar>
             <w:top w:w="0" w:type="dxa"/>
             <w:left w:w="108" w:type="dxa"/>
@@ -489,7 +485,7 @@
           </w:tblCellMar>
         </w:tblPrEx>
         <w:trPr>
-          <w:trHeight w:val="810" w:hRule="atLeast"/>
+          <w:trHeight w:val="810"/>
           <w:jc w:val="center"/>
         </w:trPr>
         <w:tc>
@@ -513,7 +509,7 @@
               <w:snapToGrid w:val="0"/>
               <w:textAlignment w:val="baseline"/>
               <w:rPr>
-                <w:rFonts w:hint="default" w:ascii="Arial" w:hAnsi="Arial" w:eastAsia="Arial" w:cs="Arial"/>
+                <w:rFonts w:ascii="Arial" w:eastAsia="Arial" w:hAnsi="Arial" w:cs="Arial" w:hint="default"/>
                 <w:snapToGrid w:val="0"/>
                 <w:color w:val="000000"/>
                 <w:kern w:val="0"/>
@@ -545,7 +541,7 @@
             </w:r>
             <w:r>
               <w:rPr>
-                <w:rFonts w:hint="default" w:asciiTheme="minorAscii" w:hAnsiTheme="minorAscii" w:eastAsiaTheme="minorEastAsia"/>
+                <w:rFonts w:asciiTheme="minorAscii" w:eastAsiaTheme="minorEastAsia" w:hAnsiTheme="minorAscii" w:hint="default"/>
                 <w:spacing w:val="227"/>
                 <w:sz w:val="21"/>
                 <w:vertAlign w:val="baseline"/>
@@ -598,7 +594,7 @@
               <w:snapToGrid w:val="0"/>
               <w:textAlignment w:val="baseline"/>
               <w:rPr>
-                <w:rFonts w:hint="default" w:ascii="Arial" w:hAnsi="Arial" w:eastAsia="Arial" w:cs="Arial"/>
+                <w:rFonts w:ascii="Arial" w:eastAsia="Arial" w:hAnsi="Arial" w:cs="Arial" w:hint="default"/>
                 <w:snapToGrid w:val="0"/>
                 <w:color w:val="000000"/>
                 <w:kern w:val="0"/>
@@ -618,7 +614,7 @@
             </w:r>
             <w:r>
               <w:rPr>
-                <w:rFonts w:hint="eastAsia" w:asciiTheme="minorAscii" w:hAnsiTheme="minorAscii" w:eastAsiaTheme="minorEastAsia"/>
+                <w:rFonts w:asciiTheme="minorAscii" w:eastAsiaTheme="minorEastAsia" w:hAnsiTheme="minorAscii" w:hint="eastAsia"/>
                 <w:spacing w:val="227"/>
                 <w:sz w:val="21"/>
                 <w:vertAlign w:val="baseline"/>
@@ -640,14 +636,8 @@
       </w:tr>
       <w:tr>
         <w:tblPrEx>
-          <w:tblBorders>
-            <w:top w:val="none" w:color="auto" w:sz="0" w:space="0"/>
-            <w:left w:val="none" w:color="auto" w:sz="0" w:space="0"/>
-            <w:bottom w:val="none" w:color="auto" w:sz="0" w:space="0"/>
-            <w:right w:val="none" w:color="auto" w:sz="0" w:space="0"/>
-            <w:insideH w:val="none" w:color="auto" w:sz="0" w:space="0"/>
-            <w:insideV w:val="none" w:color="auto" w:sz="0" w:space="0"/>
-          </w:tblBorders>
+          <w:tblW w:w="0" w:type="auto"/>
+          <w:jc w:val="center"/>
           <w:tblCellMar>
             <w:top w:w="0" w:type="dxa"/>
             <w:left w:w="108" w:type="dxa"/>
@@ -656,7 +646,7 @@
           </w:tblCellMar>
         </w:tblPrEx>
         <w:trPr>
-          <w:trHeight w:val="635" w:hRule="atLeast"/>
+          <w:trHeight w:val="635"/>
           <w:jc w:val="center"/>
         </w:trPr>
         <w:tc>
@@ -706,7 +696,7 @@
             </w:r>
             <w:r>
               <w:rPr>
-                <w:rFonts w:hint="eastAsia" w:asciiTheme="minorAscii" w:hAnsiTheme="minorAscii" w:eastAsiaTheme="minorEastAsia"/>
+                <w:rFonts w:asciiTheme="minorAscii" w:eastAsiaTheme="minorEastAsia" w:hAnsiTheme="minorAscii" w:hint="eastAsia"/>
                 <w:spacing w:val="227"/>
                 <w:sz w:val="21"/>
                 <w:vertAlign w:val="baseline"/>
@@ -759,7 +749,7 @@
             </w:r>
             <w:r>
               <w:rPr>
-                <w:rFonts w:hint="eastAsia" w:asciiTheme="minorAscii" w:hAnsiTheme="minorAscii" w:eastAsiaTheme="minorEastAsia"/>
+                <w:rFonts w:asciiTheme="minorAscii" w:eastAsiaTheme="minorEastAsia" w:hAnsiTheme="minorAscii" w:hint="eastAsia"/>
                 <w:spacing w:val="227"/>
                 <w:sz w:val="21"/>
                 <w:vertAlign w:val="baseline"/>
@@ -818,14 +808,14 @@
         <w:ind w:left="3634"/>
         <w:textAlignment w:val="baseline"/>
         <w:rPr>
-          <w:rFonts w:ascii="宋体" w:hAnsi="宋体" w:eastAsia="宋体" w:cs="宋体"/>
+          <w:rFonts w:ascii="宋体" w:eastAsia="宋体" w:hAnsi="宋体" w:cs="宋体"/>
           <w:sz w:val="31"/>
           <w:szCs w:val="31"/>
         </w:rPr>
       </w:pPr>
       <w:r>
         <w:rPr>
-          <w:rFonts w:ascii="宋体" w:hAnsi="宋体" w:eastAsia="宋体" w:cs="宋体"/>
+          <w:rFonts w:ascii="宋体" w:eastAsia="宋体" w:hAnsi="宋体" w:cs="宋体"/>
           <w:b/>
           <w:bCs/>
           <w:spacing w:val="4"/>
@@ -837,16 +827,16 @@
     </w:p>
     <w:tbl>
       <w:tblPr>
-        <w:tblStyle w:val="26"/>
+        <w:tblStyle w:val="TableNormal0"/>
         <w:tblW w:w="8214" w:type="dxa"/>
         <w:jc w:val="center"/>
         <w:tblBorders>
-          <w:top w:val="single" w:color="000000" w:sz="2" w:space="0"/>
-          <w:left w:val="single" w:color="000000" w:sz="2" w:space="0"/>
-          <w:bottom w:val="single" w:color="000000" w:sz="2" w:space="0"/>
-          <w:right w:val="single" w:color="000000" w:sz="2" w:space="0"/>
-          <w:insideH w:val="single" w:color="000000" w:sz="2" w:space="0"/>
-          <w:insideV w:val="single" w:color="000000" w:sz="2" w:space="0"/>
+          <w:top w:val="single" w:sz="2" w:space="0" w:color="000000"/>
+          <w:left w:val="single" w:sz="2" w:space="0" w:color="000000"/>
+          <w:bottom w:val="single" w:sz="2" w:space="0" w:color="000000"/>
+          <w:right w:val="single" w:sz="2" w:space="0" w:color="000000"/>
+          <w:insideH w:val="single" w:sz="2" w:space="0" w:color="000000"/>
+          <w:insideV w:val="single" w:sz="2" w:space="0" w:color="000000"/>
         </w:tblBorders>
         <w:tblLayout w:type="fixed"/>
         <w:tblCellMar>
@@ -866,14 +856,17 @@
       </w:tblGrid>
       <w:tr>
         <w:tblPrEx>
+          <w:tblW w:w="8214" w:type="dxa"/>
+          <w:jc w:val="center"/>
           <w:tblBorders>
-            <w:top w:val="single" w:color="000000" w:sz="2" w:space="0"/>
-            <w:left w:val="single" w:color="000000" w:sz="2" w:space="0"/>
-            <w:bottom w:val="single" w:color="000000" w:sz="2" w:space="0"/>
-            <w:right w:val="single" w:color="000000" w:sz="2" w:space="0"/>
-            <w:insideH w:val="single" w:color="000000" w:sz="2" w:space="0"/>
-            <w:insideV w:val="single" w:color="000000" w:sz="2" w:space="0"/>
+            <w:top w:val="single" w:sz="2" w:space="0" w:color="000000"/>
+            <w:left w:val="single" w:sz="2" w:space="0" w:color="000000"/>
+            <w:bottom w:val="single" w:sz="2" w:space="0" w:color="000000"/>
+            <w:right w:val="single" w:sz="2" w:space="0" w:color="000000"/>
+            <w:insideH w:val="single" w:sz="2" w:space="0" w:color="000000"/>
+            <w:insideV w:val="single" w:sz="2" w:space="0" w:color="000000"/>
           </w:tblBorders>
+          <w:tblLayout w:type="fixed"/>
           <w:tblCellMar>
             <w:top w:w="0" w:type="dxa"/>
             <w:left w:w="0" w:type="dxa"/>
@@ -882,7 +875,7 @@
           </w:tblCellMar>
         </w:tblPrEx>
         <w:trPr>
-          <w:trHeight w:val="593" w:hRule="atLeast"/>
+          <w:trHeight w:val="593"/>
           <w:jc w:val="center"/>
         </w:trPr>
         <w:tc>
@@ -904,18 +897,18 @@
               <w:adjustRightInd w:val="0"/>
               <w:snapToGrid w:val="0"/>
               <w:spacing w:before="176" w:line="228" w:lineRule="auto"/>
-              <w:ind w:left="0" w:leftChars="0" w:right="0" w:rightChars="0" w:firstLine="0" w:firstLineChars="0"/>
+              <w:ind w:left="0" w:right="0" w:firstLine="0" w:leftChars="0" w:rightChars="0" w:firstLineChars="0"/>
               <w:jc w:val="center"/>
               <w:textAlignment w:val="baseline"/>
               <w:rPr>
-                <w:rFonts w:ascii="宋体" w:hAnsi="宋体" w:eastAsia="宋体" w:cs="宋体"/>
+                <w:rFonts w:ascii="宋体" w:eastAsia="宋体" w:hAnsi="宋体" w:cs="宋体"/>
                 <w:sz w:val="20"/>
                 <w:szCs w:val="20"/>
               </w:rPr>
             </w:pPr>
             <w:r>
               <w:rPr>
-                <w:rFonts w:hint="eastAsia" w:ascii="宋体" w:hAnsi="宋体" w:cs="宋体"/>
+                <w:rFonts w:ascii="宋体" w:hAnsi="宋体" w:cs="宋体" w:hint="eastAsia"/>
                 <w:spacing w:val="-14"/>
                 <w:sz w:val="20"/>
                 <w:szCs w:val="20"/>
@@ -925,7 +918,7 @@
             </w:r>
             <w:r>
               <w:rPr>
-                <w:rFonts w:ascii="宋体" w:hAnsi="宋体" w:eastAsia="宋体" w:cs="宋体"/>
+                <w:rFonts w:ascii="宋体" w:eastAsia="宋体" w:hAnsi="宋体" w:cs="宋体"/>
                 <w:spacing w:val="-14"/>
                 <w:sz w:val="20"/>
                 <w:szCs w:val="20"/>
@@ -953,18 +946,18 @@
               <w:adjustRightInd w:val="0"/>
               <w:snapToGrid w:val="0"/>
               <w:spacing w:before="175" w:line="227" w:lineRule="auto"/>
-              <w:ind w:left="0" w:leftChars="0" w:right="0" w:rightChars="0" w:firstLine="0" w:firstLineChars="0"/>
+              <w:ind w:left="0" w:right="0" w:firstLine="0" w:leftChars="0" w:rightChars="0" w:firstLineChars="0"/>
               <w:jc w:val="center"/>
               <w:textAlignment w:val="baseline"/>
               <w:rPr>
-                <w:rFonts w:ascii="宋体" w:hAnsi="宋体" w:eastAsia="宋体" w:cs="宋体"/>
+                <w:rFonts w:ascii="宋体" w:eastAsia="宋体" w:hAnsi="宋体" w:cs="宋体"/>
                 <w:sz w:val="20"/>
                 <w:szCs w:val="20"/>
               </w:rPr>
             </w:pPr>
             <w:r>
               <w:rPr>
-                <w:rFonts w:ascii="宋体" w:hAnsi="宋体" w:eastAsia="宋体" w:cs="宋体"/>
+                <w:rFonts w:ascii="宋体" w:eastAsia="宋体" w:hAnsi="宋体" w:cs="宋体"/>
                 <w:spacing w:val="4"/>
                 <w:sz w:val="20"/>
                 <w:szCs w:val="20"/>
@@ -992,18 +985,18 @@
               <w:adjustRightInd w:val="0"/>
               <w:snapToGrid w:val="0"/>
               <w:spacing w:before="175" w:line="228" w:lineRule="auto"/>
-              <w:ind w:left="0" w:leftChars="0" w:right="0" w:rightChars="0" w:firstLine="0" w:firstLineChars="0"/>
+              <w:ind w:left="0" w:right="0" w:firstLine="0" w:leftChars="0" w:rightChars="0" w:firstLineChars="0"/>
               <w:jc w:val="center"/>
               <w:textAlignment w:val="baseline"/>
               <w:rPr>
-                <w:rFonts w:ascii="宋体" w:hAnsi="宋体" w:eastAsia="宋体" w:cs="宋体"/>
+                <w:rFonts w:ascii="宋体" w:eastAsia="宋体" w:hAnsi="宋体" w:cs="宋体"/>
                 <w:sz w:val="20"/>
                 <w:szCs w:val="20"/>
               </w:rPr>
             </w:pPr>
             <w:r>
               <w:rPr>
-                <w:rFonts w:ascii="宋体" w:hAnsi="宋体" w:eastAsia="宋体" w:cs="宋体"/>
+                <w:rFonts w:ascii="宋体" w:eastAsia="宋体" w:hAnsi="宋体" w:cs="宋体"/>
                 <w:spacing w:val="7"/>
                 <w:sz w:val="20"/>
                 <w:szCs w:val="20"/>
@@ -1031,11 +1024,11 @@
               <w:adjustRightInd w:val="0"/>
               <w:snapToGrid w:val="0"/>
               <w:spacing w:before="175" w:line="228" w:lineRule="auto"/>
-              <w:ind w:left="0" w:leftChars="0" w:right="0" w:rightChars="0" w:firstLine="0" w:firstLineChars="0"/>
+              <w:ind w:left="0" w:right="0" w:firstLine="0" w:leftChars="0" w:rightChars="0" w:firstLineChars="0"/>
               <w:jc w:val="center"/>
               <w:textAlignment w:val="baseline"/>
               <w:rPr>
-                <w:rFonts w:hint="eastAsia" w:ascii="宋体" w:hAnsi="宋体" w:eastAsia="宋体" w:cs="宋体"/>
+                <w:rFonts w:ascii="宋体" w:eastAsia="宋体" w:hAnsi="宋体" w:cs="宋体" w:hint="eastAsia"/>
                 <w:spacing w:val="7"/>
                 <w:sz w:val="20"/>
                 <w:szCs w:val="20"/>
@@ -1044,7 +1037,7 @@
             </w:pPr>
             <w:r>
               <w:rPr>
-                <w:rFonts w:hint="eastAsia" w:ascii="宋体" w:hAnsi="宋体" w:cs="宋体"/>
+                <w:rFonts w:ascii="宋体" w:hAnsi="宋体" w:cs="宋体" w:hint="eastAsia"/>
                 <w:spacing w:val="7"/>
                 <w:sz w:val="20"/>
                 <w:szCs w:val="20"/>
@@ -1073,11 +1066,11 @@
               <w:adjustRightInd w:val="0"/>
               <w:snapToGrid w:val="0"/>
               <w:spacing w:before="175" w:line="228" w:lineRule="auto"/>
-              <w:ind w:left="0" w:leftChars="0" w:right="0" w:rightChars="0" w:firstLine="0" w:firstLineChars="0"/>
+              <w:ind w:left="0" w:right="0" w:firstLine="0" w:leftChars="0" w:rightChars="0" w:firstLineChars="0"/>
               <w:jc w:val="center"/>
               <w:textAlignment w:val="baseline"/>
               <w:rPr>
-                <w:rFonts w:hint="default" w:ascii="宋体" w:hAnsi="宋体" w:cs="宋体"/>
+                <w:rFonts w:ascii="宋体" w:hAnsi="宋体" w:cs="宋体" w:hint="default"/>
                 <w:spacing w:val="7"/>
                 <w:sz w:val="20"/>
                 <w:szCs w:val="20"/>
@@ -1086,7 +1079,7 @@
             </w:pPr>
             <w:r>
               <w:rPr>
-                <w:rFonts w:hint="eastAsia" w:ascii="宋体" w:hAnsi="宋体" w:cs="宋体"/>
+                <w:rFonts w:ascii="宋体" w:hAnsi="宋体" w:cs="宋体" w:hint="eastAsia"/>
                 <w:spacing w:val="7"/>
                 <w:sz w:val="20"/>
                 <w:szCs w:val="20"/>
@@ -1115,18 +1108,18 @@
               <w:adjustRightInd w:val="0"/>
               <w:snapToGrid w:val="0"/>
               <w:spacing w:before="176" w:line="229" w:lineRule="auto"/>
-              <w:ind w:left="0" w:leftChars="0" w:right="0" w:rightChars="0" w:firstLine="0" w:firstLineChars="0"/>
+              <w:ind w:left="0" w:right="0" w:firstLine="0" w:leftChars="0" w:rightChars="0" w:firstLineChars="0"/>
               <w:jc w:val="center"/>
               <w:textAlignment w:val="baseline"/>
               <w:rPr>
-                <w:rFonts w:ascii="宋体" w:hAnsi="宋体" w:eastAsia="宋体" w:cs="宋体"/>
+                <w:rFonts w:ascii="宋体" w:eastAsia="宋体" w:hAnsi="宋体" w:cs="宋体"/>
                 <w:sz w:val="20"/>
                 <w:szCs w:val="20"/>
               </w:rPr>
             </w:pPr>
             <w:r>
               <w:rPr>
-                <w:rFonts w:ascii="宋体" w:hAnsi="宋体" w:eastAsia="宋体" w:cs="宋体"/>
+                <w:rFonts w:ascii="宋体" w:eastAsia="宋体" w:hAnsi="宋体" w:cs="宋体"/>
                 <w:spacing w:val="7"/>
                 <w:sz w:val="20"/>
                 <w:szCs w:val="20"/>
@@ -1138,14 +1131,9 @@
       </w:tr>
       <w:tr>
         <w:tblPrEx>
-          <w:tblBorders>
-            <w:top w:val="single" w:color="000000" w:sz="2" w:space="0"/>
-            <w:left w:val="single" w:color="000000" w:sz="2" w:space="0"/>
-            <w:bottom w:val="single" w:color="000000" w:sz="2" w:space="0"/>
-            <w:right w:val="single" w:color="000000" w:sz="2" w:space="0"/>
-            <w:insideH w:val="single" w:color="000000" w:sz="2" w:space="0"/>
-            <w:insideV w:val="single" w:color="000000" w:sz="2" w:space="0"/>
-          </w:tblBorders>
+          <w:tblW w:w="8214" w:type="dxa"/>
+          <w:jc w:val="center"/>
+          <w:tblLayout w:type="fixed"/>
           <w:tblCellMar>
             <w:top w:w="0" w:type="dxa"/>
             <w:left w:w="0" w:type="dxa"/>
@@ -1154,7 +1142,7 @@
           </w:tblCellMar>
         </w:tblPrEx>
         <w:trPr>
-          <w:trHeight w:val="516" w:hRule="atLeast"/>
+          <w:trHeight w:val="516"/>
           <w:jc w:val="center"/>
         </w:trPr>
         <w:tc>
@@ -1176,11 +1164,11 @@
               <w:adjustRightInd w:val="0"/>
               <w:snapToGrid w:val="0"/>
               <w:spacing w:before="173" w:line="267" w:lineRule="exact"/>
-              <w:ind w:left="0" w:leftChars="0" w:right="0" w:rightChars="0" w:firstLine="0" w:firstLineChars="0"/>
+              <w:ind w:left="0" w:right="0" w:firstLine="0" w:leftChars="0" w:rightChars="0" w:firstLineChars="0"/>
               <w:jc w:val="center"/>
               <w:textAlignment w:val="baseline"/>
               <w:rPr>
-                <w:rFonts w:hint="default" w:ascii="宋体" w:hAnsi="宋体" w:eastAsia="宋体" w:cs="宋体"/>
+                <w:rFonts w:ascii="宋体" w:eastAsia="宋体" w:hAnsi="宋体" w:cs="宋体" w:hint="default"/>
                 <w:sz w:val="20"/>
                 <w:szCs w:val="20"/>
                 <w:lang w:val="en-US"/>
@@ -1188,7 +1176,7 @@
             </w:pPr>
             <w:r>
               <w:rPr>
-                <w:rFonts w:ascii="宋体" w:hAnsi="宋体" w:eastAsia="宋体" w:cs="宋体"/>
+                <w:rFonts w:ascii="宋体" w:eastAsia="宋体" w:hAnsi="宋体" w:cs="宋体"/>
                 <w:spacing w:val="3"/>
                 <w:position w:val="1"/>
                 <w:sz w:val="20"/>
@@ -1198,7 +1186,7 @@
             </w:r>
             <w:r>
               <w:rPr>
-                <w:rFonts w:hint="eastAsia" w:ascii="宋体" w:hAnsi="宋体" w:cs="宋体"/>
+                <w:rFonts w:ascii="宋体" w:hAnsi="宋体" w:cs="宋体" w:hint="eastAsia"/>
                 <w:spacing w:val="3"/>
                 <w:position w:val="1"/>
                 <w:sz w:val="20"/>
@@ -1209,7 +1197,7 @@
             </w:r>
             <w:r>
               <w:rPr>
-                <w:rFonts w:ascii="宋体" w:hAnsi="宋体" w:eastAsia="宋体" w:cs="宋体"/>
+                <w:rFonts w:ascii="宋体" w:eastAsia="宋体" w:hAnsi="宋体" w:cs="宋体"/>
                 <w:spacing w:val="3"/>
                 <w:position w:val="1"/>
                 <w:sz w:val="20"/>
@@ -1219,7 +1207,7 @@
             </w:r>
             <w:r>
               <w:rPr>
-                <w:rFonts w:hint="eastAsia" w:ascii="宋体" w:hAnsi="宋体" w:cs="宋体"/>
+                <w:rFonts w:ascii="宋体" w:hAnsi="宋体" w:cs="宋体" w:hint="eastAsia"/>
                 <w:spacing w:val="3"/>
                 <w:position w:val="1"/>
                 <w:sz w:val="20"/>
@@ -1249,18 +1237,18 @@
               <w:adjustRightInd w:val="0"/>
               <w:snapToGrid w:val="0"/>
               <w:spacing w:before="173" w:line="267" w:lineRule="exact"/>
-              <w:ind w:left="0" w:leftChars="0" w:right="0" w:rightChars="0" w:firstLine="0" w:firstLineChars="0"/>
+              <w:ind w:left="0" w:right="0" w:firstLine="0" w:leftChars="0" w:rightChars="0" w:firstLineChars="0"/>
               <w:jc w:val="center"/>
               <w:textAlignment w:val="baseline"/>
               <w:rPr>
-                <w:rFonts w:ascii="宋体" w:hAnsi="宋体" w:eastAsia="宋体" w:cs="宋体"/>
+                <w:rFonts w:ascii="宋体" w:eastAsia="宋体" w:hAnsi="宋体" w:cs="宋体"/>
                 <w:sz w:val="20"/>
                 <w:szCs w:val="20"/>
               </w:rPr>
             </w:pPr>
             <w:r>
               <w:rPr>
-                <w:rFonts w:ascii="宋体" w:hAnsi="宋体" w:eastAsia="宋体" w:cs="宋体"/>
+                <w:rFonts w:ascii="宋体" w:eastAsia="宋体" w:hAnsi="宋体" w:cs="宋体"/>
                 <w:spacing w:val="4"/>
                 <w:position w:val="1"/>
                 <w:sz w:val="20"/>
@@ -1289,18 +1277,18 @@
               <w:adjustRightInd w:val="0"/>
               <w:snapToGrid w:val="0"/>
               <w:spacing w:before="172" w:line="228" w:lineRule="auto"/>
-              <w:ind w:left="0" w:leftChars="0" w:right="0" w:rightChars="0" w:firstLine="0" w:firstLineChars="0"/>
+              <w:ind w:left="0" w:right="0" w:firstLine="0" w:leftChars="0" w:rightChars="0" w:firstLineChars="0"/>
               <w:jc w:val="center"/>
               <w:textAlignment w:val="baseline"/>
               <w:rPr>
-                <w:rFonts w:ascii="宋体" w:hAnsi="宋体" w:eastAsia="宋体" w:cs="宋体"/>
+                <w:rFonts w:ascii="宋体" w:eastAsia="宋体" w:hAnsi="宋体" w:cs="宋体"/>
                 <w:sz w:val="20"/>
                 <w:szCs w:val="20"/>
               </w:rPr>
             </w:pPr>
             <w:r>
               <w:rPr>
-                <w:rFonts w:ascii="宋体" w:hAnsi="宋体" w:eastAsia="宋体" w:cs="宋体"/>
+                <w:rFonts w:ascii="宋体" w:eastAsia="宋体" w:hAnsi="宋体" w:cs="宋体"/>
                 <w:spacing w:val="200"/>
                 <w:kern w:val="0"/>
                 <w:sz w:val="20"/>
@@ -1310,7 +1298,7 @@
             </w:r>
             <w:r>
               <w:rPr>
-                <w:rFonts w:ascii="宋体" w:hAnsi="宋体" w:eastAsia="宋体" w:cs="宋体"/>
+                <w:rFonts w:ascii="宋体" w:eastAsia="宋体" w:hAnsi="宋体" w:cs="宋体"/>
                 <w:spacing w:val="0"/>
                 <w:kern w:val="0"/>
                 <w:sz w:val="20"/>
@@ -1339,11 +1327,11 @@
               <w:adjustRightInd w:val="0"/>
               <w:snapToGrid w:val="0"/>
               <w:spacing w:before="173" w:line="229" w:lineRule="auto"/>
-              <w:ind w:left="0" w:leftChars="0" w:right="0" w:rightChars="0" w:firstLine="0" w:firstLineChars="0"/>
+              <w:ind w:left="0" w:right="0" w:firstLine="0" w:leftChars="0" w:rightChars="0" w:firstLineChars="0"/>
               <w:jc w:val="center"/>
               <w:textAlignment w:val="baseline"/>
               <w:rPr>
-                <w:rFonts w:ascii="宋体" w:hAnsi="宋体" w:eastAsia="宋体" w:cs="宋体"/>
+                <w:rFonts w:ascii="宋体" w:eastAsia="宋体" w:hAnsi="宋体" w:cs="宋体"/>
                 <w:spacing w:val="200"/>
                 <w:kern w:val="0"/>
                 <w:sz w:val="20"/>
@@ -1352,7 +1340,7 @@
             </w:pPr>
             <w:r>
               <w:rPr>
-                <w:rFonts w:hint="eastAsia" w:asciiTheme="minorAscii" w:hAnsiTheme="minorAscii" w:eastAsiaTheme="minorEastAsia"/>
+                <w:rFonts w:asciiTheme="minorAscii" w:eastAsiaTheme="minorEastAsia" w:hAnsiTheme="minorAscii" w:hint="eastAsia"/>
                 <w:spacing w:val="0"/>
                 <w:kern w:val="0"/>
                 <w:sz w:val="21"/>
@@ -1382,11 +1370,11 @@
               <w:adjustRightInd w:val="0"/>
               <w:snapToGrid w:val="0"/>
               <w:spacing w:before="172" w:line="228" w:lineRule="auto"/>
-              <w:ind w:left="0" w:leftChars="0" w:right="0" w:rightChars="0" w:firstLine="0" w:firstLineChars="0"/>
+              <w:ind w:left="0" w:right="0" w:firstLine="0" w:leftChars="0" w:rightChars="0" w:firstLineChars="0"/>
               <w:jc w:val="center"/>
               <w:textAlignment w:val="baseline"/>
               <w:rPr>
-                <w:rFonts w:ascii="宋体" w:hAnsi="宋体" w:eastAsia="宋体" w:cs="宋体"/>
+                <w:rFonts w:ascii="宋体" w:eastAsia="宋体" w:hAnsi="宋体" w:cs="宋体"/>
                 <w:spacing w:val="200"/>
                 <w:kern w:val="0"/>
                 <w:sz w:val="20"/>
@@ -1395,7 +1383,7 @@
             </w:pPr>
             <w:r>
               <w:rPr>
-                <w:rFonts w:hint="eastAsia" w:ascii="宋体" w:hAnsi="宋体" w:eastAsia="宋体" w:cs="宋体"/>
+                <w:rFonts w:ascii="宋体" w:eastAsia="宋体" w:hAnsi="宋体" w:cs="宋体" w:hint="eastAsia"/>
                 <w:spacing w:val="200"/>
                 <w:kern w:val="0"/>
                 <w:sz w:val="20"/>
@@ -1405,7 +1393,7 @@
             </w:r>
             <w:r>
               <w:rPr>
-                <w:rFonts w:hint="eastAsia" w:asciiTheme="minorAscii" w:hAnsiTheme="minorAscii" w:eastAsiaTheme="minorEastAsia"/>
+                <w:rFonts w:asciiTheme="minorAscii" w:eastAsiaTheme="minorEastAsia" w:hAnsiTheme="minorAscii" w:hint="eastAsia"/>
                 <w:spacing w:val="0"/>
                 <w:kern w:val="0"/>
                 <w:sz w:val="21"/>
@@ -1435,18 +1423,18 @@
               <w:adjustRightInd w:val="0"/>
               <w:snapToGrid w:val="0"/>
               <w:spacing w:before="173" w:line="229" w:lineRule="auto"/>
-              <w:ind w:left="0" w:leftChars="0" w:right="0" w:rightChars="0" w:firstLine="0" w:firstLineChars="0"/>
+              <w:ind w:left="0" w:right="0" w:firstLine="0" w:leftChars="0" w:rightChars="0" w:firstLineChars="0"/>
               <w:jc w:val="center"/>
               <w:textAlignment w:val="baseline"/>
               <w:rPr>
-                <w:rFonts w:ascii="宋体" w:hAnsi="宋体" w:eastAsia="宋体" w:cs="宋体"/>
+                <w:rFonts w:ascii="宋体" w:eastAsia="宋体" w:hAnsi="宋体" w:cs="宋体"/>
                 <w:sz w:val="20"/>
                 <w:szCs w:val="20"/>
               </w:rPr>
             </w:pPr>
             <w:r>
               <w:rPr>
-                <w:rFonts w:hint="eastAsia" w:asciiTheme="minorAscii" w:hAnsiTheme="minorAscii" w:eastAsiaTheme="minorEastAsia"/>
+                <w:rFonts w:asciiTheme="minorAscii" w:eastAsiaTheme="minorEastAsia" w:hAnsiTheme="minorAscii" w:hint="eastAsia"/>
                 <w:spacing w:val="0"/>
                 <w:kern w:val="0"/>
                 <w:sz w:val="21"/>
@@ -1460,14 +1448,9 @@
       </w:tr>
       <w:tr>
         <w:tblPrEx>
-          <w:tblBorders>
-            <w:top w:val="single" w:color="000000" w:sz="2" w:space="0"/>
-            <w:left w:val="single" w:color="000000" w:sz="2" w:space="0"/>
-            <w:bottom w:val="single" w:color="000000" w:sz="2" w:space="0"/>
-            <w:right w:val="single" w:color="000000" w:sz="2" w:space="0"/>
-            <w:insideH w:val="single" w:color="000000" w:sz="2" w:space="0"/>
-            <w:insideV w:val="single" w:color="000000" w:sz="2" w:space="0"/>
-          </w:tblBorders>
+          <w:tblW w:w="8214" w:type="dxa"/>
+          <w:jc w:val="center"/>
+          <w:tblLayout w:type="fixed"/>
           <w:tblCellMar>
             <w:top w:w="0" w:type="dxa"/>
             <w:left w:w="0" w:type="dxa"/>
@@ -1476,7 +1459,7 @@
           </w:tblCellMar>
         </w:tblPrEx>
         <w:trPr>
-          <w:trHeight w:val="556" w:hRule="atLeast"/>
+          <w:trHeight w:val="556"/>
           <w:jc w:val="center"/>
         </w:trPr>
         <w:tc>
@@ -1485,7 +1468,7 @@
           </w:tcPr>
           <w:p>
             <w:pPr>
-              <w:pStyle w:val="27"/>
+              <w:pStyle w:val="TableText"/>
               <w:keepNext w:val="0"/>
               <w:keepLines w:val="0"/>
               <w:pageBreakBefore w:val="0"/>
@@ -1498,7 +1481,7 @@
               <w:bidi w:val="0"/>
               <w:adjustRightInd w:val="0"/>
               <w:snapToGrid w:val="0"/>
-              <w:ind w:left="0" w:leftChars="0" w:right="0" w:rightChars="0" w:firstLine="0" w:firstLineChars="0"/>
+              <w:ind w:left="0" w:right="0" w:firstLine="0" w:leftChars="0" w:rightChars="0" w:firstLineChars="0"/>
               <w:jc w:val="center"/>
               <w:textAlignment w:val="baseline"/>
             </w:pPr>
@@ -1510,7 +1493,7 @@
           </w:tcPr>
           <w:p>
             <w:pPr>
-              <w:pStyle w:val="27"/>
+              <w:pStyle w:val="TableText"/>
               <w:keepNext w:val="0"/>
               <w:keepLines w:val="0"/>
               <w:pageBreakBefore w:val="0"/>
@@ -1523,7 +1506,7 @@
               <w:bidi w:val="0"/>
               <w:adjustRightInd w:val="0"/>
               <w:snapToGrid w:val="0"/>
-              <w:ind w:left="0" w:leftChars="0" w:right="0" w:rightChars="0" w:firstLine="0" w:firstLineChars="0"/>
+              <w:ind w:left="0" w:right="0" w:firstLine="0" w:leftChars="0" w:rightChars="0" w:firstLineChars="0"/>
               <w:jc w:val="center"/>
               <w:textAlignment w:val="baseline"/>
             </w:pPr>
@@ -1535,7 +1518,7 @@
           </w:tcPr>
           <w:p>
             <w:pPr>
-              <w:pStyle w:val="27"/>
+              <w:pStyle w:val="TableText"/>
               <w:keepNext w:val="0"/>
               <w:keepLines w:val="0"/>
               <w:pageBreakBefore w:val="0"/>
@@ -1548,7 +1531,7 @@
               <w:bidi w:val="0"/>
               <w:adjustRightInd w:val="0"/>
               <w:snapToGrid w:val="0"/>
-              <w:ind w:left="0" w:leftChars="0" w:right="0" w:rightChars="0" w:firstLine="0" w:firstLineChars="0"/>
+              <w:ind w:left="0" w:right="0" w:firstLine="0" w:leftChars="0" w:rightChars="0" w:firstLineChars="0"/>
               <w:jc w:val="center"/>
               <w:textAlignment w:val="baseline"/>
             </w:pPr>
@@ -1560,7 +1543,7 @@
           </w:tcPr>
           <w:p>
             <w:pPr>
-              <w:pStyle w:val="27"/>
+              <w:pStyle w:val="TableText"/>
               <w:keepNext w:val="0"/>
               <w:keepLines w:val="0"/>
               <w:pageBreakBefore w:val="0"/>
@@ -1573,7 +1556,7 @@
               <w:bidi w:val="0"/>
               <w:adjustRightInd w:val="0"/>
               <w:snapToGrid w:val="0"/>
-              <w:ind w:left="0" w:leftChars="0" w:right="0" w:rightChars="0" w:firstLine="0" w:firstLineChars="0"/>
+              <w:ind w:left="0" w:right="0" w:firstLine="0" w:leftChars="0" w:rightChars="0" w:firstLineChars="0"/>
               <w:jc w:val="center"/>
               <w:textAlignment w:val="baseline"/>
             </w:pPr>
@@ -1585,7 +1568,7 @@
           </w:tcPr>
           <w:p>
             <w:pPr>
-              <w:pStyle w:val="27"/>
+              <w:pStyle w:val="TableText"/>
               <w:keepNext w:val="0"/>
               <w:keepLines w:val="0"/>
               <w:pageBreakBefore w:val="0"/>
@@ -1598,7 +1581,7 @@
               <w:bidi w:val="0"/>
               <w:adjustRightInd w:val="0"/>
               <w:snapToGrid w:val="0"/>
-              <w:ind w:left="0" w:leftChars="0" w:right="0" w:rightChars="0" w:firstLine="0" w:firstLineChars="0"/>
+              <w:ind w:left="0" w:right="0" w:firstLine="0" w:leftChars="0" w:rightChars="0" w:firstLineChars="0"/>
               <w:jc w:val="center"/>
               <w:textAlignment w:val="baseline"/>
             </w:pPr>
@@ -1610,7 +1593,7 @@
           </w:tcPr>
           <w:p>
             <w:pPr>
-              <w:pStyle w:val="27"/>
+              <w:pStyle w:val="TableText"/>
               <w:keepNext w:val="0"/>
               <w:keepLines w:val="0"/>
               <w:pageBreakBefore w:val="0"/>
@@ -1623,7 +1606,7 @@
               <w:bidi w:val="0"/>
               <w:adjustRightInd w:val="0"/>
               <w:snapToGrid w:val="0"/>
-              <w:ind w:left="0" w:leftChars="0" w:right="0" w:rightChars="0" w:firstLine="0" w:firstLineChars="0"/>
+              <w:ind w:left="0" w:right="0" w:firstLine="0" w:leftChars="0" w:rightChars="0" w:firstLineChars="0"/>
               <w:jc w:val="center"/>
               <w:textAlignment w:val="baseline"/>
             </w:pPr>
@@ -1632,14 +1615,9 @@
       </w:tr>
       <w:tr>
         <w:tblPrEx>
-          <w:tblBorders>
-            <w:top w:val="single" w:color="000000" w:sz="2" w:space="0"/>
-            <w:left w:val="single" w:color="000000" w:sz="2" w:space="0"/>
-            <w:bottom w:val="single" w:color="000000" w:sz="2" w:space="0"/>
-            <w:right w:val="single" w:color="000000" w:sz="2" w:space="0"/>
-            <w:insideH w:val="single" w:color="000000" w:sz="2" w:space="0"/>
-            <w:insideV w:val="single" w:color="000000" w:sz="2" w:space="0"/>
-          </w:tblBorders>
+          <w:tblW w:w="8214" w:type="dxa"/>
+          <w:jc w:val="center"/>
+          <w:tblLayout w:type="fixed"/>
           <w:tblCellMar>
             <w:top w:w="0" w:type="dxa"/>
             <w:left w:w="0" w:type="dxa"/>
@@ -1648,7 +1626,7 @@
           </w:tblCellMar>
         </w:tblPrEx>
         <w:trPr>
-          <w:trHeight w:val="556" w:hRule="atLeast"/>
+          <w:trHeight w:val="556"/>
           <w:jc w:val="center"/>
         </w:trPr>
         <w:tc>
@@ -1657,7 +1635,7 @@
           </w:tcPr>
           <w:p>
             <w:pPr>
-              <w:pStyle w:val="27"/>
+              <w:pStyle w:val="TableText"/>
               <w:keepNext w:val="0"/>
               <w:keepLines w:val="0"/>
               <w:pageBreakBefore w:val="0"/>
@@ -1670,7 +1648,7 @@
               <w:bidi w:val="0"/>
               <w:adjustRightInd w:val="0"/>
               <w:snapToGrid w:val="0"/>
-              <w:ind w:left="0" w:leftChars="0" w:right="0" w:rightChars="0" w:firstLine="0" w:firstLineChars="0"/>
+              <w:ind w:left="0" w:right="0" w:firstLine="0" w:leftChars="0" w:rightChars="0" w:firstLineChars="0"/>
               <w:jc w:val="center"/>
               <w:textAlignment w:val="baseline"/>
             </w:pPr>
@@ -1682,7 +1660,7 @@
           </w:tcPr>
           <w:p>
             <w:pPr>
-              <w:pStyle w:val="27"/>
+              <w:pStyle w:val="TableText"/>
               <w:keepNext w:val="0"/>
               <w:keepLines w:val="0"/>
               <w:pageBreakBefore w:val="0"/>
@@ -1695,7 +1673,7 @@
               <w:bidi w:val="0"/>
               <w:adjustRightInd w:val="0"/>
               <w:snapToGrid w:val="0"/>
-              <w:ind w:left="0" w:leftChars="0" w:right="0" w:rightChars="0" w:firstLine="0" w:firstLineChars="0"/>
+              <w:ind w:left="0" w:right="0" w:firstLine="0" w:leftChars="0" w:rightChars="0" w:firstLineChars="0"/>
               <w:jc w:val="center"/>
               <w:textAlignment w:val="baseline"/>
             </w:pPr>
@@ -1707,7 +1685,7 @@
           </w:tcPr>
           <w:p>
             <w:pPr>
-              <w:pStyle w:val="27"/>
+              <w:pStyle w:val="TableText"/>
               <w:keepNext w:val="0"/>
               <w:keepLines w:val="0"/>
               <w:pageBreakBefore w:val="0"/>
@@ -1720,7 +1698,7 @@
               <w:bidi w:val="0"/>
               <w:adjustRightInd w:val="0"/>
               <w:snapToGrid w:val="0"/>
-              <w:ind w:left="0" w:leftChars="0" w:right="0" w:rightChars="0" w:firstLine="0" w:firstLineChars="0"/>
+              <w:ind w:left="0" w:right="0" w:firstLine="0" w:leftChars="0" w:rightChars="0" w:firstLineChars="0"/>
               <w:jc w:val="center"/>
               <w:textAlignment w:val="baseline"/>
             </w:pPr>
@@ -1732,7 +1710,7 @@
           </w:tcPr>
           <w:p>
             <w:pPr>
-              <w:pStyle w:val="27"/>
+              <w:pStyle w:val="TableText"/>
               <w:keepNext w:val="0"/>
               <w:keepLines w:val="0"/>
               <w:pageBreakBefore w:val="0"/>
@@ -1745,7 +1723,7 @@
               <w:bidi w:val="0"/>
               <w:adjustRightInd w:val="0"/>
               <w:snapToGrid w:val="0"/>
-              <w:ind w:left="0" w:leftChars="0" w:right="0" w:rightChars="0" w:firstLine="0" w:firstLineChars="0"/>
+              <w:ind w:left="0" w:right="0" w:firstLine="0" w:leftChars="0" w:rightChars="0" w:firstLineChars="0"/>
               <w:jc w:val="center"/>
               <w:textAlignment w:val="baseline"/>
             </w:pPr>
@@ -1757,7 +1735,7 @@
           </w:tcPr>
           <w:p>
             <w:pPr>
-              <w:pStyle w:val="27"/>
+              <w:pStyle w:val="TableText"/>
               <w:keepNext w:val="0"/>
               <w:keepLines w:val="0"/>
               <w:pageBreakBefore w:val="0"/>
@@ -1770,7 +1748,7 @@
               <w:bidi w:val="0"/>
               <w:adjustRightInd w:val="0"/>
               <w:snapToGrid w:val="0"/>
-              <w:ind w:left="0" w:leftChars="0" w:right="0" w:rightChars="0" w:firstLine="0" w:firstLineChars="0"/>
+              <w:ind w:left="0" w:right="0" w:firstLine="0" w:leftChars="0" w:rightChars="0" w:firstLineChars="0"/>
               <w:jc w:val="center"/>
               <w:textAlignment w:val="baseline"/>
             </w:pPr>
@@ -1782,7 +1760,7 @@
           </w:tcPr>
           <w:p>
             <w:pPr>
-              <w:pStyle w:val="27"/>
+              <w:pStyle w:val="TableText"/>
               <w:keepNext w:val="0"/>
               <w:keepLines w:val="0"/>
               <w:pageBreakBefore w:val="0"/>
@@ -1795,7 +1773,7 @@
               <w:bidi w:val="0"/>
               <w:adjustRightInd w:val="0"/>
               <w:snapToGrid w:val="0"/>
-              <w:ind w:left="0" w:leftChars="0" w:right="0" w:rightChars="0" w:firstLine="0" w:firstLineChars="0"/>
+              <w:ind w:left="0" w:right="0" w:firstLine="0" w:leftChars="0" w:rightChars="0" w:firstLineChars="0"/>
               <w:jc w:val="center"/>
               <w:textAlignment w:val="baseline"/>
             </w:pPr>
@@ -1804,14 +1782,9 @@
       </w:tr>
       <w:tr>
         <w:tblPrEx>
-          <w:tblBorders>
-            <w:top w:val="single" w:color="000000" w:sz="2" w:space="0"/>
-            <w:left w:val="single" w:color="000000" w:sz="2" w:space="0"/>
-            <w:bottom w:val="single" w:color="000000" w:sz="2" w:space="0"/>
-            <w:right w:val="single" w:color="000000" w:sz="2" w:space="0"/>
-            <w:insideH w:val="single" w:color="000000" w:sz="2" w:space="0"/>
-            <w:insideV w:val="single" w:color="000000" w:sz="2" w:space="0"/>
-          </w:tblBorders>
+          <w:tblW w:w="8214" w:type="dxa"/>
+          <w:jc w:val="center"/>
+          <w:tblLayout w:type="fixed"/>
           <w:tblCellMar>
             <w:top w:w="0" w:type="dxa"/>
             <w:left w:w="0" w:type="dxa"/>
@@ -1820,7 +1793,7 @@
           </w:tblCellMar>
         </w:tblPrEx>
         <w:trPr>
-          <w:trHeight w:val="557" w:hRule="atLeast"/>
+          <w:trHeight w:val="557"/>
           <w:jc w:val="center"/>
         </w:trPr>
         <w:tc>
@@ -1829,7 +1802,7 @@
           </w:tcPr>
           <w:p>
             <w:pPr>
-              <w:pStyle w:val="27"/>
+              <w:pStyle w:val="TableText"/>
               <w:keepNext w:val="0"/>
               <w:keepLines w:val="0"/>
               <w:pageBreakBefore w:val="0"/>
@@ -1842,7 +1815,7 @@
               <w:bidi w:val="0"/>
               <w:adjustRightInd w:val="0"/>
               <w:snapToGrid w:val="0"/>
-              <w:ind w:left="0" w:leftChars="0" w:right="0" w:rightChars="0" w:firstLine="0" w:firstLineChars="0"/>
+              <w:ind w:left="0" w:right="0" w:firstLine="0" w:leftChars="0" w:rightChars="0" w:firstLineChars="0"/>
               <w:jc w:val="center"/>
               <w:textAlignment w:val="baseline"/>
             </w:pPr>
@@ -1854,7 +1827,7 @@
           </w:tcPr>
           <w:p>
             <w:pPr>
-              <w:pStyle w:val="27"/>
+              <w:pStyle w:val="TableText"/>
               <w:keepNext w:val="0"/>
               <w:keepLines w:val="0"/>
               <w:pageBreakBefore w:val="0"/>
@@ -1867,7 +1840,7 @@
               <w:bidi w:val="0"/>
               <w:adjustRightInd w:val="0"/>
               <w:snapToGrid w:val="0"/>
-              <w:ind w:left="0" w:leftChars="0" w:right="0" w:rightChars="0" w:firstLine="0" w:firstLineChars="0"/>
+              <w:ind w:left="0" w:right="0" w:firstLine="0" w:leftChars="0" w:rightChars="0" w:firstLineChars="0"/>
               <w:jc w:val="center"/>
               <w:textAlignment w:val="baseline"/>
             </w:pPr>
@@ -1879,7 +1852,7 @@
           </w:tcPr>
           <w:p>
             <w:pPr>
-              <w:pStyle w:val="27"/>
+              <w:pStyle w:val="TableText"/>
               <w:keepNext w:val="0"/>
               <w:keepLines w:val="0"/>
               <w:pageBreakBefore w:val="0"/>
@@ -1892,7 +1865,7 @@
               <w:bidi w:val="0"/>
               <w:adjustRightInd w:val="0"/>
               <w:snapToGrid w:val="0"/>
-              <w:ind w:left="0" w:leftChars="0" w:right="0" w:rightChars="0" w:firstLine="0" w:firstLineChars="0"/>
+              <w:ind w:left="0" w:right="0" w:firstLine="0" w:leftChars="0" w:rightChars="0" w:firstLineChars="0"/>
               <w:jc w:val="center"/>
               <w:textAlignment w:val="baseline"/>
             </w:pPr>
@@ -1904,7 +1877,7 @@
           </w:tcPr>
           <w:p>
             <w:pPr>
-              <w:pStyle w:val="27"/>
+              <w:pStyle w:val="TableText"/>
               <w:keepNext w:val="0"/>
               <w:keepLines w:val="0"/>
               <w:pageBreakBefore w:val="0"/>
@@ -1917,7 +1890,7 @@
               <w:bidi w:val="0"/>
               <w:adjustRightInd w:val="0"/>
               <w:snapToGrid w:val="0"/>
-              <w:ind w:left="0" w:leftChars="0" w:right="0" w:rightChars="0" w:firstLine="0" w:firstLineChars="0"/>
+              <w:ind w:left="0" w:right="0" w:firstLine="0" w:leftChars="0" w:rightChars="0" w:firstLineChars="0"/>
               <w:jc w:val="center"/>
               <w:textAlignment w:val="baseline"/>
             </w:pPr>
@@ -1929,7 +1902,7 @@
           </w:tcPr>
           <w:p>
             <w:pPr>
-              <w:pStyle w:val="27"/>
+              <w:pStyle w:val="TableText"/>
               <w:keepNext w:val="0"/>
               <w:keepLines w:val="0"/>
               <w:pageBreakBefore w:val="0"/>
@@ -1942,7 +1915,7 @@
               <w:bidi w:val="0"/>
               <w:adjustRightInd w:val="0"/>
               <w:snapToGrid w:val="0"/>
-              <w:ind w:left="0" w:leftChars="0" w:right="0" w:rightChars="0" w:firstLine="0" w:firstLineChars="0"/>
+              <w:ind w:left="0" w:right="0" w:firstLine="0" w:leftChars="0" w:rightChars="0" w:firstLineChars="0"/>
               <w:jc w:val="center"/>
               <w:textAlignment w:val="baseline"/>
             </w:pPr>
@@ -1954,7 +1927,7 @@
           </w:tcPr>
           <w:p>
             <w:pPr>
-              <w:pStyle w:val="27"/>
+              <w:pStyle w:val="TableText"/>
               <w:keepNext w:val="0"/>
               <w:keepLines w:val="0"/>
               <w:pageBreakBefore w:val="0"/>
@@ -1967,7 +1940,7 @@
               <w:bidi w:val="0"/>
               <w:adjustRightInd w:val="0"/>
               <w:snapToGrid w:val="0"/>
-              <w:ind w:left="0" w:leftChars="0" w:right="0" w:rightChars="0" w:firstLine="0" w:firstLineChars="0"/>
+              <w:ind w:left="0" w:right="0" w:firstLine="0" w:leftChars="0" w:rightChars="0" w:firstLineChars="0"/>
               <w:jc w:val="center"/>
               <w:textAlignment w:val="baseline"/>
             </w:pPr>
@@ -1998,7 +1971,7 @@
     <w:sdt>
       <w:sdtPr>
         <w:rPr>
-          <w:rFonts w:ascii="宋体" w:hAnsi="宋体" w:eastAsia="宋体" w:cs="Arial"/>
+          <w:rFonts w:ascii="宋体" w:eastAsia="宋体" w:hAnsi="宋体" w:cs="Arial"/>
           <w:snapToGrid w:val="0"/>
           <w:color w:val="000000"/>
           <w:kern w:val="0"/>
@@ -2014,7 +1987,7 @@
       </w:sdtPr>
       <w:sdtEndPr>
         <w:rPr>
-          <w:rFonts w:hint="eastAsia" w:ascii="宋体" w:hAnsi="宋体" w:eastAsia="宋体" w:cs="宋体"/>
+          <w:rFonts w:ascii="宋体" w:eastAsia="宋体" w:hAnsi="宋体" w:cs="宋体" w:hint="eastAsia"/>
           <w:snapToGrid w:val="0"/>
           <w:color w:val="000000"/>
           <w:kern w:val="0"/>
@@ -2039,18 +2012,18 @@
             <w:adjustRightInd w:val="0"/>
             <w:snapToGrid w:val="0"/>
             <w:spacing w:before="0" w:beforeLines="0" w:after="0" w:afterLines="0" w:line="240" w:lineRule="auto"/>
-            <w:ind w:left="0" w:leftChars="0" w:right="0" w:rightChars="0" w:firstLine="0" w:firstLineChars="0"/>
+            <w:ind w:left="0" w:right="0" w:firstLine="0" w:leftChars="0" w:rightChars="0" w:firstLineChars="0"/>
             <w:jc w:val="center"/>
             <w:textAlignment w:val="baseline"/>
             <w:rPr>
-              <w:rFonts w:hint="eastAsia" w:ascii="宋体" w:hAnsi="宋体" w:eastAsia="宋体" w:cs="宋体"/>
+              <w:rFonts w:ascii="宋体" w:eastAsia="宋体" w:hAnsi="宋体" w:cs="宋体" w:hint="eastAsia"/>
               <w:sz w:val="24"/>
               <w:szCs w:val="24"/>
             </w:rPr>
           </w:pPr>
           <w:r>
             <w:rPr>
-              <w:rFonts w:hint="eastAsia" w:ascii="宋体" w:hAnsi="宋体" w:eastAsia="宋体" w:cs="宋体"/>
+              <w:rFonts w:ascii="宋体" w:eastAsia="宋体" w:hAnsi="宋体" w:cs="宋体" w:hint="eastAsia"/>
               <w:sz w:val="24"/>
               <w:szCs w:val="24"/>
             </w:rPr>
@@ -2059,7 +2032,7 @@
         </w:p>
         <w:p>
           <w:pPr>
-            <w:pStyle w:val="16"/>
+            <w:pStyle w:val="TOC1"/>
             <w:keepNext w:val="0"/>
             <w:keepLines w:val="0"/>
             <w:pageBreakBefore w:val="0"/>
@@ -2079,7 +2052,7 @@
           </w:pPr>
           <w:r>
             <w:rPr>
-              <w:rFonts w:hint="eastAsia" w:ascii="宋体" w:hAnsi="宋体" w:eastAsia="宋体" w:cs="宋体"/>
+              <w:rFonts w:ascii="宋体" w:eastAsia="宋体" w:hAnsi="宋体" w:cs="宋体" w:hint="eastAsia"/>
               <w:sz w:val="24"/>
               <w:szCs w:val="24"/>
             </w:rPr>
@@ -2087,7 +2060,7 @@
           </w:r>
           <w:r>
             <w:rPr>
-              <w:rFonts w:hint="eastAsia" w:ascii="宋体" w:hAnsi="宋体" w:eastAsia="宋体" w:cs="宋体"/>
+              <w:rFonts w:ascii="宋体" w:eastAsia="宋体" w:hAnsi="宋体" w:cs="宋体" w:hint="eastAsia"/>
               <w:sz w:val="24"/>
               <w:szCs w:val="24"/>
             </w:rPr>
@@ -2095,7 +2068,7 @@
           </w:r>
           <w:r>
             <w:rPr>
-              <w:rFonts w:hint="eastAsia" w:ascii="宋体" w:hAnsi="宋体" w:eastAsia="宋体" w:cs="宋体"/>
+              <w:rFonts w:ascii="宋体" w:eastAsia="宋体" w:hAnsi="宋体" w:cs="宋体" w:hint="eastAsia"/>
               <w:sz w:val="24"/>
               <w:szCs w:val="24"/>
             </w:rPr>
@@ -2103,21 +2076,21 @@
           </w:r>
           <w:r>
             <w:rPr>
-              <w:rFonts w:hint="eastAsia" w:ascii="宋体" w:hAnsi="宋体" w:eastAsia="宋体" w:cs="宋体"/>
+              <w:rFonts w:ascii="宋体" w:eastAsia="宋体" w:hAnsi="宋体" w:cs="宋体" w:hint="eastAsia"/>
               <w:szCs w:val="24"/>
             </w:rPr>
             <w:fldChar w:fldCharType="begin"/>
           </w:r>
           <w:r>
             <w:rPr>
-              <w:rFonts w:hint="eastAsia" w:ascii="宋体" w:hAnsi="宋体" w:eastAsia="宋体" w:cs="宋体"/>
+              <w:rFonts w:ascii="宋体" w:eastAsia="宋体" w:hAnsi="宋体" w:cs="宋体" w:hint="eastAsia"/>
               <w:szCs w:val="24"/>
             </w:rPr>
             <w:instrText xml:space="preserve"> HYPERLINK \l _Toc10350 </w:instrText>
           </w:r>
           <w:r>
             <w:rPr>
-              <w:rFonts w:hint="eastAsia" w:ascii="宋体" w:hAnsi="宋体" w:eastAsia="宋体" w:cs="宋体"/>
+              <w:rFonts w:ascii="宋体" w:eastAsia="宋体" w:hAnsi="宋体" w:cs="宋体" w:hint="eastAsia"/>
               <w:szCs w:val="24"/>
             </w:rPr>
             <w:fldChar w:fldCharType="separate"/>
@@ -2149,7 +2122,7 @@
           </w:r>
           <w:r>
             <w:rPr>
-              <w:rFonts w:hint="eastAsia" w:ascii="宋体" w:hAnsi="宋体" w:eastAsia="宋体" w:cs="宋体"/>
+              <w:rFonts w:ascii="宋体" w:eastAsia="宋体" w:hAnsi="宋体" w:cs="宋体" w:hint="eastAsia"/>
               <w:szCs w:val="24"/>
             </w:rPr>
             <w:fldChar w:fldCharType="end"/>
@@ -2157,7 +2130,7 @@
         </w:p>
         <w:p>
           <w:pPr>
-            <w:pStyle w:val="16"/>
+            <w:pStyle w:val="TOC1"/>
             <w:keepNext w:val="0"/>
             <w:keepLines w:val="0"/>
             <w:pageBreakBefore w:val="0"/>
@@ -2177,21 +2150,21 @@
           </w:pPr>
           <w:r>
             <w:rPr>
-              <w:rFonts w:hint="eastAsia" w:ascii="宋体" w:hAnsi="宋体" w:eastAsia="宋体" w:cs="宋体"/>
+              <w:rFonts w:ascii="宋体" w:eastAsia="宋体" w:hAnsi="宋体" w:cs="宋体" w:hint="eastAsia"/>
               <w:szCs w:val="24"/>
             </w:rPr>
             <w:fldChar w:fldCharType="begin"/>
           </w:r>
           <w:r>
             <w:rPr>
-              <w:rFonts w:hint="eastAsia" w:ascii="宋体" w:hAnsi="宋体" w:eastAsia="宋体" w:cs="宋体"/>
+              <w:rFonts w:ascii="宋体" w:eastAsia="宋体" w:hAnsi="宋体" w:cs="宋体" w:hint="eastAsia"/>
               <w:szCs w:val="24"/>
             </w:rPr>
             <w:instrText xml:space="preserve"> HYPERLINK \l _Toc12990 </w:instrText>
           </w:r>
           <w:r>
             <w:rPr>
-              <w:rFonts w:hint="eastAsia" w:ascii="宋体" w:hAnsi="宋体" w:eastAsia="宋体" w:cs="宋体"/>
+              <w:rFonts w:ascii="宋体" w:eastAsia="宋体" w:hAnsi="宋体" w:cs="宋体" w:hint="eastAsia"/>
               <w:szCs w:val="24"/>
             </w:rPr>
             <w:fldChar w:fldCharType="separate"/>
@@ -2223,7 +2196,7 @@
           </w:r>
           <w:r>
             <w:rPr>
-              <w:rFonts w:hint="eastAsia" w:ascii="宋体" w:hAnsi="宋体" w:eastAsia="宋体" w:cs="宋体"/>
+              <w:rFonts w:ascii="宋体" w:eastAsia="宋体" w:hAnsi="宋体" w:cs="宋体" w:hint="eastAsia"/>
               <w:szCs w:val="24"/>
             </w:rPr>
             <w:fldChar w:fldCharType="end"/>
@@ -2231,7 +2204,7 @@
         </w:p>
         <w:p>
           <w:pPr>
-            <w:pStyle w:val="16"/>
+            <w:pStyle w:val="TOC1"/>
             <w:keepNext w:val="0"/>
             <w:keepLines w:val="0"/>
             <w:pageBreakBefore w:val="0"/>
@@ -2251,21 +2224,21 @@
           </w:pPr>
           <w:r>
             <w:rPr>
-              <w:rFonts w:hint="eastAsia" w:ascii="宋体" w:hAnsi="宋体" w:eastAsia="宋体" w:cs="宋体"/>
+              <w:rFonts w:ascii="宋体" w:eastAsia="宋体" w:hAnsi="宋体" w:cs="宋体" w:hint="eastAsia"/>
               <w:szCs w:val="24"/>
             </w:rPr>
             <w:fldChar w:fldCharType="begin"/>
           </w:r>
           <w:r>
             <w:rPr>
-              <w:rFonts w:hint="eastAsia" w:ascii="宋体" w:hAnsi="宋体" w:eastAsia="宋体" w:cs="宋体"/>
+              <w:rFonts w:ascii="宋体" w:eastAsia="宋体" w:hAnsi="宋体" w:cs="宋体" w:hint="eastAsia"/>
               <w:szCs w:val="24"/>
             </w:rPr>
             <w:instrText xml:space="preserve"> HYPERLINK \l _Toc2760 </w:instrText>
           </w:r>
           <w:r>
             <w:rPr>
-              <w:rFonts w:hint="eastAsia" w:ascii="宋体" w:hAnsi="宋体" w:eastAsia="宋体" w:cs="宋体"/>
+              <w:rFonts w:ascii="宋体" w:eastAsia="宋体" w:hAnsi="宋体" w:cs="宋体" w:hint="eastAsia"/>
               <w:szCs w:val="24"/>
             </w:rPr>
             <w:fldChar w:fldCharType="separate"/>
@@ -2303,7 +2276,7 @@
           </w:r>
           <w:r>
             <w:rPr>
-              <w:rFonts w:hint="eastAsia" w:ascii="宋体" w:hAnsi="宋体" w:eastAsia="宋体" w:cs="宋体"/>
+              <w:rFonts w:ascii="宋体" w:eastAsia="宋体" w:hAnsi="宋体" w:cs="宋体" w:hint="eastAsia"/>
               <w:szCs w:val="24"/>
             </w:rPr>
             <w:fldChar w:fldCharType="end"/>
@@ -2311,7 +2284,7 @@
         </w:p>
         <w:p>
           <w:pPr>
-            <w:pStyle w:val="17"/>
+            <w:pStyle w:val="TOC2"/>
             <w:keepNext w:val="0"/>
             <w:keepLines w:val="0"/>
             <w:pageBreakBefore w:val="0"/>
@@ -2331,21 +2304,21 @@
           </w:pPr>
           <w:r>
             <w:rPr>
-              <w:rFonts w:hint="eastAsia" w:ascii="宋体" w:hAnsi="宋体" w:eastAsia="宋体" w:cs="宋体"/>
+              <w:rFonts w:ascii="宋体" w:eastAsia="宋体" w:hAnsi="宋体" w:cs="宋体" w:hint="eastAsia"/>
               <w:szCs w:val="24"/>
             </w:rPr>
             <w:fldChar w:fldCharType="begin"/>
           </w:r>
           <w:r>
             <w:rPr>
-              <w:rFonts w:hint="eastAsia" w:ascii="宋体" w:hAnsi="宋体" w:eastAsia="宋体" w:cs="宋体"/>
+              <w:rFonts w:ascii="宋体" w:eastAsia="宋体" w:hAnsi="宋体" w:cs="宋体" w:hint="eastAsia"/>
               <w:szCs w:val="24"/>
             </w:rPr>
             <w:instrText xml:space="preserve"> HYPERLINK \l _Toc10155 </w:instrText>
           </w:r>
           <w:r>
             <w:rPr>
-              <w:rFonts w:hint="eastAsia" w:ascii="宋体" w:hAnsi="宋体" w:eastAsia="宋体" w:cs="宋体"/>
+              <w:rFonts w:ascii="宋体" w:eastAsia="宋体" w:hAnsi="宋体" w:cs="宋体" w:hint="eastAsia"/>
               <w:szCs w:val="24"/>
             </w:rPr>
             <w:fldChar w:fldCharType="separate"/>
@@ -2384,7 +2357,7 @@
           </w:r>
           <w:r>
             <w:rPr>
-              <w:rFonts w:hint="eastAsia" w:ascii="宋体" w:hAnsi="宋体" w:eastAsia="宋体" w:cs="宋体"/>
+              <w:rFonts w:ascii="宋体" w:eastAsia="宋体" w:hAnsi="宋体" w:cs="宋体" w:hint="eastAsia"/>
               <w:szCs w:val="24"/>
             </w:rPr>
             <w:fldChar w:fldCharType="end"/>
@@ -2392,7 +2365,7 @@
         </w:p>
         <w:p>
           <w:pPr>
-            <w:pStyle w:val="17"/>
+            <w:pStyle w:val="TOC2"/>
             <w:keepNext w:val="0"/>
             <w:keepLines w:val="0"/>
             <w:pageBreakBefore w:val="0"/>
@@ -2412,21 +2385,21 @@
           </w:pPr>
           <w:r>
             <w:rPr>
-              <w:rFonts w:hint="eastAsia" w:ascii="宋体" w:hAnsi="宋体" w:eastAsia="宋体" w:cs="宋体"/>
+              <w:rFonts w:ascii="宋体" w:eastAsia="宋体" w:hAnsi="宋体" w:cs="宋体" w:hint="eastAsia"/>
               <w:szCs w:val="24"/>
             </w:rPr>
             <w:fldChar w:fldCharType="begin"/>
           </w:r>
           <w:r>
             <w:rPr>
-              <w:rFonts w:hint="eastAsia" w:ascii="宋体" w:hAnsi="宋体" w:eastAsia="宋体" w:cs="宋体"/>
+              <w:rFonts w:ascii="宋体" w:eastAsia="宋体" w:hAnsi="宋体" w:cs="宋体" w:hint="eastAsia"/>
               <w:szCs w:val="24"/>
             </w:rPr>
             <w:instrText xml:space="preserve"> HYPERLINK \l _Toc1068 </w:instrText>
           </w:r>
           <w:r>
             <w:rPr>
-              <w:rFonts w:hint="eastAsia" w:ascii="宋体" w:hAnsi="宋体" w:eastAsia="宋体" w:cs="宋体"/>
+              <w:rFonts w:ascii="宋体" w:eastAsia="宋体" w:hAnsi="宋体" w:cs="宋体" w:hint="eastAsia"/>
               <w:szCs w:val="24"/>
             </w:rPr>
             <w:fldChar w:fldCharType="separate"/>
@@ -2465,7 +2438,7 @@
           </w:r>
           <w:r>
             <w:rPr>
-              <w:rFonts w:hint="eastAsia" w:ascii="宋体" w:hAnsi="宋体" w:eastAsia="宋体" w:cs="宋体"/>
+              <w:rFonts w:ascii="宋体" w:eastAsia="宋体" w:hAnsi="宋体" w:cs="宋体" w:hint="eastAsia"/>
               <w:szCs w:val="24"/>
             </w:rPr>
             <w:fldChar w:fldCharType="end"/>
@@ -2473,7 +2446,7 @@
         </w:p>
         <w:p>
           <w:pPr>
-            <w:pStyle w:val="17"/>
+            <w:pStyle w:val="TOC2"/>
             <w:keepNext w:val="0"/>
             <w:keepLines w:val="0"/>
             <w:pageBreakBefore w:val="0"/>
@@ -2493,21 +2466,21 @@
           </w:pPr>
           <w:r>
             <w:rPr>
-              <w:rFonts w:hint="eastAsia" w:ascii="宋体" w:hAnsi="宋体" w:eastAsia="宋体" w:cs="宋体"/>
+              <w:rFonts w:ascii="宋体" w:eastAsia="宋体" w:hAnsi="宋体" w:cs="宋体" w:hint="eastAsia"/>
               <w:szCs w:val="24"/>
             </w:rPr>
             <w:fldChar w:fldCharType="begin"/>
           </w:r>
           <w:r>
             <w:rPr>
-              <w:rFonts w:hint="eastAsia" w:ascii="宋体" w:hAnsi="宋体" w:eastAsia="宋体" w:cs="宋体"/>
+              <w:rFonts w:ascii="宋体" w:eastAsia="宋体" w:hAnsi="宋体" w:cs="宋体" w:hint="eastAsia"/>
               <w:szCs w:val="24"/>
             </w:rPr>
             <w:instrText xml:space="preserve"> HYPERLINK \l _Toc11937 </w:instrText>
           </w:r>
           <w:r>
             <w:rPr>
-              <w:rFonts w:hint="eastAsia" w:ascii="宋体" w:hAnsi="宋体" w:eastAsia="宋体" w:cs="宋体"/>
+              <w:rFonts w:ascii="宋体" w:eastAsia="宋体" w:hAnsi="宋体" w:cs="宋体" w:hint="eastAsia"/>
               <w:szCs w:val="24"/>
             </w:rPr>
             <w:fldChar w:fldCharType="separate"/>
@@ -2546,7 +2519,7 @@
           </w:r>
           <w:r>
             <w:rPr>
-              <w:rFonts w:hint="eastAsia" w:ascii="宋体" w:hAnsi="宋体" w:eastAsia="宋体" w:cs="宋体"/>
+              <w:rFonts w:ascii="宋体" w:eastAsia="宋体" w:hAnsi="宋体" w:cs="宋体" w:hint="eastAsia"/>
               <w:szCs w:val="24"/>
             </w:rPr>
             <w:fldChar w:fldCharType="end"/>
@@ -2554,7 +2527,7 @@
         </w:p>
         <w:p>
           <w:pPr>
-            <w:pStyle w:val="17"/>
+            <w:pStyle w:val="TOC2"/>
             <w:keepNext w:val="0"/>
             <w:keepLines w:val="0"/>
             <w:pageBreakBefore w:val="0"/>
@@ -2574,21 +2547,21 @@
           </w:pPr>
           <w:r>
             <w:rPr>
-              <w:rFonts w:hint="eastAsia" w:ascii="宋体" w:hAnsi="宋体" w:eastAsia="宋体" w:cs="宋体"/>
+              <w:rFonts w:ascii="宋体" w:eastAsia="宋体" w:hAnsi="宋体" w:cs="宋体" w:hint="eastAsia"/>
               <w:szCs w:val="24"/>
             </w:rPr>
             <w:fldChar w:fldCharType="begin"/>
           </w:r>
           <w:r>
             <w:rPr>
-              <w:rFonts w:hint="eastAsia" w:ascii="宋体" w:hAnsi="宋体" w:eastAsia="宋体" w:cs="宋体"/>
+              <w:rFonts w:ascii="宋体" w:eastAsia="宋体" w:hAnsi="宋体" w:cs="宋体" w:hint="eastAsia"/>
               <w:szCs w:val="24"/>
             </w:rPr>
             <w:instrText xml:space="preserve"> HYPERLINK \l _Toc8967 </w:instrText>
           </w:r>
           <w:r>
             <w:rPr>
-              <w:rFonts w:hint="eastAsia" w:ascii="宋体" w:hAnsi="宋体" w:eastAsia="宋体" w:cs="宋体"/>
+              <w:rFonts w:ascii="宋体" w:eastAsia="宋体" w:hAnsi="宋体" w:cs="宋体" w:hint="eastAsia"/>
               <w:szCs w:val="24"/>
             </w:rPr>
             <w:fldChar w:fldCharType="separate"/>
@@ -2627,7 +2600,7 @@
           </w:r>
           <w:r>
             <w:rPr>
-              <w:rFonts w:hint="eastAsia" w:ascii="宋体" w:hAnsi="宋体" w:eastAsia="宋体" w:cs="宋体"/>
+              <w:rFonts w:ascii="宋体" w:eastAsia="宋体" w:hAnsi="宋体" w:cs="宋体" w:hint="eastAsia"/>
               <w:szCs w:val="24"/>
             </w:rPr>
             <w:fldChar w:fldCharType="end"/>
@@ -2635,7 +2608,7 @@
         </w:p>
         <w:p>
           <w:pPr>
-            <w:pStyle w:val="13"/>
+            <w:pStyle w:val="TOC3"/>
             <w:keepNext w:val="0"/>
             <w:keepLines w:val="0"/>
             <w:pageBreakBefore w:val="0"/>
@@ -2655,21 +2628,21 @@
           </w:pPr>
           <w:r>
             <w:rPr>
-              <w:rFonts w:hint="eastAsia" w:ascii="宋体" w:hAnsi="宋体" w:eastAsia="宋体" w:cs="宋体"/>
+              <w:rFonts w:ascii="宋体" w:eastAsia="宋体" w:hAnsi="宋体" w:cs="宋体" w:hint="eastAsia"/>
               <w:szCs w:val="24"/>
             </w:rPr>
             <w:fldChar w:fldCharType="begin"/>
           </w:r>
           <w:r>
             <w:rPr>
-              <w:rFonts w:hint="eastAsia" w:ascii="宋体" w:hAnsi="宋体" w:eastAsia="宋体" w:cs="宋体"/>
+              <w:rFonts w:ascii="宋体" w:eastAsia="宋体" w:hAnsi="宋体" w:cs="宋体" w:hint="eastAsia"/>
               <w:szCs w:val="24"/>
             </w:rPr>
             <w:instrText xml:space="preserve"> HYPERLINK \l _Toc3959 </w:instrText>
           </w:r>
           <w:r>
             <w:rPr>
-              <w:rFonts w:hint="eastAsia" w:ascii="宋体" w:hAnsi="宋体" w:eastAsia="宋体" w:cs="宋体"/>
+              <w:rFonts w:ascii="宋体" w:eastAsia="宋体" w:hAnsi="宋体" w:cs="宋体" w:hint="eastAsia"/>
               <w:szCs w:val="24"/>
             </w:rPr>
             <w:fldChar w:fldCharType="separate"/>
@@ -2701,7 +2674,7 @@
           </w:r>
           <w:r>
             <w:rPr>
-              <w:rFonts w:hint="eastAsia" w:ascii="宋体" w:hAnsi="宋体" w:eastAsia="宋体" w:cs="宋体"/>
+              <w:rFonts w:ascii="宋体" w:eastAsia="宋体" w:hAnsi="宋体" w:cs="宋体" w:hint="eastAsia"/>
               <w:szCs w:val="24"/>
             </w:rPr>
             <w:fldChar w:fldCharType="end"/>
@@ -2709,7 +2682,7 @@
         </w:p>
         <w:p>
           <w:pPr>
-            <w:pStyle w:val="13"/>
+            <w:pStyle w:val="TOC3"/>
             <w:keepNext w:val="0"/>
             <w:keepLines w:val="0"/>
             <w:pageBreakBefore w:val="0"/>
@@ -2729,21 +2702,21 @@
           </w:pPr>
           <w:r>
             <w:rPr>
-              <w:rFonts w:hint="eastAsia" w:ascii="宋体" w:hAnsi="宋体" w:eastAsia="宋体" w:cs="宋体"/>
+              <w:rFonts w:ascii="宋体" w:eastAsia="宋体" w:hAnsi="宋体" w:cs="宋体" w:hint="eastAsia"/>
               <w:szCs w:val="24"/>
             </w:rPr>
             <w:fldChar w:fldCharType="begin"/>
           </w:r>
           <w:r>
             <w:rPr>
-              <w:rFonts w:hint="eastAsia" w:ascii="宋体" w:hAnsi="宋体" w:eastAsia="宋体" w:cs="宋体"/>
+              <w:rFonts w:ascii="宋体" w:eastAsia="宋体" w:hAnsi="宋体" w:cs="宋体" w:hint="eastAsia"/>
               <w:szCs w:val="24"/>
             </w:rPr>
             <w:instrText xml:space="preserve"> HYPERLINK \l _Toc15982 </w:instrText>
           </w:r>
           <w:r>
             <w:rPr>
-              <w:rFonts w:hint="eastAsia" w:ascii="宋体" w:hAnsi="宋体" w:eastAsia="宋体" w:cs="宋体"/>
+              <w:rFonts w:ascii="宋体" w:eastAsia="宋体" w:hAnsi="宋体" w:cs="宋体" w:hint="eastAsia"/>
               <w:szCs w:val="24"/>
             </w:rPr>
             <w:fldChar w:fldCharType="separate"/>
@@ -2775,7 +2748,7 @@
           </w:r>
           <w:r>
             <w:rPr>
-              <w:rFonts w:hint="eastAsia" w:ascii="宋体" w:hAnsi="宋体" w:eastAsia="宋体" w:cs="宋体"/>
+              <w:rFonts w:ascii="宋体" w:eastAsia="宋体" w:hAnsi="宋体" w:cs="宋体" w:hint="eastAsia"/>
               <w:szCs w:val="24"/>
             </w:rPr>
             <w:fldChar w:fldCharType="end"/>
@@ -2783,7 +2756,7 @@
         </w:p>
         <w:p>
           <w:pPr>
-            <w:pStyle w:val="13"/>
+            <w:pStyle w:val="TOC3"/>
             <w:keepNext w:val="0"/>
             <w:keepLines w:val="0"/>
             <w:pageBreakBefore w:val="0"/>
@@ -2803,21 +2776,21 @@
           </w:pPr>
           <w:r>
             <w:rPr>
-              <w:rFonts w:hint="eastAsia" w:ascii="宋体" w:hAnsi="宋体" w:eastAsia="宋体" w:cs="宋体"/>
+              <w:rFonts w:ascii="宋体" w:eastAsia="宋体" w:hAnsi="宋体" w:cs="宋体" w:hint="eastAsia"/>
               <w:szCs w:val="24"/>
             </w:rPr>
             <w:fldChar w:fldCharType="begin"/>
           </w:r>
           <w:r>
             <w:rPr>
-              <w:rFonts w:hint="eastAsia" w:ascii="宋体" w:hAnsi="宋体" w:eastAsia="宋体" w:cs="宋体"/>
+              <w:rFonts w:ascii="宋体" w:eastAsia="宋体" w:hAnsi="宋体" w:cs="宋体" w:hint="eastAsia"/>
               <w:szCs w:val="24"/>
             </w:rPr>
             <w:instrText xml:space="preserve"> HYPERLINK \l _Toc8480 </w:instrText>
           </w:r>
           <w:r>
             <w:rPr>
-              <w:rFonts w:hint="eastAsia" w:ascii="宋体" w:hAnsi="宋体" w:eastAsia="宋体" w:cs="宋体"/>
+              <w:rFonts w:ascii="宋体" w:eastAsia="宋体" w:hAnsi="宋体" w:cs="宋体" w:hint="eastAsia"/>
               <w:szCs w:val="24"/>
             </w:rPr>
             <w:fldChar w:fldCharType="separate"/>
@@ -2856,7 +2829,7 @@
           </w:r>
           <w:r>
             <w:rPr>
-              <w:rFonts w:hint="eastAsia" w:ascii="宋体" w:hAnsi="宋体" w:eastAsia="宋体" w:cs="宋体"/>
+              <w:rFonts w:ascii="宋体" w:eastAsia="宋体" w:hAnsi="宋体" w:cs="宋体" w:hint="eastAsia"/>
               <w:szCs w:val="24"/>
             </w:rPr>
             <w:fldChar w:fldCharType="end"/>
@@ -2864,7 +2837,7 @@
         </w:p>
         <w:p>
           <w:pPr>
-            <w:pStyle w:val="13"/>
+            <w:pStyle w:val="TOC3"/>
             <w:keepNext w:val="0"/>
             <w:keepLines w:val="0"/>
             <w:pageBreakBefore w:val="0"/>
@@ -2884,21 +2857,21 @@
           </w:pPr>
           <w:r>
             <w:rPr>
-              <w:rFonts w:hint="eastAsia" w:ascii="宋体" w:hAnsi="宋体" w:eastAsia="宋体" w:cs="宋体"/>
+              <w:rFonts w:ascii="宋体" w:eastAsia="宋体" w:hAnsi="宋体" w:cs="宋体" w:hint="eastAsia"/>
               <w:szCs w:val="24"/>
             </w:rPr>
             <w:fldChar w:fldCharType="begin"/>
           </w:r>
           <w:r>
             <w:rPr>
-              <w:rFonts w:hint="eastAsia" w:ascii="宋体" w:hAnsi="宋体" w:eastAsia="宋体" w:cs="宋体"/>
+              <w:rFonts w:ascii="宋体" w:eastAsia="宋体" w:hAnsi="宋体" w:cs="宋体" w:hint="eastAsia"/>
               <w:szCs w:val="24"/>
             </w:rPr>
             <w:instrText xml:space="preserve"> HYPERLINK \l _Toc1271 </w:instrText>
           </w:r>
           <w:r>
             <w:rPr>
-              <w:rFonts w:hint="eastAsia" w:ascii="宋体" w:hAnsi="宋体" w:eastAsia="宋体" w:cs="宋体"/>
+              <w:rFonts w:ascii="宋体" w:eastAsia="宋体" w:hAnsi="宋体" w:cs="宋体" w:hint="eastAsia"/>
               <w:szCs w:val="24"/>
             </w:rPr>
             <w:fldChar w:fldCharType="separate"/>
@@ -2930,7 +2903,7 @@
           </w:r>
           <w:r>
             <w:rPr>
-              <w:rFonts w:hint="eastAsia" w:ascii="宋体" w:hAnsi="宋体" w:eastAsia="宋体" w:cs="宋体"/>
+              <w:rFonts w:ascii="宋体" w:eastAsia="宋体" w:hAnsi="宋体" w:cs="宋体" w:hint="eastAsia"/>
               <w:szCs w:val="24"/>
             </w:rPr>
             <w:fldChar w:fldCharType="end"/>
@@ -2938,7 +2911,7 @@
         </w:p>
         <w:p>
           <w:pPr>
-            <w:pStyle w:val="16"/>
+            <w:pStyle w:val="TOC1"/>
             <w:keepNext w:val="0"/>
             <w:keepLines w:val="0"/>
             <w:pageBreakBefore w:val="0"/>
@@ -2958,21 +2931,21 @@
           </w:pPr>
           <w:r>
             <w:rPr>
-              <w:rFonts w:hint="eastAsia" w:ascii="宋体" w:hAnsi="宋体" w:eastAsia="宋体" w:cs="宋体"/>
+              <w:rFonts w:ascii="宋体" w:eastAsia="宋体" w:hAnsi="宋体" w:cs="宋体" w:hint="eastAsia"/>
               <w:szCs w:val="24"/>
             </w:rPr>
             <w:fldChar w:fldCharType="begin"/>
           </w:r>
           <w:r>
             <w:rPr>
-              <w:rFonts w:hint="eastAsia" w:ascii="宋体" w:hAnsi="宋体" w:eastAsia="宋体" w:cs="宋体"/>
+              <w:rFonts w:ascii="宋体" w:eastAsia="宋体" w:hAnsi="宋体" w:cs="宋体" w:hint="eastAsia"/>
               <w:szCs w:val="24"/>
             </w:rPr>
             <w:instrText xml:space="preserve"> HYPERLINK \l _Toc26014 </w:instrText>
           </w:r>
           <w:r>
             <w:rPr>
-              <w:rFonts w:hint="eastAsia" w:ascii="宋体" w:hAnsi="宋体" w:eastAsia="宋体" w:cs="宋体"/>
+              <w:rFonts w:ascii="宋体" w:eastAsia="宋体" w:hAnsi="宋体" w:cs="宋体" w:hint="eastAsia"/>
               <w:szCs w:val="24"/>
             </w:rPr>
             <w:fldChar w:fldCharType="separate"/>
@@ -3011,7 +2984,7 @@
           </w:r>
           <w:r>
             <w:rPr>
-              <w:rFonts w:hint="eastAsia" w:ascii="宋体" w:hAnsi="宋体" w:eastAsia="宋体" w:cs="宋体"/>
+              <w:rFonts w:ascii="宋体" w:eastAsia="宋体" w:hAnsi="宋体" w:cs="宋体" w:hint="eastAsia"/>
               <w:szCs w:val="24"/>
             </w:rPr>
             <w:fldChar w:fldCharType="end"/>
@@ -3019,7 +2992,7 @@
         </w:p>
         <w:p>
           <w:pPr>
-            <w:pStyle w:val="16"/>
+            <w:pStyle w:val="TOC1"/>
             <w:keepNext w:val="0"/>
             <w:keepLines w:val="0"/>
             <w:pageBreakBefore w:val="0"/>
@@ -3039,21 +3012,21 @@
           </w:pPr>
           <w:r>
             <w:rPr>
-              <w:rFonts w:hint="eastAsia" w:ascii="宋体" w:hAnsi="宋体" w:eastAsia="宋体" w:cs="宋体"/>
+              <w:rFonts w:ascii="宋体" w:eastAsia="宋体" w:hAnsi="宋体" w:cs="宋体" w:hint="eastAsia"/>
               <w:szCs w:val="24"/>
             </w:rPr>
             <w:fldChar w:fldCharType="begin"/>
           </w:r>
           <w:r>
             <w:rPr>
-              <w:rFonts w:hint="eastAsia" w:ascii="宋体" w:hAnsi="宋体" w:eastAsia="宋体" w:cs="宋体"/>
+              <w:rFonts w:ascii="宋体" w:eastAsia="宋体" w:hAnsi="宋体" w:cs="宋体" w:hint="eastAsia"/>
               <w:szCs w:val="24"/>
             </w:rPr>
             <w:instrText xml:space="preserve"> HYPERLINK \l _Toc20302 </w:instrText>
           </w:r>
           <w:r>
             <w:rPr>
-              <w:rFonts w:hint="eastAsia" w:ascii="宋体" w:hAnsi="宋体" w:eastAsia="宋体" w:cs="宋体"/>
+              <w:rFonts w:ascii="宋体" w:eastAsia="宋体" w:hAnsi="宋体" w:cs="宋体" w:hint="eastAsia"/>
               <w:szCs w:val="24"/>
             </w:rPr>
             <w:fldChar w:fldCharType="separate"/>
@@ -3091,7 +3064,7 @@
           </w:r>
           <w:r>
             <w:rPr>
-              <w:rFonts w:hint="eastAsia" w:ascii="宋体" w:hAnsi="宋体" w:eastAsia="宋体" w:cs="宋体"/>
+              <w:rFonts w:ascii="宋体" w:eastAsia="宋体" w:hAnsi="宋体" w:cs="宋体" w:hint="eastAsia"/>
               <w:szCs w:val="24"/>
             </w:rPr>
             <w:fldChar w:fldCharType="end"/>
@@ -3099,7 +3072,7 @@
         </w:p>
         <w:p>
           <w:pPr>
-            <w:pStyle w:val="17"/>
+            <w:pStyle w:val="TOC2"/>
             <w:keepNext w:val="0"/>
             <w:keepLines w:val="0"/>
             <w:pageBreakBefore w:val="0"/>
@@ -3119,21 +3092,21 @@
           </w:pPr>
           <w:r>
             <w:rPr>
-              <w:rFonts w:hint="eastAsia" w:ascii="宋体" w:hAnsi="宋体" w:eastAsia="宋体" w:cs="宋体"/>
+              <w:rFonts w:ascii="宋体" w:eastAsia="宋体" w:hAnsi="宋体" w:cs="宋体" w:hint="eastAsia"/>
               <w:szCs w:val="24"/>
             </w:rPr>
             <w:fldChar w:fldCharType="begin"/>
           </w:r>
           <w:r>
             <w:rPr>
-              <w:rFonts w:hint="eastAsia" w:ascii="宋体" w:hAnsi="宋体" w:eastAsia="宋体" w:cs="宋体"/>
+              <w:rFonts w:ascii="宋体" w:eastAsia="宋体" w:hAnsi="宋体" w:cs="宋体" w:hint="eastAsia"/>
               <w:szCs w:val="24"/>
             </w:rPr>
             <w:instrText xml:space="preserve"> HYPERLINK \l _Toc7871 </w:instrText>
           </w:r>
           <w:r>
             <w:rPr>
-              <w:rFonts w:hint="eastAsia" w:ascii="宋体" w:hAnsi="宋体" w:eastAsia="宋体" w:cs="宋体"/>
+              <w:rFonts w:ascii="宋体" w:eastAsia="宋体" w:hAnsi="宋体" w:cs="宋体" w:hint="eastAsia"/>
               <w:szCs w:val="24"/>
             </w:rPr>
             <w:fldChar w:fldCharType="separate"/>
@@ -3177,7 +3150,7 @@
           </w:r>
           <w:r>
             <w:rPr>
-              <w:rFonts w:hint="eastAsia" w:ascii="宋体" w:hAnsi="宋体" w:eastAsia="宋体" w:cs="宋体"/>
+              <w:rFonts w:ascii="宋体" w:eastAsia="宋体" w:hAnsi="宋体" w:cs="宋体" w:hint="eastAsia"/>
               <w:szCs w:val="24"/>
             </w:rPr>
             <w:fldChar w:fldCharType="end"/>
@@ -3185,7 +3158,7 @@
         </w:p>
         <w:p>
           <w:pPr>
-            <w:pStyle w:val="17"/>
+            <w:pStyle w:val="TOC2"/>
             <w:keepNext w:val="0"/>
             <w:keepLines w:val="0"/>
             <w:pageBreakBefore w:val="0"/>
@@ -3205,21 +3178,21 @@
           </w:pPr>
           <w:r>
             <w:rPr>
-              <w:rFonts w:hint="eastAsia" w:ascii="宋体" w:hAnsi="宋体" w:eastAsia="宋体" w:cs="宋体"/>
+              <w:rFonts w:ascii="宋体" w:eastAsia="宋体" w:hAnsi="宋体" w:cs="宋体" w:hint="eastAsia"/>
               <w:szCs w:val="24"/>
             </w:rPr>
             <w:fldChar w:fldCharType="begin"/>
           </w:r>
           <w:r>
             <w:rPr>
-              <w:rFonts w:hint="eastAsia" w:ascii="宋体" w:hAnsi="宋体" w:eastAsia="宋体" w:cs="宋体"/>
+              <w:rFonts w:ascii="宋体" w:eastAsia="宋体" w:hAnsi="宋体" w:cs="宋体" w:hint="eastAsia"/>
               <w:szCs w:val="24"/>
             </w:rPr>
             <w:instrText xml:space="preserve"> HYPERLINK \l _Toc15515 </w:instrText>
           </w:r>
           <w:r>
             <w:rPr>
-              <w:rFonts w:hint="eastAsia" w:ascii="宋体" w:hAnsi="宋体" w:eastAsia="宋体" w:cs="宋体"/>
+              <w:rFonts w:ascii="宋体" w:eastAsia="宋体" w:hAnsi="宋体" w:cs="宋体" w:hint="eastAsia"/>
               <w:szCs w:val="24"/>
             </w:rPr>
             <w:fldChar w:fldCharType="separate"/>
@@ -3256,7 +3229,7 @@
           </w:r>
           <w:r>
             <w:rPr>
-              <w:rFonts w:hint="eastAsia" w:ascii="宋体" w:hAnsi="宋体" w:eastAsia="宋体" w:cs="宋体"/>
+              <w:rFonts w:ascii="宋体" w:eastAsia="宋体" w:hAnsi="宋体" w:cs="宋体" w:hint="eastAsia"/>
               <w:szCs w:val="24"/>
             </w:rPr>
             <w:fldChar w:fldCharType="end"/>
@@ -3264,7 +3237,7 @@
         </w:p>
         <w:p>
           <w:pPr>
-            <w:pStyle w:val="16"/>
+            <w:pStyle w:val="TOC1"/>
             <w:keepNext w:val="0"/>
             <w:keepLines w:val="0"/>
             <w:pageBreakBefore w:val="0"/>
@@ -3284,21 +3257,21 @@
           </w:pPr>
           <w:r>
             <w:rPr>
-              <w:rFonts w:hint="eastAsia" w:ascii="宋体" w:hAnsi="宋体" w:eastAsia="宋体" w:cs="宋体"/>
+              <w:rFonts w:ascii="宋体" w:eastAsia="宋体" w:hAnsi="宋体" w:cs="宋体" w:hint="eastAsia"/>
               <w:szCs w:val="24"/>
             </w:rPr>
             <w:fldChar w:fldCharType="begin"/>
           </w:r>
           <w:r>
             <w:rPr>
-              <w:rFonts w:hint="eastAsia" w:ascii="宋体" w:hAnsi="宋体" w:eastAsia="宋体" w:cs="宋体"/>
+              <w:rFonts w:ascii="宋体" w:eastAsia="宋体" w:hAnsi="宋体" w:cs="宋体" w:hint="eastAsia"/>
               <w:szCs w:val="24"/>
             </w:rPr>
             <w:instrText xml:space="preserve"> HYPERLINK \l _Toc26990 </w:instrText>
           </w:r>
           <w:r>
             <w:rPr>
-              <w:rFonts w:hint="eastAsia" w:ascii="宋体" w:hAnsi="宋体" w:eastAsia="宋体" w:cs="宋体"/>
+              <w:rFonts w:ascii="宋体" w:eastAsia="宋体" w:hAnsi="宋体" w:cs="宋体" w:hint="eastAsia"/>
               <w:szCs w:val="24"/>
             </w:rPr>
             <w:fldChar w:fldCharType="separate"/>
@@ -3337,7 +3310,7 @@
           </w:r>
           <w:r>
             <w:rPr>
-              <w:rFonts w:hint="eastAsia" w:ascii="宋体" w:hAnsi="宋体" w:eastAsia="宋体" w:cs="宋体"/>
+              <w:rFonts w:ascii="宋体" w:eastAsia="宋体" w:hAnsi="宋体" w:cs="宋体" w:hint="eastAsia"/>
               <w:szCs w:val="24"/>
             </w:rPr>
             <w:fldChar w:fldCharType="end"/>
@@ -3345,7 +3318,7 @@
         </w:p>
         <w:p>
           <w:pPr>
-            <w:pStyle w:val="17"/>
+            <w:pStyle w:val="TOC2"/>
             <w:keepNext w:val="0"/>
             <w:keepLines w:val="0"/>
             <w:pageBreakBefore w:val="0"/>
@@ -3365,21 +3338,21 @@
           </w:pPr>
           <w:r>
             <w:rPr>
-              <w:rFonts w:hint="eastAsia" w:ascii="宋体" w:hAnsi="宋体" w:eastAsia="宋体" w:cs="宋体"/>
+              <w:rFonts w:ascii="宋体" w:eastAsia="宋体" w:hAnsi="宋体" w:cs="宋体" w:hint="eastAsia"/>
               <w:szCs w:val="24"/>
             </w:rPr>
             <w:fldChar w:fldCharType="begin"/>
           </w:r>
           <w:r>
             <w:rPr>
-              <w:rFonts w:hint="eastAsia" w:ascii="宋体" w:hAnsi="宋体" w:eastAsia="宋体" w:cs="宋体"/>
+              <w:rFonts w:ascii="宋体" w:eastAsia="宋体" w:hAnsi="宋体" w:cs="宋体" w:hint="eastAsia"/>
               <w:szCs w:val="24"/>
             </w:rPr>
             <w:instrText xml:space="preserve"> HYPERLINK \l _Toc3825 </w:instrText>
           </w:r>
           <w:r>
             <w:rPr>
-              <w:rFonts w:hint="eastAsia" w:ascii="宋体" w:hAnsi="宋体" w:eastAsia="宋体" w:cs="宋体"/>
+              <w:rFonts w:ascii="宋体" w:eastAsia="宋体" w:hAnsi="宋体" w:cs="宋体" w:hint="eastAsia"/>
               <w:szCs w:val="24"/>
             </w:rPr>
             <w:fldChar w:fldCharType="separate"/>
@@ -3411,7 +3384,7 @@
           </w:r>
           <w:r>
             <w:rPr>
-              <w:rFonts w:hint="eastAsia" w:ascii="宋体" w:hAnsi="宋体" w:eastAsia="宋体" w:cs="宋体"/>
+              <w:rFonts w:ascii="宋体" w:eastAsia="宋体" w:hAnsi="宋体" w:cs="宋体" w:hint="eastAsia"/>
               <w:szCs w:val="24"/>
             </w:rPr>
             <w:fldChar w:fldCharType="end"/>
@@ -3419,7 +3392,7 @@
         </w:p>
         <w:p>
           <w:pPr>
-            <w:pStyle w:val="17"/>
+            <w:pStyle w:val="TOC2"/>
             <w:keepNext w:val="0"/>
             <w:keepLines w:val="0"/>
             <w:pageBreakBefore w:val="0"/>
@@ -3439,21 +3412,21 @@
           </w:pPr>
           <w:r>
             <w:rPr>
-              <w:rFonts w:hint="eastAsia" w:ascii="宋体" w:hAnsi="宋体" w:eastAsia="宋体" w:cs="宋体"/>
+              <w:rFonts w:ascii="宋体" w:eastAsia="宋体" w:hAnsi="宋体" w:cs="宋体" w:hint="eastAsia"/>
               <w:szCs w:val="24"/>
             </w:rPr>
             <w:fldChar w:fldCharType="begin"/>
           </w:r>
           <w:r>
             <w:rPr>
-              <w:rFonts w:hint="eastAsia" w:ascii="宋体" w:hAnsi="宋体" w:eastAsia="宋体" w:cs="宋体"/>
+              <w:rFonts w:ascii="宋体" w:eastAsia="宋体" w:hAnsi="宋体" w:cs="宋体" w:hint="eastAsia"/>
               <w:szCs w:val="24"/>
             </w:rPr>
             <w:instrText xml:space="preserve"> HYPERLINK \l _Toc7392 </w:instrText>
           </w:r>
           <w:r>
             <w:rPr>
-              <w:rFonts w:hint="eastAsia" w:ascii="宋体" w:hAnsi="宋体" w:eastAsia="宋体" w:cs="宋体"/>
+              <w:rFonts w:ascii="宋体" w:eastAsia="宋体" w:hAnsi="宋体" w:cs="宋体" w:hint="eastAsia"/>
               <w:szCs w:val="24"/>
             </w:rPr>
             <w:fldChar w:fldCharType="separate"/>
@@ -3485,7 +3458,7 @@
           </w:r>
           <w:r>
             <w:rPr>
-              <w:rFonts w:hint="eastAsia" w:ascii="宋体" w:hAnsi="宋体" w:eastAsia="宋体" w:cs="宋体"/>
+              <w:rFonts w:ascii="宋体" w:eastAsia="宋体" w:hAnsi="宋体" w:cs="宋体" w:hint="eastAsia"/>
               <w:szCs w:val="24"/>
             </w:rPr>
             <w:fldChar w:fldCharType="end"/>
@@ -3493,7 +3466,7 @@
         </w:p>
         <w:p>
           <w:pPr>
-            <w:pStyle w:val="17"/>
+            <w:pStyle w:val="TOC2"/>
             <w:keepNext w:val="0"/>
             <w:keepLines w:val="0"/>
             <w:pageBreakBefore w:val="0"/>
@@ -3513,21 +3486,21 @@
           </w:pPr>
           <w:r>
             <w:rPr>
-              <w:rFonts w:hint="eastAsia" w:ascii="宋体" w:hAnsi="宋体" w:eastAsia="宋体" w:cs="宋体"/>
+              <w:rFonts w:ascii="宋体" w:eastAsia="宋体" w:hAnsi="宋体" w:cs="宋体" w:hint="eastAsia"/>
               <w:szCs w:val="24"/>
             </w:rPr>
             <w:fldChar w:fldCharType="begin"/>
           </w:r>
           <w:r>
             <w:rPr>
-              <w:rFonts w:hint="eastAsia" w:ascii="宋体" w:hAnsi="宋体" w:eastAsia="宋体" w:cs="宋体"/>
+              <w:rFonts w:ascii="宋体" w:eastAsia="宋体" w:hAnsi="宋体" w:cs="宋体" w:hint="eastAsia"/>
               <w:szCs w:val="24"/>
             </w:rPr>
             <w:instrText xml:space="preserve"> HYPERLINK \l _Toc12383 </w:instrText>
           </w:r>
           <w:r>
             <w:rPr>
-              <w:rFonts w:hint="eastAsia" w:ascii="宋体" w:hAnsi="宋体" w:eastAsia="宋体" w:cs="宋体"/>
+              <w:rFonts w:ascii="宋体" w:eastAsia="宋体" w:hAnsi="宋体" w:cs="宋体" w:hint="eastAsia"/>
               <w:szCs w:val="24"/>
             </w:rPr>
             <w:fldChar w:fldCharType="separate"/>
@@ -3559,7 +3532,7 @@
           </w:r>
           <w:r>
             <w:rPr>
-              <w:rFonts w:hint="eastAsia" w:ascii="宋体" w:hAnsi="宋体" w:eastAsia="宋体" w:cs="宋体"/>
+              <w:rFonts w:ascii="宋体" w:eastAsia="宋体" w:hAnsi="宋体" w:cs="宋体" w:hint="eastAsia"/>
               <w:szCs w:val="24"/>
             </w:rPr>
             <w:fldChar w:fldCharType="end"/>
@@ -3567,7 +3540,7 @@
         </w:p>
         <w:p>
           <w:pPr>
-            <w:pStyle w:val="17"/>
+            <w:pStyle w:val="TOC2"/>
             <w:keepNext w:val="0"/>
             <w:keepLines w:val="0"/>
             <w:pageBreakBefore w:val="0"/>
@@ -3587,21 +3560,21 @@
           </w:pPr>
           <w:r>
             <w:rPr>
-              <w:rFonts w:hint="eastAsia" w:ascii="宋体" w:hAnsi="宋体" w:eastAsia="宋体" w:cs="宋体"/>
+              <w:rFonts w:ascii="宋体" w:eastAsia="宋体" w:hAnsi="宋体" w:cs="宋体" w:hint="eastAsia"/>
               <w:szCs w:val="24"/>
             </w:rPr>
             <w:fldChar w:fldCharType="begin"/>
           </w:r>
           <w:r>
             <w:rPr>
-              <w:rFonts w:hint="eastAsia" w:ascii="宋体" w:hAnsi="宋体" w:eastAsia="宋体" w:cs="宋体"/>
+              <w:rFonts w:ascii="宋体" w:eastAsia="宋体" w:hAnsi="宋体" w:cs="宋体" w:hint="eastAsia"/>
               <w:szCs w:val="24"/>
             </w:rPr>
             <w:instrText xml:space="preserve"> HYPERLINK \l _Toc21483 </w:instrText>
           </w:r>
           <w:r>
             <w:rPr>
-              <w:rFonts w:hint="eastAsia" w:ascii="宋体" w:hAnsi="宋体" w:eastAsia="宋体" w:cs="宋体"/>
+              <w:rFonts w:ascii="宋体" w:eastAsia="宋体" w:hAnsi="宋体" w:cs="宋体" w:hint="eastAsia"/>
               <w:szCs w:val="24"/>
             </w:rPr>
             <w:fldChar w:fldCharType="separate"/>
@@ -3633,7 +3606,7 @@
           </w:r>
           <w:r>
             <w:rPr>
-              <w:rFonts w:hint="eastAsia" w:ascii="宋体" w:hAnsi="宋体" w:eastAsia="宋体" w:cs="宋体"/>
+              <w:rFonts w:ascii="宋体" w:eastAsia="宋体" w:hAnsi="宋体" w:cs="宋体" w:hint="eastAsia"/>
               <w:szCs w:val="24"/>
             </w:rPr>
             <w:fldChar w:fldCharType="end"/>
@@ -3641,7 +3614,7 @@
         </w:p>
         <w:p>
           <w:pPr>
-            <w:pStyle w:val="17"/>
+            <w:pStyle w:val="TOC2"/>
             <w:keepNext w:val="0"/>
             <w:keepLines w:val="0"/>
             <w:pageBreakBefore w:val="0"/>
@@ -3661,21 +3634,21 @@
           </w:pPr>
           <w:r>
             <w:rPr>
-              <w:rFonts w:hint="eastAsia" w:ascii="宋体" w:hAnsi="宋体" w:eastAsia="宋体" w:cs="宋体"/>
+              <w:rFonts w:ascii="宋体" w:eastAsia="宋体" w:hAnsi="宋体" w:cs="宋体" w:hint="eastAsia"/>
               <w:szCs w:val="24"/>
             </w:rPr>
             <w:fldChar w:fldCharType="begin"/>
           </w:r>
           <w:r>
             <w:rPr>
-              <w:rFonts w:hint="eastAsia" w:ascii="宋体" w:hAnsi="宋体" w:eastAsia="宋体" w:cs="宋体"/>
+              <w:rFonts w:ascii="宋体" w:eastAsia="宋体" w:hAnsi="宋体" w:cs="宋体" w:hint="eastAsia"/>
               <w:szCs w:val="24"/>
             </w:rPr>
             <w:instrText xml:space="preserve"> HYPERLINK \l _Toc19803 </w:instrText>
           </w:r>
           <w:r>
             <w:rPr>
-              <w:rFonts w:hint="eastAsia" w:ascii="宋体" w:hAnsi="宋体" w:eastAsia="宋体" w:cs="宋体"/>
+              <w:rFonts w:ascii="宋体" w:eastAsia="宋体" w:hAnsi="宋体" w:cs="宋体" w:hint="eastAsia"/>
               <w:szCs w:val="24"/>
             </w:rPr>
             <w:fldChar w:fldCharType="separate"/>
@@ -3714,7 +3687,7 @@
           </w:r>
           <w:r>
             <w:rPr>
-              <w:rFonts w:hint="eastAsia" w:ascii="宋体" w:hAnsi="宋体" w:eastAsia="宋体" w:cs="宋体"/>
+              <w:rFonts w:ascii="宋体" w:eastAsia="宋体" w:hAnsi="宋体" w:cs="宋体" w:hint="eastAsia"/>
               <w:szCs w:val="24"/>
             </w:rPr>
             <w:fldChar w:fldCharType="end"/>
@@ -3722,7 +3695,7 @@
         </w:p>
         <w:p>
           <w:pPr>
-            <w:pStyle w:val="16"/>
+            <w:pStyle w:val="TOC1"/>
             <w:keepNext w:val="0"/>
             <w:keepLines w:val="0"/>
             <w:pageBreakBefore w:val="0"/>
@@ -3742,35 +3715,35 @@
           </w:pPr>
           <w:r>
             <w:rPr>
-              <w:rFonts w:hint="eastAsia" w:ascii="宋体" w:hAnsi="宋体" w:eastAsia="宋体" w:cs="宋体"/>
+              <w:rFonts w:ascii="宋体" w:eastAsia="宋体" w:hAnsi="宋体" w:cs="宋体" w:hint="eastAsia"/>
               <w:szCs w:val="24"/>
             </w:rPr>
             <w:fldChar w:fldCharType="begin"/>
           </w:r>
           <w:r>
             <w:rPr>
-              <w:rFonts w:hint="eastAsia" w:ascii="宋体" w:hAnsi="宋体" w:eastAsia="宋体" w:cs="宋体"/>
+              <w:rFonts w:ascii="宋体" w:eastAsia="宋体" w:hAnsi="宋体" w:cs="宋体" w:hint="eastAsia"/>
               <w:szCs w:val="24"/>
             </w:rPr>
             <w:instrText xml:space="preserve"> HYPERLINK \l _Toc31297 </w:instrText>
           </w:r>
           <w:r>
             <w:rPr>
-              <w:rFonts w:hint="eastAsia" w:ascii="宋体" w:hAnsi="宋体" w:eastAsia="宋体" w:cs="宋体"/>
+              <w:rFonts w:ascii="宋体" w:eastAsia="宋体" w:hAnsi="宋体" w:cs="宋体" w:hint="eastAsia"/>
               <w:szCs w:val="24"/>
             </w:rPr>
             <w:fldChar w:fldCharType="separate"/>
           </w:r>
           <w:r>
             <w:rPr>
-              <w:rFonts w:hint="default" w:eastAsia="宋体"/>
+              <w:rFonts w:eastAsia="宋体" w:hint="default"/>
               <w:lang w:val="en-US" w:eastAsia="zh-CN"/>
             </w:rPr>
             <w:t xml:space="preserve">5. </w:t>
           </w:r>
           <w:r>
             <w:rPr>
-              <w:rFonts w:hint="eastAsia" w:eastAsia="宋体"/>
+              <w:rFonts w:eastAsia="宋体" w:hint="eastAsia"/>
               <w:lang w:val="en-US" w:eastAsia="zh-CN"/>
             </w:rPr>
             <w:t>附则</w:t>
@@ -3795,7 +3768,7 @@
           </w:r>
           <w:r>
             <w:rPr>
-              <w:rFonts w:hint="eastAsia" w:ascii="宋体" w:hAnsi="宋体" w:eastAsia="宋体" w:cs="宋体"/>
+              <w:rFonts w:ascii="宋体" w:eastAsia="宋体" w:hAnsi="宋体" w:cs="宋体" w:hint="eastAsia"/>
               <w:szCs w:val="24"/>
             </w:rPr>
             <w:fldChar w:fldCharType="end"/>
@@ -3803,7 +3776,7 @@
         </w:p>
         <w:p>
           <w:pPr>
-            <w:pStyle w:val="16"/>
+            <w:pStyle w:val="TOC1"/>
             <w:keepNext w:val="0"/>
             <w:keepLines w:val="0"/>
             <w:pageBreakBefore w:val="0"/>
@@ -3823,21 +3796,21 @@
           </w:pPr>
           <w:r>
             <w:rPr>
-              <w:rFonts w:hint="eastAsia" w:ascii="宋体" w:hAnsi="宋体" w:eastAsia="宋体" w:cs="宋体"/>
+              <w:rFonts w:ascii="宋体" w:eastAsia="宋体" w:hAnsi="宋体" w:cs="宋体" w:hint="eastAsia"/>
               <w:szCs w:val="24"/>
             </w:rPr>
             <w:fldChar w:fldCharType="begin"/>
           </w:r>
           <w:r>
             <w:rPr>
-              <w:rFonts w:hint="eastAsia" w:ascii="宋体" w:hAnsi="宋体" w:eastAsia="宋体" w:cs="宋体"/>
+              <w:rFonts w:ascii="宋体" w:eastAsia="宋体" w:hAnsi="宋体" w:cs="宋体" w:hint="eastAsia"/>
               <w:szCs w:val="24"/>
             </w:rPr>
             <w:instrText xml:space="preserve"> HYPERLINK \l _Toc6039 </w:instrText>
           </w:r>
           <w:r>
             <w:rPr>
-              <w:rFonts w:hint="eastAsia" w:ascii="宋体" w:hAnsi="宋体" w:eastAsia="宋体" w:cs="宋体"/>
+              <w:rFonts w:ascii="宋体" w:eastAsia="宋体" w:hAnsi="宋体" w:cs="宋体" w:hint="eastAsia"/>
               <w:szCs w:val="24"/>
             </w:rPr>
             <w:fldChar w:fldCharType="separate"/>
@@ -3876,7 +3849,7 @@
           </w:r>
           <w:r>
             <w:rPr>
-              <w:rFonts w:hint="eastAsia" w:ascii="宋体" w:hAnsi="宋体" w:eastAsia="宋体" w:cs="宋体"/>
+              <w:rFonts w:ascii="宋体" w:eastAsia="宋体" w:hAnsi="宋体" w:cs="宋体" w:hint="eastAsia"/>
               <w:szCs w:val="24"/>
             </w:rPr>
             <w:fldChar w:fldCharType="end"/>
@@ -3884,7 +3857,7 @@
         </w:p>
         <w:p>
           <w:pPr>
-            <w:pStyle w:val="16"/>
+            <w:pStyle w:val="TOC1"/>
             <w:keepNext w:val="0"/>
             <w:keepLines w:val="0"/>
             <w:pageBreakBefore w:val="0"/>
@@ -3904,21 +3877,21 @@
           </w:pPr>
           <w:r>
             <w:rPr>
-              <w:rFonts w:hint="eastAsia" w:ascii="宋体" w:hAnsi="宋体" w:eastAsia="宋体" w:cs="宋体"/>
+              <w:rFonts w:ascii="宋体" w:eastAsia="宋体" w:hAnsi="宋体" w:cs="宋体" w:hint="eastAsia"/>
               <w:szCs w:val="24"/>
             </w:rPr>
             <w:fldChar w:fldCharType="begin"/>
           </w:r>
           <w:r>
             <w:rPr>
-              <w:rFonts w:hint="eastAsia" w:ascii="宋体" w:hAnsi="宋体" w:eastAsia="宋体" w:cs="宋体"/>
+              <w:rFonts w:ascii="宋体" w:eastAsia="宋体" w:hAnsi="宋体" w:cs="宋体" w:hint="eastAsia"/>
               <w:szCs w:val="24"/>
             </w:rPr>
             <w:instrText xml:space="preserve"> HYPERLINK \l _Toc17520 </w:instrText>
           </w:r>
           <w:r>
             <w:rPr>
-              <w:rFonts w:hint="eastAsia" w:ascii="宋体" w:hAnsi="宋体" w:eastAsia="宋体" w:cs="宋体"/>
+              <w:rFonts w:ascii="宋体" w:eastAsia="宋体" w:hAnsi="宋体" w:cs="宋体" w:hint="eastAsia"/>
               <w:szCs w:val="24"/>
             </w:rPr>
             <w:fldChar w:fldCharType="separate"/>
@@ -3957,7 +3930,7 @@
           </w:r>
           <w:r>
             <w:rPr>
-              <w:rFonts w:hint="eastAsia" w:ascii="宋体" w:hAnsi="宋体" w:eastAsia="宋体" w:cs="宋体"/>
+              <w:rFonts w:ascii="宋体" w:eastAsia="宋体" w:hAnsi="宋体" w:cs="宋体" w:hint="eastAsia"/>
               <w:szCs w:val="24"/>
             </w:rPr>
             <w:fldChar w:fldCharType="end"/>
@@ -3979,7 +3952,7 @@
             <w:snapToGrid w:val="0"/>
             <w:textAlignment w:val="baseline"/>
             <w:rPr>
-              <w:rFonts w:hint="eastAsia" w:ascii="宋体" w:hAnsi="宋体" w:eastAsia="宋体" w:cs="宋体"/>
+              <w:rFonts w:ascii="宋体" w:eastAsia="宋体" w:hAnsi="宋体" w:cs="宋体" w:hint="eastAsia"/>
               <w:snapToGrid w:val="0"/>
               <w:color w:val="000000"/>
               <w:kern w:val="0"/>
@@ -3990,7 +3963,7 @@
           </w:pPr>
           <w:r>
             <w:rPr>
-              <w:rFonts w:hint="eastAsia" w:ascii="宋体" w:hAnsi="宋体" w:eastAsia="宋体" w:cs="宋体"/>
+              <w:rFonts w:ascii="宋体" w:eastAsia="宋体" w:hAnsi="宋体" w:cs="宋体" w:hint="eastAsia"/>
               <w:szCs w:val="24"/>
             </w:rPr>
             <w:fldChar w:fldCharType="end"/>
@@ -4014,7 +3987,7 @@
         <w:snapToGrid w:val="0"/>
         <w:textAlignment w:val="baseline"/>
         <w:rPr>
-          <w:rFonts w:ascii="Arial" w:hAnsi="Arial" w:eastAsia="Arial" w:cs="Arial"/>
+          <w:rFonts w:ascii="Arial" w:eastAsia="Arial" w:hAnsi="Arial" w:cs="Arial"/>
           <w:snapToGrid w:val="0"/>
           <w:color w:val="000000"/>
           <w:kern w:val="0"/>
@@ -4025,7 +3998,7 @@
       </w:pPr>
       <w:r>
         <w:rPr>
-          <w:rFonts w:ascii="Arial" w:hAnsi="Arial" w:eastAsia="Arial" w:cs="Arial"/>
+          <w:rFonts w:ascii="Arial" w:eastAsia="Arial" w:hAnsi="Arial" w:cs="Arial"/>
           <w:snapToGrid w:val="0"/>
           <w:color w:val="000000"/>
           <w:kern w:val="0"/>
@@ -4038,7 +4011,7 @@
     </w:p>
     <w:p>
       <w:pPr>
-        <w:pStyle w:val="28"/>
+        <w:pStyle w:val="1"/>
         <w:bidi w:val="0"/>
         <w:rPr>
           <w:rFonts w:hint="default"/>
@@ -4055,7 +4028,7 @@
     </w:p>
     <w:p>
       <w:pPr>
-        <w:pStyle w:val="29"/>
+        <w:pStyle w:val="a1"/>
         <w:keepNext w:val="0"/>
         <w:keepLines w:val="0"/>
         <w:pageBreakBefore w:val="0"/>
@@ -4084,7 +4057,7 @@
     </w:p>
     <w:p>
       <w:pPr>
-        <w:pStyle w:val="28"/>
+        <w:pStyle w:val="1"/>
         <w:bidi w:val="0"/>
         <w:rPr>
           <w:rFonts w:hint="default"/>
@@ -4101,7 +4074,7 @@
     </w:p>
     <w:p>
       <w:pPr>
-        <w:pStyle w:val="29"/>
+        <w:pStyle w:val="a1"/>
         <w:keepNext w:val="0"/>
         <w:keepLines w:val="0"/>
         <w:pageBreakBefore w:val="0"/>
@@ -4130,7 +4103,7 @@
     </w:p>
     <w:p>
       <w:pPr>
-        <w:pStyle w:val="28"/>
+        <w:pStyle w:val="1"/>
         <w:bidi w:val="0"/>
         <w:rPr>
           <w:rFonts w:hint="default"/>
@@ -4147,7 +4120,7 @@
     </w:p>
     <w:p>
       <w:pPr>
-        <w:pStyle w:val="29"/>
+        <w:pStyle w:val="a1"/>
         <w:keepNext w:val="0"/>
         <w:keepLines w:val="0"/>
         <w:pageBreakBefore w:val="0"/>
@@ -4168,15 +4141,24 @@
       </w:pPr>
       <w:r>
         <w:rPr>
-          <w:rFonts w:hint="default"/>
-          <w:lang w:val="en-US" w:eastAsia="zh-CN"/>
-        </w:rPr>
-        <w:t>知识库主要包括以下类别内容：</w:t>
+          <w:rFonts w:hint="eastAsia"/>
+          <w:lang w:val="en-US" w:eastAsia="zh-CN"/>
+        </w:rPr>
+        <w:t>服务知识</w:t>
+      </w:r>
+      <w:bookmarkStart w:id="2" w:name="_GoBack"/>
+      <w:bookmarkEnd w:id="2"/>
+      <w:r>
+        <w:rPr>
+          <w:rFonts w:hint="default"/>
+          <w:lang w:val="en-US" w:eastAsia="zh-CN"/>
+        </w:rPr>
+        <w:t>主要包括以下类别内容：</w:t>
       </w:r>
     </w:p>
     <w:p>
       <w:pPr>
-        <w:pStyle w:val="29"/>
+        <w:pStyle w:val="a1"/>
         <w:keepNext w:val="0"/>
         <w:keepLines w:val="0"/>
         <w:pageBreakBefore w:val="0"/>
@@ -4205,7 +4187,7 @@
     </w:p>
     <w:p>
       <w:pPr>
-        <w:pStyle w:val="29"/>
+        <w:pStyle w:val="a1"/>
         <w:keepNext w:val="0"/>
         <w:keepLines w:val="0"/>
         <w:pageBreakBefore w:val="0"/>
@@ -4234,7 +4216,7 @@
     </w:p>
     <w:p>
       <w:pPr>
-        <w:pStyle w:val="29"/>
+        <w:pStyle w:val="a1"/>
         <w:keepNext w:val="0"/>
         <w:keepLines w:val="0"/>
         <w:pageBreakBefore w:val="0"/>
@@ -4263,7 +4245,7 @@
     </w:p>
     <w:p>
       <w:pPr>
-        <w:pStyle w:val="29"/>
+        <w:pStyle w:val="a1"/>
         <w:keepNext w:val="0"/>
         <w:keepLines w:val="0"/>
         <w:pageBreakBefore w:val="0"/>
@@ -4292,7 +4274,7 @@
     </w:p>
     <w:p>
       <w:pPr>
-        <w:pStyle w:val="28"/>
+        <w:pStyle w:val="1"/>
         <w:bidi w:val="0"/>
         <w:rPr>
           <w:rFonts w:hint="default"/>
@@ -4309,7 +4291,7 @@
     </w:p>
     <w:p>
       <w:pPr>
-        <w:pStyle w:val="30"/>
+        <w:pStyle w:val="2"/>
         <w:bidi w:val="0"/>
         <w:rPr>
           <w:rFonts w:hint="default"/>
@@ -4326,7 +4308,7 @@
     </w:p>
     <w:p>
       <w:pPr>
-        <w:pStyle w:val="29"/>
+        <w:pStyle w:val="a1"/>
         <w:keepNext w:val="0"/>
         <w:keepLines w:val="0"/>
         <w:pageBreakBefore w:val="0"/>
@@ -4369,7 +4351,7 @@
     </w:p>
     <w:p>
       <w:pPr>
-        <w:pStyle w:val="29"/>
+        <w:pStyle w:val="a1"/>
         <w:keepNext w:val="0"/>
         <w:keepLines w:val="0"/>
         <w:pageBreakBefore w:val="0"/>
@@ -4398,7 +4380,7 @@
     </w:p>
     <w:p>
       <w:pPr>
-        <w:pStyle w:val="29"/>
+        <w:pStyle w:val="a1"/>
         <w:keepNext w:val="0"/>
         <w:keepLines w:val="0"/>
         <w:pageBreakBefore w:val="0"/>
@@ -4427,7 +4409,7 @@
     </w:p>
     <w:p>
       <w:pPr>
-        <w:pStyle w:val="29"/>
+        <w:pStyle w:val="a1"/>
         <w:keepNext w:val="0"/>
         <w:keepLines w:val="0"/>
         <w:pageBreakBefore w:val="0"/>
@@ -4456,7 +4438,7 @@
     </w:p>
     <w:p>
       <w:pPr>
-        <w:pStyle w:val="30"/>
+        <w:pStyle w:val="2"/>
         <w:bidi w:val="0"/>
         <w:rPr>
           <w:rFonts w:hint="default"/>
@@ -4473,7 +4455,7 @@
     </w:p>
     <w:p>
       <w:pPr>
-        <w:pStyle w:val="29"/>
+        <w:pStyle w:val="a1"/>
         <w:keepNext w:val="0"/>
         <w:keepLines w:val="0"/>
         <w:pageBreakBefore w:val="0"/>
@@ -4502,7 +4484,7 @@
     </w:p>
     <w:p>
       <w:pPr>
-        <w:pStyle w:val="29"/>
+        <w:pStyle w:val="a1"/>
         <w:keepNext w:val="0"/>
         <w:keepLines w:val="0"/>
         <w:pageBreakBefore w:val="0"/>
@@ -4531,7 +4513,7 @@
     </w:p>
     <w:p>
       <w:pPr>
-        <w:pStyle w:val="29"/>
+        <w:pStyle w:val="a1"/>
         <w:keepNext w:val="0"/>
         <w:keepLines w:val="0"/>
         <w:pageBreakBefore w:val="0"/>
@@ -4560,7 +4542,7 @@
     </w:p>
     <w:p>
       <w:pPr>
-        <w:pStyle w:val="29"/>
+        <w:pStyle w:val="a1"/>
         <w:keepNext w:val="0"/>
         <w:keepLines w:val="0"/>
         <w:pageBreakBefore w:val="0"/>
@@ -4589,7 +4571,7 @@
     </w:p>
     <w:p>
       <w:pPr>
-        <w:pStyle w:val="28"/>
+        <w:pStyle w:val="1"/>
         <w:bidi w:val="0"/>
         <w:rPr>
           <w:rFonts w:hint="default"/>
@@ -4606,7 +4588,7 @@
     </w:p>
     <w:p>
       <w:pPr>
-        <w:pStyle w:val="30"/>
+        <w:pStyle w:val="2"/>
         <w:bidi w:val="0"/>
         <w:rPr>
           <w:rFonts w:hint="default"/>
@@ -4623,7 +4605,7 @@
     </w:p>
     <w:p>
       <w:pPr>
-        <w:pStyle w:val="29"/>
+        <w:pStyle w:val="a1"/>
         <w:keepNext w:val="0"/>
         <w:keepLines w:val="0"/>
         <w:pageBreakBefore w:val="0"/>
@@ -4652,7 +4634,7 @@
     </w:p>
     <w:p>
       <w:pPr>
-        <w:pStyle w:val="29"/>
+        <w:pStyle w:val="a1"/>
         <w:keepNext w:val="0"/>
         <w:keepLines w:val="0"/>
         <w:pageBreakBefore w:val="0"/>
@@ -4681,7 +4663,7 @@
     </w:p>
     <w:p>
       <w:pPr>
-        <w:pStyle w:val="29"/>
+        <w:pStyle w:val="a1"/>
         <w:keepNext w:val="0"/>
         <w:keepLines w:val="0"/>
         <w:pageBreakBefore w:val="0"/>
@@ -4717,7 +4699,7 @@
     </w:p>
     <w:p>
       <w:pPr>
-        <w:pStyle w:val="29"/>
+        <w:pStyle w:val="a1"/>
         <w:keepNext w:val="0"/>
         <w:keepLines w:val="0"/>
         <w:pageBreakBefore w:val="0"/>
@@ -4746,7 +4728,7 @@
     </w:p>
     <w:p>
       <w:pPr>
-        <w:pStyle w:val="30"/>
+        <w:pStyle w:val="2"/>
         <w:bidi w:val="0"/>
         <w:rPr>
           <w:rFonts w:hint="default"/>
@@ -4763,7 +4745,7 @@
     </w:p>
     <w:p>
       <w:pPr>
-        <w:pStyle w:val="29"/>
+        <w:pStyle w:val="a1"/>
         <w:keepNext w:val="0"/>
         <w:keepLines w:val="0"/>
         <w:pageBreakBefore w:val="0"/>
@@ -4792,7 +4774,7 @@
     </w:p>
     <w:p>
       <w:pPr>
-        <w:pStyle w:val="29"/>
+        <w:pStyle w:val="a1"/>
         <w:keepNext w:val="0"/>
         <w:keepLines w:val="0"/>
         <w:pageBreakBefore w:val="0"/>
@@ -4835,7 +4817,7 @@
     </w:p>
     <w:p>
       <w:pPr>
-        <w:pStyle w:val="29"/>
+        <w:pStyle w:val="a1"/>
         <w:keepNext w:val="0"/>
         <w:keepLines w:val="0"/>
         <w:pageBreakBefore w:val="0"/>
@@ -4864,7 +4846,7 @@
     </w:p>
     <w:p>
       <w:pPr>
-        <w:pStyle w:val="30"/>
+        <w:pStyle w:val="2"/>
         <w:bidi w:val="0"/>
         <w:rPr>
           <w:rFonts w:hint="default"/>
@@ -4881,7 +4863,7 @@
     </w:p>
     <w:p>
       <w:pPr>
-        <w:pStyle w:val="29"/>
+        <w:pStyle w:val="a1"/>
         <w:keepNext w:val="0"/>
         <w:keepLines w:val="0"/>
         <w:pageBreakBefore w:val="0"/>
@@ -4910,7 +4892,7 @@
     </w:p>
     <w:p>
       <w:pPr>
-        <w:pStyle w:val="29"/>
+        <w:pStyle w:val="a1"/>
         <w:keepNext w:val="0"/>
         <w:keepLines w:val="0"/>
         <w:pageBreakBefore w:val="0"/>
@@ -4953,7 +4935,7 @@
     </w:p>
     <w:p>
       <w:pPr>
-        <w:pStyle w:val="29"/>
+        <w:pStyle w:val="a1"/>
         <w:keepNext w:val="0"/>
         <w:keepLines w:val="0"/>
         <w:pageBreakBefore w:val="0"/>
@@ -4982,7 +4964,7 @@
     </w:p>
     <w:p>
       <w:pPr>
-        <w:pStyle w:val="28"/>
+        <w:pStyle w:val="1"/>
         <w:bidi w:val="0"/>
         <w:rPr>
           <w:rFonts w:hint="default"/>
@@ -4999,7 +4981,7 @@
     </w:p>
     <w:p>
       <w:pPr>
-        <w:pStyle w:val="29"/>
+        <w:pStyle w:val="a1"/>
         <w:keepNext w:val="0"/>
         <w:keepLines w:val="0"/>
         <w:pageBreakBefore w:val="0"/>
@@ -5028,7 +5010,7 @@
     </w:p>
     <w:p>
       <w:pPr>
-        <w:pStyle w:val="29"/>
+        <w:pStyle w:val="a1"/>
         <w:keepNext w:val="0"/>
         <w:keepLines w:val="0"/>
         <w:pageBreakBefore w:val="0"/>
@@ -5057,7 +5039,7 @@
     </w:p>
     <w:p>
       <w:pPr>
-        <w:pStyle w:val="29"/>
+        <w:pStyle w:val="a1"/>
         <w:keepNext w:val="0"/>
         <w:keepLines w:val="0"/>
         <w:pageBreakBefore w:val="0"/>
@@ -5086,7 +5068,7 @@
     </w:p>
     <w:p>
       <w:pPr>
-        <w:pStyle w:val="29"/>
+        <w:pStyle w:val="a1"/>
         <w:keepNext w:val="0"/>
         <w:keepLines w:val="0"/>
         <w:pageBreakBefore w:val="0"/>
@@ -5122,7 +5104,7 @@
     </w:p>
     <w:p>
       <w:pPr>
-        <w:pStyle w:val="28"/>
+        <w:pStyle w:val="1"/>
         <w:bidi w:val="0"/>
         <w:rPr>
           <w:rFonts w:hint="default"/>
@@ -5139,19 +5121,18 @@
     </w:p>
     <w:tbl>
       <w:tblPr>
-        <w:tblStyle w:val="20"/>
+        <w:tblStyle w:val="TableNormal"/>
         <w:tblW w:w="8504" w:type="dxa"/>
         <w:tblInd w:w="96" w:type="dxa"/>
         <w:tblBorders>
-          <w:top w:val="none" w:color="auto" w:sz="0" w:space="0"/>
-          <w:left w:val="none" w:color="auto" w:sz="0" w:space="0"/>
-          <w:bottom w:val="none" w:color="auto" w:sz="0" w:space="0"/>
-          <w:right w:val="none" w:color="auto" w:sz="0" w:space="0"/>
-          <w:insideH w:val="none" w:color="auto" w:sz="0" w:space="0"/>
-          <w:insideV w:val="none" w:color="auto" w:sz="0" w:space="0"/>
+          <w:top w:val="nil"/>
+          <w:left w:val="nil"/>
+          <w:bottom w:val="nil"/>
+          <w:right w:val="nil"/>
+          <w:insideH w:val="nil"/>
+          <w:insideV w:val="nil"/>
         </w:tblBorders>
         <w:shd w:val="clear" w:color="auto" w:fill="auto"/>
-        <w:tblLayout w:type="autofit"/>
         <w:tblCellMar>
           <w:top w:w="0" w:type="dxa"/>
           <w:left w:w="108" w:type="dxa"/>
@@ -5167,13 +5148,15 @@
       </w:tblGrid>
       <w:tr>
         <w:tblPrEx>
+          <w:tblW w:w="8504" w:type="dxa"/>
+          <w:tblInd w:w="96" w:type="dxa"/>
           <w:tblBorders>
-            <w:top w:val="none" w:color="auto" w:sz="0" w:space="0"/>
-            <w:left w:val="none" w:color="auto" w:sz="0" w:space="0"/>
-            <w:bottom w:val="none" w:color="auto" w:sz="0" w:space="0"/>
-            <w:right w:val="none" w:color="auto" w:sz="0" w:space="0"/>
-            <w:insideH w:val="none" w:color="auto" w:sz="0" w:space="0"/>
-            <w:insideV w:val="none" w:color="auto" w:sz="0" w:space="0"/>
+            <w:top w:val="nil"/>
+            <w:left w:val="nil"/>
+            <w:bottom w:val="nil"/>
+            <w:right w:val="nil"/>
+            <w:insideH w:val="nil"/>
+            <w:insideV w:val="nil"/>
           </w:tblBorders>
           <w:shd w:val="clear" w:color="auto" w:fill="auto"/>
           <w:tblCellMar>
@@ -5184,16 +5167,16 @@
           </w:tblCellMar>
         </w:tblPrEx>
         <w:trPr>
-          <w:trHeight w:val="493" w:hRule="atLeast"/>
+          <w:trHeight w:val="493"/>
         </w:trPr>
         <w:tc>
           <w:tcPr>
             <w:tcW w:w="1615" w:type="dxa"/>
             <w:tcBorders>
-              <w:top w:val="single" w:color="000000" w:sz="4" w:space="0"/>
-              <w:left w:val="single" w:color="000000" w:sz="4" w:space="0"/>
-              <w:bottom w:val="single" w:color="000000" w:sz="4" w:space="0"/>
-              <w:right w:val="single" w:color="000000" w:sz="4" w:space="0"/>
+              <w:top w:val="single" w:sz="4" w:space="0" w:color="000000"/>
+              <w:left w:val="single" w:sz="4" w:space="0" w:color="000000"/>
+              <w:bottom w:val="single" w:sz="4" w:space="0" w:color="000000"/>
+              <w:right w:val="single" w:sz="4" w:space="0" w:color="000000"/>
             </w:tcBorders>
             <w:shd w:val="clear" w:color="auto" w:fill="C0C0C0"/>
             <w:vAlign w:val="center"/>
@@ -5207,7 +5190,7 @@
               <w:jc w:val="center"/>
               <w:textAlignment w:val="center"/>
               <w:rPr>
-                <w:rFonts w:ascii="楷体_GB2312" w:hAnsi="宋体" w:eastAsia="楷体_GB2312" w:cs="楷体_GB2312"/>
+                <w:rFonts w:ascii="楷体_GB2312" w:eastAsia="楷体_GB2312" w:hAnsi="宋体" w:cs="楷体_GB2312"/>
                 <w:b/>
                 <w:bCs/>
                 <w:i w:val="0"/>
@@ -5220,7 +5203,7 @@
             </w:pPr>
             <w:r>
               <w:rPr>
-                <w:rFonts w:hint="default" w:ascii="楷体_GB2312" w:hAnsi="宋体" w:eastAsia="楷体_GB2312" w:cs="楷体_GB2312"/>
+                <w:rFonts w:ascii="楷体_GB2312" w:eastAsia="楷体_GB2312" w:hAnsi="宋体" w:cs="楷体_GB2312" w:hint="default"/>
                 <w:b/>
                 <w:bCs/>
                 <w:i w:val="0"/>
@@ -5231,7 +5214,7 @@
                 <w:sz w:val="22"/>
                 <w:szCs w:val="22"/>
                 <w:u w:val="none"/>
-                <w:lang w:val="en-US" w:eastAsia="zh-CN" w:bidi="ar"/>
+                <w:lang w:val="en-US" w:eastAsia="zh-CN"/>
               </w:rPr>
               <w:t>KPI</w:t>
             </w:r>
@@ -5241,10 +5224,10 @@
           <w:tcPr>
             <w:tcW w:w="1272" w:type="dxa"/>
             <w:tcBorders>
-              <w:top w:val="single" w:color="000000" w:sz="4" w:space="0"/>
-              <w:left w:val="single" w:color="000000" w:sz="4" w:space="0"/>
-              <w:bottom w:val="single" w:color="000000" w:sz="4" w:space="0"/>
-              <w:right w:val="single" w:color="000000" w:sz="4" w:space="0"/>
+              <w:top w:val="single" w:sz="4" w:space="0" w:color="000000"/>
+              <w:left w:val="single" w:sz="4" w:space="0" w:color="000000"/>
+              <w:bottom w:val="single" w:sz="4" w:space="0" w:color="000000"/>
+              <w:right w:val="single" w:sz="4" w:space="0" w:color="000000"/>
             </w:tcBorders>
             <w:shd w:val="clear" w:color="auto" w:fill="C0C0C0"/>
             <w:vAlign w:val="center"/>
@@ -5258,7 +5241,7 @@
               <w:jc w:val="center"/>
               <w:textAlignment w:val="center"/>
               <w:rPr>
-                <w:rFonts w:hint="default" w:ascii="楷体_GB2312" w:hAnsi="宋体" w:eastAsia="楷体_GB2312" w:cs="楷体_GB2312"/>
+                <w:rFonts w:ascii="楷体_GB2312" w:eastAsia="楷体_GB2312" w:hAnsi="宋体" w:cs="楷体_GB2312" w:hint="default"/>
                 <w:b/>
                 <w:bCs/>
                 <w:i w:val="0"/>
@@ -5271,7 +5254,7 @@
             </w:pPr>
             <w:r>
               <w:rPr>
-                <w:rFonts w:hint="default" w:ascii="楷体_GB2312" w:hAnsi="宋体" w:eastAsia="楷体_GB2312" w:cs="楷体_GB2312"/>
+                <w:rFonts w:ascii="楷体_GB2312" w:eastAsia="楷体_GB2312" w:hAnsi="宋体" w:cs="楷体_GB2312" w:hint="default"/>
                 <w:b/>
                 <w:bCs/>
                 <w:i w:val="0"/>
@@ -5282,7 +5265,7 @@
                 <w:sz w:val="22"/>
                 <w:szCs w:val="22"/>
                 <w:u w:val="none"/>
-                <w:lang w:val="en-US" w:eastAsia="zh-CN" w:bidi="ar"/>
+                <w:lang w:val="en-US" w:eastAsia="zh-CN"/>
               </w:rPr>
               <w:t>目标值</w:t>
             </w:r>
@@ -5292,10 +5275,10 @@
           <w:tcPr>
             <w:tcW w:w="4691" w:type="dxa"/>
             <w:tcBorders>
-              <w:top w:val="single" w:color="000000" w:sz="4" w:space="0"/>
-              <w:left w:val="single" w:color="000000" w:sz="4" w:space="0"/>
-              <w:bottom w:val="single" w:color="000000" w:sz="4" w:space="0"/>
-              <w:right w:val="single" w:color="000000" w:sz="4" w:space="0"/>
+              <w:top w:val="single" w:sz="4" w:space="0" w:color="000000"/>
+              <w:left w:val="single" w:sz="4" w:space="0" w:color="000000"/>
+              <w:bottom w:val="single" w:sz="4" w:space="0" w:color="000000"/>
+              <w:right w:val="single" w:sz="4" w:space="0" w:color="000000"/>
             </w:tcBorders>
             <w:shd w:val="clear" w:color="auto" w:fill="C0C0C0"/>
             <w:vAlign w:val="center"/>
@@ -5309,7 +5292,7 @@
               <w:jc w:val="center"/>
               <w:textAlignment w:val="center"/>
               <w:rPr>
-                <w:rFonts w:hint="default" w:ascii="楷体_GB2312" w:hAnsi="宋体" w:eastAsia="楷体_GB2312" w:cs="楷体_GB2312"/>
+                <w:rFonts w:ascii="楷体_GB2312" w:eastAsia="楷体_GB2312" w:hAnsi="宋体" w:cs="楷体_GB2312" w:hint="default"/>
                 <w:b/>
                 <w:bCs/>
                 <w:i w:val="0"/>
@@ -5322,7 +5305,7 @@
             </w:pPr>
             <w:r>
               <w:rPr>
-                <w:rFonts w:hint="default" w:ascii="楷体_GB2312" w:hAnsi="宋体" w:eastAsia="楷体_GB2312" w:cs="楷体_GB2312"/>
+                <w:rFonts w:ascii="楷体_GB2312" w:eastAsia="楷体_GB2312" w:hAnsi="宋体" w:cs="楷体_GB2312" w:hint="default"/>
                 <w:b/>
                 <w:bCs/>
                 <w:i w:val="0"/>
@@ -5333,7 +5316,7 @@
                 <w:sz w:val="22"/>
                 <w:szCs w:val="22"/>
                 <w:u w:val="none"/>
-                <w:lang w:val="en-US" w:eastAsia="zh-CN" w:bidi="ar"/>
+                <w:lang w:val="en-US" w:eastAsia="zh-CN"/>
               </w:rPr>
               <w:t>计算公式/方法</w:t>
             </w:r>
@@ -5343,10 +5326,10 @@
           <w:tcPr>
             <w:tcW w:w="926" w:type="dxa"/>
             <w:tcBorders>
-              <w:top w:val="single" w:color="000000" w:sz="4" w:space="0"/>
-              <w:left w:val="single" w:color="000000" w:sz="4" w:space="0"/>
-              <w:bottom w:val="single" w:color="000000" w:sz="4" w:space="0"/>
-              <w:right w:val="single" w:color="000000" w:sz="4" w:space="0"/>
+              <w:top w:val="single" w:sz="4" w:space="0" w:color="000000"/>
+              <w:left w:val="single" w:sz="4" w:space="0" w:color="000000"/>
+              <w:bottom w:val="single" w:sz="4" w:space="0" w:color="000000"/>
+              <w:right w:val="single" w:sz="4" w:space="0" w:color="000000"/>
             </w:tcBorders>
             <w:shd w:val="clear" w:color="auto" w:fill="C0C0C0"/>
             <w:vAlign w:val="center"/>
@@ -5360,7 +5343,7 @@
               <w:jc w:val="center"/>
               <w:textAlignment w:val="center"/>
               <w:rPr>
-                <w:rFonts w:hint="default" w:ascii="楷体_GB2312" w:hAnsi="宋体" w:eastAsia="楷体_GB2312" w:cs="楷体_GB2312"/>
+                <w:rFonts w:ascii="楷体_GB2312" w:eastAsia="楷体_GB2312" w:hAnsi="宋体" w:cs="楷体_GB2312" w:hint="default"/>
                 <w:b/>
                 <w:bCs/>
                 <w:i w:val="0"/>
@@ -5373,7 +5356,7 @@
             </w:pPr>
             <w:r>
               <w:rPr>
-                <w:rFonts w:hint="default" w:ascii="楷体_GB2312" w:hAnsi="宋体" w:eastAsia="楷体_GB2312" w:cs="楷体_GB2312"/>
+                <w:rFonts w:ascii="楷体_GB2312" w:eastAsia="楷体_GB2312" w:hAnsi="宋体" w:cs="楷体_GB2312" w:hint="default"/>
                 <w:b/>
                 <w:bCs/>
                 <w:i w:val="0"/>
@@ -5384,7 +5367,7 @@
                 <w:sz w:val="22"/>
                 <w:szCs w:val="22"/>
                 <w:u w:val="none"/>
-                <w:lang w:val="en-US" w:eastAsia="zh-CN" w:bidi="ar"/>
+                <w:lang w:val="en-US" w:eastAsia="zh-CN"/>
               </w:rPr>
               <w:t>频度</w:t>
             </w:r>
@@ -5393,14 +5376,9 @@
       </w:tr>
       <w:tr>
         <w:tblPrEx>
-          <w:tblBorders>
-            <w:top w:val="none" w:color="auto" w:sz="0" w:space="0"/>
-            <w:left w:val="none" w:color="auto" w:sz="0" w:space="0"/>
-            <w:bottom w:val="none" w:color="auto" w:sz="0" w:space="0"/>
-            <w:right w:val="none" w:color="auto" w:sz="0" w:space="0"/>
-            <w:insideH w:val="none" w:color="auto" w:sz="0" w:space="0"/>
-            <w:insideV w:val="none" w:color="auto" w:sz="0" w:space="0"/>
-          </w:tblBorders>
+          <w:tblW w:w="8504" w:type="dxa"/>
+          <w:tblInd w:w="96" w:type="dxa"/>
+          <w:shd w:val="clear" w:color="auto" w:fill="auto"/>
           <w:tblCellMar>
             <w:top w:w="0" w:type="dxa"/>
             <w:left w:w="108" w:type="dxa"/>
@@ -5409,16 +5387,16 @@
           </w:tblCellMar>
         </w:tblPrEx>
         <w:trPr>
-          <w:trHeight w:val="493" w:hRule="atLeast"/>
+          <w:trHeight w:val="493"/>
         </w:trPr>
         <w:tc>
           <w:tcPr>
             <w:tcW w:w="1615" w:type="dxa"/>
             <w:tcBorders>
-              <w:top w:val="single" w:color="000000" w:sz="4" w:space="0"/>
-              <w:left w:val="single" w:color="000000" w:sz="4" w:space="0"/>
-              <w:bottom w:val="single" w:color="000000" w:sz="4" w:space="0"/>
-              <w:right w:val="single" w:color="000000" w:sz="4" w:space="0"/>
+              <w:top w:val="single" w:sz="4" w:space="0" w:color="000000"/>
+              <w:left w:val="single" w:sz="4" w:space="0" w:color="000000"/>
+              <w:bottom w:val="single" w:sz="4" w:space="0" w:color="000000"/>
+              <w:right w:val="single" w:sz="4" w:space="0" w:color="000000"/>
             </w:tcBorders>
             <w:shd w:val="clear" w:color="auto" w:fill="auto"/>
             <w:vAlign w:val="center"/>
@@ -5432,7 +5410,7 @@
               <w:jc w:val="left"/>
               <w:textAlignment w:val="center"/>
               <w:rPr>
-                <w:rFonts w:hint="default" w:ascii="楷体_GB2312" w:hAnsi="宋体" w:eastAsia="楷体_GB2312" w:cs="楷体_GB2312"/>
+                <w:rFonts w:ascii="楷体_GB2312" w:eastAsia="楷体_GB2312" w:hAnsi="宋体" w:cs="楷体_GB2312" w:hint="default"/>
                 <w:b/>
                 <w:bCs/>
                 <w:i w:val="0"/>
@@ -5443,12 +5421,12 @@
                 <w:sz w:val="22"/>
                 <w:szCs w:val="22"/>
                 <w:u w:val="none"/>
-                <w:lang w:val="en-US" w:eastAsia="zh-CN" w:bidi="ar"/>
+                <w:lang w:val="en-US" w:eastAsia="zh-CN"/>
               </w:rPr>
             </w:pPr>
             <w:r>
               <w:rPr>
-                <w:rFonts w:hint="eastAsia" w:ascii="宋体" w:hAnsi="宋体" w:eastAsia="宋体" w:cs="宋体"/>
+                <w:rFonts w:ascii="宋体" w:eastAsia="宋体" w:hAnsi="宋体" w:cs="宋体" w:hint="eastAsia"/>
                 <w:i w:val="0"/>
                 <w:iCs w:val="0"/>
                 <w:snapToGrid w:val="0"/>
@@ -5457,7 +5435,7 @@
                 <w:sz w:val="21"/>
                 <w:szCs w:val="21"/>
                 <w:u w:val="none"/>
-                <w:lang w:val="en-US" w:eastAsia="zh-CN" w:bidi="ar"/>
+                <w:lang w:val="en-US" w:eastAsia="zh-CN"/>
               </w:rPr>
               <w:t>新增知识条目</w:t>
             </w:r>
@@ -5467,10 +5445,10 @@
           <w:tcPr>
             <w:tcW w:w="1272" w:type="dxa"/>
             <w:tcBorders>
-              <w:top w:val="single" w:color="000000" w:sz="4" w:space="0"/>
-              <w:left w:val="single" w:color="000000" w:sz="4" w:space="0"/>
-              <w:bottom w:val="single" w:color="000000" w:sz="4" w:space="0"/>
-              <w:right w:val="single" w:color="000000" w:sz="4" w:space="0"/>
+              <w:top w:val="single" w:sz="4" w:space="0" w:color="000000"/>
+              <w:left w:val="single" w:sz="4" w:space="0" w:color="000000"/>
+              <w:bottom w:val="single" w:sz="4" w:space="0" w:color="000000"/>
+              <w:right w:val="single" w:sz="4" w:space="0" w:color="000000"/>
             </w:tcBorders>
             <w:shd w:val="clear" w:color="auto" w:fill="auto"/>
             <w:vAlign w:val="center"/>
@@ -5484,7 +5462,7 @@
               <w:jc w:val="left"/>
               <w:textAlignment w:val="center"/>
               <w:rPr>
-                <w:rFonts w:hint="default" w:ascii="楷体_GB2312" w:hAnsi="宋体" w:eastAsia="楷体_GB2312" w:cs="楷体_GB2312"/>
+                <w:rFonts w:ascii="楷体_GB2312" w:eastAsia="楷体_GB2312" w:hAnsi="宋体" w:cs="楷体_GB2312" w:hint="default"/>
                 <w:b/>
                 <w:bCs/>
                 <w:i w:val="0"/>
@@ -5495,12 +5473,12 @@
                 <w:sz w:val="22"/>
                 <w:szCs w:val="22"/>
                 <w:u w:val="none"/>
-                <w:lang w:val="en-US" w:eastAsia="zh-CN" w:bidi="ar"/>
+                <w:lang w:val="en-US" w:eastAsia="zh-CN"/>
               </w:rPr>
             </w:pPr>
             <w:r>
               <w:rPr>
-                <w:rFonts w:hint="eastAsia" w:ascii="宋体" w:hAnsi="宋体" w:eastAsia="宋体" w:cs="宋体"/>
+                <w:rFonts w:ascii="宋体" w:eastAsia="宋体" w:hAnsi="宋体" w:cs="宋体" w:hint="eastAsia"/>
                 <w:i w:val="0"/>
                 <w:iCs w:val="0"/>
                 <w:snapToGrid w:val="0"/>
@@ -5509,7 +5487,7 @@
                 <w:sz w:val="21"/>
                 <w:szCs w:val="21"/>
                 <w:u w:val="none"/>
-                <w:lang w:val="en-US" w:eastAsia="zh-CN" w:bidi="ar"/>
+                <w:lang w:val="en-US" w:eastAsia="zh-CN"/>
               </w:rPr>
               <w:t>≥10条</w:t>
             </w:r>
@@ -5519,10 +5497,10 @@
           <w:tcPr>
             <w:tcW w:w="4691" w:type="dxa"/>
             <w:tcBorders>
-              <w:top w:val="single" w:color="000000" w:sz="4" w:space="0"/>
-              <w:left w:val="single" w:color="000000" w:sz="4" w:space="0"/>
-              <w:bottom w:val="single" w:color="000000" w:sz="4" w:space="0"/>
-              <w:right w:val="single" w:color="000000" w:sz="4" w:space="0"/>
+              <w:top w:val="single" w:sz="4" w:space="0" w:color="000000"/>
+              <w:left w:val="single" w:sz="4" w:space="0" w:color="000000"/>
+              <w:bottom w:val="single" w:sz="4" w:space="0" w:color="000000"/>
+              <w:right w:val="single" w:sz="4" w:space="0" w:color="000000"/>
             </w:tcBorders>
             <w:shd w:val="clear" w:color="auto" w:fill="auto"/>
             <w:vAlign w:val="center"/>
@@ -5536,7 +5514,7 @@
               <w:jc w:val="left"/>
               <w:textAlignment w:val="center"/>
               <w:rPr>
-                <w:rFonts w:hint="default" w:ascii="楷体_GB2312" w:hAnsi="宋体" w:eastAsia="楷体_GB2312" w:cs="楷体_GB2312"/>
+                <w:rFonts w:ascii="楷体_GB2312" w:eastAsia="楷体_GB2312" w:hAnsi="宋体" w:cs="楷体_GB2312" w:hint="default"/>
                 <w:b/>
                 <w:bCs/>
                 <w:i w:val="0"/>
@@ -5547,12 +5525,12 @@
                 <w:sz w:val="22"/>
                 <w:szCs w:val="22"/>
                 <w:u w:val="none"/>
-                <w:lang w:val="en-US" w:eastAsia="zh-CN" w:bidi="ar"/>
+                <w:lang w:val="en-US" w:eastAsia="zh-CN"/>
               </w:rPr>
             </w:pPr>
             <w:r>
               <w:rPr>
-                <w:rFonts w:hint="eastAsia" w:ascii="宋体" w:hAnsi="宋体" w:eastAsia="宋体" w:cs="宋体"/>
+                <w:rFonts w:ascii="宋体" w:eastAsia="宋体" w:hAnsi="宋体" w:cs="宋体" w:hint="eastAsia"/>
                 <w:i w:val="0"/>
                 <w:iCs w:val="0"/>
                 <w:snapToGrid w:val="0"/>
@@ -5561,26 +5539,9 @@
                 <w:sz w:val="21"/>
                 <w:szCs w:val="21"/>
                 <w:u w:val="none"/>
-                <w:lang w:val="en-US" w:eastAsia="zh-CN" w:bidi="ar"/>
-              </w:rPr>
-              <w:t>统计知</w:t>
-            </w:r>
-            <w:bookmarkStart w:id="2" w:name="_GoBack"/>
-            <w:bookmarkEnd w:id="2"/>
-            <w:r>
-              <w:rPr>
-                <w:rFonts w:hint="eastAsia" w:ascii="宋体" w:hAnsi="宋体" w:eastAsia="宋体" w:cs="宋体"/>
-                <w:i w:val="0"/>
-                <w:iCs w:val="0"/>
-                <w:snapToGrid w:val="0"/>
-                <w:color w:val="000000"/>
-                <w:kern w:val="0"/>
-                <w:sz w:val="21"/>
-                <w:szCs w:val="21"/>
-                <w:u w:val="none"/>
-                <w:lang w:val="en-US" w:eastAsia="zh-CN" w:bidi="ar"/>
-              </w:rPr>
-              <w:t>识库中新增知识条目</w:t>
+                <w:lang w:val="en-US" w:eastAsia="zh-CN"/>
+              </w:rPr>
+              <w:t>统计知识库中新增知识条目</w:t>
             </w:r>
           </w:p>
         </w:tc>
@@ -5588,10 +5549,10 @@
           <w:tcPr>
             <w:tcW w:w="926" w:type="dxa"/>
             <w:tcBorders>
-              <w:top w:val="single" w:color="000000" w:sz="4" w:space="0"/>
-              <w:left w:val="single" w:color="000000" w:sz="4" w:space="0"/>
-              <w:bottom w:val="single" w:color="000000" w:sz="4" w:space="0"/>
-              <w:right w:val="single" w:color="000000" w:sz="4" w:space="0"/>
+              <w:top w:val="single" w:sz="4" w:space="0" w:color="000000"/>
+              <w:left w:val="single" w:sz="4" w:space="0" w:color="000000"/>
+              <w:bottom w:val="single" w:sz="4" w:space="0" w:color="000000"/>
+              <w:right w:val="single" w:sz="4" w:space="0" w:color="000000"/>
             </w:tcBorders>
             <w:shd w:val="clear" w:color="auto" w:fill="auto"/>
             <w:vAlign w:val="center"/>
@@ -5605,7 +5566,7 @@
               <w:jc w:val="left"/>
               <w:textAlignment w:val="center"/>
               <w:rPr>
-                <w:rFonts w:hint="default" w:ascii="楷体_GB2312" w:hAnsi="宋体" w:eastAsia="楷体_GB2312" w:cs="楷体_GB2312"/>
+                <w:rFonts w:ascii="楷体_GB2312" w:eastAsia="楷体_GB2312" w:hAnsi="宋体" w:cs="楷体_GB2312" w:hint="default"/>
                 <w:b/>
                 <w:bCs/>
                 <w:i w:val="0"/>
@@ -5616,12 +5577,12 @@
                 <w:sz w:val="22"/>
                 <w:szCs w:val="22"/>
                 <w:u w:val="none"/>
-                <w:lang w:val="en-US" w:eastAsia="zh-CN" w:bidi="ar"/>
+                <w:lang w:val="en-US" w:eastAsia="zh-CN"/>
               </w:rPr>
             </w:pPr>
             <w:r>
               <w:rPr>
-                <w:rFonts w:hint="eastAsia" w:ascii="宋体" w:hAnsi="宋体" w:eastAsia="宋体" w:cs="宋体"/>
+                <w:rFonts w:ascii="宋体" w:eastAsia="宋体" w:hAnsi="宋体" w:cs="宋体" w:hint="eastAsia"/>
                 <w:i w:val="0"/>
                 <w:iCs w:val="0"/>
                 <w:snapToGrid w:val="0"/>
@@ -5630,7 +5591,7 @@
                 <w:sz w:val="21"/>
                 <w:szCs w:val="21"/>
                 <w:u w:val="none"/>
-                <w:lang w:val="en-US" w:eastAsia="zh-CN" w:bidi="ar"/>
+                <w:lang w:val="en-US" w:eastAsia="zh-CN"/>
               </w:rPr>
               <w:t>季度</w:t>
             </w:r>
@@ -5640,7 +5601,7 @@
     </w:tbl>
     <w:p>
       <w:pPr>
-        <w:pStyle w:val="28"/>
+        <w:pStyle w:val="1"/>
         <w:bidi w:val="0"/>
         <w:rPr>
           <w:rFonts w:hint="default"/>
@@ -5657,7 +5618,7 @@
     </w:p>
     <w:p>
       <w:pPr>
-        <w:pStyle w:val="29"/>
+        <w:pStyle w:val="a1"/>
         <w:keepNext w:val="0"/>
         <w:keepLines w:val="0"/>
         <w:pageBreakBefore w:val="0"/>
@@ -5686,7 +5647,7 @@
     </w:p>
     <w:p>
       <w:pPr>
-        <w:pStyle w:val="29"/>
+        <w:pStyle w:val="a1"/>
         <w:keepNext w:val="0"/>
         <w:keepLines w:val="0"/>
         <w:pageBreakBefore w:val="0"/>
@@ -5722,7 +5683,7 @@
     </w:p>
     <w:p>
       <w:pPr>
-        <w:pStyle w:val="29"/>
+        <w:pStyle w:val="a1"/>
         <w:keepNext w:val="0"/>
         <w:keepLines w:val="0"/>
         <w:pageBreakBefore w:val="0"/>
@@ -5751,7 +5712,7 @@
     </w:p>
     <w:p>
       <w:pPr>
-        <w:pStyle w:val="28"/>
+        <w:pStyle w:val="1"/>
         <w:bidi w:val="0"/>
         <w:rPr>
           <w:rFonts w:hint="default"/>
@@ -5768,7 +5729,7 @@
     </w:p>
     <w:p>
       <w:pPr>
-        <w:pStyle w:val="29"/>
+        <w:pStyle w:val="a1"/>
         <w:keepNext w:val="0"/>
         <w:keepLines w:val="0"/>
         <w:pageBreakBefore w:val="0"/>
@@ -5796,73 +5757,23 @@
       </w:r>
     </w:p>
     <w:sectPr>
-      <w:headerReference r:id="rId5" w:type="default"/>
+      <w:headerReference w:type="default" r:id="rId7"/>
       <w:pgSz w:w="11906" w:h="16838"/>
       <w:pgMar w:top="1417" w:right="1800" w:bottom="1440" w:left="1800" w:header="1140" w:footer="992" w:gutter="0"/>
-      <w:cols w:space="425" w:num="1"/>
+      <w:cols w:num="1" w:space="425"/>
       <w:docGrid w:type="lines" w:linePitch="312" w:charSpace="0"/>
     </w:sectPr>
   </w:body>
 </w:document>
 </file>
 
-<file path=word/endnotes.xml><?xml version="1.0" encoding="utf-8"?>
-<w:endnotes xmlns:wpc="http://schemas.microsoft.com/office/word/2010/wordprocessingCanvas" xmlns:mc="http://schemas.openxmlformats.org/markup-compatibility/2006" xmlns:o="urn:schemas-microsoft-com:office:office" xmlns:r="http://schemas.openxmlformats.org/officeDocument/2006/relationships" xmlns:m="http://schemas.openxmlformats.org/officeDocument/2006/math" xmlns:v="urn:schemas-microsoft-com:vml" xmlns:wp14="http://schemas.microsoft.com/office/word/2010/wordprocessingDrawing" xmlns:wp="http://schemas.openxmlformats.org/drawingml/2006/wordprocessingDrawing" xmlns:w="http://schemas.openxmlformats.org/wordprocessingml/2006/main" xmlns:w14="http://schemas.microsoft.com/office/word/2010/wordml" xmlns:w15="http://schemas.microsoft.com/office/word/2012/wordml" xmlns:w10="urn:schemas-microsoft-com:office:word" xmlns:wpg="http://schemas.microsoft.com/office/word/2010/wordprocessingGroup" xmlns:wpi="http://schemas.microsoft.com/office/word/2010/wordprocessingInk" xmlns:wne="http://schemas.microsoft.com/office/word/2006/wordml" xmlns:wps="http://schemas.microsoft.com/office/word/2010/wordprocessingShape" xmlns:wpsCustomData="http://www.wps.cn/officeDocument/2013/wpsCustomData" mc:Ignorable="w14 w15 wp14">
-  <w:endnote w:type="separator" w:id="0">
-    <w:p>
-      <w:pPr>
-        <w:spacing w:line="240" w:lineRule="auto"/>
-      </w:pPr>
-      <w:r>
-        <w:separator/>
-      </w:r>
-    </w:p>
-  </w:endnote>
-  <w:endnote w:type="continuationSeparator" w:id="1">
-    <w:p>
-      <w:pPr>
-        <w:spacing w:line="240" w:lineRule="auto"/>
-      </w:pPr>
-      <w:r>
-        <w:continuationSeparator/>
-      </w:r>
-    </w:p>
-  </w:endnote>
-</w:endnotes>
-</file>
-
-<file path=word/footnotes.xml><?xml version="1.0" encoding="utf-8"?>
-<w:footnotes xmlns:wpc="http://schemas.microsoft.com/office/word/2010/wordprocessingCanvas" xmlns:mc="http://schemas.openxmlformats.org/markup-compatibility/2006" xmlns:o="urn:schemas-microsoft-com:office:office" xmlns:r="http://schemas.openxmlformats.org/officeDocument/2006/relationships" xmlns:m="http://schemas.openxmlformats.org/officeDocument/2006/math" xmlns:v="urn:schemas-microsoft-com:vml" xmlns:wp14="http://schemas.microsoft.com/office/word/2010/wordprocessingDrawing" xmlns:wp="http://schemas.openxmlformats.org/drawingml/2006/wordprocessingDrawing" xmlns:w="http://schemas.openxmlformats.org/wordprocessingml/2006/main" xmlns:w14="http://schemas.microsoft.com/office/word/2010/wordml" xmlns:w15="http://schemas.microsoft.com/office/word/2012/wordml" xmlns:w10="urn:schemas-microsoft-com:office:word" xmlns:wpg="http://schemas.microsoft.com/office/word/2010/wordprocessingGroup" xmlns:wpi="http://schemas.microsoft.com/office/word/2010/wordprocessingInk" xmlns:wne="http://schemas.microsoft.com/office/word/2006/wordml" xmlns:wps="http://schemas.microsoft.com/office/word/2010/wordprocessingShape" xmlns:wpsCustomData="http://www.wps.cn/officeDocument/2013/wpsCustomData" mc:Ignorable="w14 w15 wp14">
-  <w:footnote w:type="separator" w:id="0">
-    <w:p>
-      <w:pPr>
-        <w:spacing w:line="360" w:lineRule="auto"/>
-      </w:pPr>
-      <w:r>
-        <w:separator/>
-      </w:r>
-    </w:p>
-  </w:footnote>
-  <w:footnote w:type="continuationSeparator" w:id="1">
-    <w:p>
-      <w:pPr>
-        <w:spacing w:line="360" w:lineRule="auto"/>
-      </w:pPr>
-      <w:r>
-        <w:continuationSeparator/>
-      </w:r>
-    </w:p>
-  </w:footnote>
-</w:footnotes>
-</file>
-
 <file path=word/header1.xml><?xml version="1.0" encoding="utf-8"?>
-<w:hdr xmlns:wpc="http://schemas.microsoft.com/office/word/2010/wordprocessingCanvas" xmlns:mc="http://schemas.openxmlformats.org/markup-compatibility/2006" xmlns:o="urn:schemas-microsoft-com:office:office" xmlns:r="http://schemas.openxmlformats.org/officeDocument/2006/relationships" xmlns:m="http://schemas.openxmlformats.org/officeDocument/2006/math" xmlns:v="urn:schemas-microsoft-com:vml" xmlns:wp14="http://schemas.microsoft.com/office/word/2010/wordprocessingDrawing" xmlns:wp="http://schemas.openxmlformats.org/drawingml/2006/wordprocessingDrawing" xmlns:w10="urn:schemas-microsoft-com:office:word" xmlns:w="http://schemas.openxmlformats.org/wordprocessingml/2006/main" xmlns:w14="http://schemas.microsoft.com/office/word/2010/wordml" xmlns:w15="http://schemas.microsoft.com/office/word/2012/wordml" xmlns:wpg="http://schemas.microsoft.com/office/word/2010/wordprocessingGroup" xmlns:wpi="http://schemas.microsoft.com/office/word/2010/wordprocessingInk" xmlns:wne="http://schemas.microsoft.com/office/word/2006/wordml" xmlns:wps="http://schemas.microsoft.com/office/word/2010/wordprocessingShape" xmlns:wpsCustomData="http://www.wps.cn/officeDocument/2013/wpsCustomData" mc:Ignorable="w14 w15 wp14">
+<w:hdr xmlns:wpc="http://schemas.microsoft.com/office/word/2010/wordprocessingCanvas" xmlns:mc="http://schemas.openxmlformats.org/markup-compatibility/2006" xmlns:o="urn:schemas-microsoft-com:office:office" xmlns:r="http://schemas.openxmlformats.org/officeDocument/2006/relationships" xmlns:m="http://schemas.openxmlformats.org/officeDocument/2006/math" xmlns:v="urn:schemas-microsoft-com:vml" xmlns:wp14="http://schemas.microsoft.com/office/word/2010/wordprocessingDrawing" xmlns:wp="http://schemas.openxmlformats.org/drawingml/2006/wordprocessingDrawing" xmlns:w10="urn:schemas-microsoft-com:office:word" xmlns:w="http://schemas.openxmlformats.org/wordprocessingml/2006/main" xmlns:w14="http://schemas.microsoft.com/office/word/2010/wordml" xmlns:w15="http://schemas.microsoft.com/office/word/2012/wordml" xmlns:wne="http://schemas.microsoft.com/office/word/2006/wordml" xmlns:wpg="http://schemas.microsoft.com/office/word/2010/wordprocessingGroup" xmlns:wpi="http://schemas.microsoft.com/office/word/2010/wordprocessingInk" xmlns:wps="http://schemas.microsoft.com/office/word/2010/wordprocessingShape" mc:Ignorable="w14 w15 wp14">
   <w:p>
     <w:pPr>
-      <w:pStyle w:val="15"/>
+      <w:pStyle w:val="Header"/>
       <w:pBdr>
-        <w:bottom w:val="single" w:color="auto" w:sz="4" w:space="1"/>
+        <w:bottom w:val="single" w:sz="4" w:space="1" w:color="auto"/>
       </w:pBdr>
       <w:tabs>
         <w:tab w:val="left" w:pos="335"/>
@@ -5870,27 +5781,27 @@
       </w:tabs>
       <w:jc w:val="right"/>
       <w:rPr>
-        <w:rFonts w:hint="eastAsia" w:eastAsiaTheme="minorEastAsia"/>
+        <w:rFonts w:eastAsiaTheme="minorEastAsia" w:hint="eastAsia"/>
         <w:lang w:eastAsia="zh-CN"/>
       </w:rPr>
     </w:pPr>
     <w:r>
       <w:rPr>
-        <w:rFonts w:hint="eastAsia" w:eastAsiaTheme="minorEastAsia"/>
+        <w:rFonts w:eastAsiaTheme="minorEastAsia" w:hint="eastAsia"/>
         <w:lang w:val="en-US" w:eastAsia="zh-CN"/>
       </w:rPr>
       <w:tab/>
     </w:r>
     <w:r>
       <w:rPr>
-        <w:rFonts w:hint="eastAsia" w:eastAsiaTheme="minorEastAsia"/>
+        <w:rFonts w:eastAsiaTheme="minorEastAsia" w:hint="eastAsia"/>
         <w:lang w:val="en-US" w:eastAsia="zh-CN"/>
       </w:rPr>
       <w:tab/>
     </w:r>
     <w:r>
       <w:rPr>
-        <w:rFonts w:hint="eastAsia" w:eastAsiaTheme="minorEastAsia"/>
+        <w:rFonts w:eastAsiaTheme="minorEastAsia" w:hint="eastAsia"/>
         <w:lang w:val="en-US" w:eastAsia="zh-CN"/>
       </w:rPr>
       <w:t>江西通信产业服务有限公司</w:t>
@@ -5900,15 +5811,15 @@
 </file>
 
 <file path=word/numbering.xml><?xml version="1.0" encoding="utf-8"?>
-<w:numbering xmlns:wpc="http://schemas.microsoft.com/office/word/2010/wordprocessingCanvas" xmlns:mc="http://schemas.openxmlformats.org/markup-compatibility/2006" xmlns:o="urn:schemas-microsoft-com:office:office" xmlns:r="http://schemas.openxmlformats.org/officeDocument/2006/relationships" xmlns:m="http://schemas.openxmlformats.org/officeDocument/2006/math" xmlns:v="urn:schemas-microsoft-com:vml" xmlns:wp14="http://schemas.microsoft.com/office/word/2010/wordprocessingDrawing" xmlns:wp="http://schemas.openxmlformats.org/drawingml/2006/wordprocessingDrawing" xmlns:w10="urn:schemas-microsoft-com:office:word" xmlns:w="http://schemas.openxmlformats.org/wordprocessingml/2006/main" xmlns:w14="http://schemas.microsoft.com/office/word/2010/wordml" xmlns:wpg="http://schemas.microsoft.com/office/word/2010/wordprocessingGroup" xmlns:wpi="http://schemas.microsoft.com/office/word/2010/wordprocessingInk" xmlns:wne="http://schemas.microsoft.com/office/word/2006/wordml" xmlns:wps="http://schemas.microsoft.com/office/word/2010/wordprocessingShape" xmlns:wpsCustomData="http://www.wps.cn/officeDocument/2013/wpsCustomData" mc:Ignorable="w14 wp14">
+<w:numbering xmlns:wpc="http://schemas.microsoft.com/office/word/2010/wordprocessingCanvas" xmlns:mc="http://schemas.openxmlformats.org/markup-compatibility/2006" xmlns:o="urn:schemas-microsoft-com:office:office" xmlns:r="http://schemas.openxmlformats.org/officeDocument/2006/relationships" xmlns:m="http://schemas.openxmlformats.org/officeDocument/2006/math" xmlns:v="urn:schemas-microsoft-com:vml" xmlns:wp14="http://schemas.microsoft.com/office/word/2010/wordprocessingDrawing" xmlns:wp="http://schemas.openxmlformats.org/drawingml/2006/wordprocessingDrawing" xmlns:w10="urn:schemas-microsoft-com:office:word" xmlns:w="http://schemas.openxmlformats.org/wordprocessingml/2006/main" xmlns:w14="http://schemas.microsoft.com/office/word/2010/wordml" xmlns:w15="http://schemas.microsoft.com/office/word/2012/wordml" xmlns:wne="http://schemas.microsoft.com/office/word/2006/wordml" xmlns:wpg="http://schemas.microsoft.com/office/word/2010/wordprocessingGroup" xmlns:wpi="http://schemas.microsoft.com/office/word/2010/wordprocessingInk" xmlns:wps="http://schemas.microsoft.com/office/word/2010/wordprocessingShape" mc:Ignorable="w14 w15 wp14">
   <w:abstractNum w:abstractNumId="0">
     <w:nsid w:val="8E964DCE"/>
     <w:multiLevelType w:val="multilevel"/>
     <w:tmpl w:val="8E964DCE"/>
-    <w:lvl w:ilvl="0" w:tentative="0">
+    <w:lvl w:ilvl="0">
       <w:start w:val="1"/>
       <w:numFmt w:val="decimal"/>
-      <w:pStyle w:val="2"/>
+      <w:pStyle w:val="Heading1"/>
       <w:lvlText w:val="%1."/>
       <w:lvlJc w:val="left"/>
       <w:pPr>
@@ -5918,10 +5829,10 @@
         <w:rFonts w:hint="default"/>
       </w:rPr>
     </w:lvl>
-    <w:lvl w:ilvl="1" w:tentative="0">
+    <w:lvl w:ilvl="1">
       <w:start w:val="1"/>
       <w:numFmt w:val="decimal"/>
-      <w:pStyle w:val="3"/>
+      <w:pStyle w:val="Heading2"/>
       <w:lvlText w:val="%1.%2."/>
       <w:lvlJc w:val="left"/>
       <w:pPr>
@@ -5931,10 +5842,10 @@
         <w:rFonts w:hint="default"/>
       </w:rPr>
     </w:lvl>
-    <w:lvl w:ilvl="2" w:tentative="0">
+    <w:lvl w:ilvl="2">
       <w:start w:val="1"/>
       <w:numFmt w:val="decimal"/>
-      <w:pStyle w:val="4"/>
+      <w:pStyle w:val="Heading3"/>
       <w:lvlText w:val="%1.%2.%3."/>
       <w:lvlJc w:val="left"/>
       <w:pPr>
@@ -5944,10 +5855,10 @@
         <w:rFonts w:hint="default"/>
       </w:rPr>
     </w:lvl>
-    <w:lvl w:ilvl="3" w:tentative="0">
+    <w:lvl w:ilvl="3">
       <w:start w:val="1"/>
       <w:numFmt w:val="decimal"/>
-      <w:pStyle w:val="5"/>
+      <w:pStyle w:val="Heading4"/>
       <w:lvlText w:val="%1.%2.%3.%4."/>
       <w:lvlJc w:val="left"/>
       <w:pPr>
@@ -5957,10 +5868,10 @@
         <w:rFonts w:hint="default"/>
       </w:rPr>
     </w:lvl>
-    <w:lvl w:ilvl="4" w:tentative="0">
+    <w:lvl w:ilvl="4">
       <w:start w:val="1"/>
       <w:numFmt w:val="decimal"/>
-      <w:pStyle w:val="6"/>
+      <w:pStyle w:val="Heading5"/>
       <w:lvlText w:val="%1.%2.%3.%4.%5."/>
       <w:lvlJc w:val="left"/>
       <w:pPr>
@@ -5970,10 +5881,10 @@
         <w:rFonts w:hint="default"/>
       </w:rPr>
     </w:lvl>
-    <w:lvl w:ilvl="5" w:tentative="0">
+    <w:lvl w:ilvl="5">
       <w:start w:val="1"/>
       <w:numFmt w:val="decimal"/>
-      <w:pStyle w:val="7"/>
+      <w:pStyle w:val="Heading6"/>
       <w:lvlText w:val="%1.%2.%3.%4.%5.%6."/>
       <w:lvlJc w:val="left"/>
       <w:pPr>
@@ -5983,10 +5894,10 @@
         <w:rFonts w:hint="default"/>
       </w:rPr>
     </w:lvl>
-    <w:lvl w:ilvl="6" w:tentative="0">
+    <w:lvl w:ilvl="6">
       <w:start w:val="1"/>
       <w:numFmt w:val="decimal"/>
-      <w:pStyle w:val="8"/>
+      <w:pStyle w:val="Heading7"/>
       <w:lvlText w:val="%1.%2.%3.%4.%5.%6.%7."/>
       <w:lvlJc w:val="left"/>
       <w:pPr>
@@ -5996,10 +5907,10 @@
         <w:rFonts w:hint="default"/>
       </w:rPr>
     </w:lvl>
-    <w:lvl w:ilvl="7" w:tentative="0">
+    <w:lvl w:ilvl="7">
       <w:start w:val="1"/>
       <w:numFmt w:val="decimal"/>
-      <w:pStyle w:val="9"/>
+      <w:pStyle w:val="Heading8"/>
       <w:lvlText w:val="%1.%2.%3.%4.%5.%6.%7.%8."/>
       <w:lvlJc w:val="left"/>
       <w:pPr>
@@ -6009,10 +5920,10 @@
         <w:rFonts w:hint="default"/>
       </w:rPr>
     </w:lvl>
-    <w:lvl w:ilvl="8" w:tentative="0">
+    <w:lvl w:ilvl="8">
       <w:start w:val="1"/>
       <w:numFmt w:val="decimal"/>
-      <w:pStyle w:val="10"/>
+      <w:pStyle w:val="Heading9"/>
       <w:lvlText w:val="%1.%2.%3.%4.%5.%6.%7.%8.%9."/>
       <w:lvlJc w:val="left"/>
       <w:pPr>
@@ -6030,269 +5941,267 @@
 </file>
 
 <file path=word/styles.xml><?xml version="1.0" encoding="utf-8"?>
-<w:styles xmlns:mc="http://schemas.openxmlformats.org/markup-compatibility/2006" xmlns:o="urn:schemas-microsoft-com:office:office" xmlns:r="http://schemas.openxmlformats.org/officeDocument/2006/relationships" xmlns:m="http://schemas.openxmlformats.org/officeDocument/2006/math" xmlns:v="urn:schemas-microsoft-com:vml" xmlns:w="http://schemas.openxmlformats.org/wordprocessingml/2006/main" xmlns:w14="http://schemas.microsoft.com/office/word/2010/wordml" xmlns:w10="urn:schemas-microsoft-com:office:word" xmlns:sl="http://schemas.openxmlformats.org/schemaLibrary/2006/main" xmlns:wpsCustomData="http://www.wps.cn/officeDocument/2013/wpsCustomData" mc:Ignorable="w14">
+<w:styles xmlns:mc="http://schemas.openxmlformats.org/markup-compatibility/2006" xmlns:r="http://schemas.openxmlformats.org/officeDocument/2006/relationships" xmlns:w="http://schemas.openxmlformats.org/wordprocessingml/2006/main" xmlns:w14="http://schemas.microsoft.com/office/word/2010/wordml" xmlns:w15="http://schemas.microsoft.com/office/word/2012/wordml" mc:Ignorable="w14 w15">
   <w:docDefaults>
     <w:rPrDefault>
       <w:rPr>
-        <w:rFonts w:ascii="Times New Roman" w:hAnsi="Times New Roman" w:eastAsia="宋体" w:cs="Times New Roman"/>
+        <w:rFonts w:ascii="Times New Roman" w:eastAsia="宋体" w:hAnsi="Times New Roman" w:cs="Times New Roman"/>
       </w:rPr>
     </w:rPrDefault>
     <w:pPrDefault/>
   </w:docDefaults>
-  <w:latentStyles w:count="260" w:defQFormat="0" w:defUnhideWhenUsed="1" w:defSemiHidden="1" w:defUIPriority="99" w:defLockedState="0">
-    <w:lsdException w:qFormat="1" w:unhideWhenUsed="0" w:uiPriority="0" w:semiHidden="0" w:name="Normal"/>
-    <w:lsdException w:qFormat="1" w:unhideWhenUsed="0" w:uiPriority="0" w:semiHidden="0" w:name="heading 1"/>
-    <w:lsdException w:qFormat="1" w:uiPriority="0" w:semiHidden="0" w:name="heading 2"/>
-    <w:lsdException w:qFormat="1" w:uiPriority="0" w:name="heading 3"/>
-    <w:lsdException w:qFormat="1" w:uiPriority="0" w:semiHidden="0" w:name="heading 4"/>
-    <w:lsdException w:qFormat="1" w:uiPriority="0" w:name="heading 5"/>
-    <w:lsdException w:qFormat="1" w:uiPriority="0" w:name="heading 6"/>
-    <w:lsdException w:qFormat="1" w:uiPriority="0" w:name="heading 7"/>
-    <w:lsdException w:qFormat="1" w:uiPriority="0" w:name="heading 8"/>
-    <w:lsdException w:qFormat="1" w:uiPriority="0" w:name="heading 9"/>
-    <w:lsdException w:unhideWhenUsed="0" w:uiPriority="0" w:semiHidden="0" w:name="index 1"/>
-    <w:lsdException w:unhideWhenUsed="0" w:uiPriority="0" w:semiHidden="0" w:name="index 2"/>
-    <w:lsdException w:unhideWhenUsed="0" w:uiPriority="0" w:semiHidden="0" w:name="index 3"/>
-    <w:lsdException w:unhideWhenUsed="0" w:uiPriority="0" w:semiHidden="0" w:name="index 4"/>
-    <w:lsdException w:unhideWhenUsed="0" w:uiPriority="0" w:semiHidden="0" w:name="index 5"/>
-    <w:lsdException w:unhideWhenUsed="0" w:uiPriority="0" w:semiHidden="0" w:name="index 6"/>
-    <w:lsdException w:unhideWhenUsed="0" w:uiPriority="0" w:semiHidden="0" w:name="index 7"/>
-    <w:lsdException w:unhideWhenUsed="0" w:uiPriority="0" w:semiHidden="0" w:name="index 8"/>
-    <w:lsdException w:unhideWhenUsed="0" w:uiPriority="0" w:semiHidden="0" w:name="index 9"/>
-    <w:lsdException w:qFormat="1" w:unhideWhenUsed="0" w:uiPriority="0" w:semiHidden="0" w:name="toc 1"/>
-    <w:lsdException w:qFormat="1" w:unhideWhenUsed="0" w:uiPriority="0" w:semiHidden="0" w:name="toc 2"/>
-    <w:lsdException w:qFormat="1" w:unhideWhenUsed="0" w:uiPriority="0" w:semiHidden="0" w:name="toc 3"/>
-    <w:lsdException w:unhideWhenUsed="0" w:uiPriority="0" w:semiHidden="0" w:name="toc 4"/>
-    <w:lsdException w:unhideWhenUsed="0" w:uiPriority="0" w:semiHidden="0" w:name="toc 5"/>
-    <w:lsdException w:unhideWhenUsed="0" w:uiPriority="0" w:semiHidden="0" w:name="toc 6"/>
-    <w:lsdException w:unhideWhenUsed="0" w:uiPriority="0" w:semiHidden="0" w:name="toc 7"/>
-    <w:lsdException w:unhideWhenUsed="0" w:uiPriority="0" w:semiHidden="0" w:name="toc 8"/>
-    <w:lsdException w:unhideWhenUsed="0" w:uiPriority="0" w:semiHidden="0" w:name="toc 9"/>
-    <w:lsdException w:unhideWhenUsed="0" w:uiPriority="0" w:semiHidden="0" w:name="Normal Indent"/>
-    <w:lsdException w:unhideWhenUsed="0" w:uiPriority="0" w:semiHidden="0" w:name="footnote text"/>
-    <w:lsdException w:qFormat="1" w:unhideWhenUsed="0" w:uiPriority="0" w:semiHidden="0" w:name="annotation text"/>
-    <w:lsdException w:qFormat="1" w:unhideWhenUsed="0" w:uiPriority="0" w:semiHidden="0" w:name="header"/>
-    <w:lsdException w:qFormat="1" w:unhideWhenUsed="0" w:uiPriority="0" w:semiHidden="0" w:name="footer"/>
-    <w:lsdException w:unhideWhenUsed="0" w:uiPriority="0" w:semiHidden="0" w:name="index heading"/>
-    <w:lsdException w:qFormat="1" w:uiPriority="0" w:name="caption"/>
-    <w:lsdException w:unhideWhenUsed="0" w:uiPriority="0" w:semiHidden="0" w:name="table of figures"/>
-    <w:lsdException w:unhideWhenUsed="0" w:uiPriority="0" w:semiHidden="0" w:name="envelope address"/>
-    <w:lsdException w:unhideWhenUsed="0" w:uiPriority="0" w:semiHidden="0" w:name="envelope return"/>
-    <w:lsdException w:unhideWhenUsed="0" w:uiPriority="0" w:semiHidden="0" w:name="footnote reference"/>
-    <w:lsdException w:unhideWhenUsed="0" w:uiPriority="0" w:semiHidden="0" w:name="annotation reference"/>
-    <w:lsdException w:unhideWhenUsed="0" w:uiPriority="0" w:semiHidden="0" w:name="line number"/>
-    <w:lsdException w:unhideWhenUsed="0" w:uiPriority="0" w:semiHidden="0" w:name="page number"/>
-    <w:lsdException w:unhideWhenUsed="0" w:uiPriority="0" w:semiHidden="0" w:name="endnote reference"/>
-    <w:lsdException w:unhideWhenUsed="0" w:uiPriority="0" w:semiHidden="0" w:name="endnote text"/>
-    <w:lsdException w:unhideWhenUsed="0" w:uiPriority="0" w:semiHidden="0" w:name="table of authorities"/>
-    <w:lsdException w:unhideWhenUsed="0" w:uiPriority="0" w:semiHidden="0" w:name="macro"/>
-    <w:lsdException w:unhideWhenUsed="0" w:uiPriority="0" w:semiHidden="0" w:name="toa heading"/>
-    <w:lsdException w:unhideWhenUsed="0" w:uiPriority="0" w:semiHidden="0" w:name="List"/>
-    <w:lsdException w:unhideWhenUsed="0" w:uiPriority="0" w:semiHidden="0" w:name="List Bullet"/>
-    <w:lsdException w:unhideWhenUsed="0" w:uiPriority="0" w:semiHidden="0" w:name="List Number"/>
-    <w:lsdException w:unhideWhenUsed="0" w:uiPriority="0" w:semiHidden="0" w:name="List 2"/>
-    <w:lsdException w:unhideWhenUsed="0" w:uiPriority="0" w:semiHidden="0" w:name="List 3"/>
-    <w:lsdException w:unhideWhenUsed="0" w:uiPriority="0" w:semiHidden="0" w:name="List 4"/>
-    <w:lsdException w:unhideWhenUsed="0" w:uiPriority="0" w:semiHidden="0" w:name="List 5"/>
-    <w:lsdException w:unhideWhenUsed="0" w:uiPriority="0" w:semiHidden="0" w:name="List Bullet 2"/>
-    <w:lsdException w:unhideWhenUsed="0" w:uiPriority="0" w:semiHidden="0" w:name="List Bullet 3"/>
-    <w:lsdException w:unhideWhenUsed="0" w:uiPriority="0" w:semiHidden="0" w:name="List Bullet 4"/>
-    <w:lsdException w:unhideWhenUsed="0" w:uiPriority="0" w:semiHidden="0" w:name="List Bullet 5"/>
-    <w:lsdException w:unhideWhenUsed="0" w:uiPriority="0" w:semiHidden="0" w:name="List Number 2"/>
-    <w:lsdException w:unhideWhenUsed="0" w:uiPriority="0" w:semiHidden="0" w:name="List Number 3"/>
-    <w:lsdException w:unhideWhenUsed="0" w:uiPriority="0" w:semiHidden="0" w:name="List Number 4"/>
-    <w:lsdException w:unhideWhenUsed="0" w:uiPriority="0" w:semiHidden="0" w:name="List Number 5"/>
-    <w:lsdException w:qFormat="1" w:unhideWhenUsed="0" w:uiPriority="0" w:semiHidden="0" w:name="Title"/>
-    <w:lsdException w:unhideWhenUsed="0" w:uiPriority="0" w:semiHidden="0" w:name="Closing"/>
-    <w:lsdException w:unhideWhenUsed="0" w:uiPriority="0" w:semiHidden="0" w:name="Signature"/>
-    <w:lsdException w:qFormat="1" w:unhideWhenUsed="0" w:uiPriority="0" w:name="Default Paragraph Font"/>
-    <w:lsdException w:qFormat="1" w:unhideWhenUsed="0" w:uiPriority="0" w:name="Body Text"/>
-    <w:lsdException w:unhideWhenUsed="0" w:uiPriority="0" w:semiHidden="0" w:name="Body Text Indent"/>
-    <w:lsdException w:unhideWhenUsed="0" w:uiPriority="0" w:semiHidden="0" w:name="List Continue"/>
-    <w:lsdException w:unhideWhenUsed="0" w:uiPriority="0" w:semiHidden="0" w:name="List Continue 2"/>
-    <w:lsdException w:unhideWhenUsed="0" w:uiPriority="0" w:semiHidden="0" w:name="List Continue 3"/>
-    <w:lsdException w:unhideWhenUsed="0" w:uiPriority="0" w:semiHidden="0" w:name="List Continue 4"/>
-    <w:lsdException w:unhideWhenUsed="0" w:uiPriority="0" w:semiHidden="0" w:name="List Continue 5"/>
-    <w:lsdException w:unhideWhenUsed="0" w:uiPriority="0" w:semiHidden="0" w:name="Message Header"/>
-    <w:lsdException w:qFormat="1" w:unhideWhenUsed="0" w:uiPriority="0" w:semiHidden="0" w:name="Subtitle"/>
-    <w:lsdException w:unhideWhenUsed="0" w:uiPriority="0" w:semiHidden="0" w:name="Salutation"/>
-    <w:lsdException w:unhideWhenUsed="0" w:uiPriority="0" w:semiHidden="0" w:name="Date"/>
-    <w:lsdException w:unhideWhenUsed="0" w:uiPriority="0" w:semiHidden="0" w:name="Body Text First Indent"/>
-    <w:lsdException w:unhideWhenUsed="0" w:uiPriority="0" w:semiHidden="0" w:name="Body Text First Indent 2"/>
-    <w:lsdException w:uiPriority="99" w:name="Note Heading"/>
-    <w:lsdException w:unhideWhenUsed="0" w:uiPriority="0" w:semiHidden="0" w:name="Body Text 2"/>
-    <w:lsdException w:unhideWhenUsed="0" w:uiPriority="0" w:semiHidden="0" w:name="Body Text 3"/>
-    <w:lsdException w:unhideWhenUsed="0" w:uiPriority="0" w:semiHidden="0" w:name="Body Text Indent 2"/>
-    <w:lsdException w:unhideWhenUsed="0" w:uiPriority="0" w:semiHidden="0" w:name="Body Text Indent 3"/>
-    <w:lsdException w:unhideWhenUsed="0" w:uiPriority="0" w:semiHidden="0" w:name="Block Text"/>
-    <w:lsdException w:unhideWhenUsed="0" w:uiPriority="0" w:semiHidden="0" w:name="Hyperlink"/>
-    <w:lsdException w:unhideWhenUsed="0" w:uiPriority="0" w:semiHidden="0" w:name="FollowedHyperlink"/>
-    <w:lsdException w:qFormat="1" w:unhideWhenUsed="0" w:uiPriority="0" w:semiHidden="0" w:name="Strong"/>
-    <w:lsdException w:qFormat="1" w:unhideWhenUsed="0" w:uiPriority="0" w:semiHidden="0" w:name="Emphasis"/>
-    <w:lsdException w:unhideWhenUsed="0" w:uiPriority="0" w:semiHidden="0" w:name="Document Map"/>
-    <w:lsdException w:unhideWhenUsed="0" w:uiPriority="0" w:semiHidden="0" w:name="Plain Text"/>
-    <w:lsdException w:unhideWhenUsed="0" w:uiPriority="0" w:semiHidden="0" w:name="E-mail Signature"/>
-    <w:lsdException w:qFormat="1" w:unhideWhenUsed="0" w:uiPriority="0" w:semiHidden="0" w:name="Normal (Web)"/>
-    <w:lsdException w:unhideWhenUsed="0" w:uiPriority="0" w:semiHidden="0" w:name="HTML Acronym"/>
-    <w:lsdException w:unhideWhenUsed="0" w:uiPriority="0" w:semiHidden="0" w:name="HTML Address"/>
-    <w:lsdException w:unhideWhenUsed="0" w:uiPriority="0" w:semiHidden="0" w:name="HTML Cite"/>
-    <w:lsdException w:unhideWhenUsed="0" w:uiPriority="0" w:semiHidden="0" w:name="HTML Code"/>
-    <w:lsdException w:unhideWhenUsed="0" w:uiPriority="0" w:semiHidden="0" w:name="HTML Definition"/>
-    <w:lsdException w:unhideWhenUsed="0" w:uiPriority="0" w:semiHidden="0" w:name="HTML Keyboard"/>
-    <w:lsdException w:unhideWhenUsed="0" w:uiPriority="0" w:semiHidden="0" w:name="HTML Preformatted"/>
-    <w:lsdException w:unhideWhenUsed="0" w:uiPriority="0" w:semiHidden="0" w:name="HTML Sample"/>
-    <w:lsdException w:unhideWhenUsed="0" w:uiPriority="0" w:semiHidden="0" w:name="HTML Typewriter"/>
-    <w:lsdException w:unhideWhenUsed="0" w:uiPriority="0" w:semiHidden="0" w:name="HTML Variable"/>
-    <w:lsdException w:qFormat="1" w:unhideWhenUsed="0" w:uiPriority="0" w:name="Normal Table"/>
-    <w:lsdException w:unhideWhenUsed="0" w:uiPriority="0" w:semiHidden="0" w:name="annotation subject"/>
-    <w:lsdException w:unhideWhenUsed="0" w:uiPriority="0" w:semiHidden="0" w:name="Table Simple 1"/>
-    <w:lsdException w:unhideWhenUsed="0" w:uiPriority="0" w:semiHidden="0" w:name="Table Simple 2"/>
-    <w:lsdException w:unhideWhenUsed="0" w:uiPriority="0" w:semiHidden="0" w:name="Table Simple 3"/>
-    <w:lsdException w:unhideWhenUsed="0" w:uiPriority="0" w:semiHidden="0" w:name="Table Classic 1"/>
-    <w:lsdException w:unhideWhenUsed="0" w:uiPriority="0" w:semiHidden="0" w:name="Table Classic 2"/>
-    <w:lsdException w:unhideWhenUsed="0" w:uiPriority="0" w:semiHidden="0" w:name="Table Classic 3"/>
-    <w:lsdException w:unhideWhenUsed="0" w:uiPriority="0" w:semiHidden="0" w:name="Table Classic 4"/>
-    <w:lsdException w:unhideWhenUsed="0" w:uiPriority="0" w:semiHidden="0" w:name="Table Colorful 1"/>
-    <w:lsdException w:unhideWhenUsed="0" w:uiPriority="0" w:semiHidden="0" w:name="Table Colorful 2"/>
-    <w:lsdException w:unhideWhenUsed="0" w:uiPriority="0" w:semiHidden="0" w:name="Table Colorful 3"/>
-    <w:lsdException w:unhideWhenUsed="0" w:uiPriority="0" w:semiHidden="0" w:name="Table Columns 1"/>
-    <w:lsdException w:unhideWhenUsed="0" w:uiPriority="0" w:semiHidden="0" w:name="Table Columns 2"/>
-    <w:lsdException w:unhideWhenUsed="0" w:uiPriority="0" w:semiHidden="0" w:name="Table Columns 3"/>
-    <w:lsdException w:unhideWhenUsed="0" w:uiPriority="0" w:semiHidden="0" w:name="Table Columns 4"/>
-    <w:lsdException w:unhideWhenUsed="0" w:uiPriority="0" w:semiHidden="0" w:name="Table Columns 5"/>
-    <w:lsdException w:unhideWhenUsed="0" w:uiPriority="0" w:semiHidden="0" w:name="Table Grid 1"/>
-    <w:lsdException w:unhideWhenUsed="0" w:uiPriority="0" w:semiHidden="0" w:name="Table Grid 2"/>
-    <w:lsdException w:unhideWhenUsed="0" w:uiPriority="0" w:semiHidden="0" w:name="Table Grid 3"/>
-    <w:lsdException w:unhideWhenUsed="0" w:uiPriority="0" w:semiHidden="0" w:name="Table Grid 4"/>
-    <w:lsdException w:unhideWhenUsed="0" w:uiPriority="0" w:semiHidden="0" w:name="Table Grid 5"/>
-    <w:lsdException w:unhideWhenUsed="0" w:uiPriority="0" w:semiHidden="0" w:name="Table Grid 6"/>
-    <w:lsdException w:unhideWhenUsed="0" w:uiPriority="0" w:semiHidden="0" w:name="Table Grid 7"/>
-    <w:lsdException w:unhideWhenUsed="0" w:uiPriority="0" w:semiHidden="0" w:name="Table Grid 8"/>
-    <w:lsdException w:unhideWhenUsed="0" w:uiPriority="0" w:semiHidden="0" w:name="Table List 1"/>
-    <w:lsdException w:unhideWhenUsed="0" w:uiPriority="0" w:semiHidden="0" w:name="Table List 2"/>
-    <w:lsdException w:unhideWhenUsed="0" w:uiPriority="0" w:semiHidden="0" w:name="Table List 3"/>
-    <w:lsdException w:unhideWhenUsed="0" w:uiPriority="0" w:semiHidden="0" w:name="Table List 4"/>
-    <w:lsdException w:unhideWhenUsed="0" w:uiPriority="0" w:semiHidden="0" w:name="Table List 5"/>
-    <w:lsdException w:unhideWhenUsed="0" w:uiPriority="0" w:semiHidden="0" w:name="Table List 6"/>
-    <w:lsdException w:unhideWhenUsed="0" w:uiPriority="0" w:semiHidden="0" w:name="Table List 7"/>
-    <w:lsdException w:unhideWhenUsed="0" w:uiPriority="0" w:semiHidden="0" w:name="Table List 8"/>
-    <w:lsdException w:unhideWhenUsed="0" w:uiPriority="0" w:semiHidden="0" w:name="Table 3D effects 1"/>
-    <w:lsdException w:unhideWhenUsed="0" w:uiPriority="0" w:semiHidden="0" w:name="Table 3D effects 2"/>
-    <w:lsdException w:unhideWhenUsed="0" w:uiPriority="0" w:semiHidden="0" w:name="Table 3D effects 3"/>
-    <w:lsdException w:unhideWhenUsed="0" w:uiPriority="0" w:semiHidden="0" w:name="Table Contemporary"/>
-    <w:lsdException w:unhideWhenUsed="0" w:uiPriority="0" w:semiHidden="0" w:name="Table Elegant"/>
-    <w:lsdException w:unhideWhenUsed="0" w:uiPriority="0" w:semiHidden="0" w:name="Table Professional"/>
-    <w:lsdException w:unhideWhenUsed="0" w:uiPriority="0" w:semiHidden="0" w:name="Table Subtle 1"/>
-    <w:lsdException w:unhideWhenUsed="0" w:uiPriority="0" w:semiHidden="0" w:name="Table Subtle 2"/>
-    <w:lsdException w:unhideWhenUsed="0" w:uiPriority="0" w:semiHidden="0" w:name="Table Web 1"/>
-    <w:lsdException w:unhideWhenUsed="0" w:uiPriority="0" w:semiHidden="0" w:name="Table Web 2"/>
-    <w:lsdException w:unhideWhenUsed="0" w:uiPriority="0" w:semiHidden="0" w:name="Table Web 3"/>
-    <w:lsdException w:unhideWhenUsed="0" w:uiPriority="0" w:semiHidden="0" w:name="Balloon Text"/>
-    <w:lsdException w:qFormat="1" w:unhideWhenUsed="0" w:uiPriority="0" w:semiHidden="0" w:name="Table Grid"/>
-    <w:lsdException w:unhideWhenUsed="0" w:uiPriority="0" w:semiHidden="0" w:name="Table Theme"/>
-    <w:lsdException w:unhideWhenUsed="0" w:uiPriority="60" w:semiHidden="0" w:name="Light Shading"/>
-    <w:lsdException w:unhideWhenUsed="0" w:uiPriority="61" w:semiHidden="0" w:name="Light List"/>
-    <w:lsdException w:unhideWhenUsed="0" w:uiPriority="62" w:semiHidden="0" w:name="Light Grid"/>
-    <w:lsdException w:unhideWhenUsed="0" w:uiPriority="63" w:semiHidden="0" w:name="Medium Shading 1"/>
-    <w:lsdException w:unhideWhenUsed="0" w:uiPriority="64" w:semiHidden="0" w:name="Medium Shading 2"/>
-    <w:lsdException w:unhideWhenUsed="0" w:uiPriority="65" w:semiHidden="0" w:name="Medium List 1"/>
-    <w:lsdException w:unhideWhenUsed="0" w:uiPriority="66" w:semiHidden="0" w:name="Medium List 2"/>
-    <w:lsdException w:unhideWhenUsed="0" w:uiPriority="67" w:semiHidden="0" w:name="Medium Grid 1"/>
-    <w:lsdException w:unhideWhenUsed="0" w:uiPriority="68" w:semiHidden="0" w:name="Medium Grid 2"/>
-    <w:lsdException w:unhideWhenUsed="0" w:uiPriority="69" w:semiHidden="0" w:name="Medium Grid 3"/>
-    <w:lsdException w:unhideWhenUsed="0" w:uiPriority="70" w:semiHidden="0" w:name="Dark List"/>
-    <w:lsdException w:unhideWhenUsed="0" w:uiPriority="71" w:semiHidden="0" w:name="Colorful Shading"/>
-    <w:lsdException w:unhideWhenUsed="0" w:uiPriority="72" w:semiHidden="0" w:name="Colorful List"/>
-    <w:lsdException w:unhideWhenUsed="0" w:uiPriority="73" w:semiHidden="0" w:name="Colorful Grid"/>
-    <w:lsdException w:unhideWhenUsed="0" w:uiPriority="60" w:semiHidden="0" w:name="Light Shading Accent 1"/>
-    <w:lsdException w:unhideWhenUsed="0" w:uiPriority="61" w:semiHidden="0" w:name="Light List Accent 1"/>
-    <w:lsdException w:unhideWhenUsed="0" w:uiPriority="62" w:semiHidden="0" w:name="Light Grid Accent 1"/>
-    <w:lsdException w:unhideWhenUsed="0" w:uiPriority="63" w:semiHidden="0" w:name="Medium Shading 1 Accent 1"/>
-    <w:lsdException w:unhideWhenUsed="0" w:uiPriority="64" w:semiHidden="0" w:name="Medium Shading 2 Accent 1"/>
-    <w:lsdException w:unhideWhenUsed="0" w:uiPriority="65" w:semiHidden="0" w:name="Medium List 1 Accent 1"/>
-    <w:lsdException w:unhideWhenUsed="0" w:uiPriority="66" w:semiHidden="0" w:name="Medium List 2 Accent 1"/>
-    <w:lsdException w:unhideWhenUsed="0" w:uiPriority="67" w:semiHidden="0" w:name="Medium Grid 1 Accent 1"/>
-    <w:lsdException w:unhideWhenUsed="0" w:uiPriority="68" w:semiHidden="0" w:name="Medium Grid 2 Accent 1"/>
-    <w:lsdException w:unhideWhenUsed="0" w:uiPriority="69" w:semiHidden="0" w:name="Medium Grid 3 Accent 1"/>
-    <w:lsdException w:unhideWhenUsed="0" w:uiPriority="70" w:semiHidden="0" w:name="Dark List Accent 1"/>
-    <w:lsdException w:unhideWhenUsed="0" w:uiPriority="71" w:semiHidden="0" w:name="Colorful Shading Accent 1"/>
-    <w:lsdException w:unhideWhenUsed="0" w:uiPriority="72" w:semiHidden="0" w:name="Colorful List Accent 1"/>
-    <w:lsdException w:unhideWhenUsed="0" w:uiPriority="73" w:semiHidden="0" w:name="Colorful Grid Accent 1"/>
-    <w:lsdException w:unhideWhenUsed="0" w:uiPriority="60" w:semiHidden="0" w:name="Light Shading Accent 2"/>
-    <w:lsdException w:unhideWhenUsed="0" w:uiPriority="61" w:semiHidden="0" w:name="Light List Accent 2"/>
-    <w:lsdException w:unhideWhenUsed="0" w:uiPriority="62" w:semiHidden="0" w:name="Light Grid Accent 2"/>
-    <w:lsdException w:unhideWhenUsed="0" w:uiPriority="63" w:semiHidden="0" w:name="Medium Shading 1 Accent 2"/>
-    <w:lsdException w:unhideWhenUsed="0" w:uiPriority="64" w:semiHidden="0" w:name="Medium Shading 2 Accent 2"/>
-    <w:lsdException w:unhideWhenUsed="0" w:uiPriority="65" w:semiHidden="0" w:name="Medium List 1 Accent 2"/>
-    <w:lsdException w:unhideWhenUsed="0" w:uiPriority="66" w:semiHidden="0" w:name="Medium List 2 Accent 2"/>
-    <w:lsdException w:unhideWhenUsed="0" w:uiPriority="67" w:semiHidden="0" w:name="Medium Grid 1 Accent 2"/>
-    <w:lsdException w:unhideWhenUsed="0" w:uiPriority="68" w:semiHidden="0" w:name="Medium Grid 2 Accent 2"/>
-    <w:lsdException w:unhideWhenUsed="0" w:uiPriority="69" w:semiHidden="0" w:name="Medium Grid 3 Accent 2"/>
-    <w:lsdException w:unhideWhenUsed="0" w:uiPriority="70" w:semiHidden="0" w:name="Dark List Accent 2"/>
-    <w:lsdException w:unhideWhenUsed="0" w:uiPriority="71" w:semiHidden="0" w:name="Colorful Shading Accent 2"/>
-    <w:lsdException w:unhideWhenUsed="0" w:uiPriority="72" w:semiHidden="0" w:name="Colorful List Accent 2"/>
-    <w:lsdException w:unhideWhenUsed="0" w:uiPriority="73" w:semiHidden="0" w:name="Colorful Grid Accent 2"/>
-    <w:lsdException w:unhideWhenUsed="0" w:uiPriority="60" w:semiHidden="0" w:name="Light Shading Accent 3"/>
-    <w:lsdException w:unhideWhenUsed="0" w:uiPriority="61" w:semiHidden="0" w:name="Light List Accent 3"/>
-    <w:lsdException w:unhideWhenUsed="0" w:uiPriority="62" w:semiHidden="0" w:name="Light Grid Accent 3"/>
-    <w:lsdException w:unhideWhenUsed="0" w:uiPriority="63" w:semiHidden="0" w:name="Medium Shading 1 Accent 3"/>
-    <w:lsdException w:unhideWhenUsed="0" w:uiPriority="64" w:semiHidden="0" w:name="Medium Shading 2 Accent 3"/>
-    <w:lsdException w:unhideWhenUsed="0" w:uiPriority="65" w:semiHidden="0" w:name="Medium List 1 Accent 3"/>
-    <w:lsdException w:unhideWhenUsed="0" w:uiPriority="66" w:semiHidden="0" w:name="Medium List 2 Accent 3"/>
-    <w:lsdException w:unhideWhenUsed="0" w:uiPriority="67" w:semiHidden="0" w:name="Medium Grid 1 Accent 3"/>
-    <w:lsdException w:unhideWhenUsed="0" w:uiPriority="68" w:semiHidden="0" w:name="Medium Grid 2 Accent 3"/>
-    <w:lsdException w:unhideWhenUsed="0" w:uiPriority="69" w:semiHidden="0" w:name="Medium Grid 3 Accent 3"/>
-    <w:lsdException w:unhideWhenUsed="0" w:uiPriority="70" w:semiHidden="0" w:name="Dark List Accent 3"/>
-    <w:lsdException w:unhideWhenUsed="0" w:uiPriority="71" w:semiHidden="0" w:name="Colorful Shading Accent 3"/>
-    <w:lsdException w:unhideWhenUsed="0" w:uiPriority="72" w:semiHidden="0" w:name="Colorful List Accent 3"/>
-    <w:lsdException w:unhideWhenUsed="0" w:uiPriority="73" w:semiHidden="0" w:name="Colorful Grid Accent 3"/>
-    <w:lsdException w:unhideWhenUsed="0" w:uiPriority="60" w:semiHidden="0" w:name="Light Shading Accent 4"/>
-    <w:lsdException w:unhideWhenUsed="0" w:uiPriority="61" w:semiHidden="0" w:name="Light List Accent 4"/>
-    <w:lsdException w:unhideWhenUsed="0" w:uiPriority="62" w:semiHidden="0" w:name="Light Grid Accent 4"/>
-    <w:lsdException w:unhideWhenUsed="0" w:uiPriority="63" w:semiHidden="0" w:name="Medium Shading 1 Accent 4"/>
-    <w:lsdException w:unhideWhenUsed="0" w:uiPriority="64" w:semiHidden="0" w:name="Medium Shading 2 Accent 4"/>
-    <w:lsdException w:unhideWhenUsed="0" w:uiPriority="65" w:semiHidden="0" w:name="Medium List 1 Accent 4"/>
-    <w:lsdException w:unhideWhenUsed="0" w:uiPriority="66" w:semiHidden="0" w:name="Medium List 2 Accent 4"/>
-    <w:lsdException w:unhideWhenUsed="0" w:uiPriority="67" w:semiHidden="0" w:name="Medium Grid 1 Accent 4"/>
-    <w:lsdException w:unhideWhenUsed="0" w:uiPriority="68" w:semiHidden="0" w:name="Medium Grid 2 Accent 4"/>
-    <w:lsdException w:unhideWhenUsed="0" w:uiPriority="69" w:semiHidden="0" w:name="Medium Grid 3 Accent 4"/>
-    <w:lsdException w:unhideWhenUsed="0" w:uiPriority="70" w:semiHidden="0" w:name="Dark List Accent 4"/>
-    <w:lsdException w:unhideWhenUsed="0" w:uiPriority="71" w:semiHidden="0" w:name="Colorful Shading Accent 4"/>
-    <w:lsdException w:unhideWhenUsed="0" w:uiPriority="72" w:semiHidden="0" w:name="Colorful List Accent 4"/>
-    <w:lsdException w:unhideWhenUsed="0" w:uiPriority="73" w:semiHidden="0" w:name="Colorful Grid Accent 4"/>
-    <w:lsdException w:unhideWhenUsed="0" w:uiPriority="60" w:semiHidden="0" w:name="Light Shading Accent 5"/>
-    <w:lsdException w:unhideWhenUsed="0" w:uiPriority="61" w:semiHidden="0" w:name="Light List Accent 5"/>
-    <w:lsdException w:unhideWhenUsed="0" w:uiPriority="62" w:semiHidden="0" w:name="Light Grid Accent 5"/>
-    <w:lsdException w:unhideWhenUsed="0" w:uiPriority="63" w:semiHidden="0" w:name="Medium Shading 1 Accent 5"/>
-    <w:lsdException w:unhideWhenUsed="0" w:uiPriority="64" w:semiHidden="0" w:name="Medium Shading 2 Accent 5"/>
-    <w:lsdException w:unhideWhenUsed="0" w:uiPriority="65" w:semiHidden="0" w:name="Medium List 1 Accent 5"/>
-    <w:lsdException w:unhideWhenUsed="0" w:uiPriority="66" w:semiHidden="0" w:name="Medium List 2 Accent 5"/>
-    <w:lsdException w:unhideWhenUsed="0" w:uiPriority="67" w:semiHidden="0" w:name="Medium Grid 1 Accent 5"/>
-    <w:lsdException w:unhideWhenUsed="0" w:uiPriority="68" w:semiHidden="0" w:name="Medium Grid 2 Accent 5"/>
-    <w:lsdException w:unhideWhenUsed="0" w:uiPriority="69" w:semiHidden="0" w:name="Medium Grid 3 Accent 5"/>
-    <w:lsdException w:unhideWhenUsed="0" w:uiPriority="70" w:semiHidden="0" w:name="Dark List Accent 5"/>
-    <w:lsdException w:unhideWhenUsed="0" w:uiPriority="71" w:semiHidden="0" w:name="Colorful Shading Accent 5"/>
-    <w:lsdException w:unhideWhenUsed="0" w:uiPriority="72" w:semiHidden="0" w:name="Colorful List Accent 5"/>
-    <w:lsdException w:unhideWhenUsed="0" w:uiPriority="73" w:semiHidden="0" w:name="Colorful Grid Accent 5"/>
-    <w:lsdException w:unhideWhenUsed="0" w:uiPriority="60" w:semiHidden="0" w:name="Light Shading Accent 6"/>
-    <w:lsdException w:unhideWhenUsed="0" w:uiPriority="61" w:semiHidden="0" w:name="Light List Accent 6"/>
-    <w:lsdException w:unhideWhenUsed="0" w:uiPriority="62" w:semiHidden="0" w:name="Light Grid Accent 6"/>
-    <w:lsdException w:unhideWhenUsed="0" w:uiPriority="63" w:semiHidden="0" w:name="Medium Shading 1 Accent 6"/>
-    <w:lsdException w:unhideWhenUsed="0" w:uiPriority="64" w:semiHidden="0" w:name="Medium Shading 2 Accent 6"/>
-    <w:lsdException w:unhideWhenUsed="0" w:uiPriority="65" w:semiHidden="0" w:name="Medium List 1 Accent 6"/>
-    <w:lsdException w:unhideWhenUsed="0" w:uiPriority="66" w:semiHidden="0" w:name="Medium List 2 Accent 6"/>
-    <w:lsdException w:unhideWhenUsed="0" w:uiPriority="67" w:semiHidden="0" w:name="Medium Grid 1 Accent 6"/>
-    <w:lsdException w:unhideWhenUsed="0" w:uiPriority="68" w:semiHidden="0" w:name="Medium Grid 2 Accent 6"/>
-    <w:lsdException w:unhideWhenUsed="0" w:uiPriority="69" w:semiHidden="0" w:name="Medium Grid 3 Accent 6"/>
-    <w:lsdException w:unhideWhenUsed="0" w:uiPriority="70" w:semiHidden="0" w:name="Dark List Accent 6"/>
-    <w:lsdException w:unhideWhenUsed="0" w:uiPriority="71" w:semiHidden="0" w:name="Colorful Shading Accent 6"/>
-    <w:lsdException w:unhideWhenUsed="0" w:uiPriority="72" w:semiHidden="0" w:name="Colorful List Accent 6"/>
-    <w:lsdException w:unhideWhenUsed="0" w:uiPriority="73" w:semiHidden="0" w:name="Colorful Grid Accent 6"/>
+  <w:latentStyles w:defLockedState="0" w:defUIPriority="99" w:defSemiHidden="1" w:defUnhideWhenUsed="1" w:defQFormat="0" w:count="260">
+    <w:lsdException w:name="Normal" w:semiHidden="0" w:uiPriority="0" w:unhideWhenUsed="0" w:qFormat="1"/>
+    <w:lsdException w:name="heading 1" w:semiHidden="0" w:uiPriority="0" w:unhideWhenUsed="0" w:qFormat="1"/>
+    <w:lsdException w:name="heading 2" w:semiHidden="0" w:uiPriority="0" w:qFormat="1"/>
+    <w:lsdException w:name="heading 3" w:uiPriority="0" w:qFormat="1"/>
+    <w:lsdException w:name="heading 4" w:semiHidden="0" w:uiPriority="0" w:qFormat="1"/>
+    <w:lsdException w:name="heading 5" w:uiPriority="0" w:qFormat="1"/>
+    <w:lsdException w:name="heading 6" w:uiPriority="0" w:qFormat="1"/>
+    <w:lsdException w:name="heading 7" w:uiPriority="0" w:qFormat="1"/>
+    <w:lsdException w:name="heading 8" w:uiPriority="0" w:qFormat="1"/>
+    <w:lsdException w:name="heading 9" w:uiPriority="0" w:qFormat="1"/>
+    <w:lsdException w:name="index 1" w:semiHidden="0" w:uiPriority="0" w:unhideWhenUsed="0"/>
+    <w:lsdException w:name="index 2" w:semiHidden="0" w:uiPriority="0" w:unhideWhenUsed="0"/>
+    <w:lsdException w:name="index 3" w:semiHidden="0" w:uiPriority="0" w:unhideWhenUsed="0"/>
+    <w:lsdException w:name="index 4" w:semiHidden="0" w:uiPriority="0" w:unhideWhenUsed="0"/>
+    <w:lsdException w:name="index 5" w:semiHidden="0" w:uiPriority="0" w:unhideWhenUsed="0"/>
+    <w:lsdException w:name="index 6" w:semiHidden="0" w:uiPriority="0" w:unhideWhenUsed="0"/>
+    <w:lsdException w:name="index 7" w:semiHidden="0" w:uiPriority="0" w:unhideWhenUsed="0"/>
+    <w:lsdException w:name="index 8" w:semiHidden="0" w:uiPriority="0" w:unhideWhenUsed="0"/>
+    <w:lsdException w:name="index 9" w:semiHidden="0" w:uiPriority="0" w:unhideWhenUsed="0"/>
+    <w:lsdException w:name="toc 1" w:semiHidden="0" w:uiPriority="0" w:unhideWhenUsed="0" w:qFormat="1"/>
+    <w:lsdException w:name="toc 2" w:semiHidden="0" w:uiPriority="0" w:unhideWhenUsed="0" w:qFormat="1"/>
+    <w:lsdException w:name="toc 3" w:semiHidden="0" w:uiPriority="0" w:unhideWhenUsed="0" w:qFormat="1"/>
+    <w:lsdException w:name="toc 4" w:semiHidden="0" w:uiPriority="0" w:unhideWhenUsed="0"/>
+    <w:lsdException w:name="toc 5" w:semiHidden="0" w:uiPriority="0" w:unhideWhenUsed="0"/>
+    <w:lsdException w:name="toc 6" w:semiHidden="0" w:uiPriority="0" w:unhideWhenUsed="0"/>
+    <w:lsdException w:name="toc 7" w:semiHidden="0" w:uiPriority="0" w:unhideWhenUsed="0"/>
+    <w:lsdException w:name="toc 8" w:semiHidden="0" w:uiPriority="0" w:unhideWhenUsed="0"/>
+    <w:lsdException w:name="toc 9" w:semiHidden="0" w:uiPriority="0" w:unhideWhenUsed="0"/>
+    <w:lsdException w:name="Normal Indent" w:semiHidden="0" w:uiPriority="0" w:unhideWhenUsed="0"/>
+    <w:lsdException w:name="footnote text" w:semiHidden="0" w:uiPriority="0" w:unhideWhenUsed="0"/>
+    <w:lsdException w:name="annotation text" w:semiHidden="0" w:uiPriority="0" w:unhideWhenUsed="0" w:qFormat="1"/>
+    <w:lsdException w:name="header" w:semiHidden="0" w:uiPriority="0" w:unhideWhenUsed="0" w:qFormat="1"/>
+    <w:lsdException w:name="footer" w:semiHidden="0" w:uiPriority="0" w:unhideWhenUsed="0" w:qFormat="1"/>
+    <w:lsdException w:name="index heading" w:semiHidden="0" w:uiPriority="0" w:unhideWhenUsed="0"/>
+    <w:lsdException w:name="caption" w:uiPriority="0" w:qFormat="1"/>
+    <w:lsdException w:name="table of figures" w:semiHidden="0" w:uiPriority="0" w:unhideWhenUsed="0"/>
+    <w:lsdException w:name="envelope address" w:semiHidden="0" w:uiPriority="0" w:unhideWhenUsed="0"/>
+    <w:lsdException w:name="envelope return" w:semiHidden="0" w:uiPriority="0" w:unhideWhenUsed="0"/>
+    <w:lsdException w:name="footnote reference" w:semiHidden="0" w:uiPriority="0" w:unhideWhenUsed="0"/>
+    <w:lsdException w:name="annotation reference" w:semiHidden="0" w:uiPriority="0" w:unhideWhenUsed="0"/>
+    <w:lsdException w:name="line number" w:semiHidden="0" w:uiPriority="0" w:unhideWhenUsed="0"/>
+    <w:lsdException w:name="page number" w:semiHidden="0" w:uiPriority="0" w:unhideWhenUsed="0"/>
+    <w:lsdException w:name="endnote reference" w:semiHidden="0" w:uiPriority="0" w:unhideWhenUsed="0"/>
+    <w:lsdException w:name="endnote text" w:semiHidden="0" w:uiPriority="0" w:unhideWhenUsed="0"/>
+    <w:lsdException w:name="table of authorities" w:semiHidden="0" w:uiPriority="0" w:unhideWhenUsed="0"/>
+    <w:lsdException w:name="macro" w:semiHidden="0" w:uiPriority="0" w:unhideWhenUsed="0"/>
+    <w:lsdException w:name="toa heading" w:semiHidden="0" w:uiPriority="0" w:unhideWhenUsed="0"/>
+    <w:lsdException w:name="List" w:semiHidden="0" w:uiPriority="0" w:unhideWhenUsed="0"/>
+    <w:lsdException w:name="List Bullet" w:semiHidden="0" w:uiPriority="0" w:unhideWhenUsed="0"/>
+    <w:lsdException w:name="List Number" w:semiHidden="0" w:uiPriority="0" w:unhideWhenUsed="0"/>
+    <w:lsdException w:name="List 2" w:semiHidden="0" w:uiPriority="0" w:unhideWhenUsed="0"/>
+    <w:lsdException w:name="List 3" w:semiHidden="0" w:uiPriority="0" w:unhideWhenUsed="0"/>
+    <w:lsdException w:name="List 4" w:semiHidden="0" w:uiPriority="0" w:unhideWhenUsed="0"/>
+    <w:lsdException w:name="List 5" w:semiHidden="0" w:uiPriority="0" w:unhideWhenUsed="0"/>
+    <w:lsdException w:name="List Bullet 2" w:semiHidden="0" w:uiPriority="0" w:unhideWhenUsed="0"/>
+    <w:lsdException w:name="List Bullet 3" w:semiHidden="0" w:uiPriority="0" w:unhideWhenUsed="0"/>
+    <w:lsdException w:name="List Bullet 4" w:semiHidden="0" w:uiPriority="0" w:unhideWhenUsed="0"/>
+    <w:lsdException w:name="List Bullet 5" w:semiHidden="0" w:uiPriority="0" w:unhideWhenUsed="0"/>
+    <w:lsdException w:name="List Number 2" w:semiHidden="0" w:uiPriority="0" w:unhideWhenUsed="0"/>
+    <w:lsdException w:name="List Number 3" w:semiHidden="0" w:uiPriority="0" w:unhideWhenUsed="0"/>
+    <w:lsdException w:name="List Number 4" w:semiHidden="0" w:uiPriority="0" w:unhideWhenUsed="0"/>
+    <w:lsdException w:name="List Number 5" w:semiHidden="0" w:uiPriority="0" w:unhideWhenUsed="0"/>
+    <w:lsdException w:name="Title" w:semiHidden="0" w:uiPriority="0" w:unhideWhenUsed="0" w:qFormat="1"/>
+    <w:lsdException w:name="Closing" w:semiHidden="0" w:uiPriority="0" w:unhideWhenUsed="0"/>
+    <w:lsdException w:name="Signature" w:semiHidden="0" w:uiPriority="0" w:unhideWhenUsed="0"/>
+    <w:lsdException w:name="Default Paragraph Font" w:uiPriority="0" w:unhideWhenUsed="0" w:qFormat="1"/>
+    <w:lsdException w:name="Body Text" w:uiPriority="0" w:unhideWhenUsed="0" w:qFormat="1"/>
+    <w:lsdException w:name="Body Text Indent" w:semiHidden="0" w:uiPriority="0" w:unhideWhenUsed="0"/>
+    <w:lsdException w:name="List Continue" w:semiHidden="0" w:uiPriority="0" w:unhideWhenUsed="0"/>
+    <w:lsdException w:name="List Continue 2" w:semiHidden="0" w:uiPriority="0" w:unhideWhenUsed="0"/>
+    <w:lsdException w:name="List Continue 3" w:semiHidden="0" w:uiPriority="0" w:unhideWhenUsed="0"/>
+    <w:lsdException w:name="List Continue 4" w:semiHidden="0" w:uiPriority="0" w:unhideWhenUsed="0"/>
+    <w:lsdException w:name="List Continue 5" w:semiHidden="0" w:uiPriority="0" w:unhideWhenUsed="0"/>
+    <w:lsdException w:name="Message Header" w:semiHidden="0" w:uiPriority="0" w:unhideWhenUsed="0"/>
+    <w:lsdException w:name="Subtitle" w:semiHidden="0" w:uiPriority="0" w:unhideWhenUsed="0" w:qFormat="1"/>
+    <w:lsdException w:name="Salutation" w:semiHidden="0" w:uiPriority="0" w:unhideWhenUsed="0"/>
+    <w:lsdException w:name="Date" w:semiHidden="0" w:uiPriority="0" w:unhideWhenUsed="0"/>
+    <w:lsdException w:name="Body Text First Indent" w:semiHidden="0" w:uiPriority="0" w:unhideWhenUsed="0"/>
+    <w:lsdException w:name="Body Text First Indent 2" w:semiHidden="0" w:uiPriority="0" w:unhideWhenUsed="0"/>
+    <w:lsdException w:name="Body Text 2" w:semiHidden="0" w:uiPriority="0" w:unhideWhenUsed="0"/>
+    <w:lsdException w:name="Body Text 3" w:semiHidden="0" w:uiPriority="0" w:unhideWhenUsed="0"/>
+    <w:lsdException w:name="Body Text Indent 2" w:semiHidden="0" w:uiPriority="0" w:unhideWhenUsed="0"/>
+    <w:lsdException w:name="Body Text Indent 3" w:semiHidden="0" w:uiPriority="0" w:unhideWhenUsed="0"/>
+    <w:lsdException w:name="Block Text" w:semiHidden="0" w:uiPriority="0" w:unhideWhenUsed="0"/>
+    <w:lsdException w:name="Hyperlink" w:semiHidden="0" w:uiPriority="0" w:unhideWhenUsed="0"/>
+    <w:lsdException w:name="FollowedHyperlink" w:semiHidden="0" w:uiPriority="0" w:unhideWhenUsed="0"/>
+    <w:lsdException w:name="Strong" w:semiHidden="0" w:uiPriority="0" w:unhideWhenUsed="0" w:qFormat="1"/>
+    <w:lsdException w:name="Emphasis" w:semiHidden="0" w:uiPriority="0" w:unhideWhenUsed="0" w:qFormat="1"/>
+    <w:lsdException w:name="Document Map" w:semiHidden="0" w:uiPriority="0" w:unhideWhenUsed="0"/>
+    <w:lsdException w:name="Plain Text" w:semiHidden="0" w:uiPriority="0" w:unhideWhenUsed="0"/>
+    <w:lsdException w:name="E-mail Signature" w:semiHidden="0" w:uiPriority="0" w:unhideWhenUsed="0"/>
+    <w:lsdException w:name="Normal (Web)" w:semiHidden="0" w:uiPriority="0" w:unhideWhenUsed="0" w:qFormat="1"/>
+    <w:lsdException w:name="HTML Acronym" w:semiHidden="0" w:uiPriority="0" w:unhideWhenUsed="0"/>
+    <w:lsdException w:name="HTML Address" w:semiHidden="0" w:uiPriority="0" w:unhideWhenUsed="0"/>
+    <w:lsdException w:name="HTML Cite" w:semiHidden="0" w:uiPriority="0" w:unhideWhenUsed="0"/>
+    <w:lsdException w:name="HTML Code" w:semiHidden="0" w:uiPriority="0" w:unhideWhenUsed="0"/>
+    <w:lsdException w:name="HTML Definition" w:semiHidden="0" w:uiPriority="0" w:unhideWhenUsed="0"/>
+    <w:lsdException w:name="HTML Keyboard" w:semiHidden="0" w:uiPriority="0" w:unhideWhenUsed="0"/>
+    <w:lsdException w:name="HTML Preformatted" w:semiHidden="0" w:uiPriority="0" w:unhideWhenUsed="0"/>
+    <w:lsdException w:name="HTML Sample" w:semiHidden="0" w:uiPriority="0" w:unhideWhenUsed="0"/>
+    <w:lsdException w:name="HTML Typewriter" w:semiHidden="0" w:uiPriority="0" w:unhideWhenUsed="0"/>
+    <w:lsdException w:name="HTML Variable" w:semiHidden="0" w:uiPriority="0" w:unhideWhenUsed="0"/>
+    <w:lsdException w:name="Normal Table" w:uiPriority="0" w:unhideWhenUsed="0" w:qFormat="1"/>
+    <w:lsdException w:name="annotation subject" w:semiHidden="0" w:uiPriority="0" w:unhideWhenUsed="0"/>
+    <w:lsdException w:name="Table Simple 1" w:semiHidden="0" w:uiPriority="0" w:unhideWhenUsed="0"/>
+    <w:lsdException w:name="Table Simple 2" w:semiHidden="0" w:uiPriority="0" w:unhideWhenUsed="0"/>
+    <w:lsdException w:name="Table Simple 3" w:semiHidden="0" w:uiPriority="0" w:unhideWhenUsed="0"/>
+    <w:lsdException w:name="Table Classic 1" w:semiHidden="0" w:uiPriority="0" w:unhideWhenUsed="0"/>
+    <w:lsdException w:name="Table Classic 2" w:semiHidden="0" w:uiPriority="0" w:unhideWhenUsed="0"/>
+    <w:lsdException w:name="Table Classic 3" w:semiHidden="0" w:uiPriority="0" w:unhideWhenUsed="0"/>
+    <w:lsdException w:name="Table Classic 4" w:semiHidden="0" w:uiPriority="0" w:unhideWhenUsed="0"/>
+    <w:lsdException w:name="Table Colorful 1" w:semiHidden="0" w:uiPriority="0" w:unhideWhenUsed="0"/>
+    <w:lsdException w:name="Table Colorful 2" w:semiHidden="0" w:uiPriority="0" w:unhideWhenUsed="0"/>
+    <w:lsdException w:name="Table Colorful 3" w:semiHidden="0" w:uiPriority="0" w:unhideWhenUsed="0"/>
+    <w:lsdException w:name="Table Columns 1" w:semiHidden="0" w:uiPriority="0" w:unhideWhenUsed="0"/>
+    <w:lsdException w:name="Table Columns 2" w:semiHidden="0" w:uiPriority="0" w:unhideWhenUsed="0"/>
+    <w:lsdException w:name="Table Columns 3" w:semiHidden="0" w:uiPriority="0" w:unhideWhenUsed="0"/>
+    <w:lsdException w:name="Table Columns 4" w:semiHidden="0" w:uiPriority="0" w:unhideWhenUsed="0"/>
+    <w:lsdException w:name="Table Columns 5" w:semiHidden="0" w:uiPriority="0" w:unhideWhenUsed="0"/>
+    <w:lsdException w:name="Table Grid 1" w:semiHidden="0" w:uiPriority="0" w:unhideWhenUsed="0"/>
+    <w:lsdException w:name="Table Grid 2" w:semiHidden="0" w:uiPriority="0" w:unhideWhenUsed="0"/>
+    <w:lsdException w:name="Table Grid 3" w:semiHidden="0" w:uiPriority="0" w:unhideWhenUsed="0"/>
+    <w:lsdException w:name="Table Grid 4" w:semiHidden="0" w:uiPriority="0" w:unhideWhenUsed="0"/>
+    <w:lsdException w:name="Table Grid 5" w:semiHidden="0" w:uiPriority="0" w:unhideWhenUsed="0"/>
+    <w:lsdException w:name="Table Grid 6" w:semiHidden="0" w:uiPriority="0" w:unhideWhenUsed="0"/>
+    <w:lsdException w:name="Table Grid 7" w:semiHidden="0" w:uiPriority="0" w:unhideWhenUsed="0"/>
+    <w:lsdException w:name="Table Grid 8" w:semiHidden="0" w:uiPriority="0" w:unhideWhenUsed="0"/>
+    <w:lsdException w:name="Table List 1" w:semiHidden="0" w:uiPriority="0" w:unhideWhenUsed="0"/>
+    <w:lsdException w:name="Table List 2" w:semiHidden="0" w:uiPriority="0" w:unhideWhenUsed="0"/>
+    <w:lsdException w:name="Table List 3" w:semiHidden="0" w:uiPriority="0" w:unhideWhenUsed="0"/>
+    <w:lsdException w:name="Table List 4" w:semiHidden="0" w:uiPriority="0" w:unhideWhenUsed="0"/>
+    <w:lsdException w:name="Table List 5" w:semiHidden="0" w:uiPriority="0" w:unhideWhenUsed="0"/>
+    <w:lsdException w:name="Table List 6" w:semiHidden="0" w:uiPriority="0" w:unhideWhenUsed="0"/>
+    <w:lsdException w:name="Table List 7" w:semiHidden="0" w:uiPriority="0" w:unhideWhenUsed="0"/>
+    <w:lsdException w:name="Table List 8" w:semiHidden="0" w:uiPriority="0" w:unhideWhenUsed="0"/>
+    <w:lsdException w:name="Table 3D effects 1" w:semiHidden="0" w:uiPriority="0" w:unhideWhenUsed="0"/>
+    <w:lsdException w:name="Table 3D effects 2" w:semiHidden="0" w:uiPriority="0" w:unhideWhenUsed="0"/>
+    <w:lsdException w:name="Table 3D effects 3" w:semiHidden="0" w:uiPriority="0" w:unhideWhenUsed="0"/>
+    <w:lsdException w:name="Table Contemporary" w:semiHidden="0" w:uiPriority="0" w:unhideWhenUsed="0"/>
+    <w:lsdException w:name="Table Elegant" w:semiHidden="0" w:uiPriority="0" w:unhideWhenUsed="0"/>
+    <w:lsdException w:name="Table Professional" w:semiHidden="0" w:uiPriority="0" w:unhideWhenUsed="0"/>
+    <w:lsdException w:name="Table Subtle 1" w:semiHidden="0" w:uiPriority="0" w:unhideWhenUsed="0"/>
+    <w:lsdException w:name="Table Subtle 2" w:semiHidden="0" w:uiPriority="0" w:unhideWhenUsed="0"/>
+    <w:lsdException w:name="Table Web 1" w:semiHidden="0" w:uiPriority="0" w:unhideWhenUsed="0"/>
+    <w:lsdException w:name="Table Web 2" w:semiHidden="0" w:uiPriority="0" w:unhideWhenUsed="0"/>
+    <w:lsdException w:name="Table Web 3" w:semiHidden="0" w:uiPriority="0" w:unhideWhenUsed="0"/>
+    <w:lsdException w:name="Balloon Text" w:semiHidden="0" w:uiPriority="0" w:unhideWhenUsed="0"/>
+    <w:lsdException w:name="Table Grid" w:semiHidden="0" w:uiPriority="0" w:unhideWhenUsed="0" w:qFormat="1"/>
+    <w:lsdException w:name="Table Theme" w:semiHidden="0" w:uiPriority="0" w:unhideWhenUsed="0"/>
+    <w:lsdException w:name="Light Shading" w:semiHidden="0" w:uiPriority="60" w:unhideWhenUsed="0"/>
+    <w:lsdException w:name="Light List" w:semiHidden="0" w:uiPriority="61" w:unhideWhenUsed="0"/>
+    <w:lsdException w:name="Light Grid" w:semiHidden="0" w:uiPriority="62" w:unhideWhenUsed="0"/>
+    <w:lsdException w:name="Medium Shading 1" w:semiHidden="0" w:uiPriority="63" w:unhideWhenUsed="0"/>
+    <w:lsdException w:name="Medium Shading 2" w:semiHidden="0" w:uiPriority="64" w:unhideWhenUsed="0"/>
+    <w:lsdException w:name="Medium List 1" w:semiHidden="0" w:uiPriority="65" w:unhideWhenUsed="0"/>
+    <w:lsdException w:name="Medium List 2" w:semiHidden="0" w:uiPriority="66" w:unhideWhenUsed="0"/>
+    <w:lsdException w:name="Medium Grid 1" w:semiHidden="0" w:uiPriority="67" w:unhideWhenUsed="0"/>
+    <w:lsdException w:name="Medium Grid 2" w:semiHidden="0" w:uiPriority="68" w:unhideWhenUsed="0"/>
+    <w:lsdException w:name="Medium Grid 3" w:semiHidden="0" w:uiPriority="69" w:unhideWhenUsed="0"/>
+    <w:lsdException w:name="Dark List" w:semiHidden="0" w:uiPriority="70" w:unhideWhenUsed="0"/>
+    <w:lsdException w:name="Colorful Shading" w:semiHidden="0" w:uiPriority="71" w:unhideWhenUsed="0"/>
+    <w:lsdException w:name="Colorful List" w:semiHidden="0" w:uiPriority="72" w:unhideWhenUsed="0"/>
+    <w:lsdException w:name="Colorful Grid" w:semiHidden="0" w:uiPriority="73" w:unhideWhenUsed="0"/>
+    <w:lsdException w:name="Light Shading Accent 1" w:semiHidden="0" w:uiPriority="60" w:unhideWhenUsed="0"/>
+    <w:lsdException w:name="Light List Accent 1" w:semiHidden="0" w:uiPriority="61" w:unhideWhenUsed="0"/>
+    <w:lsdException w:name="Light Grid Accent 1" w:semiHidden="0" w:uiPriority="62" w:unhideWhenUsed="0"/>
+    <w:lsdException w:name="Medium Shading 1 Accent 1" w:semiHidden="0" w:uiPriority="63" w:unhideWhenUsed="0"/>
+    <w:lsdException w:name="Medium Shading 2 Accent 1" w:semiHidden="0" w:uiPriority="64" w:unhideWhenUsed="0"/>
+    <w:lsdException w:name="Medium List 1 Accent 1" w:semiHidden="0" w:uiPriority="65" w:unhideWhenUsed="0"/>
+    <w:lsdException w:name="Medium List 2 Accent 1" w:semiHidden="0" w:uiPriority="66" w:unhideWhenUsed="0"/>
+    <w:lsdException w:name="Medium Grid 1 Accent 1" w:semiHidden="0" w:uiPriority="67" w:unhideWhenUsed="0"/>
+    <w:lsdException w:name="Medium Grid 2 Accent 1" w:semiHidden="0" w:uiPriority="68" w:unhideWhenUsed="0"/>
+    <w:lsdException w:name="Medium Grid 3 Accent 1" w:semiHidden="0" w:uiPriority="69" w:unhideWhenUsed="0"/>
+    <w:lsdException w:name="Dark List Accent 1" w:semiHidden="0" w:uiPriority="70" w:unhideWhenUsed="0"/>
+    <w:lsdException w:name="Colorful Shading Accent 1" w:semiHidden="0" w:uiPriority="71" w:unhideWhenUsed="0"/>
+    <w:lsdException w:name="Colorful List Accent 1" w:semiHidden="0" w:uiPriority="72" w:unhideWhenUsed="0"/>
+    <w:lsdException w:name="Colorful Grid Accent 1" w:semiHidden="0" w:uiPriority="73" w:unhideWhenUsed="0"/>
+    <w:lsdException w:name="Light Shading Accent 2" w:semiHidden="0" w:uiPriority="60" w:unhideWhenUsed="0"/>
+    <w:lsdException w:name="Light List Accent 2" w:semiHidden="0" w:uiPriority="61" w:unhideWhenUsed="0"/>
+    <w:lsdException w:name="Light Grid Accent 2" w:semiHidden="0" w:uiPriority="62" w:unhideWhenUsed="0"/>
+    <w:lsdException w:name="Medium Shading 1 Accent 2" w:semiHidden="0" w:uiPriority="63" w:unhideWhenUsed="0"/>
+    <w:lsdException w:name="Medium Shading 2 Accent 2" w:semiHidden="0" w:uiPriority="64" w:unhideWhenUsed="0"/>
+    <w:lsdException w:name="Medium List 1 Accent 2" w:semiHidden="0" w:uiPriority="65" w:unhideWhenUsed="0"/>
+    <w:lsdException w:name="Medium List 2 Accent 2" w:semiHidden="0" w:uiPriority="66" w:unhideWhenUsed="0"/>
+    <w:lsdException w:name="Medium Grid 1 Accent 2" w:semiHidden="0" w:uiPriority="67" w:unhideWhenUsed="0"/>
+    <w:lsdException w:name="Medium Grid 2 Accent 2" w:semiHidden="0" w:uiPriority="68" w:unhideWhenUsed="0"/>
+    <w:lsdException w:name="Medium Grid 3 Accent 2" w:semiHidden="0" w:uiPriority="69" w:unhideWhenUsed="0"/>
+    <w:lsdException w:name="Dark List Accent 2" w:semiHidden="0" w:uiPriority="70" w:unhideWhenUsed="0"/>
+    <w:lsdException w:name="Colorful Shading Accent 2" w:semiHidden="0" w:uiPriority="71" w:unhideWhenUsed="0"/>
+    <w:lsdException w:name="Colorful List Accent 2" w:semiHidden="0" w:uiPriority="72" w:unhideWhenUsed="0"/>
+    <w:lsdException w:name="Colorful Grid Accent 2" w:semiHidden="0" w:uiPriority="73" w:unhideWhenUsed="0"/>
+    <w:lsdException w:name="Light Shading Accent 3" w:semiHidden="0" w:uiPriority="60" w:unhideWhenUsed="0"/>
+    <w:lsdException w:name="Light List Accent 3" w:semiHidden="0" w:uiPriority="61" w:unhideWhenUsed="0"/>
+    <w:lsdException w:name="Light Grid Accent 3" w:semiHidden="0" w:uiPriority="62" w:unhideWhenUsed="0"/>
+    <w:lsdException w:name="Medium Shading 1 Accent 3" w:semiHidden="0" w:uiPriority="63" w:unhideWhenUsed="0"/>
+    <w:lsdException w:name="Medium Shading 2 Accent 3" w:semiHidden="0" w:uiPriority="64" w:unhideWhenUsed="0"/>
+    <w:lsdException w:name="Medium List 1 Accent 3" w:semiHidden="0" w:uiPriority="65" w:unhideWhenUsed="0"/>
+    <w:lsdException w:name="Medium List 2 Accent 3" w:semiHidden="0" w:uiPriority="66" w:unhideWhenUsed="0"/>
+    <w:lsdException w:name="Medium Grid 1 Accent 3" w:semiHidden="0" w:uiPriority="67" w:unhideWhenUsed="0"/>
+    <w:lsdException w:name="Medium Grid 2 Accent 3" w:semiHidden="0" w:uiPriority="68" w:unhideWhenUsed="0"/>
+    <w:lsdException w:name="Medium Grid 3 Accent 3" w:semiHidden="0" w:uiPriority="69" w:unhideWhenUsed="0"/>
+    <w:lsdException w:name="Dark List Accent 3" w:semiHidden="0" w:uiPriority="70" w:unhideWhenUsed="0"/>
+    <w:lsdException w:name="Colorful Shading Accent 3" w:semiHidden="0" w:uiPriority="71" w:unhideWhenUsed="0"/>
+    <w:lsdException w:name="Colorful List Accent 3" w:semiHidden="0" w:uiPriority="72" w:unhideWhenUsed="0"/>
+    <w:lsdException w:name="Colorful Grid Accent 3" w:semiHidden="0" w:uiPriority="73" w:unhideWhenUsed="0"/>
+    <w:lsdException w:name="Light Shading Accent 4" w:semiHidden="0" w:uiPriority="60" w:unhideWhenUsed="0"/>
+    <w:lsdException w:name="Light List Accent 4" w:semiHidden="0" w:uiPriority="61" w:unhideWhenUsed="0"/>
+    <w:lsdException w:name="Light Grid Accent 4" w:semiHidden="0" w:uiPriority="62" w:unhideWhenUsed="0"/>
+    <w:lsdException w:name="Medium Shading 1 Accent 4" w:semiHidden="0" w:uiPriority="63" w:unhideWhenUsed="0"/>
+    <w:lsdException w:name="Medium Shading 2 Accent 4" w:semiHidden="0" w:uiPriority="64" w:unhideWhenUsed="0"/>
+    <w:lsdException w:name="Medium List 1 Accent 4" w:semiHidden="0" w:uiPriority="65" w:unhideWhenUsed="0"/>
+    <w:lsdException w:name="Medium List 2 Accent 4" w:semiHidden="0" w:uiPriority="66" w:unhideWhenUsed="0"/>
+    <w:lsdException w:name="Medium Grid 1 Accent 4" w:semiHidden="0" w:uiPriority="67" w:unhideWhenUsed="0"/>
+    <w:lsdException w:name="Medium Grid 2 Accent 4" w:semiHidden="0" w:uiPriority="68" w:unhideWhenUsed="0"/>
+    <w:lsdException w:name="Medium Grid 3 Accent 4" w:semiHidden="0" w:uiPriority="69" w:unhideWhenUsed="0"/>
+    <w:lsdException w:name="Dark List Accent 4" w:semiHidden="0" w:uiPriority="70" w:unhideWhenUsed="0"/>
+    <w:lsdException w:name="Colorful Shading Accent 4" w:semiHidden="0" w:uiPriority="71" w:unhideWhenUsed="0"/>
+    <w:lsdException w:name="Colorful List Accent 4" w:semiHidden="0" w:uiPriority="72" w:unhideWhenUsed="0"/>
+    <w:lsdException w:name="Colorful Grid Accent 4" w:semiHidden="0" w:uiPriority="73" w:unhideWhenUsed="0"/>
+    <w:lsdException w:name="Light Shading Accent 5" w:semiHidden="0" w:uiPriority="60" w:unhideWhenUsed="0"/>
+    <w:lsdException w:name="Light List Accent 5" w:semiHidden="0" w:uiPriority="61" w:unhideWhenUsed="0"/>
+    <w:lsdException w:name="Light Grid Accent 5" w:semiHidden="0" w:uiPriority="62" w:unhideWhenUsed="0"/>
+    <w:lsdException w:name="Medium Shading 1 Accent 5" w:semiHidden="0" w:uiPriority="63" w:unhideWhenUsed="0"/>
+    <w:lsdException w:name="Medium Shading 2 Accent 5" w:semiHidden="0" w:uiPriority="64" w:unhideWhenUsed="0"/>
+    <w:lsdException w:name="Medium List 1 Accent 5" w:semiHidden="0" w:uiPriority="65" w:unhideWhenUsed="0"/>
+    <w:lsdException w:name="Medium List 2 Accent 5" w:semiHidden="0" w:uiPriority="66" w:unhideWhenUsed="0"/>
+    <w:lsdException w:name="Medium Grid 1 Accent 5" w:semiHidden="0" w:uiPriority="67" w:unhideWhenUsed="0"/>
+    <w:lsdException w:name="Medium Grid 2 Accent 5" w:semiHidden="0" w:uiPriority="68" w:unhideWhenUsed="0"/>
+    <w:lsdException w:name="Medium Grid 3 Accent 5" w:semiHidden="0" w:uiPriority="69" w:unhideWhenUsed="0"/>
+    <w:lsdException w:name="Dark List Accent 5" w:semiHidden="0" w:uiPriority="70" w:unhideWhenUsed="0"/>
+    <w:lsdException w:name="Colorful Shading Accent 5" w:semiHidden="0" w:uiPriority="71" w:unhideWhenUsed="0"/>
+    <w:lsdException w:name="Colorful List Accent 5" w:semiHidden="0" w:uiPriority="72" w:unhideWhenUsed="0"/>
+    <w:lsdException w:name="Colorful Grid Accent 5" w:semiHidden="0" w:uiPriority="73" w:unhideWhenUsed="0"/>
+    <w:lsdException w:name="Light Shading Accent 6" w:semiHidden="0" w:uiPriority="60" w:unhideWhenUsed="0"/>
+    <w:lsdException w:name="Light List Accent 6" w:semiHidden="0" w:uiPriority="61" w:unhideWhenUsed="0"/>
+    <w:lsdException w:name="Light Grid Accent 6" w:semiHidden="0" w:uiPriority="62" w:unhideWhenUsed="0"/>
+    <w:lsdException w:name="Medium Shading 1 Accent 6" w:semiHidden="0" w:uiPriority="63" w:unhideWhenUsed="0"/>
+    <w:lsdException w:name="Medium Shading 2 Accent 6" w:semiHidden="0" w:uiPriority="64" w:unhideWhenUsed="0"/>
+    <w:lsdException w:name="Medium List 1 Accent 6" w:semiHidden="0" w:uiPriority="65" w:unhideWhenUsed="0"/>
+    <w:lsdException w:name="Medium List 2 Accent 6" w:semiHidden="0" w:uiPriority="66" w:unhideWhenUsed="0"/>
+    <w:lsdException w:name="Medium Grid 1 Accent 6" w:semiHidden="0" w:uiPriority="67" w:unhideWhenUsed="0"/>
+    <w:lsdException w:name="Medium Grid 2 Accent 6" w:semiHidden="0" w:uiPriority="68" w:unhideWhenUsed="0"/>
+    <w:lsdException w:name="Medium Grid 3 Accent 6" w:semiHidden="0" w:uiPriority="69" w:unhideWhenUsed="0"/>
+    <w:lsdException w:name="Dark List Accent 6" w:semiHidden="0" w:uiPriority="70" w:unhideWhenUsed="0"/>
+    <w:lsdException w:name="Colorful Shading Accent 6" w:semiHidden="0" w:uiPriority="71" w:unhideWhenUsed="0"/>
+    <w:lsdException w:name="Colorful List Accent 6" w:semiHidden="0" w:uiPriority="72" w:unhideWhenUsed="0"/>
+    <w:lsdException w:name="Colorful Grid Accent 6" w:semiHidden="0" w:uiPriority="73" w:unhideWhenUsed="0"/>
   </w:latentStyles>
-  <w:style w:type="paragraph" w:default="1" w:styleId="1">
+  <w:style w:type="paragraph" w:default="1" w:styleId="Normal">
     <w:name w:val="Normal"/>
     <w:qFormat/>
-    <w:uiPriority w:val="0"/>
     <w:pPr>
       <w:kinsoku w:val="0"/>
       <w:autoSpaceDE w:val="0"/>
@@ -6304,7 +6213,7 @@
       <w:textAlignment w:val="baseline"/>
     </w:pPr>
     <w:rPr>
-      <w:rFonts w:ascii="Arial" w:hAnsi="Arial" w:eastAsia="宋体" w:cs="Arial"/>
+      <w:rFonts w:ascii="Arial" w:eastAsia="宋体" w:hAnsi="Arial" w:cs="Arial"/>
       <w:snapToGrid w:val="0"/>
       <w:color w:val="000000"/>
       <w:kern w:val="0"/>
@@ -6313,12 +6222,11 @@
       <w:lang w:val="en-US" w:eastAsia="en-US" w:bidi="ar-SA"/>
     </w:rPr>
   </w:style>
-  <w:style w:type="paragraph" w:styleId="2">
+  <w:style w:type="paragraph" w:styleId="Heading1">
     <w:name w:val="heading 1"/>
-    <w:basedOn w:val="1"/>
-    <w:next w:val="1"/>
+    <w:basedOn w:val="Normal"/>
+    <w:next w:val="Normal"/>
     <w:qFormat/>
-    <w:uiPriority w:val="0"/>
     <w:pPr>
       <w:keepNext/>
       <w:keepLines/>
@@ -6336,13 +6244,12 @@
       <w:sz w:val="44"/>
     </w:rPr>
   </w:style>
-  <w:style w:type="paragraph" w:styleId="3">
+  <w:style w:type="paragraph" w:styleId="Heading2">
     <w:name w:val="heading 2"/>
-    <w:basedOn w:val="1"/>
-    <w:next w:val="1"/>
+    <w:basedOn w:val="Normal"/>
+    <w:next w:val="Normal"/>
     <w:unhideWhenUsed/>
     <w:qFormat/>
-    <w:uiPriority w:val="0"/>
     <w:pPr>
       <w:keepNext/>
       <w:keepLines/>
@@ -6355,19 +6262,18 @@
       <w:outlineLvl w:val="1"/>
     </w:pPr>
     <w:rPr>
-      <w:rFonts w:ascii="Arial" w:hAnsi="Arial" w:eastAsia="黑体"/>
+      <w:rFonts w:ascii="Arial" w:eastAsia="黑体" w:hAnsi="Arial"/>
       <w:b/>
       <w:sz w:val="32"/>
     </w:rPr>
   </w:style>
-  <w:style w:type="paragraph" w:styleId="4">
+  <w:style w:type="paragraph" w:styleId="Heading3">
     <w:name w:val="heading 3"/>
-    <w:basedOn w:val="1"/>
-    <w:next w:val="1"/>
+    <w:basedOn w:val="Normal"/>
+    <w:next w:val="Normal"/>
     <w:semiHidden/>
     <w:unhideWhenUsed/>
     <w:qFormat/>
-    <w:uiPriority w:val="0"/>
     <w:pPr>
       <w:keepNext/>
       <w:keepLines/>
@@ -6384,13 +6290,12 @@
       <w:sz w:val="32"/>
     </w:rPr>
   </w:style>
-  <w:style w:type="paragraph" w:styleId="5">
+  <w:style w:type="paragraph" w:styleId="Heading4">
     <w:name w:val="heading 4"/>
-    <w:basedOn w:val="1"/>
-    <w:next w:val="1"/>
+    <w:basedOn w:val="Normal"/>
+    <w:next w:val="Normal"/>
     <w:unhideWhenUsed/>
     <w:qFormat/>
-    <w:uiPriority w:val="0"/>
     <w:pPr>
       <w:keepNext/>
       <w:keepLines/>
@@ -6403,19 +6308,18 @@
       <w:outlineLvl w:val="3"/>
     </w:pPr>
     <w:rPr>
-      <w:rFonts w:ascii="Arial" w:hAnsi="Arial" w:eastAsia="黑体"/>
+      <w:rFonts w:ascii="Arial" w:eastAsia="黑体" w:hAnsi="Arial"/>
       <w:b/>
       <w:sz w:val="28"/>
     </w:rPr>
   </w:style>
-  <w:style w:type="paragraph" w:styleId="6">
+  <w:style w:type="paragraph" w:styleId="Heading5">
     <w:name w:val="heading 5"/>
-    <w:basedOn w:val="1"/>
-    <w:next w:val="1"/>
+    <w:basedOn w:val="Normal"/>
+    <w:next w:val="Normal"/>
     <w:semiHidden/>
     <w:unhideWhenUsed/>
     <w:qFormat/>
-    <w:uiPriority w:val="0"/>
     <w:pPr>
       <w:keepNext/>
       <w:keepLines/>
@@ -6432,14 +6336,13 @@
       <w:sz w:val="28"/>
     </w:rPr>
   </w:style>
-  <w:style w:type="paragraph" w:styleId="7">
+  <w:style w:type="paragraph" w:styleId="Heading6">
     <w:name w:val="heading 6"/>
-    <w:basedOn w:val="1"/>
-    <w:next w:val="1"/>
+    <w:basedOn w:val="Normal"/>
+    <w:next w:val="Normal"/>
     <w:semiHidden/>
     <w:unhideWhenUsed/>
     <w:qFormat/>
-    <w:uiPriority w:val="0"/>
     <w:pPr>
       <w:keepNext/>
       <w:keepLines/>
@@ -6452,19 +6355,18 @@
       <w:outlineLvl w:val="5"/>
     </w:pPr>
     <w:rPr>
-      <w:rFonts w:ascii="Arial" w:hAnsi="Arial" w:eastAsia="黑体"/>
+      <w:rFonts w:ascii="Arial" w:eastAsia="黑体" w:hAnsi="Arial"/>
       <w:b/>
       <w:sz w:val="24"/>
     </w:rPr>
   </w:style>
-  <w:style w:type="paragraph" w:styleId="8">
+  <w:style w:type="paragraph" w:styleId="Heading7">
     <w:name w:val="heading 7"/>
-    <w:basedOn w:val="1"/>
-    <w:next w:val="1"/>
+    <w:basedOn w:val="Normal"/>
+    <w:next w:val="Normal"/>
     <w:semiHidden/>
     <w:unhideWhenUsed/>
     <w:qFormat/>
-    <w:uiPriority w:val="0"/>
     <w:pPr>
       <w:keepNext/>
       <w:keepLines/>
@@ -6481,14 +6383,13 @@
       <w:sz w:val="24"/>
     </w:rPr>
   </w:style>
-  <w:style w:type="paragraph" w:styleId="9">
+  <w:style w:type="paragraph" w:styleId="Heading8">
     <w:name w:val="heading 8"/>
-    <w:basedOn w:val="1"/>
-    <w:next w:val="1"/>
+    <w:basedOn w:val="Normal"/>
+    <w:next w:val="Normal"/>
     <w:semiHidden/>
     <w:unhideWhenUsed/>
     <w:qFormat/>
-    <w:uiPriority w:val="0"/>
     <w:pPr>
       <w:keepNext/>
       <w:keepLines/>
@@ -6501,18 +6402,17 @@
       <w:outlineLvl w:val="7"/>
     </w:pPr>
     <w:rPr>
-      <w:rFonts w:ascii="Arial" w:hAnsi="Arial" w:eastAsia="黑体"/>
+      <w:rFonts w:ascii="Arial" w:eastAsia="黑体" w:hAnsi="Arial"/>
       <w:sz w:val="24"/>
     </w:rPr>
   </w:style>
-  <w:style w:type="paragraph" w:styleId="10">
+  <w:style w:type="paragraph" w:styleId="Heading9">
     <w:name w:val="heading 9"/>
-    <w:basedOn w:val="1"/>
-    <w:next w:val="1"/>
+    <w:basedOn w:val="Normal"/>
+    <w:next w:val="Normal"/>
     <w:semiHidden/>
     <w:unhideWhenUsed/>
     <w:qFormat/>
-    <w:uiPriority w:val="0"/>
     <w:pPr>
       <w:keepNext/>
       <w:keepLines/>
@@ -6525,21 +6425,19 @@
       <w:outlineLvl w:val="8"/>
     </w:pPr>
     <w:rPr>
-      <w:rFonts w:ascii="Arial" w:hAnsi="Arial" w:eastAsia="黑体"/>
+      <w:rFonts w:ascii="Arial" w:eastAsia="黑体" w:hAnsi="Arial"/>
       <w:sz w:val="21"/>
     </w:rPr>
   </w:style>
-  <w:style w:type="character" w:default="1" w:styleId="22">
+  <w:style w:type="character" w:default="1" w:styleId="DefaultParagraphFont">
     <w:name w:val="Default Paragraph Font"/>
     <w:semiHidden/>
     <w:qFormat/>
-    <w:uiPriority w:val="0"/>
   </w:style>
-  <w:style w:type="table" w:default="1" w:styleId="20">
+  <w:style w:type="table" w:default="1" w:styleId="TableNormal">
     <w:name w:val="Normal Table"/>
     <w:semiHidden/>
     <w:qFormat/>
-    <w:uiPriority w:val="0"/>
     <w:tblPr>
       <w:tblCellMar>
         <w:top w:w="0" w:type="dxa"/>
@@ -6549,43 +6447,39 @@
       </w:tblCellMar>
     </w:tblPr>
   </w:style>
-  <w:style w:type="paragraph" w:styleId="11">
+  <w:style w:type="paragraph" w:styleId="CommentText">
     <w:name w:val="annotation text"/>
-    <w:basedOn w:val="1"/>
+    <w:basedOn w:val="Normal"/>
     <w:qFormat/>
-    <w:uiPriority w:val="0"/>
     <w:pPr>
       <w:jc w:val="left"/>
     </w:pPr>
   </w:style>
-  <w:style w:type="paragraph" w:styleId="12">
+  <w:style w:type="paragraph" w:styleId="BodyText">
     <w:name w:val="Body Text"/>
-    <w:basedOn w:val="1"/>
+    <w:basedOn w:val="Normal"/>
     <w:semiHidden/>
     <w:qFormat/>
-    <w:uiPriority w:val="0"/>
     <w:rPr>
-      <w:rFonts w:ascii="Arial" w:hAnsi="Arial" w:eastAsia="Arial" w:cs="Arial"/>
+      <w:rFonts w:ascii="Arial" w:eastAsia="Arial" w:hAnsi="Arial" w:cs="Arial"/>
       <w:sz w:val="21"/>
       <w:szCs w:val="21"/>
       <w:lang w:val="en-US" w:eastAsia="en-US" w:bidi="ar-SA"/>
     </w:rPr>
   </w:style>
-  <w:style w:type="paragraph" w:styleId="13">
+  <w:style w:type="paragraph" w:styleId="TOC3">
     <w:name w:val="toc 3"/>
-    <w:basedOn w:val="1"/>
-    <w:next w:val="1"/>
+    <w:basedOn w:val="Normal"/>
+    <w:next w:val="Normal"/>
     <w:qFormat/>
-    <w:uiPriority w:val="0"/>
     <w:pPr>
       <w:ind w:left="840" w:leftChars="400"/>
     </w:pPr>
   </w:style>
-  <w:style w:type="paragraph" w:styleId="14">
+  <w:style w:type="paragraph" w:styleId="Footer">
     <w:name w:val="footer"/>
-    <w:basedOn w:val="1"/>
+    <w:basedOn w:val="Normal"/>
     <w:qFormat/>
-    <w:uiPriority w:val="0"/>
     <w:pPr>
       <w:tabs>
         <w:tab w:val="center" w:pos="4153"/>
@@ -6598,17 +6492,16 @@
       <w:sz w:val="18"/>
     </w:rPr>
   </w:style>
-  <w:style w:type="paragraph" w:styleId="15">
+  <w:style w:type="paragraph" w:styleId="Header">
     <w:name w:val="header"/>
-    <w:basedOn w:val="1"/>
+    <w:basedOn w:val="Normal"/>
     <w:qFormat/>
-    <w:uiPriority w:val="0"/>
     <w:pPr>
       <w:pBdr>
-        <w:top w:val="none" w:color="auto" w:sz="0" w:space="0"/>
-        <w:left w:val="none" w:color="auto" w:sz="0" w:space="0"/>
-        <w:bottom w:val="none" w:color="auto" w:sz="0" w:space="0"/>
-        <w:right w:val="none" w:color="auto" w:sz="0" w:space="0"/>
+        <w:top w:val="nil"/>
+        <w:left w:val="nil"/>
+        <w:bottom w:val="nil"/>
+        <w:right w:val="nil"/>
       </w:pBdr>
       <w:tabs>
         <w:tab w:val="center" w:pos="4153"/>
@@ -6623,41 +6516,37 @@
       <w:sz w:val="18"/>
     </w:rPr>
   </w:style>
-  <w:style w:type="paragraph" w:styleId="16">
+  <w:style w:type="paragraph" w:styleId="TOC1">
     <w:name w:val="toc 1"/>
-    <w:basedOn w:val="1"/>
-    <w:next w:val="1"/>
+    <w:basedOn w:val="Normal"/>
+    <w:next w:val="Normal"/>
     <w:qFormat/>
-    <w:uiPriority w:val="0"/>
     <w:rPr>
-      <w:rFonts w:ascii="Arial" w:hAnsi="Arial" w:eastAsia="Microsoft JhengHei"/>
+      <w:rFonts w:ascii="Arial" w:eastAsia="Microsoft JhengHei" w:hAnsi="Arial"/>
       <w:sz w:val="24"/>
     </w:rPr>
   </w:style>
-  <w:style w:type="paragraph" w:styleId="17">
+  <w:style w:type="paragraph" w:styleId="TOC2">
     <w:name w:val="toc 2"/>
-    <w:basedOn w:val="1"/>
-    <w:next w:val="1"/>
+    <w:basedOn w:val="Normal"/>
+    <w:next w:val="Normal"/>
     <w:qFormat/>
-    <w:uiPriority w:val="0"/>
     <w:pPr>
       <w:ind w:left="420" w:leftChars="200"/>
     </w:pPr>
   </w:style>
-  <w:style w:type="paragraph" w:styleId="18">
+  <w:style w:type="paragraph" w:styleId="NormalWeb">
     <w:name w:val="Normal (Web)"/>
-    <w:basedOn w:val="1"/>
+    <w:basedOn w:val="Normal"/>
     <w:qFormat/>
-    <w:uiPriority w:val="0"/>
     <w:rPr>
       <w:sz w:val="24"/>
     </w:rPr>
   </w:style>
-  <w:style w:type="paragraph" w:styleId="19">
+  <w:style w:type="paragraph" w:styleId="Title">
     <w:name w:val="Title"/>
-    <w:basedOn w:val="1"/>
+    <w:basedOn w:val="Normal"/>
     <w:qFormat/>
-    <w:uiPriority w:val="0"/>
     <w:pPr>
       <w:spacing w:before="240" w:beforeLines="0" w:beforeAutospacing="0" w:after="60" w:afterLines="0" w:afterAutospacing="0"/>
       <w:jc w:val="center"/>
@@ -6669,73 +6558,68 @@
       <w:sz w:val="32"/>
     </w:rPr>
   </w:style>
-  <w:style w:type="table" w:styleId="21">
+  <w:style w:type="table" w:styleId="TableGrid">
     <w:name w:val="Table Grid"/>
-    <w:basedOn w:val="20"/>
+    <w:basedOn w:val="TableNormal"/>
     <w:qFormat/>
-    <w:uiPriority w:val="0"/>
     <w:pPr>
       <w:widowControl w:val="0"/>
       <w:jc w:val="both"/>
     </w:pPr>
     <w:tblPr>
       <w:tblBorders>
-        <w:top w:val="single" w:color="auto" w:sz="4" w:space="0"/>
-        <w:left w:val="single" w:color="auto" w:sz="4" w:space="0"/>
-        <w:bottom w:val="single" w:color="auto" w:sz="4" w:space="0"/>
-        <w:right w:val="single" w:color="auto" w:sz="4" w:space="0"/>
-        <w:insideH w:val="single" w:color="auto" w:sz="4" w:space="0"/>
-        <w:insideV w:val="single" w:color="auto" w:sz="4" w:space="0"/>
+        <w:top w:val="single" w:sz="4" w:space="0" w:color="auto"/>
+        <w:left w:val="single" w:sz="4" w:space="0" w:color="auto"/>
+        <w:bottom w:val="single" w:sz="4" w:space="0" w:color="auto"/>
+        <w:right w:val="single" w:sz="4" w:space="0" w:color="auto"/>
+        <w:insideH w:val="single" w:sz="4" w:space="0" w:color="auto"/>
+        <w:insideV w:val="single" w:sz="4" w:space="0" w:color="auto"/>
       </w:tblBorders>
     </w:tblPr>
   </w:style>
-  <w:style w:type="character" w:styleId="23">
+  <w:style w:type="character" w:styleId="Strong">
     <w:name w:val="Strong"/>
-    <w:basedOn w:val="22"/>
+    <w:basedOn w:val="DefaultParagraphFont"/>
     <w:qFormat/>
-    <w:uiPriority w:val="0"/>
     <w:rPr>
       <w:b/>
     </w:rPr>
   </w:style>
-  <w:style w:type="paragraph" w:customStyle="1" w:styleId="24">
+  <w:style w:type="paragraph" w:customStyle="1" w:styleId="a">
     <w:name w:val="柴_公司名"/>
-    <w:basedOn w:val="19"/>
+    <w:basedOn w:val="Title"/>
     <w:qFormat/>
-    <w:uiPriority w:val="0"/>
     <w:pPr>
       <w:spacing w:after="600" w:afterLines="600"/>
     </w:pPr>
     <w:rPr>
-      <w:rFonts w:hint="eastAsia" w:ascii="宋体" w:hAnsi="宋体" w:eastAsia="宋体" w:cs="宋体"/>
+      <w:rFonts w:ascii="宋体" w:eastAsia="宋体" w:hAnsi="宋体" w:cs="宋体" w:hint="eastAsia"/>
       <w:bCs/>
       <w:spacing w:val="-6"/>
       <w:sz w:val="52"/>
       <w:szCs w:val="52"/>
     </w:rPr>
   </w:style>
-  <w:style w:type="paragraph" w:customStyle="1" w:styleId="25">
+  <w:style w:type="paragraph" w:customStyle="1" w:styleId="a0">
     <w:name w:val="柴_文档名"/>
-    <w:basedOn w:val="19"/>
+    <w:basedOn w:val="Title"/>
     <w:qFormat/>
-    <w:uiPriority w:val="0"/>
     <w:pPr>
       <w:spacing w:after="900" w:afterLines="900"/>
     </w:pPr>
     <w:rPr>
-      <w:rFonts w:ascii="黑体" w:hAnsi="黑体" w:eastAsia="黑体" w:cs="黑体"/>
+      <w:rFonts w:ascii="黑体" w:eastAsia="黑体" w:hAnsi="黑体" w:cs="黑体"/>
       <w:bCs/>
       <w:spacing w:val="-7"/>
       <w:sz w:val="52"/>
       <w:szCs w:val="52"/>
     </w:rPr>
   </w:style>
-  <w:style w:type="table" w:customStyle="1" w:styleId="26">
+  <w:style w:type="table" w:customStyle="1" w:styleId="TableNormal0">
     <w:name w:val="Table Normal_0"/>
     <w:semiHidden/>
     <w:unhideWhenUsed/>
     <w:qFormat/>
-    <w:uiPriority w:val="0"/>
     <w:tblPr>
       <w:tblCellMar>
         <w:top w:w="0" w:type="dxa"/>
@@ -6745,87 +6629,81 @@
       </w:tblCellMar>
     </w:tblPr>
   </w:style>
-  <w:style w:type="paragraph" w:customStyle="1" w:styleId="27">
+  <w:style w:type="paragraph" w:customStyle="1" w:styleId="TableText">
     <w:name w:val="Table Text"/>
-    <w:basedOn w:val="1"/>
+    <w:basedOn w:val="Normal"/>
     <w:semiHidden/>
     <w:qFormat/>
-    <w:uiPriority w:val="0"/>
     <w:rPr>
-      <w:rFonts w:ascii="宋体" w:hAnsi="宋体" w:eastAsia="宋体" w:cs="宋体"/>
+      <w:rFonts w:ascii="宋体" w:eastAsia="宋体" w:hAnsi="宋体" w:cs="宋体"/>
       <w:sz w:val="21"/>
       <w:szCs w:val="21"/>
       <w:lang w:val="en-US" w:eastAsia="en-US" w:bidi="ar-SA"/>
     </w:rPr>
   </w:style>
-  <w:style w:type="paragraph" w:customStyle="1" w:styleId="28">
+  <w:style w:type="paragraph" w:customStyle="1" w:styleId="1">
     <w:name w:val="柴_标题1"/>
-    <w:basedOn w:val="2"/>
-    <w:next w:val="29"/>
-    <w:link w:val="38"/>
+    <w:basedOn w:val="Heading1"/>
+    <w:next w:val="a1"/>
+    <w:link w:val="1Char"/>
     <w:qFormat/>
-    <w:uiPriority w:val="0"/>
     <w:pPr>
       <w:spacing w:before="100" w:after="90" w:line="360" w:lineRule="auto"/>
     </w:pPr>
     <w:rPr>
-      <w:rFonts w:ascii="Arial" w:hAnsi="Arial" w:eastAsia="宋体"/>
+      <w:rFonts w:ascii="Arial" w:eastAsia="宋体" w:hAnsi="Arial"/>
       <w:sz w:val="32"/>
     </w:rPr>
   </w:style>
-  <w:style w:type="paragraph" w:customStyle="1" w:styleId="29">
+  <w:style w:type="paragraph" w:customStyle="1" w:styleId="a1">
     <w:name w:val="柴_正文"/>
-    <w:basedOn w:val="12"/>
-    <w:link w:val="42"/>
+    <w:basedOn w:val="BodyText"/>
+    <w:link w:val="Char"/>
     <w:qFormat/>
-    <w:uiPriority w:val="0"/>
     <w:pPr>
       <w:spacing w:line="360" w:lineRule="auto"/>
       <w:ind w:firstLine="470" w:firstLineChars="200"/>
     </w:pPr>
     <w:rPr>
-      <w:rFonts w:ascii="Arial" w:hAnsi="Arial" w:eastAsia="宋体"/>
+      <w:rFonts w:ascii="Arial" w:eastAsia="宋体" w:hAnsi="Arial"/>
       <w:sz w:val="24"/>
       <w:lang w:eastAsia="zh-CN"/>
     </w:rPr>
   </w:style>
-  <w:style w:type="paragraph" w:customStyle="1" w:styleId="30">
+  <w:style w:type="paragraph" w:customStyle="1" w:styleId="2">
     <w:name w:val="柴_标题2"/>
-    <w:basedOn w:val="3"/>
-    <w:next w:val="29"/>
+    <w:basedOn w:val="Heading2"/>
+    <w:next w:val="a1"/>
     <w:qFormat/>
-    <w:uiPriority w:val="0"/>
     <w:pPr>
       <w:spacing w:line="360" w:lineRule="auto"/>
     </w:pPr>
     <w:rPr>
-      <w:rFonts w:ascii="Arial" w:hAnsi="Arial" w:eastAsia="宋体"/>
+      <w:rFonts w:ascii="Arial" w:eastAsia="宋体" w:hAnsi="Arial"/>
       <w:sz w:val="28"/>
     </w:rPr>
   </w:style>
-  <w:style w:type="paragraph" w:customStyle="1" w:styleId="31">
+  <w:style w:type="paragraph" w:customStyle="1" w:styleId="3">
     <w:name w:val="柴_标题3"/>
-    <w:basedOn w:val="4"/>
-    <w:next w:val="29"/>
+    <w:basedOn w:val="Heading3"/>
+    <w:next w:val="a1"/>
     <w:qFormat/>
-    <w:uiPriority w:val="0"/>
     <w:pPr>
       <w:spacing w:line="360" w:lineRule="auto"/>
       <w:ind w:left="0" w:firstLine="472" w:firstLineChars="200"/>
     </w:pPr>
     <w:rPr>
-      <w:rFonts w:ascii="宋体" w:hAnsi="宋体" w:eastAsia="宋体" w:cs="宋体"/>
+      <w:rFonts w:ascii="宋体" w:eastAsia="宋体" w:hAnsi="宋体" w:cs="宋体"/>
       <w:spacing w:val="-2"/>
       <w:sz w:val="24"/>
       <w:szCs w:val="24"/>
     </w:rPr>
   </w:style>
-  <w:style w:type="paragraph" w:customStyle="1" w:styleId="32">
+  <w:style w:type="paragraph" w:customStyle="1" w:styleId="a2">
     <w:name w:val="柴_目录"/>
-    <w:basedOn w:val="1"/>
-    <w:next w:val="12"/>
+    <w:basedOn w:val="Normal"/>
+    <w:next w:val="BodyText"/>
     <w:qFormat/>
-    <w:uiPriority w:val="0"/>
     <w:pPr>
       <w:tabs>
         <w:tab w:val="right" w:leader="dot" w:pos="8442"/>
@@ -6833,64 +6711,59 @@
       <w:ind w:left="0" w:leftChars="0"/>
     </w:pPr>
     <w:rPr>
-      <w:rFonts w:ascii="Arial" w:hAnsi="Arial" w:eastAsia="Microsoft JhengHei"/>
+      <w:rFonts w:ascii="Arial" w:eastAsia="Microsoft JhengHei" w:hAnsi="Arial"/>
       <w:sz w:val="24"/>
     </w:rPr>
   </w:style>
-  <w:style w:type="paragraph" w:customStyle="1" w:styleId="33">
+  <w:style w:type="paragraph" w:customStyle="1" w:styleId="WPSOffice1">
     <w:name w:val="WPSOffice手动目录 1"/>
     <w:qFormat/>
-    <w:uiPriority w:val="0"/>
     <w:pPr>
       <w:ind w:leftChars="0"/>
     </w:pPr>
     <w:rPr>
-      <w:rFonts w:ascii="Times New Roman" w:hAnsi="Times New Roman" w:eastAsia="宋体" w:cs="Times New Roman"/>
+      <w:rFonts w:ascii="Times New Roman" w:eastAsia="宋体" w:hAnsi="Times New Roman" w:cs="Times New Roman"/>
       <w:sz w:val="20"/>
       <w:szCs w:val="20"/>
     </w:rPr>
   </w:style>
-  <w:style w:type="paragraph" w:customStyle="1" w:styleId="34">
+  <w:style w:type="paragraph" w:customStyle="1" w:styleId="WPSOffice2">
     <w:name w:val="WPSOffice手动目录 2"/>
     <w:qFormat/>
-    <w:uiPriority w:val="0"/>
     <w:pPr>
       <w:ind w:leftChars="200"/>
     </w:pPr>
     <w:rPr>
-      <w:rFonts w:ascii="Times New Roman" w:hAnsi="Times New Roman" w:eastAsia="宋体" w:cs="Times New Roman"/>
+      <w:rFonts w:ascii="Times New Roman" w:eastAsia="宋体" w:hAnsi="Times New Roman" w:cs="Times New Roman"/>
       <w:sz w:val="20"/>
       <w:szCs w:val="20"/>
     </w:rPr>
   </w:style>
-  <w:style w:type="paragraph" w:customStyle="1" w:styleId="35">
+  <w:style w:type="paragraph" w:customStyle="1" w:styleId="WPSOffice3">
     <w:name w:val="WPSOffice手动目录 3"/>
     <w:qFormat/>
-    <w:uiPriority w:val="0"/>
     <w:pPr>
       <w:ind w:leftChars="400"/>
     </w:pPr>
     <w:rPr>
-      <w:rFonts w:ascii="Times New Roman" w:hAnsi="Times New Roman" w:eastAsia="宋体" w:cs="Times New Roman"/>
+      <w:rFonts w:ascii="Times New Roman" w:eastAsia="宋体" w:hAnsi="Times New Roman" w:cs="Times New Roman"/>
       <w:sz w:val="20"/>
       <w:szCs w:val="20"/>
     </w:rPr>
   </w:style>
-  <w:style w:type="paragraph" w:customStyle="1" w:styleId="36">
+  <w:style w:type="paragraph" w:customStyle="1" w:styleId="Compact">
     <w:name w:val="Compact"/>
-    <w:basedOn w:val="12"/>
+    <w:basedOn w:val="BodyText"/>
     <w:qFormat/>
-    <w:uiPriority w:val="0"/>
     <w:pPr>
       <w:spacing w:before="36" w:after="36"/>
     </w:pPr>
   </w:style>
-  <w:style w:type="table" w:customStyle="1" w:styleId="37">
+  <w:style w:type="table" w:customStyle="1" w:styleId="Table">
     <w:name w:val="Table"/>
     <w:semiHidden/>
     <w:unhideWhenUsed/>
     <w:qFormat/>
-    <w:uiPriority w:val="0"/>
     <w:tblPr>
       <w:tblCellMar>
         <w:top w:w="0" w:type="dxa"/>
@@ -6902,28 +6775,26 @@
     <w:tblStylePr w:type="firstRow">
       <w:tcPr>
         <w:tcBorders>
-          <w:bottom w:val="single" w:color="auto" w:sz="0" w:space="0"/>
+          <w:bottom w:val="single" w:sz="0" w:space="0" w:color="auto"/>
         </w:tcBorders>
         <w:vAlign w:val="bottom"/>
       </w:tcPr>
     </w:tblStylePr>
   </w:style>
-  <w:style w:type="character" w:customStyle="1" w:styleId="38">
+  <w:style w:type="character" w:customStyle="1" w:styleId="1Char">
     <w:name w:val="柴_标题1 Char"/>
-    <w:link w:val="28"/>
+    <w:link w:val="1"/>
     <w:qFormat/>
-    <w:uiPriority w:val="0"/>
     <w:rPr>
-      <w:rFonts w:ascii="Arial" w:hAnsi="Arial" w:eastAsia="宋体"/>
+      <w:rFonts w:ascii="Arial" w:eastAsia="宋体" w:hAnsi="Arial"/>
       <w:sz w:val="32"/>
     </w:rPr>
   </w:style>
-  <w:style w:type="table" w:customStyle="1" w:styleId="39">
+  <w:style w:type="table" w:customStyle="1" w:styleId="TableNormal1">
     <w:name w:val="Table Normal_1"/>
     <w:semiHidden/>
     <w:unhideWhenUsed/>
     <w:qFormat/>
-    <w:uiPriority w:val="0"/>
     <w:tblPr>
       <w:tblCellMar>
         <w:top w:w="0" w:type="dxa"/>
@@ -6933,11 +6804,10 @@
       </w:tblCellMar>
     </w:tblPr>
   </w:style>
-  <w:style w:type="paragraph" w:customStyle="1" w:styleId="40">
+  <w:style w:type="paragraph" w:customStyle="1" w:styleId="a3">
     <w:name w:val="柴_正文_无缩进"/>
-    <w:basedOn w:val="1"/>
+    <w:basedOn w:val="Normal"/>
     <w:qFormat/>
-    <w:uiPriority w:val="0"/>
     <w:pPr>
       <w:ind w:firstLine="0" w:firstLineChars="0"/>
     </w:pPr>
@@ -6947,31 +6817,29 @@
       <w:lang w:eastAsia="zh-CN"/>
     </w:rPr>
   </w:style>
-  <w:style w:type="paragraph" w:customStyle="1" w:styleId="41">
+  <w:style w:type="paragraph" w:customStyle="1" w:styleId="4">
     <w:name w:val="柴_标题4"/>
-    <w:basedOn w:val="5"/>
-    <w:next w:val="1"/>
+    <w:basedOn w:val="Heading4"/>
+    <w:next w:val="Normal"/>
     <w:qFormat/>
-    <w:uiPriority w:val="0"/>
     <w:pPr>
       <w:widowControl w:val="0"/>
       <w:spacing w:before="160" w:line="360" w:lineRule="auto"/>
-      <w:ind w:left="981" w:leftChars="300" w:hanging="862"/>
+      <w:ind w:left="981" w:hanging="862" w:leftChars="300"/>
     </w:pPr>
     <w:rPr>
-      <w:rFonts w:hint="eastAsia" w:ascii="Calibri" w:hAnsi="Calibri" w:eastAsia="宋体" w:cs="宋体"/>
+      <w:rFonts w:ascii="Calibri" w:eastAsia="宋体" w:hAnsi="Calibri" w:cs="宋体" w:hint="eastAsia"/>
       <w:sz w:val="24"/>
       <w:szCs w:val="24"/>
       <w:lang w:eastAsia="zh-CN" w:bidi="zh-CN"/>
     </w:rPr>
   </w:style>
-  <w:style w:type="character" w:customStyle="1" w:styleId="42">
+  <w:style w:type="character" w:customStyle="1" w:styleId="Char">
     <w:name w:val="柴_正文 Char"/>
-    <w:link w:val="29"/>
+    <w:link w:val="a1"/>
     <w:qFormat/>
-    <w:uiPriority w:val="0"/>
     <w:rPr>
-      <w:rFonts w:ascii="Arial" w:hAnsi="Arial" w:eastAsia="宋体"/>
+      <w:rFonts w:ascii="Arial" w:eastAsia="宋体" w:hAnsi="Arial"/>
       <w:sz w:val="24"/>
       <w:lang w:eastAsia="zh-CN"/>
     </w:rPr>

--- a/8.资源管理/1.流程制度规范类文件/JXTX-08-04-服务知识管理制度.docx
+++ b/8.资源管理/1.流程制度规范类文件/JXTX-08-04-服务知识管理制度.docx
@@ -1,11 +1,10 @@
 
 <file path=word/document.xml><?xml version="1.0" encoding="utf-8"?>
-<w:document xmlns:wpc="http://schemas.microsoft.com/office/word/2010/wordprocessingCanvas" xmlns:mc="http://schemas.openxmlformats.org/markup-compatibility/2006" xmlns:o="urn:schemas-microsoft-com:office:office" xmlns:r="http://schemas.openxmlformats.org/officeDocument/2006/relationships" xmlns:m="http://schemas.openxmlformats.org/officeDocument/2006/math" xmlns:v="urn:schemas-microsoft-com:vml" xmlns:wp14="http://schemas.microsoft.com/office/word/2010/wordprocessingDrawing" xmlns:wp="http://schemas.openxmlformats.org/drawingml/2006/wordprocessingDrawing" xmlns:w10="urn:schemas-microsoft-com:office:word" xmlns:w="http://schemas.openxmlformats.org/wordprocessingml/2006/main" xmlns:w14="http://schemas.microsoft.com/office/word/2010/wordml" xmlns:w15="http://schemas.microsoft.com/office/word/2012/wordml" xmlns:wne="http://schemas.microsoft.com/office/word/2006/wordml" xmlns:wpg="http://schemas.microsoft.com/office/word/2010/wordprocessingGroup" xmlns:wpi="http://schemas.microsoft.com/office/word/2010/wordprocessingInk" xmlns:wps="http://schemas.microsoft.com/office/word/2010/wordprocessingShape" mc:Ignorable="w14 w15 wp14">
-  <!-- Generated by Aspose.Words for .NET 13.3.0.1 -->
+<w:document xmlns:wpc="http://schemas.microsoft.com/office/word/2010/wordprocessingCanvas" xmlns:mc="http://schemas.openxmlformats.org/markup-compatibility/2006" xmlns:o="urn:schemas-microsoft-com:office:office" xmlns:r="http://schemas.openxmlformats.org/officeDocument/2006/relationships" xmlns:m="http://schemas.openxmlformats.org/officeDocument/2006/math" xmlns:v="urn:schemas-microsoft-com:vml" xmlns:wp14="http://schemas.microsoft.com/office/word/2010/wordprocessingDrawing" xmlns:wp="http://schemas.openxmlformats.org/drawingml/2006/wordprocessingDrawing" xmlns:w="http://schemas.openxmlformats.org/wordprocessingml/2006/main" xmlns:w14="http://schemas.microsoft.com/office/word/2010/wordml" xmlns:w10="urn:schemas-microsoft-com:office:word" xmlns:w15="http://schemas.microsoft.com/office/word/2012/wordml" xmlns:wpg="http://schemas.microsoft.com/office/word/2010/wordprocessingGroup" xmlns:wpi="http://schemas.microsoft.com/office/word/2010/wordprocessingInk" xmlns:wne="http://schemas.microsoft.com/office/word/2006/wordml" xmlns:wps="http://schemas.microsoft.com/office/word/2010/wordprocessingShape" xmlns:wpsCustomData="http://www.wps.cn/officeDocument/2013/wpsCustomData" mc:Ignorable="w14 w15 wp14">
   <w:body>
     <w:p>
       <w:pPr>
-        <w:pStyle w:val="a"/>
+        <w:pStyle w:val="24"/>
         <w:keepNext w:val="0"/>
         <w:keepLines w:val="0"/>
         <w:pageBreakBefore w:val="0"/>
@@ -22,10 +21,10 @@
         <w:spacing w:before="3120" w:beforeLines="1000"/>
         <w:textAlignment w:val="baseline"/>
       </w:pPr>
-      <w:bookmarkStart w:id="0" w:name="_Toc10350"/>
+      <w:bookmarkStart w:id="0" w:name="_Toc15040"/>
       <w:r>
         <w:drawing>
-          <wp:anchor distT="0" distB="0" distL="114300" distR="114300" simplePos="0" relativeHeight="251660288" behindDoc="1" locked="0" layoutInCell="1" allowOverlap="1">
+          <wp:anchor distT="0" distB="0" distL="114300" distR="114300" simplePos="0" relativeHeight="251661312" behindDoc="1" locked="0" layoutInCell="1" allowOverlap="1">
             <wp:simplePos x="0" y="0"/>
             <wp:positionH relativeFrom="column">
               <wp:posOffset>-19050</wp:posOffset>
@@ -50,7 +49,7 @@
                     </pic:cNvPicPr>
                   </pic:nvPicPr>
                   <pic:blipFill>
-                    <a:blip xmlns:r="http://schemas.openxmlformats.org/officeDocument/2006/relationships" r:embed="rId4"/>
+                    <a:blip r:embed="rId7"/>
                     <a:stretch>
                       <a:fillRect/>
                     </a:stretch>
@@ -76,7 +75,7 @@
       </w:r>
       <w:r>
         <w:drawing>
-          <wp:anchor distT="0" distB="0" distL="114300" distR="114300" simplePos="0" relativeHeight="251659264" behindDoc="1" locked="0" layoutInCell="1" allowOverlap="1">
+          <wp:anchor distT="0" distB="0" distL="114300" distR="114300" simplePos="0" relativeHeight="251660288" behindDoc="1" locked="0" layoutInCell="1" allowOverlap="1">
             <wp:simplePos x="0" y="0"/>
             <wp:positionH relativeFrom="column">
               <wp:posOffset>0</wp:posOffset>
@@ -101,7 +100,7 @@
                     </pic:cNvPicPr>
                   </pic:nvPicPr>
                   <pic:blipFill>
-                    <a:blip xmlns:r="http://schemas.openxmlformats.org/officeDocument/2006/relationships" r:embed="rId5"/>
+                    <a:blip r:embed="rId8"/>
                     <a:stretch>
                       <a:fillRect/>
                     </a:stretch>
@@ -131,7 +130,7 @@
           <w:lang w:val="en-US" w:eastAsia="zh-CN"/>
         </w:rPr>
         <w:drawing>
-          <wp:anchor distT="0" distB="0" distL="114300" distR="114300" simplePos="0" relativeHeight="251658240" behindDoc="1" locked="0" layoutInCell="1" allowOverlap="1">
+          <wp:anchor distT="0" distB="0" distL="114300" distR="114300" simplePos="0" relativeHeight="251659264" behindDoc="1" locked="0" layoutInCell="1" allowOverlap="1">
             <wp:simplePos x="0" y="0"/>
             <wp:positionH relativeFrom="column">
               <wp:posOffset>635</wp:posOffset>
@@ -156,7 +155,7 @@
                     </pic:cNvPicPr>
                   </pic:nvPicPr>
                   <pic:blipFill>
-                    <a:blip xmlns:r="http://schemas.openxmlformats.org/officeDocument/2006/relationships" r:embed="rId6">
+                    <a:blip r:embed="rId9">
                       <a:alphaModFix amt="58000"/>
                       <a:lum contrast="-52000"/>
                     </a:blip>
@@ -190,7 +189,7 @@
     </w:p>
     <w:p>
       <w:pPr>
-        <w:pStyle w:val="a0"/>
+        <w:pStyle w:val="25"/>
         <w:keepNext w:val="0"/>
         <w:keepLines w:val="0"/>
         <w:pageBreakBefore w:val="0"/>
@@ -211,7 +210,7 @@
           <w:lang w:val="en-US" w:eastAsia="zh-CN"/>
         </w:rPr>
       </w:pPr>
-      <w:bookmarkStart w:id="1" w:name="_Toc12990"/>
+      <w:bookmarkStart w:id="1" w:name="_Toc5630"/>
       <w:r>
         <w:rPr>
           <w:rFonts w:hint="eastAsia"/>
@@ -237,11 +236,11 @@
         <w:adjustRightInd w:val="0"/>
         <w:snapToGrid w:val="0"/>
         <w:spacing w:after="624" w:afterLines="200" w:line="219" w:lineRule="auto"/>
-        <w:ind w:left="0" w:right="0" w:firstLine="0" w:leftChars="0" w:rightChars="0" w:firstLineChars="0"/>
+        <w:ind w:left="0" w:leftChars="0" w:right="0" w:rightChars="0" w:firstLine="0" w:firstLineChars="0"/>
         <w:jc w:val="center"/>
         <w:textAlignment w:val="baseline"/>
         <w:rPr>
-          <w:rFonts w:ascii="宋体" w:eastAsia="宋体" w:hAnsi="宋体" w:cs="宋体" w:hint="eastAsia"/>
+          <w:rFonts w:hint="eastAsia" w:ascii="宋体" w:hAnsi="宋体" w:eastAsia="宋体" w:cs="宋体"/>
           <w:sz w:val="24"/>
           <w:szCs w:val="24"/>
           <w:lang w:val="en-US" w:eastAsia="zh-CN"/>
@@ -249,7 +248,7 @@
       </w:pPr>
       <w:r>
         <w:rPr>
-          <w:rFonts w:ascii="宋体" w:eastAsia="宋体" w:hAnsi="宋体" w:cs="宋体"/>
+          <w:rFonts w:ascii="宋体" w:hAnsi="宋体" w:eastAsia="宋体" w:cs="宋体"/>
           <w:b/>
           <w:bCs/>
           <w:spacing w:val="-3"/>
@@ -260,7 +259,7 @@
       </w:r>
       <w:r>
         <w:rPr>
-          <w:rFonts w:ascii="宋体" w:eastAsia="宋体" w:hAnsi="宋体" w:cs="宋体" w:hint="eastAsia"/>
+          <w:rFonts w:hint="eastAsia" w:ascii="宋体" w:hAnsi="宋体" w:eastAsia="宋体" w:cs="宋体"/>
           <w:b/>
           <w:bCs/>
           <w:spacing w:val="-3"/>
@@ -272,7 +271,7 @@
       </w:r>
       <w:r>
         <w:rPr>
-          <w:rFonts w:ascii="宋体" w:eastAsia="宋体" w:hAnsi="宋体" w:cs="宋体"/>
+          <w:rFonts w:ascii="宋体" w:hAnsi="宋体" w:eastAsia="宋体" w:cs="宋体"/>
           <w:b/>
           <w:bCs/>
           <w:spacing w:val="-3"/>
@@ -283,7 +282,7 @@
       </w:r>
       <w:r>
         <w:rPr>
-          <w:rFonts w:ascii="宋体" w:hAnsi="宋体" w:cs="宋体" w:hint="eastAsia"/>
+          <w:rFonts w:hint="eastAsia" w:ascii="宋体" w:hAnsi="宋体" w:cs="宋体"/>
           <w:b/>
           <w:bCs/>
           <w:spacing w:val="-3"/>
@@ -295,7 +294,7 @@
       </w:r>
       <w:r>
         <w:rPr>
-          <w:rFonts w:ascii="宋体" w:eastAsia="宋体" w:hAnsi="宋体" w:cs="宋体"/>
+          <w:rFonts w:ascii="宋体" w:hAnsi="宋体" w:eastAsia="宋体" w:cs="宋体"/>
           <w:b/>
           <w:bCs/>
           <w:spacing w:val="-3"/>
@@ -306,7 +305,7 @@
       </w:r>
       <w:r>
         <w:rPr>
-          <w:rFonts w:ascii="宋体" w:hAnsi="宋体" w:cs="宋体" w:hint="eastAsia"/>
+          <w:rFonts w:hint="eastAsia" w:ascii="宋体" w:hAnsi="宋体" w:cs="宋体"/>
           <w:b/>
           <w:bCs/>
           <w:spacing w:val="-3"/>
@@ -319,17 +318,18 @@
     </w:p>
     <w:tbl>
       <w:tblPr>
-        <w:tblStyle w:val="TableGrid"/>
+        <w:tblStyle w:val="21"/>
         <w:tblW w:w="0" w:type="auto"/>
         <w:jc w:val="center"/>
         <w:tblBorders>
-          <w:top w:val="nil"/>
-          <w:left w:val="nil"/>
-          <w:bottom w:val="nil"/>
-          <w:right w:val="nil"/>
-          <w:insideH w:val="nil"/>
-          <w:insideV w:val="nil"/>
+          <w:top w:val="none" w:color="auto" w:sz="0" w:space="0"/>
+          <w:left w:val="none" w:color="auto" w:sz="0" w:space="0"/>
+          <w:bottom w:val="none" w:color="auto" w:sz="0" w:space="0"/>
+          <w:right w:val="none" w:color="auto" w:sz="0" w:space="0"/>
+          <w:insideH w:val="none" w:color="auto" w:sz="0" w:space="0"/>
+          <w:insideV w:val="none" w:color="auto" w:sz="0" w:space="0"/>
         </w:tblBorders>
+        <w:tblLayout w:type="autofit"/>
         <w:tblCellMar>
           <w:top w:w="0" w:type="dxa"/>
           <w:left w:w="108" w:type="dxa"/>
@@ -343,15 +343,13 @@
       </w:tblGrid>
       <w:tr>
         <w:tblPrEx>
-          <w:tblW w:w="0" w:type="auto"/>
-          <w:jc w:val="center"/>
           <w:tblBorders>
-            <w:top w:val="nil"/>
-            <w:left w:val="nil"/>
-            <w:bottom w:val="nil"/>
-            <w:right w:val="nil"/>
-            <w:insideH w:val="nil"/>
-            <w:insideV w:val="nil"/>
+            <w:top w:val="none" w:color="auto" w:sz="0" w:space="0"/>
+            <w:left w:val="none" w:color="auto" w:sz="0" w:space="0"/>
+            <w:bottom w:val="none" w:color="auto" w:sz="0" w:space="0"/>
+            <w:right w:val="none" w:color="auto" w:sz="0" w:space="0"/>
+            <w:insideH w:val="none" w:color="auto" w:sz="0" w:space="0"/>
+            <w:insideV w:val="none" w:color="auto" w:sz="0" w:space="0"/>
           </w:tblBorders>
           <w:tblCellMar>
             <w:top w:w="0" w:type="dxa"/>
@@ -361,7 +359,7 @@
           </w:tblCellMar>
         </w:tblPrEx>
         <w:trPr>
-          <w:trHeight w:val="810"/>
+          <w:trHeight w:val="810" w:hRule="atLeast"/>
           <w:jc w:val="center"/>
         </w:trPr>
         <w:tc>
@@ -399,7 +397,7 @@
             </w:r>
             <w:r>
               <w:rPr>
-                <w:rFonts w:asciiTheme="minorAscii" w:eastAsiaTheme="minorEastAsia" w:hAnsiTheme="minorAscii" w:hint="default"/>
+                <w:rFonts w:hint="default" w:asciiTheme="minorAscii" w:hAnsiTheme="minorAscii" w:eastAsiaTheme="minorEastAsia"/>
                 <w:spacing w:val="227"/>
                 <w:sz w:val="21"/>
                 <w:vertAlign w:val="baseline"/>
@@ -453,7 +451,7 @@
             </w:r>
             <w:r>
               <w:rPr>
-                <w:rFonts w:asciiTheme="minorAscii" w:eastAsiaTheme="minorEastAsia" w:hAnsiTheme="minorAscii" w:hint="eastAsia"/>
+                <w:rFonts w:hint="eastAsia" w:asciiTheme="minorAscii" w:hAnsiTheme="minorAscii" w:eastAsiaTheme="minorEastAsia"/>
                 <w:spacing w:val="227"/>
                 <w:sz w:val="21"/>
                 <w:vertAlign w:val="baseline"/>
@@ -475,8 +473,14 @@
       </w:tr>
       <w:tr>
         <w:tblPrEx>
-          <w:tblW w:w="0" w:type="auto"/>
-          <w:jc w:val="center"/>
+          <w:tblBorders>
+            <w:top w:val="none" w:color="auto" w:sz="0" w:space="0"/>
+            <w:left w:val="none" w:color="auto" w:sz="0" w:space="0"/>
+            <w:bottom w:val="none" w:color="auto" w:sz="0" w:space="0"/>
+            <w:right w:val="none" w:color="auto" w:sz="0" w:space="0"/>
+            <w:insideH w:val="none" w:color="auto" w:sz="0" w:space="0"/>
+            <w:insideV w:val="none" w:color="auto" w:sz="0" w:space="0"/>
+          </w:tblBorders>
           <w:tblCellMar>
             <w:top w:w="0" w:type="dxa"/>
             <w:left w:w="108" w:type="dxa"/>
@@ -485,7 +489,7 @@
           </w:tblCellMar>
         </w:tblPrEx>
         <w:trPr>
-          <w:trHeight w:val="810"/>
+          <w:trHeight w:val="810" w:hRule="atLeast"/>
           <w:jc w:val="center"/>
         </w:trPr>
         <w:tc>
@@ -509,7 +513,7 @@
               <w:snapToGrid w:val="0"/>
               <w:textAlignment w:val="baseline"/>
               <w:rPr>
-                <w:rFonts w:ascii="Arial" w:eastAsia="Arial" w:hAnsi="Arial" w:cs="Arial" w:hint="default"/>
+                <w:rFonts w:hint="default" w:ascii="Arial" w:hAnsi="Arial" w:eastAsia="Arial" w:cs="Arial"/>
                 <w:snapToGrid w:val="0"/>
                 <w:color w:val="000000"/>
                 <w:kern w:val="0"/>
@@ -541,7 +545,7 @@
             </w:r>
             <w:r>
               <w:rPr>
-                <w:rFonts w:asciiTheme="minorAscii" w:eastAsiaTheme="minorEastAsia" w:hAnsiTheme="minorAscii" w:hint="default"/>
+                <w:rFonts w:hint="default" w:asciiTheme="minorAscii" w:hAnsiTheme="minorAscii" w:eastAsiaTheme="minorEastAsia"/>
                 <w:spacing w:val="227"/>
                 <w:sz w:val="21"/>
                 <w:vertAlign w:val="baseline"/>
@@ -594,7 +598,7 @@
               <w:snapToGrid w:val="0"/>
               <w:textAlignment w:val="baseline"/>
               <w:rPr>
-                <w:rFonts w:ascii="Arial" w:eastAsia="Arial" w:hAnsi="Arial" w:cs="Arial" w:hint="default"/>
+                <w:rFonts w:hint="default" w:ascii="Arial" w:hAnsi="Arial" w:eastAsia="Arial" w:cs="Arial"/>
                 <w:snapToGrid w:val="0"/>
                 <w:color w:val="000000"/>
                 <w:kern w:val="0"/>
@@ -614,7 +618,7 @@
             </w:r>
             <w:r>
               <w:rPr>
-                <w:rFonts w:asciiTheme="minorAscii" w:eastAsiaTheme="minorEastAsia" w:hAnsiTheme="minorAscii" w:hint="eastAsia"/>
+                <w:rFonts w:hint="eastAsia" w:asciiTheme="minorAscii" w:hAnsiTheme="minorAscii" w:eastAsiaTheme="minorEastAsia"/>
                 <w:spacing w:val="227"/>
                 <w:sz w:val="21"/>
                 <w:vertAlign w:val="baseline"/>
@@ -636,8 +640,14 @@
       </w:tr>
       <w:tr>
         <w:tblPrEx>
-          <w:tblW w:w="0" w:type="auto"/>
-          <w:jc w:val="center"/>
+          <w:tblBorders>
+            <w:top w:val="none" w:color="auto" w:sz="0" w:space="0"/>
+            <w:left w:val="none" w:color="auto" w:sz="0" w:space="0"/>
+            <w:bottom w:val="none" w:color="auto" w:sz="0" w:space="0"/>
+            <w:right w:val="none" w:color="auto" w:sz="0" w:space="0"/>
+            <w:insideH w:val="none" w:color="auto" w:sz="0" w:space="0"/>
+            <w:insideV w:val="none" w:color="auto" w:sz="0" w:space="0"/>
+          </w:tblBorders>
           <w:tblCellMar>
             <w:top w:w="0" w:type="dxa"/>
             <w:left w:w="108" w:type="dxa"/>
@@ -646,7 +656,7 @@
           </w:tblCellMar>
         </w:tblPrEx>
         <w:trPr>
-          <w:trHeight w:val="635"/>
+          <w:trHeight w:val="635" w:hRule="atLeast"/>
           <w:jc w:val="center"/>
         </w:trPr>
         <w:tc>
@@ -696,7 +706,7 @@
             </w:r>
             <w:r>
               <w:rPr>
-                <w:rFonts w:asciiTheme="minorAscii" w:eastAsiaTheme="minorEastAsia" w:hAnsiTheme="minorAscii" w:hint="eastAsia"/>
+                <w:rFonts w:hint="eastAsia" w:asciiTheme="minorAscii" w:hAnsiTheme="minorAscii" w:eastAsiaTheme="minorEastAsia"/>
                 <w:spacing w:val="227"/>
                 <w:sz w:val="21"/>
                 <w:vertAlign w:val="baseline"/>
@@ -749,7 +759,7 @@
             </w:r>
             <w:r>
               <w:rPr>
-                <w:rFonts w:asciiTheme="minorAscii" w:eastAsiaTheme="minorEastAsia" w:hAnsiTheme="minorAscii" w:hint="eastAsia"/>
+                <w:rFonts w:hint="eastAsia" w:asciiTheme="minorAscii" w:hAnsiTheme="minorAscii" w:eastAsiaTheme="minorEastAsia"/>
                 <w:spacing w:val="227"/>
                 <w:sz w:val="21"/>
                 <w:vertAlign w:val="baseline"/>
@@ -808,14 +818,14 @@
         <w:ind w:left="3634"/>
         <w:textAlignment w:val="baseline"/>
         <w:rPr>
-          <w:rFonts w:ascii="宋体" w:eastAsia="宋体" w:hAnsi="宋体" w:cs="宋体"/>
+          <w:rFonts w:ascii="宋体" w:hAnsi="宋体" w:eastAsia="宋体" w:cs="宋体"/>
           <w:sz w:val="31"/>
           <w:szCs w:val="31"/>
         </w:rPr>
       </w:pPr>
       <w:r>
         <w:rPr>
-          <w:rFonts w:ascii="宋体" w:eastAsia="宋体" w:hAnsi="宋体" w:cs="宋体"/>
+          <w:rFonts w:ascii="宋体" w:hAnsi="宋体" w:eastAsia="宋体" w:cs="宋体"/>
           <w:b/>
           <w:bCs/>
           <w:spacing w:val="4"/>
@@ -827,16 +837,16 @@
     </w:p>
     <w:tbl>
       <w:tblPr>
-        <w:tblStyle w:val="TableNormal0"/>
+        <w:tblStyle w:val="26"/>
         <w:tblW w:w="8214" w:type="dxa"/>
         <w:jc w:val="center"/>
         <w:tblBorders>
-          <w:top w:val="single" w:sz="2" w:space="0" w:color="000000"/>
-          <w:left w:val="single" w:sz="2" w:space="0" w:color="000000"/>
-          <w:bottom w:val="single" w:sz="2" w:space="0" w:color="000000"/>
-          <w:right w:val="single" w:sz="2" w:space="0" w:color="000000"/>
-          <w:insideH w:val="single" w:sz="2" w:space="0" w:color="000000"/>
-          <w:insideV w:val="single" w:sz="2" w:space="0" w:color="000000"/>
+          <w:top w:val="single" w:color="000000" w:sz="2" w:space="0"/>
+          <w:left w:val="single" w:color="000000" w:sz="2" w:space="0"/>
+          <w:bottom w:val="single" w:color="000000" w:sz="2" w:space="0"/>
+          <w:right w:val="single" w:color="000000" w:sz="2" w:space="0"/>
+          <w:insideH w:val="single" w:color="000000" w:sz="2" w:space="0"/>
+          <w:insideV w:val="single" w:color="000000" w:sz="2" w:space="0"/>
         </w:tblBorders>
         <w:tblLayout w:type="fixed"/>
         <w:tblCellMar>
@@ -856,17 +866,14 @@
       </w:tblGrid>
       <w:tr>
         <w:tblPrEx>
-          <w:tblW w:w="8214" w:type="dxa"/>
-          <w:jc w:val="center"/>
           <w:tblBorders>
-            <w:top w:val="single" w:sz="2" w:space="0" w:color="000000"/>
-            <w:left w:val="single" w:sz="2" w:space="0" w:color="000000"/>
-            <w:bottom w:val="single" w:sz="2" w:space="0" w:color="000000"/>
-            <w:right w:val="single" w:sz="2" w:space="0" w:color="000000"/>
-            <w:insideH w:val="single" w:sz="2" w:space="0" w:color="000000"/>
-            <w:insideV w:val="single" w:sz="2" w:space="0" w:color="000000"/>
+            <w:top w:val="single" w:color="000000" w:sz="2" w:space="0"/>
+            <w:left w:val="single" w:color="000000" w:sz="2" w:space="0"/>
+            <w:bottom w:val="single" w:color="000000" w:sz="2" w:space="0"/>
+            <w:right w:val="single" w:color="000000" w:sz="2" w:space="0"/>
+            <w:insideH w:val="single" w:color="000000" w:sz="2" w:space="0"/>
+            <w:insideV w:val="single" w:color="000000" w:sz="2" w:space="0"/>
           </w:tblBorders>
-          <w:tblLayout w:type="fixed"/>
           <w:tblCellMar>
             <w:top w:w="0" w:type="dxa"/>
             <w:left w:w="0" w:type="dxa"/>
@@ -875,7 +882,7 @@
           </w:tblCellMar>
         </w:tblPrEx>
         <w:trPr>
-          <w:trHeight w:val="593"/>
+          <w:trHeight w:val="593" w:hRule="atLeast"/>
           <w:jc w:val="center"/>
         </w:trPr>
         <w:tc>
@@ -897,18 +904,18 @@
               <w:adjustRightInd w:val="0"/>
               <w:snapToGrid w:val="0"/>
               <w:spacing w:before="176" w:line="228" w:lineRule="auto"/>
-              <w:ind w:left="0" w:right="0" w:firstLine="0" w:leftChars="0" w:rightChars="0" w:firstLineChars="0"/>
+              <w:ind w:left="0" w:leftChars="0" w:right="0" w:rightChars="0" w:firstLine="0" w:firstLineChars="0"/>
               <w:jc w:val="center"/>
               <w:textAlignment w:val="baseline"/>
               <w:rPr>
-                <w:rFonts w:ascii="宋体" w:eastAsia="宋体" w:hAnsi="宋体" w:cs="宋体"/>
+                <w:rFonts w:ascii="宋体" w:hAnsi="宋体" w:eastAsia="宋体" w:cs="宋体"/>
                 <w:sz w:val="20"/>
                 <w:szCs w:val="20"/>
               </w:rPr>
             </w:pPr>
             <w:r>
               <w:rPr>
-                <w:rFonts w:ascii="宋体" w:hAnsi="宋体" w:cs="宋体" w:hint="eastAsia"/>
+                <w:rFonts w:hint="eastAsia" w:ascii="宋体" w:hAnsi="宋体" w:cs="宋体"/>
                 <w:spacing w:val="-14"/>
                 <w:sz w:val="20"/>
                 <w:szCs w:val="20"/>
@@ -918,7 +925,7 @@
             </w:r>
             <w:r>
               <w:rPr>
-                <w:rFonts w:ascii="宋体" w:eastAsia="宋体" w:hAnsi="宋体" w:cs="宋体"/>
+                <w:rFonts w:ascii="宋体" w:hAnsi="宋体" w:eastAsia="宋体" w:cs="宋体"/>
                 <w:spacing w:val="-14"/>
                 <w:sz w:val="20"/>
                 <w:szCs w:val="20"/>
@@ -946,18 +953,18 @@
               <w:adjustRightInd w:val="0"/>
               <w:snapToGrid w:val="0"/>
               <w:spacing w:before="175" w:line="227" w:lineRule="auto"/>
-              <w:ind w:left="0" w:right="0" w:firstLine="0" w:leftChars="0" w:rightChars="0" w:firstLineChars="0"/>
+              <w:ind w:left="0" w:leftChars="0" w:right="0" w:rightChars="0" w:firstLine="0" w:firstLineChars="0"/>
               <w:jc w:val="center"/>
               <w:textAlignment w:val="baseline"/>
               <w:rPr>
-                <w:rFonts w:ascii="宋体" w:eastAsia="宋体" w:hAnsi="宋体" w:cs="宋体"/>
+                <w:rFonts w:ascii="宋体" w:hAnsi="宋体" w:eastAsia="宋体" w:cs="宋体"/>
                 <w:sz w:val="20"/>
                 <w:szCs w:val="20"/>
               </w:rPr>
             </w:pPr>
             <w:r>
               <w:rPr>
-                <w:rFonts w:ascii="宋体" w:eastAsia="宋体" w:hAnsi="宋体" w:cs="宋体"/>
+                <w:rFonts w:ascii="宋体" w:hAnsi="宋体" w:eastAsia="宋体" w:cs="宋体"/>
                 <w:spacing w:val="4"/>
                 <w:sz w:val="20"/>
                 <w:szCs w:val="20"/>
@@ -985,18 +992,18 @@
               <w:adjustRightInd w:val="0"/>
               <w:snapToGrid w:val="0"/>
               <w:spacing w:before="175" w:line="228" w:lineRule="auto"/>
-              <w:ind w:left="0" w:right="0" w:firstLine="0" w:leftChars="0" w:rightChars="0" w:firstLineChars="0"/>
+              <w:ind w:left="0" w:leftChars="0" w:right="0" w:rightChars="0" w:firstLine="0" w:firstLineChars="0"/>
               <w:jc w:val="center"/>
               <w:textAlignment w:val="baseline"/>
               <w:rPr>
-                <w:rFonts w:ascii="宋体" w:eastAsia="宋体" w:hAnsi="宋体" w:cs="宋体"/>
+                <w:rFonts w:ascii="宋体" w:hAnsi="宋体" w:eastAsia="宋体" w:cs="宋体"/>
                 <w:sz w:val="20"/>
                 <w:szCs w:val="20"/>
               </w:rPr>
             </w:pPr>
             <w:r>
               <w:rPr>
-                <w:rFonts w:ascii="宋体" w:eastAsia="宋体" w:hAnsi="宋体" w:cs="宋体"/>
+                <w:rFonts w:ascii="宋体" w:hAnsi="宋体" w:eastAsia="宋体" w:cs="宋体"/>
                 <w:spacing w:val="7"/>
                 <w:sz w:val="20"/>
                 <w:szCs w:val="20"/>
@@ -1024,11 +1031,11 @@
               <w:adjustRightInd w:val="0"/>
               <w:snapToGrid w:val="0"/>
               <w:spacing w:before="175" w:line="228" w:lineRule="auto"/>
-              <w:ind w:left="0" w:right="0" w:firstLine="0" w:leftChars="0" w:rightChars="0" w:firstLineChars="0"/>
+              <w:ind w:left="0" w:leftChars="0" w:right="0" w:rightChars="0" w:firstLine="0" w:firstLineChars="0"/>
               <w:jc w:val="center"/>
               <w:textAlignment w:val="baseline"/>
               <w:rPr>
-                <w:rFonts w:ascii="宋体" w:eastAsia="宋体" w:hAnsi="宋体" w:cs="宋体" w:hint="eastAsia"/>
+                <w:rFonts w:hint="eastAsia" w:ascii="宋体" w:hAnsi="宋体" w:eastAsia="宋体" w:cs="宋体"/>
                 <w:spacing w:val="7"/>
                 <w:sz w:val="20"/>
                 <w:szCs w:val="20"/>
@@ -1037,7 +1044,7 @@
             </w:pPr>
             <w:r>
               <w:rPr>
-                <w:rFonts w:ascii="宋体" w:hAnsi="宋体" w:cs="宋体" w:hint="eastAsia"/>
+                <w:rFonts w:hint="eastAsia" w:ascii="宋体" w:hAnsi="宋体" w:cs="宋体"/>
                 <w:spacing w:val="7"/>
                 <w:sz w:val="20"/>
                 <w:szCs w:val="20"/>
@@ -1066,11 +1073,11 @@
               <w:adjustRightInd w:val="0"/>
               <w:snapToGrid w:val="0"/>
               <w:spacing w:before="175" w:line="228" w:lineRule="auto"/>
-              <w:ind w:left="0" w:right="0" w:firstLine="0" w:leftChars="0" w:rightChars="0" w:firstLineChars="0"/>
+              <w:ind w:left="0" w:leftChars="0" w:right="0" w:rightChars="0" w:firstLine="0" w:firstLineChars="0"/>
               <w:jc w:val="center"/>
               <w:textAlignment w:val="baseline"/>
               <w:rPr>
-                <w:rFonts w:ascii="宋体" w:hAnsi="宋体" w:cs="宋体" w:hint="default"/>
+                <w:rFonts w:hint="default" w:ascii="宋体" w:hAnsi="宋体" w:cs="宋体"/>
                 <w:spacing w:val="7"/>
                 <w:sz w:val="20"/>
                 <w:szCs w:val="20"/>
@@ -1079,7 +1086,7 @@
             </w:pPr>
             <w:r>
               <w:rPr>
-                <w:rFonts w:ascii="宋体" w:hAnsi="宋体" w:cs="宋体" w:hint="eastAsia"/>
+                <w:rFonts w:hint="eastAsia" w:ascii="宋体" w:hAnsi="宋体" w:cs="宋体"/>
                 <w:spacing w:val="7"/>
                 <w:sz w:val="20"/>
                 <w:szCs w:val="20"/>
@@ -1108,18 +1115,18 @@
               <w:adjustRightInd w:val="0"/>
               <w:snapToGrid w:val="0"/>
               <w:spacing w:before="176" w:line="229" w:lineRule="auto"/>
-              <w:ind w:left="0" w:right="0" w:firstLine="0" w:leftChars="0" w:rightChars="0" w:firstLineChars="0"/>
+              <w:ind w:left="0" w:leftChars="0" w:right="0" w:rightChars="0" w:firstLine="0" w:firstLineChars="0"/>
               <w:jc w:val="center"/>
               <w:textAlignment w:val="baseline"/>
               <w:rPr>
-                <w:rFonts w:ascii="宋体" w:eastAsia="宋体" w:hAnsi="宋体" w:cs="宋体"/>
+                <w:rFonts w:ascii="宋体" w:hAnsi="宋体" w:eastAsia="宋体" w:cs="宋体"/>
                 <w:sz w:val="20"/>
                 <w:szCs w:val="20"/>
               </w:rPr>
             </w:pPr>
             <w:r>
               <w:rPr>
-                <w:rFonts w:ascii="宋体" w:eastAsia="宋体" w:hAnsi="宋体" w:cs="宋体"/>
+                <w:rFonts w:ascii="宋体" w:hAnsi="宋体" w:eastAsia="宋体" w:cs="宋体"/>
                 <w:spacing w:val="7"/>
                 <w:sz w:val="20"/>
                 <w:szCs w:val="20"/>
@@ -1131,9 +1138,14 @@
       </w:tr>
       <w:tr>
         <w:tblPrEx>
-          <w:tblW w:w="8214" w:type="dxa"/>
-          <w:jc w:val="center"/>
-          <w:tblLayout w:type="fixed"/>
+          <w:tblBorders>
+            <w:top w:val="single" w:color="000000" w:sz="2" w:space="0"/>
+            <w:left w:val="single" w:color="000000" w:sz="2" w:space="0"/>
+            <w:bottom w:val="single" w:color="000000" w:sz="2" w:space="0"/>
+            <w:right w:val="single" w:color="000000" w:sz="2" w:space="0"/>
+            <w:insideH w:val="single" w:color="000000" w:sz="2" w:space="0"/>
+            <w:insideV w:val="single" w:color="000000" w:sz="2" w:space="0"/>
+          </w:tblBorders>
           <w:tblCellMar>
             <w:top w:w="0" w:type="dxa"/>
             <w:left w:w="0" w:type="dxa"/>
@@ -1142,7 +1154,7 @@
           </w:tblCellMar>
         </w:tblPrEx>
         <w:trPr>
-          <w:trHeight w:val="516"/>
+          <w:trHeight w:val="516" w:hRule="atLeast"/>
           <w:jc w:val="center"/>
         </w:trPr>
         <w:tc>
@@ -1164,11 +1176,11 @@
               <w:adjustRightInd w:val="0"/>
               <w:snapToGrid w:val="0"/>
               <w:spacing w:before="173" w:line="267" w:lineRule="exact"/>
-              <w:ind w:left="0" w:right="0" w:firstLine="0" w:leftChars="0" w:rightChars="0" w:firstLineChars="0"/>
+              <w:ind w:left="0" w:leftChars="0" w:right="0" w:rightChars="0" w:firstLine="0" w:firstLineChars="0"/>
               <w:jc w:val="center"/>
               <w:textAlignment w:val="baseline"/>
               <w:rPr>
-                <w:rFonts w:ascii="宋体" w:eastAsia="宋体" w:hAnsi="宋体" w:cs="宋体" w:hint="default"/>
+                <w:rFonts w:hint="default" w:ascii="宋体" w:hAnsi="宋体" w:eastAsia="宋体" w:cs="宋体"/>
                 <w:sz w:val="20"/>
                 <w:szCs w:val="20"/>
                 <w:lang w:val="en-US"/>
@@ -1176,7 +1188,7 @@
             </w:pPr>
             <w:r>
               <w:rPr>
-                <w:rFonts w:ascii="宋体" w:eastAsia="宋体" w:hAnsi="宋体" w:cs="宋体"/>
+                <w:rFonts w:ascii="宋体" w:hAnsi="宋体" w:eastAsia="宋体" w:cs="宋体"/>
                 <w:spacing w:val="3"/>
                 <w:position w:val="1"/>
                 <w:sz w:val="20"/>
@@ -1186,7 +1198,7 @@
             </w:r>
             <w:r>
               <w:rPr>
-                <w:rFonts w:ascii="宋体" w:hAnsi="宋体" w:cs="宋体" w:hint="eastAsia"/>
+                <w:rFonts w:hint="eastAsia" w:ascii="宋体" w:hAnsi="宋体" w:cs="宋体"/>
                 <w:spacing w:val="3"/>
                 <w:position w:val="1"/>
                 <w:sz w:val="20"/>
@@ -1197,7 +1209,7 @@
             </w:r>
             <w:r>
               <w:rPr>
-                <w:rFonts w:ascii="宋体" w:eastAsia="宋体" w:hAnsi="宋体" w:cs="宋体"/>
+                <w:rFonts w:ascii="宋体" w:hAnsi="宋体" w:eastAsia="宋体" w:cs="宋体"/>
                 <w:spacing w:val="3"/>
                 <w:position w:val="1"/>
                 <w:sz w:val="20"/>
@@ -1207,7 +1219,7 @@
             </w:r>
             <w:r>
               <w:rPr>
-                <w:rFonts w:ascii="宋体" w:hAnsi="宋体" w:cs="宋体" w:hint="eastAsia"/>
+                <w:rFonts w:hint="eastAsia" w:ascii="宋体" w:hAnsi="宋体" w:cs="宋体"/>
                 <w:spacing w:val="3"/>
                 <w:position w:val="1"/>
                 <w:sz w:val="20"/>
@@ -1237,18 +1249,18 @@
               <w:adjustRightInd w:val="0"/>
               <w:snapToGrid w:val="0"/>
               <w:spacing w:before="173" w:line="267" w:lineRule="exact"/>
-              <w:ind w:left="0" w:right="0" w:firstLine="0" w:leftChars="0" w:rightChars="0" w:firstLineChars="0"/>
+              <w:ind w:left="0" w:leftChars="0" w:right="0" w:rightChars="0" w:firstLine="0" w:firstLineChars="0"/>
               <w:jc w:val="center"/>
               <w:textAlignment w:val="baseline"/>
               <w:rPr>
-                <w:rFonts w:ascii="宋体" w:eastAsia="宋体" w:hAnsi="宋体" w:cs="宋体"/>
+                <w:rFonts w:ascii="宋体" w:hAnsi="宋体" w:eastAsia="宋体" w:cs="宋体"/>
                 <w:sz w:val="20"/>
                 <w:szCs w:val="20"/>
               </w:rPr>
             </w:pPr>
             <w:r>
               <w:rPr>
-                <w:rFonts w:ascii="宋体" w:eastAsia="宋体" w:hAnsi="宋体" w:cs="宋体"/>
+                <w:rFonts w:ascii="宋体" w:hAnsi="宋体" w:eastAsia="宋体" w:cs="宋体"/>
                 <w:spacing w:val="4"/>
                 <w:position w:val="1"/>
                 <w:sz w:val="20"/>
@@ -1277,18 +1289,18 @@
               <w:adjustRightInd w:val="0"/>
               <w:snapToGrid w:val="0"/>
               <w:spacing w:before="172" w:line="228" w:lineRule="auto"/>
-              <w:ind w:left="0" w:right="0" w:firstLine="0" w:leftChars="0" w:rightChars="0" w:firstLineChars="0"/>
+              <w:ind w:left="0" w:leftChars="0" w:right="0" w:rightChars="0" w:firstLine="0" w:firstLineChars="0"/>
               <w:jc w:val="center"/>
               <w:textAlignment w:val="baseline"/>
               <w:rPr>
-                <w:rFonts w:ascii="宋体" w:eastAsia="宋体" w:hAnsi="宋体" w:cs="宋体"/>
+                <w:rFonts w:ascii="宋体" w:hAnsi="宋体" w:eastAsia="宋体" w:cs="宋体"/>
                 <w:sz w:val="20"/>
                 <w:szCs w:val="20"/>
               </w:rPr>
             </w:pPr>
             <w:r>
               <w:rPr>
-                <w:rFonts w:ascii="宋体" w:eastAsia="宋体" w:hAnsi="宋体" w:cs="宋体"/>
+                <w:rFonts w:ascii="宋体" w:hAnsi="宋体" w:eastAsia="宋体" w:cs="宋体"/>
                 <w:spacing w:val="200"/>
                 <w:kern w:val="0"/>
                 <w:sz w:val="20"/>
@@ -1298,7 +1310,7 @@
             </w:r>
             <w:r>
               <w:rPr>
-                <w:rFonts w:ascii="宋体" w:eastAsia="宋体" w:hAnsi="宋体" w:cs="宋体"/>
+                <w:rFonts w:ascii="宋体" w:hAnsi="宋体" w:eastAsia="宋体" w:cs="宋体"/>
                 <w:spacing w:val="0"/>
                 <w:kern w:val="0"/>
                 <w:sz w:val="20"/>
@@ -1327,11 +1339,11 @@
               <w:adjustRightInd w:val="0"/>
               <w:snapToGrid w:val="0"/>
               <w:spacing w:before="173" w:line="229" w:lineRule="auto"/>
-              <w:ind w:left="0" w:right="0" w:firstLine="0" w:leftChars="0" w:rightChars="0" w:firstLineChars="0"/>
+              <w:ind w:left="0" w:leftChars="0" w:right="0" w:rightChars="0" w:firstLine="0" w:firstLineChars="0"/>
               <w:jc w:val="center"/>
               <w:textAlignment w:val="baseline"/>
               <w:rPr>
-                <w:rFonts w:ascii="宋体" w:eastAsia="宋体" w:hAnsi="宋体" w:cs="宋体"/>
+                <w:rFonts w:ascii="宋体" w:hAnsi="宋体" w:eastAsia="宋体" w:cs="宋体"/>
                 <w:spacing w:val="200"/>
                 <w:kern w:val="0"/>
                 <w:sz w:val="20"/>
@@ -1340,7 +1352,7 @@
             </w:pPr>
             <w:r>
               <w:rPr>
-                <w:rFonts w:asciiTheme="minorAscii" w:eastAsiaTheme="minorEastAsia" w:hAnsiTheme="minorAscii" w:hint="eastAsia"/>
+                <w:rFonts w:hint="eastAsia" w:asciiTheme="minorAscii" w:hAnsiTheme="minorAscii" w:eastAsiaTheme="minorEastAsia"/>
                 <w:spacing w:val="0"/>
                 <w:kern w:val="0"/>
                 <w:sz w:val="21"/>
@@ -1370,11 +1382,11 @@
               <w:adjustRightInd w:val="0"/>
               <w:snapToGrid w:val="0"/>
               <w:spacing w:before="172" w:line="228" w:lineRule="auto"/>
-              <w:ind w:left="0" w:right="0" w:firstLine="0" w:leftChars="0" w:rightChars="0" w:firstLineChars="0"/>
+              <w:ind w:left="0" w:leftChars="0" w:right="0" w:rightChars="0" w:firstLine="0" w:firstLineChars="0"/>
               <w:jc w:val="center"/>
               <w:textAlignment w:val="baseline"/>
               <w:rPr>
-                <w:rFonts w:ascii="宋体" w:eastAsia="宋体" w:hAnsi="宋体" w:cs="宋体"/>
+                <w:rFonts w:ascii="宋体" w:hAnsi="宋体" w:eastAsia="宋体" w:cs="宋体"/>
                 <w:spacing w:val="200"/>
                 <w:kern w:val="0"/>
                 <w:sz w:val="20"/>
@@ -1383,7 +1395,7 @@
             </w:pPr>
             <w:r>
               <w:rPr>
-                <w:rFonts w:ascii="宋体" w:eastAsia="宋体" w:hAnsi="宋体" w:cs="宋体" w:hint="eastAsia"/>
+                <w:rFonts w:hint="eastAsia" w:ascii="宋体" w:hAnsi="宋体" w:eastAsia="宋体" w:cs="宋体"/>
                 <w:spacing w:val="200"/>
                 <w:kern w:val="0"/>
                 <w:sz w:val="20"/>
@@ -1393,7 +1405,7 @@
             </w:r>
             <w:r>
               <w:rPr>
-                <w:rFonts w:asciiTheme="minorAscii" w:eastAsiaTheme="minorEastAsia" w:hAnsiTheme="minorAscii" w:hint="eastAsia"/>
+                <w:rFonts w:hint="eastAsia" w:asciiTheme="minorAscii" w:hAnsiTheme="minorAscii" w:eastAsiaTheme="minorEastAsia"/>
                 <w:spacing w:val="0"/>
                 <w:kern w:val="0"/>
                 <w:sz w:val="21"/>
@@ -1423,18 +1435,18 @@
               <w:adjustRightInd w:val="0"/>
               <w:snapToGrid w:val="0"/>
               <w:spacing w:before="173" w:line="229" w:lineRule="auto"/>
-              <w:ind w:left="0" w:right="0" w:firstLine="0" w:leftChars="0" w:rightChars="0" w:firstLineChars="0"/>
+              <w:ind w:left="0" w:leftChars="0" w:right="0" w:rightChars="0" w:firstLine="0" w:firstLineChars="0"/>
               <w:jc w:val="center"/>
               <w:textAlignment w:val="baseline"/>
               <w:rPr>
-                <w:rFonts w:ascii="宋体" w:eastAsia="宋体" w:hAnsi="宋体" w:cs="宋体"/>
+                <w:rFonts w:ascii="宋体" w:hAnsi="宋体" w:eastAsia="宋体" w:cs="宋体"/>
                 <w:sz w:val="20"/>
                 <w:szCs w:val="20"/>
               </w:rPr>
             </w:pPr>
             <w:r>
               <w:rPr>
-                <w:rFonts w:asciiTheme="minorAscii" w:eastAsiaTheme="minorEastAsia" w:hAnsiTheme="minorAscii" w:hint="eastAsia"/>
+                <w:rFonts w:hint="eastAsia" w:asciiTheme="minorAscii" w:hAnsiTheme="minorAscii" w:eastAsiaTheme="minorEastAsia"/>
                 <w:spacing w:val="0"/>
                 <w:kern w:val="0"/>
                 <w:sz w:val="21"/>
@@ -1448,9 +1460,14 @@
       </w:tr>
       <w:tr>
         <w:tblPrEx>
-          <w:tblW w:w="8214" w:type="dxa"/>
-          <w:jc w:val="center"/>
-          <w:tblLayout w:type="fixed"/>
+          <w:tblBorders>
+            <w:top w:val="single" w:color="000000" w:sz="2" w:space="0"/>
+            <w:left w:val="single" w:color="000000" w:sz="2" w:space="0"/>
+            <w:bottom w:val="single" w:color="000000" w:sz="2" w:space="0"/>
+            <w:right w:val="single" w:color="000000" w:sz="2" w:space="0"/>
+            <w:insideH w:val="single" w:color="000000" w:sz="2" w:space="0"/>
+            <w:insideV w:val="single" w:color="000000" w:sz="2" w:space="0"/>
+          </w:tblBorders>
           <w:tblCellMar>
             <w:top w:w="0" w:type="dxa"/>
             <w:left w:w="0" w:type="dxa"/>
@@ -1459,7 +1476,7 @@
           </w:tblCellMar>
         </w:tblPrEx>
         <w:trPr>
-          <w:trHeight w:val="556"/>
+          <w:trHeight w:val="556" w:hRule="atLeast"/>
           <w:jc w:val="center"/>
         </w:trPr>
         <w:tc>
@@ -1468,7 +1485,7 @@
           </w:tcPr>
           <w:p>
             <w:pPr>
-              <w:pStyle w:val="TableText"/>
+              <w:pStyle w:val="27"/>
               <w:keepNext w:val="0"/>
               <w:keepLines w:val="0"/>
               <w:pageBreakBefore w:val="0"/>
@@ -1481,7 +1498,7 @@
               <w:bidi w:val="0"/>
               <w:adjustRightInd w:val="0"/>
               <w:snapToGrid w:val="0"/>
-              <w:ind w:left="0" w:right="0" w:firstLine="0" w:leftChars="0" w:rightChars="0" w:firstLineChars="0"/>
+              <w:ind w:left="0" w:leftChars="0" w:right="0" w:rightChars="0" w:firstLine="0" w:firstLineChars="0"/>
               <w:jc w:val="center"/>
               <w:textAlignment w:val="baseline"/>
             </w:pPr>
@@ -1493,7 +1510,7 @@
           </w:tcPr>
           <w:p>
             <w:pPr>
-              <w:pStyle w:val="TableText"/>
+              <w:pStyle w:val="27"/>
               <w:keepNext w:val="0"/>
               <w:keepLines w:val="0"/>
               <w:pageBreakBefore w:val="0"/>
@@ -1506,7 +1523,7 @@
               <w:bidi w:val="0"/>
               <w:adjustRightInd w:val="0"/>
               <w:snapToGrid w:val="0"/>
-              <w:ind w:left="0" w:right="0" w:firstLine="0" w:leftChars="0" w:rightChars="0" w:firstLineChars="0"/>
+              <w:ind w:left="0" w:leftChars="0" w:right="0" w:rightChars="0" w:firstLine="0" w:firstLineChars="0"/>
               <w:jc w:val="center"/>
               <w:textAlignment w:val="baseline"/>
             </w:pPr>
@@ -1518,7 +1535,7 @@
           </w:tcPr>
           <w:p>
             <w:pPr>
-              <w:pStyle w:val="TableText"/>
+              <w:pStyle w:val="27"/>
               <w:keepNext w:val="0"/>
               <w:keepLines w:val="0"/>
               <w:pageBreakBefore w:val="0"/>
@@ -1531,7 +1548,7 @@
               <w:bidi w:val="0"/>
               <w:adjustRightInd w:val="0"/>
               <w:snapToGrid w:val="0"/>
-              <w:ind w:left="0" w:right="0" w:firstLine="0" w:leftChars="0" w:rightChars="0" w:firstLineChars="0"/>
+              <w:ind w:left="0" w:leftChars="0" w:right="0" w:rightChars="0" w:firstLine="0" w:firstLineChars="0"/>
               <w:jc w:val="center"/>
               <w:textAlignment w:val="baseline"/>
             </w:pPr>
@@ -1543,7 +1560,7 @@
           </w:tcPr>
           <w:p>
             <w:pPr>
-              <w:pStyle w:val="TableText"/>
+              <w:pStyle w:val="27"/>
               <w:keepNext w:val="0"/>
               <w:keepLines w:val="0"/>
               <w:pageBreakBefore w:val="0"/>
@@ -1556,7 +1573,7 @@
               <w:bidi w:val="0"/>
               <w:adjustRightInd w:val="0"/>
               <w:snapToGrid w:val="0"/>
-              <w:ind w:left="0" w:right="0" w:firstLine="0" w:leftChars="0" w:rightChars="0" w:firstLineChars="0"/>
+              <w:ind w:left="0" w:leftChars="0" w:right="0" w:rightChars="0" w:firstLine="0" w:firstLineChars="0"/>
               <w:jc w:val="center"/>
               <w:textAlignment w:val="baseline"/>
             </w:pPr>
@@ -1568,7 +1585,7 @@
           </w:tcPr>
           <w:p>
             <w:pPr>
-              <w:pStyle w:val="TableText"/>
+              <w:pStyle w:val="27"/>
               <w:keepNext w:val="0"/>
               <w:keepLines w:val="0"/>
               <w:pageBreakBefore w:val="0"/>
@@ -1581,7 +1598,7 @@
               <w:bidi w:val="0"/>
               <w:adjustRightInd w:val="0"/>
               <w:snapToGrid w:val="0"/>
-              <w:ind w:left="0" w:right="0" w:firstLine="0" w:leftChars="0" w:rightChars="0" w:firstLineChars="0"/>
+              <w:ind w:left="0" w:leftChars="0" w:right="0" w:rightChars="0" w:firstLine="0" w:firstLineChars="0"/>
               <w:jc w:val="center"/>
               <w:textAlignment w:val="baseline"/>
             </w:pPr>
@@ -1593,7 +1610,7 @@
           </w:tcPr>
           <w:p>
             <w:pPr>
-              <w:pStyle w:val="TableText"/>
+              <w:pStyle w:val="27"/>
               <w:keepNext w:val="0"/>
               <w:keepLines w:val="0"/>
               <w:pageBreakBefore w:val="0"/>
@@ -1606,7 +1623,7 @@
               <w:bidi w:val="0"/>
               <w:adjustRightInd w:val="0"/>
               <w:snapToGrid w:val="0"/>
-              <w:ind w:left="0" w:right="0" w:firstLine="0" w:leftChars="0" w:rightChars="0" w:firstLineChars="0"/>
+              <w:ind w:left="0" w:leftChars="0" w:right="0" w:rightChars="0" w:firstLine="0" w:firstLineChars="0"/>
               <w:jc w:val="center"/>
               <w:textAlignment w:val="baseline"/>
             </w:pPr>
@@ -1615,9 +1632,14 @@
       </w:tr>
       <w:tr>
         <w:tblPrEx>
-          <w:tblW w:w="8214" w:type="dxa"/>
-          <w:jc w:val="center"/>
-          <w:tblLayout w:type="fixed"/>
+          <w:tblBorders>
+            <w:top w:val="single" w:color="000000" w:sz="2" w:space="0"/>
+            <w:left w:val="single" w:color="000000" w:sz="2" w:space="0"/>
+            <w:bottom w:val="single" w:color="000000" w:sz="2" w:space="0"/>
+            <w:right w:val="single" w:color="000000" w:sz="2" w:space="0"/>
+            <w:insideH w:val="single" w:color="000000" w:sz="2" w:space="0"/>
+            <w:insideV w:val="single" w:color="000000" w:sz="2" w:space="0"/>
+          </w:tblBorders>
           <w:tblCellMar>
             <w:top w:w="0" w:type="dxa"/>
             <w:left w:w="0" w:type="dxa"/>
@@ -1626,7 +1648,7 @@
           </w:tblCellMar>
         </w:tblPrEx>
         <w:trPr>
-          <w:trHeight w:val="556"/>
+          <w:trHeight w:val="556" w:hRule="atLeast"/>
           <w:jc w:val="center"/>
         </w:trPr>
         <w:tc>
@@ -1635,7 +1657,7 @@
           </w:tcPr>
           <w:p>
             <w:pPr>
-              <w:pStyle w:val="TableText"/>
+              <w:pStyle w:val="27"/>
               <w:keepNext w:val="0"/>
               <w:keepLines w:val="0"/>
               <w:pageBreakBefore w:val="0"/>
@@ -1648,7 +1670,7 @@
               <w:bidi w:val="0"/>
               <w:adjustRightInd w:val="0"/>
               <w:snapToGrid w:val="0"/>
-              <w:ind w:left="0" w:right="0" w:firstLine="0" w:leftChars="0" w:rightChars="0" w:firstLineChars="0"/>
+              <w:ind w:left="0" w:leftChars="0" w:right="0" w:rightChars="0" w:firstLine="0" w:firstLineChars="0"/>
               <w:jc w:val="center"/>
               <w:textAlignment w:val="baseline"/>
             </w:pPr>
@@ -1660,7 +1682,7 @@
           </w:tcPr>
           <w:p>
             <w:pPr>
-              <w:pStyle w:val="TableText"/>
+              <w:pStyle w:val="27"/>
               <w:keepNext w:val="0"/>
               <w:keepLines w:val="0"/>
               <w:pageBreakBefore w:val="0"/>
@@ -1673,7 +1695,7 @@
               <w:bidi w:val="0"/>
               <w:adjustRightInd w:val="0"/>
               <w:snapToGrid w:val="0"/>
-              <w:ind w:left="0" w:right="0" w:firstLine="0" w:leftChars="0" w:rightChars="0" w:firstLineChars="0"/>
+              <w:ind w:left="0" w:leftChars="0" w:right="0" w:rightChars="0" w:firstLine="0" w:firstLineChars="0"/>
               <w:jc w:val="center"/>
               <w:textAlignment w:val="baseline"/>
             </w:pPr>
@@ -1685,7 +1707,7 @@
           </w:tcPr>
           <w:p>
             <w:pPr>
-              <w:pStyle w:val="TableText"/>
+              <w:pStyle w:val="27"/>
               <w:keepNext w:val="0"/>
               <w:keepLines w:val="0"/>
               <w:pageBreakBefore w:val="0"/>
@@ -1698,7 +1720,7 @@
               <w:bidi w:val="0"/>
               <w:adjustRightInd w:val="0"/>
               <w:snapToGrid w:val="0"/>
-              <w:ind w:left="0" w:right="0" w:firstLine="0" w:leftChars="0" w:rightChars="0" w:firstLineChars="0"/>
+              <w:ind w:left="0" w:leftChars="0" w:right="0" w:rightChars="0" w:firstLine="0" w:firstLineChars="0"/>
               <w:jc w:val="center"/>
               <w:textAlignment w:val="baseline"/>
             </w:pPr>
@@ -1710,7 +1732,7 @@
           </w:tcPr>
           <w:p>
             <w:pPr>
-              <w:pStyle w:val="TableText"/>
+              <w:pStyle w:val="27"/>
               <w:keepNext w:val="0"/>
               <w:keepLines w:val="0"/>
               <w:pageBreakBefore w:val="0"/>
@@ -1723,7 +1745,7 @@
               <w:bidi w:val="0"/>
               <w:adjustRightInd w:val="0"/>
               <w:snapToGrid w:val="0"/>
-              <w:ind w:left="0" w:right="0" w:firstLine="0" w:leftChars="0" w:rightChars="0" w:firstLineChars="0"/>
+              <w:ind w:left="0" w:leftChars="0" w:right="0" w:rightChars="0" w:firstLine="0" w:firstLineChars="0"/>
               <w:jc w:val="center"/>
               <w:textAlignment w:val="baseline"/>
             </w:pPr>
@@ -1735,7 +1757,7 @@
           </w:tcPr>
           <w:p>
             <w:pPr>
-              <w:pStyle w:val="TableText"/>
+              <w:pStyle w:val="27"/>
               <w:keepNext w:val="0"/>
               <w:keepLines w:val="0"/>
               <w:pageBreakBefore w:val="0"/>
@@ -1748,7 +1770,7 @@
               <w:bidi w:val="0"/>
               <w:adjustRightInd w:val="0"/>
               <w:snapToGrid w:val="0"/>
-              <w:ind w:left="0" w:right="0" w:firstLine="0" w:leftChars="0" w:rightChars="0" w:firstLineChars="0"/>
+              <w:ind w:left="0" w:leftChars="0" w:right="0" w:rightChars="0" w:firstLine="0" w:firstLineChars="0"/>
               <w:jc w:val="center"/>
               <w:textAlignment w:val="baseline"/>
             </w:pPr>
@@ -1760,7 +1782,7 @@
           </w:tcPr>
           <w:p>
             <w:pPr>
-              <w:pStyle w:val="TableText"/>
+              <w:pStyle w:val="27"/>
               <w:keepNext w:val="0"/>
               <w:keepLines w:val="0"/>
               <w:pageBreakBefore w:val="0"/>
@@ -1773,7 +1795,7 @@
               <w:bidi w:val="0"/>
               <w:adjustRightInd w:val="0"/>
               <w:snapToGrid w:val="0"/>
-              <w:ind w:left="0" w:right="0" w:firstLine="0" w:leftChars="0" w:rightChars="0" w:firstLineChars="0"/>
+              <w:ind w:left="0" w:leftChars="0" w:right="0" w:rightChars="0" w:firstLine="0" w:firstLineChars="0"/>
               <w:jc w:val="center"/>
               <w:textAlignment w:val="baseline"/>
             </w:pPr>
@@ -1782,9 +1804,14 @@
       </w:tr>
       <w:tr>
         <w:tblPrEx>
-          <w:tblW w:w="8214" w:type="dxa"/>
-          <w:jc w:val="center"/>
-          <w:tblLayout w:type="fixed"/>
+          <w:tblBorders>
+            <w:top w:val="single" w:color="000000" w:sz="2" w:space="0"/>
+            <w:left w:val="single" w:color="000000" w:sz="2" w:space="0"/>
+            <w:bottom w:val="single" w:color="000000" w:sz="2" w:space="0"/>
+            <w:right w:val="single" w:color="000000" w:sz="2" w:space="0"/>
+            <w:insideH w:val="single" w:color="000000" w:sz="2" w:space="0"/>
+            <w:insideV w:val="single" w:color="000000" w:sz="2" w:space="0"/>
+          </w:tblBorders>
           <w:tblCellMar>
             <w:top w:w="0" w:type="dxa"/>
             <w:left w:w="0" w:type="dxa"/>
@@ -1793,7 +1820,7 @@
           </w:tblCellMar>
         </w:tblPrEx>
         <w:trPr>
-          <w:trHeight w:val="557"/>
+          <w:trHeight w:val="557" w:hRule="atLeast"/>
           <w:jc w:val="center"/>
         </w:trPr>
         <w:tc>
@@ -1802,7 +1829,7 @@
           </w:tcPr>
           <w:p>
             <w:pPr>
-              <w:pStyle w:val="TableText"/>
+              <w:pStyle w:val="27"/>
               <w:keepNext w:val="0"/>
               <w:keepLines w:val="0"/>
               <w:pageBreakBefore w:val="0"/>
@@ -1815,7 +1842,7 @@
               <w:bidi w:val="0"/>
               <w:adjustRightInd w:val="0"/>
               <w:snapToGrid w:val="0"/>
-              <w:ind w:left="0" w:right="0" w:firstLine="0" w:leftChars="0" w:rightChars="0" w:firstLineChars="0"/>
+              <w:ind w:left="0" w:leftChars="0" w:right="0" w:rightChars="0" w:firstLine="0" w:firstLineChars="0"/>
               <w:jc w:val="center"/>
               <w:textAlignment w:val="baseline"/>
             </w:pPr>
@@ -1827,7 +1854,7 @@
           </w:tcPr>
           <w:p>
             <w:pPr>
-              <w:pStyle w:val="TableText"/>
+              <w:pStyle w:val="27"/>
               <w:keepNext w:val="0"/>
               <w:keepLines w:val="0"/>
               <w:pageBreakBefore w:val="0"/>
@@ -1840,7 +1867,7 @@
               <w:bidi w:val="0"/>
               <w:adjustRightInd w:val="0"/>
               <w:snapToGrid w:val="0"/>
-              <w:ind w:left="0" w:right="0" w:firstLine="0" w:leftChars="0" w:rightChars="0" w:firstLineChars="0"/>
+              <w:ind w:left="0" w:leftChars="0" w:right="0" w:rightChars="0" w:firstLine="0" w:firstLineChars="0"/>
               <w:jc w:val="center"/>
               <w:textAlignment w:val="baseline"/>
             </w:pPr>
@@ -1852,7 +1879,7 @@
           </w:tcPr>
           <w:p>
             <w:pPr>
-              <w:pStyle w:val="TableText"/>
+              <w:pStyle w:val="27"/>
               <w:keepNext w:val="0"/>
               <w:keepLines w:val="0"/>
               <w:pageBreakBefore w:val="0"/>
@@ -1865,7 +1892,7 @@
               <w:bidi w:val="0"/>
               <w:adjustRightInd w:val="0"/>
               <w:snapToGrid w:val="0"/>
-              <w:ind w:left="0" w:right="0" w:firstLine="0" w:leftChars="0" w:rightChars="0" w:firstLineChars="0"/>
+              <w:ind w:left="0" w:leftChars="0" w:right="0" w:rightChars="0" w:firstLine="0" w:firstLineChars="0"/>
               <w:jc w:val="center"/>
               <w:textAlignment w:val="baseline"/>
             </w:pPr>
@@ -1877,7 +1904,7 @@
           </w:tcPr>
           <w:p>
             <w:pPr>
-              <w:pStyle w:val="TableText"/>
+              <w:pStyle w:val="27"/>
               <w:keepNext w:val="0"/>
               <w:keepLines w:val="0"/>
               <w:pageBreakBefore w:val="0"/>
@@ -1890,7 +1917,7 @@
               <w:bidi w:val="0"/>
               <w:adjustRightInd w:val="0"/>
               <w:snapToGrid w:val="0"/>
-              <w:ind w:left="0" w:right="0" w:firstLine="0" w:leftChars="0" w:rightChars="0" w:firstLineChars="0"/>
+              <w:ind w:left="0" w:leftChars="0" w:right="0" w:rightChars="0" w:firstLine="0" w:firstLineChars="0"/>
               <w:jc w:val="center"/>
               <w:textAlignment w:val="baseline"/>
             </w:pPr>
@@ -1902,7 +1929,7 @@
           </w:tcPr>
           <w:p>
             <w:pPr>
-              <w:pStyle w:val="TableText"/>
+              <w:pStyle w:val="27"/>
               <w:keepNext w:val="0"/>
               <w:keepLines w:val="0"/>
               <w:pageBreakBefore w:val="0"/>
@@ -1915,7 +1942,7 @@
               <w:bidi w:val="0"/>
               <w:adjustRightInd w:val="0"/>
               <w:snapToGrid w:val="0"/>
-              <w:ind w:left="0" w:right="0" w:firstLine="0" w:leftChars="0" w:rightChars="0" w:firstLineChars="0"/>
+              <w:ind w:left="0" w:leftChars="0" w:right="0" w:rightChars="0" w:firstLine="0" w:firstLineChars="0"/>
               <w:jc w:val="center"/>
               <w:textAlignment w:val="baseline"/>
             </w:pPr>
@@ -1927,7 +1954,7 @@
           </w:tcPr>
           <w:p>
             <w:pPr>
-              <w:pStyle w:val="TableText"/>
+              <w:pStyle w:val="27"/>
               <w:keepNext w:val="0"/>
               <w:keepLines w:val="0"/>
               <w:pageBreakBefore w:val="0"/>
@@ -1940,7 +1967,7 @@
               <w:bidi w:val="0"/>
               <w:adjustRightInd w:val="0"/>
               <w:snapToGrid w:val="0"/>
-              <w:ind w:left="0" w:right="0" w:firstLine="0" w:leftChars="0" w:rightChars="0" w:firstLineChars="0"/>
+              <w:ind w:left="0" w:leftChars="0" w:right="0" w:rightChars="0" w:firstLine="0" w:firstLineChars="0"/>
               <w:jc w:val="center"/>
               <w:textAlignment w:val="baseline"/>
             </w:pPr>
@@ -1971,7 +1998,7 @@
     <w:sdt>
       <w:sdtPr>
         <w:rPr>
-          <w:rFonts w:ascii="宋体" w:eastAsia="宋体" w:hAnsi="宋体" w:cs="Arial"/>
+          <w:rFonts w:ascii="宋体" w:hAnsi="宋体" w:eastAsia="宋体" w:cs="Arial"/>
           <w:snapToGrid w:val="0"/>
           <w:color w:val="000000"/>
           <w:kern w:val="0"/>
@@ -1987,7 +2014,7 @@
       </w:sdtPr>
       <w:sdtEndPr>
         <w:rPr>
-          <w:rFonts w:ascii="宋体" w:eastAsia="宋体" w:hAnsi="宋体" w:cs="宋体" w:hint="eastAsia"/>
+          <w:rFonts w:hint="eastAsia" w:ascii="宋体" w:hAnsi="宋体" w:eastAsia="宋体" w:cs="宋体"/>
           <w:snapToGrid w:val="0"/>
           <w:color w:val="000000"/>
           <w:kern w:val="0"/>
@@ -2012,18 +2039,18 @@
             <w:adjustRightInd w:val="0"/>
             <w:snapToGrid w:val="0"/>
             <w:spacing w:before="0" w:beforeLines="0" w:after="0" w:afterLines="0" w:line="240" w:lineRule="auto"/>
-            <w:ind w:left="0" w:right="0" w:firstLine="0" w:leftChars="0" w:rightChars="0" w:firstLineChars="0"/>
+            <w:ind w:left="0" w:leftChars="0" w:right="0" w:rightChars="0" w:firstLine="0" w:firstLineChars="0"/>
             <w:jc w:val="center"/>
             <w:textAlignment w:val="baseline"/>
             <w:rPr>
-              <w:rFonts w:ascii="宋体" w:eastAsia="宋体" w:hAnsi="宋体" w:cs="宋体" w:hint="eastAsia"/>
+              <w:rFonts w:hint="eastAsia" w:ascii="宋体" w:hAnsi="宋体" w:eastAsia="宋体" w:cs="宋体"/>
               <w:sz w:val="24"/>
               <w:szCs w:val="24"/>
             </w:rPr>
           </w:pPr>
           <w:r>
             <w:rPr>
-              <w:rFonts w:ascii="宋体" w:eastAsia="宋体" w:hAnsi="宋体" w:cs="宋体" w:hint="eastAsia"/>
+              <w:rFonts w:hint="eastAsia" w:ascii="宋体" w:hAnsi="宋体" w:eastAsia="宋体" w:cs="宋体"/>
               <w:sz w:val="24"/>
               <w:szCs w:val="24"/>
             </w:rPr>
@@ -2032,27 +2059,16 @@
         </w:p>
         <w:p>
           <w:pPr>
-            <w:pStyle w:val="TOC1"/>
-            <w:keepNext w:val="0"/>
-            <w:keepLines w:val="0"/>
-            <w:pageBreakBefore w:val="0"/>
-            <w:widowControl w:val="0"/>
+            <w:pStyle w:val="16"/>
             <w:tabs>
               <w:tab w:val="right" w:leader="dot" w:pos="8306"/>
             </w:tabs>
-            <w:kinsoku w:val="0"/>
-            <w:wordWrap/>
-            <w:overflowPunct/>
-            <w:autoSpaceDE w:val="0"/>
-            <w:autoSpaceDN w:val="0"/>
-            <w:bidi w:val="0"/>
-            <w:adjustRightInd w:val="0"/>
-            <w:snapToGrid w:val="0"/>
-            <w:textAlignment w:val="baseline"/>
           </w:pPr>
-          <w:r>
-            <w:rPr>
-              <w:rFonts w:ascii="宋体" w:eastAsia="宋体" w:hAnsi="宋体" w:cs="宋体" w:hint="eastAsia"/>
+          <w:bookmarkStart w:id="16" w:name="_GoBack"/>
+          <w:bookmarkEnd w:id="16"/>
+          <w:r>
+            <w:rPr>
+              <w:rFonts w:hint="eastAsia" w:ascii="宋体" w:hAnsi="宋体" w:eastAsia="宋体" w:cs="宋体"/>
               <w:sz w:val="24"/>
               <w:szCs w:val="24"/>
             </w:rPr>
@@ -2060,7 +2076,7 @@
           </w:r>
           <w:r>
             <w:rPr>
-              <w:rFonts w:ascii="宋体" w:eastAsia="宋体" w:hAnsi="宋体" w:cs="宋体" w:hint="eastAsia"/>
+              <w:rFonts w:hint="eastAsia" w:ascii="宋体" w:hAnsi="宋体" w:eastAsia="宋体" w:cs="宋体"/>
               <w:sz w:val="24"/>
               <w:szCs w:val="24"/>
             </w:rPr>
@@ -2068,7 +2084,7 @@
           </w:r>
           <w:r>
             <w:rPr>
-              <w:rFonts w:ascii="宋体" w:eastAsia="宋体" w:hAnsi="宋体" w:cs="宋体" w:hint="eastAsia"/>
+              <w:rFonts w:hint="eastAsia" w:ascii="宋体" w:hAnsi="宋体" w:eastAsia="宋体" w:cs="宋体"/>
               <w:sz w:val="24"/>
               <w:szCs w:val="24"/>
             </w:rPr>
@@ -2076,21 +2092,21 @@
           </w:r>
           <w:r>
             <w:rPr>
-              <w:rFonts w:ascii="宋体" w:eastAsia="宋体" w:hAnsi="宋体" w:cs="宋体" w:hint="eastAsia"/>
+              <w:rFonts w:hint="eastAsia" w:ascii="宋体" w:hAnsi="宋体" w:eastAsia="宋体" w:cs="宋体"/>
               <w:szCs w:val="24"/>
             </w:rPr>
             <w:fldChar w:fldCharType="begin"/>
           </w:r>
           <w:r>
             <w:rPr>
-              <w:rFonts w:ascii="宋体" w:eastAsia="宋体" w:hAnsi="宋体" w:cs="宋体" w:hint="eastAsia"/>
-              <w:szCs w:val="24"/>
-            </w:rPr>
-            <w:instrText xml:space="preserve"> HYPERLINK \l _Toc10350 </w:instrText>
-          </w:r>
-          <w:r>
-            <w:rPr>
-              <w:rFonts w:ascii="宋体" w:eastAsia="宋体" w:hAnsi="宋体" w:cs="宋体" w:hint="eastAsia"/>
+              <w:rFonts w:hint="eastAsia" w:ascii="宋体" w:hAnsi="宋体" w:eastAsia="宋体" w:cs="宋体"/>
+              <w:szCs w:val="24"/>
+            </w:rPr>
+            <w:instrText xml:space="preserve"> HYPERLINK \l _Toc15040 </w:instrText>
+          </w:r>
+          <w:r>
+            <w:rPr>
+              <w:rFonts w:hint="eastAsia" w:ascii="宋体" w:hAnsi="宋体" w:eastAsia="宋体" w:cs="宋体"/>
               <w:szCs w:val="24"/>
             </w:rPr>
             <w:fldChar w:fldCharType="separate"/>
@@ -2109,7 +2125,7 @@
             <w:fldChar w:fldCharType="begin"/>
           </w:r>
           <w:r>
-            <w:instrText xml:space="preserve"> PAGEREF _Toc10350 \h </w:instrText>
+            <w:instrText xml:space="preserve"> PAGEREF _Toc15040 \h </w:instrText>
           </w:r>
           <w:r>
             <w:fldChar w:fldCharType="separate"/>
@@ -2122,7 +2138,7 @@
           </w:r>
           <w:r>
             <w:rPr>
-              <w:rFonts w:ascii="宋体" w:eastAsia="宋体" w:hAnsi="宋体" w:cs="宋体" w:hint="eastAsia"/>
+              <w:rFonts w:hint="eastAsia" w:ascii="宋体" w:hAnsi="宋体" w:eastAsia="宋体" w:cs="宋体"/>
               <w:szCs w:val="24"/>
             </w:rPr>
             <w:fldChar w:fldCharType="end"/>
@@ -2130,41 +2146,28 @@
         </w:p>
         <w:p>
           <w:pPr>
-            <w:pStyle w:val="TOC1"/>
-            <w:keepNext w:val="0"/>
-            <w:keepLines w:val="0"/>
-            <w:pageBreakBefore w:val="0"/>
-            <w:widowControl w:val="0"/>
+            <w:pStyle w:val="16"/>
             <w:tabs>
               <w:tab w:val="right" w:leader="dot" w:pos="8306"/>
             </w:tabs>
-            <w:kinsoku w:val="0"/>
-            <w:wordWrap/>
-            <w:overflowPunct/>
-            <w:autoSpaceDE w:val="0"/>
-            <w:autoSpaceDN w:val="0"/>
-            <w:bidi w:val="0"/>
-            <w:adjustRightInd w:val="0"/>
-            <w:snapToGrid w:val="0"/>
-            <w:textAlignment w:val="baseline"/>
           </w:pPr>
           <w:r>
             <w:rPr>
-              <w:rFonts w:ascii="宋体" w:eastAsia="宋体" w:hAnsi="宋体" w:cs="宋体" w:hint="eastAsia"/>
+              <w:rFonts w:hint="eastAsia" w:ascii="宋体" w:hAnsi="宋体" w:eastAsia="宋体" w:cs="宋体"/>
               <w:szCs w:val="24"/>
             </w:rPr>
             <w:fldChar w:fldCharType="begin"/>
           </w:r>
           <w:r>
             <w:rPr>
-              <w:rFonts w:ascii="宋体" w:eastAsia="宋体" w:hAnsi="宋体" w:cs="宋体" w:hint="eastAsia"/>
-              <w:szCs w:val="24"/>
-            </w:rPr>
-            <w:instrText xml:space="preserve"> HYPERLINK \l _Toc12990 </w:instrText>
-          </w:r>
-          <w:r>
-            <w:rPr>
-              <w:rFonts w:ascii="宋体" w:eastAsia="宋体" w:hAnsi="宋体" w:cs="宋体" w:hint="eastAsia"/>
+              <w:rFonts w:hint="eastAsia" w:ascii="宋体" w:hAnsi="宋体" w:eastAsia="宋体" w:cs="宋体"/>
+              <w:szCs w:val="24"/>
+            </w:rPr>
+            <w:instrText xml:space="preserve"> HYPERLINK \l _Toc5630 </w:instrText>
+          </w:r>
+          <w:r>
+            <w:rPr>
+              <w:rFonts w:hint="eastAsia" w:ascii="宋体" w:hAnsi="宋体" w:eastAsia="宋体" w:cs="宋体"/>
               <w:szCs w:val="24"/>
             </w:rPr>
             <w:fldChar w:fldCharType="separate"/>
@@ -2183,7 +2186,7 @@
             <w:fldChar w:fldCharType="begin"/>
           </w:r>
           <w:r>
-            <w:instrText xml:space="preserve"> PAGEREF _Toc12990 \h </w:instrText>
+            <w:instrText xml:space="preserve"> PAGEREF _Toc5630 \h </w:instrText>
           </w:r>
           <w:r>
             <w:fldChar w:fldCharType="separate"/>
@@ -2196,7 +2199,7 @@
           </w:r>
           <w:r>
             <w:rPr>
-              <w:rFonts w:ascii="宋体" w:eastAsia="宋体" w:hAnsi="宋体" w:cs="宋体" w:hint="eastAsia"/>
+              <w:rFonts w:hint="eastAsia" w:ascii="宋体" w:hAnsi="宋体" w:eastAsia="宋体" w:cs="宋体"/>
               <w:szCs w:val="24"/>
             </w:rPr>
             <w:fldChar w:fldCharType="end"/>
@@ -2204,41 +2207,28 @@
         </w:p>
         <w:p>
           <w:pPr>
-            <w:pStyle w:val="TOC1"/>
-            <w:keepNext w:val="0"/>
-            <w:keepLines w:val="0"/>
-            <w:pageBreakBefore w:val="0"/>
-            <w:widowControl w:val="0"/>
+            <w:pStyle w:val="16"/>
             <w:tabs>
               <w:tab w:val="right" w:leader="dot" w:pos="8306"/>
             </w:tabs>
-            <w:kinsoku w:val="0"/>
-            <w:wordWrap/>
-            <w:overflowPunct/>
-            <w:autoSpaceDE w:val="0"/>
-            <w:autoSpaceDN w:val="0"/>
-            <w:bidi w:val="0"/>
-            <w:adjustRightInd w:val="0"/>
-            <w:snapToGrid w:val="0"/>
-            <w:textAlignment w:val="baseline"/>
           </w:pPr>
           <w:r>
             <w:rPr>
-              <w:rFonts w:ascii="宋体" w:eastAsia="宋体" w:hAnsi="宋体" w:cs="宋体" w:hint="eastAsia"/>
+              <w:rFonts w:hint="eastAsia" w:ascii="宋体" w:hAnsi="宋体" w:eastAsia="宋体" w:cs="宋体"/>
               <w:szCs w:val="24"/>
             </w:rPr>
             <w:fldChar w:fldCharType="begin"/>
           </w:r>
           <w:r>
             <w:rPr>
-              <w:rFonts w:ascii="宋体" w:eastAsia="宋体" w:hAnsi="宋体" w:cs="宋体" w:hint="eastAsia"/>
-              <w:szCs w:val="24"/>
-            </w:rPr>
-            <w:instrText xml:space="preserve"> HYPERLINK \l _Toc2760 </w:instrText>
-          </w:r>
-          <w:r>
-            <w:rPr>
-              <w:rFonts w:ascii="宋体" w:eastAsia="宋体" w:hAnsi="宋体" w:cs="宋体" w:hint="eastAsia"/>
+              <w:rFonts w:hint="eastAsia" w:ascii="宋体" w:hAnsi="宋体" w:eastAsia="宋体" w:cs="宋体"/>
+              <w:szCs w:val="24"/>
+            </w:rPr>
+            <w:instrText xml:space="preserve"> HYPERLINK \l _Toc1842 </w:instrText>
+          </w:r>
+          <w:r>
+            <w:rPr>
+              <w:rFonts w:hint="eastAsia" w:ascii="宋体" w:hAnsi="宋体" w:eastAsia="宋体" w:cs="宋体"/>
               <w:szCs w:val="24"/>
             </w:rPr>
             <w:fldChar w:fldCharType="separate"/>
@@ -2246,15 +2236,9 @@
           <w:r>
             <w:rPr>
               <w:rFonts w:hint="default"/>
-            </w:rPr>
-            <w:t xml:space="preserve">1. </w:t>
-          </w:r>
-          <w:r>
-            <w:rPr>
-              <w:rFonts w:hint="eastAsia"/>
               <w:lang w:val="en-US" w:eastAsia="zh-CN"/>
             </w:rPr>
-            <w:t>总则</w:t>
+            <w:t>1. 目的</w:t>
           </w:r>
           <w:r>
             <w:tab/>
@@ -2263,7 +2247,7 @@
             <w:fldChar w:fldCharType="begin"/>
           </w:r>
           <w:r>
-            <w:instrText xml:space="preserve"> PAGEREF _Toc2760 \h </w:instrText>
+            <w:instrText xml:space="preserve"> PAGEREF _Toc1842 \h </w:instrText>
           </w:r>
           <w:r>
             <w:fldChar w:fldCharType="separate"/>
@@ -2276,7 +2260,7 @@
           </w:r>
           <w:r>
             <w:rPr>
-              <w:rFonts w:ascii="宋体" w:eastAsia="宋体" w:hAnsi="宋体" w:cs="宋体" w:hint="eastAsia"/>
+              <w:rFonts w:hint="eastAsia" w:ascii="宋体" w:hAnsi="宋体" w:eastAsia="宋体" w:cs="宋体"/>
               <w:szCs w:val="24"/>
             </w:rPr>
             <w:fldChar w:fldCharType="end"/>
@@ -2284,41 +2268,28 @@
         </w:p>
         <w:p>
           <w:pPr>
-            <w:pStyle w:val="TOC2"/>
-            <w:keepNext w:val="0"/>
-            <w:keepLines w:val="0"/>
-            <w:pageBreakBefore w:val="0"/>
-            <w:widowControl w:val="0"/>
+            <w:pStyle w:val="16"/>
             <w:tabs>
               <w:tab w:val="right" w:leader="dot" w:pos="8306"/>
             </w:tabs>
-            <w:kinsoku w:val="0"/>
-            <w:wordWrap/>
-            <w:overflowPunct/>
-            <w:autoSpaceDE w:val="0"/>
-            <w:autoSpaceDN w:val="0"/>
-            <w:bidi w:val="0"/>
-            <w:adjustRightInd w:val="0"/>
-            <w:snapToGrid w:val="0"/>
-            <w:textAlignment w:val="baseline"/>
           </w:pPr>
           <w:r>
             <w:rPr>
-              <w:rFonts w:ascii="宋体" w:eastAsia="宋体" w:hAnsi="宋体" w:cs="宋体" w:hint="eastAsia"/>
+              <w:rFonts w:hint="eastAsia" w:ascii="宋体" w:hAnsi="宋体" w:eastAsia="宋体" w:cs="宋体"/>
               <w:szCs w:val="24"/>
             </w:rPr>
             <w:fldChar w:fldCharType="begin"/>
           </w:r>
           <w:r>
             <w:rPr>
-              <w:rFonts w:ascii="宋体" w:eastAsia="宋体" w:hAnsi="宋体" w:cs="宋体" w:hint="eastAsia"/>
-              <w:szCs w:val="24"/>
-            </w:rPr>
-            <w:instrText xml:space="preserve"> HYPERLINK \l _Toc10155 </w:instrText>
-          </w:r>
-          <w:r>
-            <w:rPr>
-              <w:rFonts w:ascii="宋体" w:eastAsia="宋体" w:hAnsi="宋体" w:cs="宋体" w:hint="eastAsia"/>
+              <w:rFonts w:hint="eastAsia" w:ascii="宋体" w:hAnsi="宋体" w:eastAsia="宋体" w:cs="宋体"/>
+              <w:szCs w:val="24"/>
+            </w:rPr>
+            <w:instrText xml:space="preserve"> HYPERLINK \l _Toc8574 </w:instrText>
+          </w:r>
+          <w:r>
+            <w:rPr>
+              <w:rFonts w:hint="eastAsia" w:ascii="宋体" w:hAnsi="宋体" w:eastAsia="宋体" w:cs="宋体"/>
               <w:szCs w:val="24"/>
             </w:rPr>
             <w:fldChar w:fldCharType="separate"/>
@@ -2328,14 +2299,7 @@
               <w:rFonts w:hint="default"/>
               <w:lang w:val="en-US" w:eastAsia="zh-CN"/>
             </w:rPr>
-            <w:t xml:space="preserve">1.1. </w:t>
-          </w:r>
-          <w:r>
-            <w:rPr>
-              <w:rFonts w:hint="eastAsia"/>
-              <w:lang w:val="en-US" w:eastAsia="zh-CN"/>
-            </w:rPr>
-            <w:t>目的</w:t>
+            <w:t>2. 适用范围</w:t>
           </w:r>
           <w:r>
             <w:tab/>
@@ -2344,7 +2308,7 @@
             <w:fldChar w:fldCharType="begin"/>
           </w:r>
           <w:r>
-            <w:instrText xml:space="preserve"> PAGEREF _Toc10155 \h </w:instrText>
+            <w:instrText xml:space="preserve"> PAGEREF _Toc8574 \h </w:instrText>
           </w:r>
           <w:r>
             <w:fldChar w:fldCharType="separate"/>
@@ -2357,7 +2321,7 @@
           </w:r>
           <w:r>
             <w:rPr>
-              <w:rFonts w:ascii="宋体" w:eastAsia="宋体" w:hAnsi="宋体" w:cs="宋体" w:hint="eastAsia"/>
+              <w:rFonts w:hint="eastAsia" w:ascii="宋体" w:hAnsi="宋体" w:eastAsia="宋体" w:cs="宋体"/>
               <w:szCs w:val="24"/>
             </w:rPr>
             <w:fldChar w:fldCharType="end"/>
@@ -2365,41 +2329,28 @@
         </w:p>
         <w:p>
           <w:pPr>
-            <w:pStyle w:val="TOC2"/>
-            <w:keepNext w:val="0"/>
-            <w:keepLines w:val="0"/>
-            <w:pageBreakBefore w:val="0"/>
-            <w:widowControl w:val="0"/>
+            <w:pStyle w:val="16"/>
             <w:tabs>
               <w:tab w:val="right" w:leader="dot" w:pos="8306"/>
             </w:tabs>
-            <w:kinsoku w:val="0"/>
-            <w:wordWrap/>
-            <w:overflowPunct/>
-            <w:autoSpaceDE w:val="0"/>
-            <w:autoSpaceDN w:val="0"/>
-            <w:bidi w:val="0"/>
-            <w:adjustRightInd w:val="0"/>
-            <w:snapToGrid w:val="0"/>
-            <w:textAlignment w:val="baseline"/>
           </w:pPr>
           <w:r>
             <w:rPr>
-              <w:rFonts w:ascii="宋体" w:eastAsia="宋体" w:hAnsi="宋体" w:cs="宋体" w:hint="eastAsia"/>
+              <w:rFonts w:hint="eastAsia" w:ascii="宋体" w:hAnsi="宋体" w:eastAsia="宋体" w:cs="宋体"/>
               <w:szCs w:val="24"/>
             </w:rPr>
             <w:fldChar w:fldCharType="begin"/>
           </w:r>
           <w:r>
             <w:rPr>
-              <w:rFonts w:ascii="宋体" w:eastAsia="宋体" w:hAnsi="宋体" w:cs="宋体" w:hint="eastAsia"/>
-              <w:szCs w:val="24"/>
-            </w:rPr>
-            <w:instrText xml:space="preserve"> HYPERLINK \l _Toc1068 </w:instrText>
-          </w:r>
-          <w:r>
-            <w:rPr>
-              <w:rFonts w:ascii="宋体" w:eastAsia="宋体" w:hAnsi="宋体" w:cs="宋体" w:hint="eastAsia"/>
+              <w:rFonts w:hint="eastAsia" w:ascii="宋体" w:hAnsi="宋体" w:eastAsia="宋体" w:cs="宋体"/>
+              <w:szCs w:val="24"/>
+            </w:rPr>
+            <w:instrText xml:space="preserve"> HYPERLINK \l _Toc25815 </w:instrText>
+          </w:r>
+          <w:r>
+            <w:rPr>
+              <w:rFonts w:hint="eastAsia" w:ascii="宋体" w:hAnsi="宋体" w:eastAsia="宋体" w:cs="宋体"/>
               <w:szCs w:val="24"/>
             </w:rPr>
             <w:fldChar w:fldCharType="separate"/>
@@ -2409,14 +2360,7 @@
               <w:rFonts w:hint="default"/>
               <w:lang w:val="en-US" w:eastAsia="zh-CN"/>
             </w:rPr>
-            <w:t xml:space="preserve">1.2. </w:t>
-          </w:r>
-          <w:r>
-            <w:rPr>
-              <w:rFonts w:hint="eastAsia"/>
-              <w:lang w:val="en-US" w:eastAsia="zh-CN"/>
-            </w:rPr>
-            <w:t>适用范围</w:t>
+            <w:t>3. 知识分类与内容</w:t>
           </w:r>
           <w:r>
             <w:tab/>
@@ -2425,7 +2369,7 @@
             <w:fldChar w:fldCharType="begin"/>
           </w:r>
           <w:r>
-            <w:instrText xml:space="preserve"> PAGEREF _Toc1068 \h </w:instrText>
+            <w:instrText xml:space="preserve"> PAGEREF _Toc25815 \h </w:instrText>
           </w:r>
           <w:r>
             <w:fldChar w:fldCharType="separate"/>
@@ -2438,7 +2382,7 @@
           </w:r>
           <w:r>
             <w:rPr>
-              <w:rFonts w:ascii="宋体" w:eastAsia="宋体" w:hAnsi="宋体" w:cs="宋体" w:hint="eastAsia"/>
+              <w:rFonts w:hint="eastAsia" w:ascii="宋体" w:hAnsi="宋体" w:eastAsia="宋体" w:cs="宋体"/>
               <w:szCs w:val="24"/>
             </w:rPr>
             <w:fldChar w:fldCharType="end"/>
@@ -2446,41 +2390,28 @@
         </w:p>
         <w:p>
           <w:pPr>
-            <w:pStyle w:val="TOC2"/>
-            <w:keepNext w:val="0"/>
-            <w:keepLines w:val="0"/>
-            <w:pageBreakBefore w:val="0"/>
-            <w:widowControl w:val="0"/>
+            <w:pStyle w:val="16"/>
             <w:tabs>
               <w:tab w:val="right" w:leader="dot" w:pos="8306"/>
             </w:tabs>
-            <w:kinsoku w:val="0"/>
-            <w:wordWrap/>
-            <w:overflowPunct/>
-            <w:autoSpaceDE w:val="0"/>
-            <w:autoSpaceDN w:val="0"/>
-            <w:bidi w:val="0"/>
-            <w:adjustRightInd w:val="0"/>
-            <w:snapToGrid w:val="0"/>
-            <w:textAlignment w:val="baseline"/>
           </w:pPr>
           <w:r>
             <w:rPr>
-              <w:rFonts w:ascii="宋体" w:eastAsia="宋体" w:hAnsi="宋体" w:cs="宋体" w:hint="eastAsia"/>
+              <w:rFonts w:hint="eastAsia" w:ascii="宋体" w:hAnsi="宋体" w:eastAsia="宋体" w:cs="宋体"/>
               <w:szCs w:val="24"/>
             </w:rPr>
             <w:fldChar w:fldCharType="begin"/>
           </w:r>
           <w:r>
             <w:rPr>
-              <w:rFonts w:ascii="宋体" w:eastAsia="宋体" w:hAnsi="宋体" w:cs="宋体" w:hint="eastAsia"/>
-              <w:szCs w:val="24"/>
-            </w:rPr>
-            <w:instrText xml:space="preserve"> HYPERLINK \l _Toc11937 </w:instrText>
-          </w:r>
-          <w:r>
-            <w:rPr>
-              <w:rFonts w:ascii="宋体" w:eastAsia="宋体" w:hAnsi="宋体" w:cs="宋体" w:hint="eastAsia"/>
+              <w:rFonts w:hint="eastAsia" w:ascii="宋体" w:hAnsi="宋体" w:eastAsia="宋体" w:cs="宋体"/>
+              <w:szCs w:val="24"/>
+            </w:rPr>
+            <w:instrText xml:space="preserve"> HYPERLINK \l _Toc4163 </w:instrText>
+          </w:r>
+          <w:r>
+            <w:rPr>
+              <w:rFonts w:hint="eastAsia" w:ascii="宋体" w:hAnsi="宋体" w:eastAsia="宋体" w:cs="宋体"/>
               <w:szCs w:val="24"/>
             </w:rPr>
             <w:fldChar w:fldCharType="separate"/>
@@ -2490,14 +2421,7 @@
               <w:rFonts w:hint="default"/>
               <w:lang w:val="en-US" w:eastAsia="zh-CN"/>
             </w:rPr>
-            <w:t xml:space="preserve">1.3. </w:t>
-          </w:r>
-          <w:r>
-            <w:rPr>
-              <w:rFonts w:hint="eastAsia"/>
-              <w:lang w:val="en-US" w:eastAsia="zh-CN"/>
-            </w:rPr>
-            <w:t>原则</w:t>
+            <w:t>4. 管理职责</w:t>
           </w:r>
           <w:r>
             <w:tab/>
@@ -2506,7 +2430,7 @@
             <w:fldChar w:fldCharType="begin"/>
           </w:r>
           <w:r>
-            <w:instrText xml:space="preserve"> PAGEREF _Toc11937 \h </w:instrText>
+            <w:instrText xml:space="preserve"> PAGEREF _Toc4163 \h </w:instrText>
           </w:r>
           <w:r>
             <w:fldChar w:fldCharType="separate"/>
@@ -2519,7 +2443,7 @@
           </w:r>
           <w:r>
             <w:rPr>
-              <w:rFonts w:ascii="宋体" w:eastAsia="宋体" w:hAnsi="宋体" w:cs="宋体" w:hint="eastAsia"/>
+              <w:rFonts w:hint="eastAsia" w:ascii="宋体" w:hAnsi="宋体" w:eastAsia="宋体" w:cs="宋体"/>
               <w:szCs w:val="24"/>
             </w:rPr>
             <w:fldChar w:fldCharType="end"/>
@@ -2527,41 +2451,28 @@
         </w:p>
         <w:p>
           <w:pPr>
-            <w:pStyle w:val="TOC2"/>
-            <w:keepNext w:val="0"/>
-            <w:keepLines w:val="0"/>
-            <w:pageBreakBefore w:val="0"/>
-            <w:widowControl w:val="0"/>
+            <w:pStyle w:val="17"/>
             <w:tabs>
               <w:tab w:val="right" w:leader="dot" w:pos="8306"/>
             </w:tabs>
-            <w:kinsoku w:val="0"/>
-            <w:wordWrap/>
-            <w:overflowPunct/>
-            <w:autoSpaceDE w:val="0"/>
-            <w:autoSpaceDN w:val="0"/>
-            <w:bidi w:val="0"/>
-            <w:adjustRightInd w:val="0"/>
-            <w:snapToGrid w:val="0"/>
-            <w:textAlignment w:val="baseline"/>
           </w:pPr>
           <w:r>
             <w:rPr>
-              <w:rFonts w:ascii="宋体" w:eastAsia="宋体" w:hAnsi="宋体" w:cs="宋体" w:hint="eastAsia"/>
+              <w:rFonts w:hint="eastAsia" w:ascii="宋体" w:hAnsi="宋体" w:eastAsia="宋体" w:cs="宋体"/>
               <w:szCs w:val="24"/>
             </w:rPr>
             <w:fldChar w:fldCharType="begin"/>
           </w:r>
           <w:r>
             <w:rPr>
-              <w:rFonts w:ascii="宋体" w:eastAsia="宋体" w:hAnsi="宋体" w:cs="宋体" w:hint="eastAsia"/>
-              <w:szCs w:val="24"/>
-            </w:rPr>
-            <w:instrText xml:space="preserve"> HYPERLINK \l _Toc8967 </w:instrText>
-          </w:r>
-          <w:r>
-            <w:rPr>
-              <w:rFonts w:ascii="宋体" w:eastAsia="宋体" w:hAnsi="宋体" w:cs="宋体" w:hint="eastAsia"/>
+              <w:rFonts w:hint="eastAsia" w:ascii="宋体" w:hAnsi="宋体" w:eastAsia="宋体" w:cs="宋体"/>
+              <w:szCs w:val="24"/>
+            </w:rPr>
+            <w:instrText xml:space="preserve"> HYPERLINK \l _Toc26887 </w:instrText>
+          </w:r>
+          <w:r>
+            <w:rPr>
+              <w:rFonts w:hint="eastAsia" w:ascii="宋体" w:hAnsi="宋体" w:eastAsia="宋体" w:cs="宋体"/>
               <w:szCs w:val="24"/>
             </w:rPr>
             <w:fldChar w:fldCharType="separate"/>
@@ -2571,14 +2482,14 @@
               <w:rFonts w:hint="default"/>
               <w:lang w:val="en-US" w:eastAsia="zh-CN"/>
             </w:rPr>
-            <w:t xml:space="preserve">1.4. </w:t>
+            <w:t xml:space="preserve">4.1. </w:t>
           </w:r>
           <w:r>
             <w:rPr>
               <w:rFonts w:hint="eastAsia"/>
               <w:lang w:val="en-US" w:eastAsia="zh-CN"/>
             </w:rPr>
-            <w:t>岗位职责</w:t>
+            <w:t>服务知识专员</w:t>
           </w:r>
           <w:r>
             <w:tab/>
@@ -2587,7 +2498,7 @@
             <w:fldChar w:fldCharType="begin"/>
           </w:r>
           <w:r>
-            <w:instrText xml:space="preserve"> PAGEREF _Toc8967 \h </w:instrText>
+            <w:instrText xml:space="preserve"> PAGEREF _Toc26887 \h </w:instrText>
           </w:r>
           <w:r>
             <w:fldChar w:fldCharType="separate"/>
@@ -2600,7 +2511,7 @@
           </w:r>
           <w:r>
             <w:rPr>
-              <w:rFonts w:ascii="宋体" w:eastAsia="宋体" w:hAnsi="宋体" w:cs="宋体" w:hint="eastAsia"/>
+              <w:rFonts w:hint="eastAsia" w:ascii="宋体" w:hAnsi="宋体" w:eastAsia="宋体" w:cs="宋体"/>
               <w:szCs w:val="24"/>
             </w:rPr>
             <w:fldChar w:fldCharType="end"/>
@@ -2608,41 +2519,28 @@
         </w:p>
         <w:p>
           <w:pPr>
-            <w:pStyle w:val="TOC3"/>
-            <w:keepNext w:val="0"/>
-            <w:keepLines w:val="0"/>
-            <w:pageBreakBefore w:val="0"/>
-            <w:widowControl w:val="0"/>
+            <w:pStyle w:val="17"/>
             <w:tabs>
               <w:tab w:val="right" w:leader="dot" w:pos="8306"/>
             </w:tabs>
-            <w:kinsoku w:val="0"/>
-            <w:wordWrap/>
-            <w:overflowPunct/>
-            <w:autoSpaceDE w:val="0"/>
-            <w:autoSpaceDN w:val="0"/>
-            <w:bidi w:val="0"/>
-            <w:adjustRightInd w:val="0"/>
-            <w:snapToGrid w:val="0"/>
-            <w:textAlignment w:val="baseline"/>
           </w:pPr>
           <w:r>
             <w:rPr>
-              <w:rFonts w:ascii="宋体" w:eastAsia="宋体" w:hAnsi="宋体" w:cs="宋体" w:hint="eastAsia"/>
+              <w:rFonts w:hint="eastAsia" w:ascii="宋体" w:hAnsi="宋体" w:eastAsia="宋体" w:cs="宋体"/>
               <w:szCs w:val="24"/>
             </w:rPr>
             <w:fldChar w:fldCharType="begin"/>
           </w:r>
           <w:r>
             <w:rPr>
-              <w:rFonts w:ascii="宋体" w:eastAsia="宋体" w:hAnsi="宋体" w:cs="宋体" w:hint="eastAsia"/>
-              <w:szCs w:val="24"/>
-            </w:rPr>
-            <w:instrText xml:space="preserve"> HYPERLINK \l _Toc3959 </w:instrText>
-          </w:r>
-          <w:r>
-            <w:rPr>
-              <w:rFonts w:ascii="宋体" w:eastAsia="宋体" w:hAnsi="宋体" w:cs="宋体" w:hint="eastAsia"/>
+              <w:rFonts w:hint="eastAsia" w:ascii="宋体" w:hAnsi="宋体" w:eastAsia="宋体" w:cs="宋体"/>
+              <w:szCs w:val="24"/>
+            </w:rPr>
+            <w:instrText xml:space="preserve"> HYPERLINK \l _Toc23380 </w:instrText>
+          </w:r>
+          <w:r>
+            <w:rPr>
+              <w:rFonts w:hint="eastAsia" w:ascii="宋体" w:hAnsi="宋体" w:eastAsia="宋体" w:cs="宋体"/>
               <w:szCs w:val="24"/>
             </w:rPr>
             <w:fldChar w:fldCharType="separate"/>
@@ -2652,7 +2550,7 @@
               <w:rFonts w:hint="default"/>
               <w:lang w:val="en-US" w:eastAsia="zh-CN"/>
             </w:rPr>
-            <w:t>1.4.1. 数智运营部</w:t>
+            <w:t>4.2. 各部门/员工</w:t>
           </w:r>
           <w:r>
             <w:tab/>
@@ -2661,7 +2559,7 @@
             <w:fldChar w:fldCharType="begin"/>
           </w:r>
           <w:r>
-            <w:instrText xml:space="preserve"> PAGEREF _Toc3959 \h </w:instrText>
+            <w:instrText xml:space="preserve"> PAGEREF _Toc23380 \h </w:instrText>
           </w:r>
           <w:r>
             <w:fldChar w:fldCharType="separate"/>
@@ -2674,7 +2572,7 @@
           </w:r>
           <w:r>
             <w:rPr>
-              <w:rFonts w:ascii="宋体" w:eastAsia="宋体" w:hAnsi="宋体" w:cs="宋体" w:hint="eastAsia"/>
+              <w:rFonts w:hint="eastAsia" w:ascii="宋体" w:hAnsi="宋体" w:eastAsia="宋体" w:cs="宋体"/>
               <w:szCs w:val="24"/>
             </w:rPr>
             <w:fldChar w:fldCharType="end"/>
@@ -2682,41 +2580,28 @@
         </w:p>
         <w:p>
           <w:pPr>
-            <w:pStyle w:val="TOC3"/>
-            <w:keepNext w:val="0"/>
-            <w:keepLines w:val="0"/>
-            <w:pageBreakBefore w:val="0"/>
-            <w:widowControl w:val="0"/>
+            <w:pStyle w:val="16"/>
             <w:tabs>
               <w:tab w:val="right" w:leader="dot" w:pos="8306"/>
             </w:tabs>
-            <w:kinsoku w:val="0"/>
-            <w:wordWrap/>
-            <w:overflowPunct/>
-            <w:autoSpaceDE w:val="0"/>
-            <w:autoSpaceDN w:val="0"/>
-            <w:bidi w:val="0"/>
-            <w:adjustRightInd w:val="0"/>
-            <w:snapToGrid w:val="0"/>
-            <w:textAlignment w:val="baseline"/>
           </w:pPr>
           <w:r>
             <w:rPr>
-              <w:rFonts w:ascii="宋体" w:eastAsia="宋体" w:hAnsi="宋体" w:cs="宋体" w:hint="eastAsia"/>
+              <w:rFonts w:hint="eastAsia" w:ascii="宋体" w:hAnsi="宋体" w:eastAsia="宋体" w:cs="宋体"/>
               <w:szCs w:val="24"/>
             </w:rPr>
             <w:fldChar w:fldCharType="begin"/>
           </w:r>
           <w:r>
             <w:rPr>
-              <w:rFonts w:ascii="宋体" w:eastAsia="宋体" w:hAnsi="宋体" w:cs="宋体" w:hint="eastAsia"/>
-              <w:szCs w:val="24"/>
-            </w:rPr>
-            <w:instrText xml:space="preserve"> HYPERLINK \l _Toc15982 </w:instrText>
-          </w:r>
-          <w:r>
-            <w:rPr>
-              <w:rFonts w:ascii="宋体" w:eastAsia="宋体" w:hAnsi="宋体" w:cs="宋体" w:hint="eastAsia"/>
+              <w:rFonts w:hint="eastAsia" w:ascii="宋体" w:hAnsi="宋体" w:eastAsia="宋体" w:cs="宋体"/>
+              <w:szCs w:val="24"/>
+            </w:rPr>
+            <w:instrText xml:space="preserve"> HYPERLINK \l _Toc9618 </w:instrText>
+          </w:r>
+          <w:r>
+            <w:rPr>
+              <w:rFonts w:hint="eastAsia" w:ascii="宋体" w:hAnsi="宋体" w:eastAsia="宋体" w:cs="宋体"/>
               <w:szCs w:val="24"/>
             </w:rPr>
             <w:fldChar w:fldCharType="separate"/>
@@ -2726,7 +2611,7 @@
               <w:rFonts w:hint="default"/>
               <w:lang w:val="en-US" w:eastAsia="zh-CN"/>
             </w:rPr>
-            <w:t>1.4.2. 质量管理部</w:t>
+            <w:t>5. 知识管理流程</w:t>
           </w:r>
           <w:r>
             <w:tab/>
@@ -2735,20 +2620,20 @@
             <w:fldChar w:fldCharType="begin"/>
           </w:r>
           <w:r>
-            <w:instrText xml:space="preserve"> PAGEREF _Toc15982 \h </w:instrText>
+            <w:instrText xml:space="preserve"> PAGEREF _Toc9618 \h </w:instrText>
           </w:r>
           <w:r>
             <w:fldChar w:fldCharType="separate"/>
           </w:r>
           <w:r>
-            <w:t>4</w:t>
+            <w:t>5</w:t>
           </w:r>
           <w:r>
             <w:fldChar w:fldCharType="end"/>
           </w:r>
           <w:r>
             <w:rPr>
-              <w:rFonts w:ascii="宋体" w:eastAsia="宋体" w:hAnsi="宋体" w:cs="宋体" w:hint="eastAsia"/>
+              <w:rFonts w:hint="eastAsia" w:ascii="宋体" w:hAnsi="宋体" w:eastAsia="宋体" w:cs="宋体"/>
               <w:szCs w:val="24"/>
             </w:rPr>
             <w:fldChar w:fldCharType="end"/>
@@ -2756,41 +2641,28 @@
         </w:p>
         <w:p>
           <w:pPr>
-            <w:pStyle w:val="TOC3"/>
-            <w:keepNext w:val="0"/>
-            <w:keepLines w:val="0"/>
-            <w:pageBreakBefore w:val="0"/>
-            <w:widowControl w:val="0"/>
+            <w:pStyle w:val="17"/>
             <w:tabs>
               <w:tab w:val="right" w:leader="dot" w:pos="8306"/>
             </w:tabs>
-            <w:kinsoku w:val="0"/>
-            <w:wordWrap/>
-            <w:overflowPunct/>
-            <w:autoSpaceDE w:val="0"/>
-            <w:autoSpaceDN w:val="0"/>
-            <w:bidi w:val="0"/>
-            <w:adjustRightInd w:val="0"/>
-            <w:snapToGrid w:val="0"/>
-            <w:textAlignment w:val="baseline"/>
           </w:pPr>
           <w:r>
             <w:rPr>
-              <w:rFonts w:ascii="宋体" w:eastAsia="宋体" w:hAnsi="宋体" w:cs="宋体" w:hint="eastAsia"/>
+              <w:rFonts w:hint="eastAsia" w:ascii="宋体" w:hAnsi="宋体" w:eastAsia="宋体" w:cs="宋体"/>
               <w:szCs w:val="24"/>
             </w:rPr>
             <w:fldChar w:fldCharType="begin"/>
           </w:r>
           <w:r>
             <w:rPr>
-              <w:rFonts w:ascii="宋体" w:eastAsia="宋体" w:hAnsi="宋体" w:cs="宋体" w:hint="eastAsia"/>
-              <w:szCs w:val="24"/>
-            </w:rPr>
-            <w:instrText xml:space="preserve"> HYPERLINK \l _Toc8480 </w:instrText>
-          </w:r>
-          <w:r>
-            <w:rPr>
-              <w:rFonts w:ascii="宋体" w:eastAsia="宋体" w:hAnsi="宋体" w:cs="宋体" w:hint="eastAsia"/>
+              <w:rFonts w:hint="eastAsia" w:ascii="宋体" w:hAnsi="宋体" w:eastAsia="宋体" w:cs="宋体"/>
+              <w:szCs w:val="24"/>
+            </w:rPr>
+            <w:instrText xml:space="preserve"> HYPERLINK \l _Toc24217 </w:instrText>
+          </w:r>
+          <w:r>
+            <w:rPr>
+              <w:rFonts w:hint="eastAsia" w:ascii="宋体" w:hAnsi="宋体" w:eastAsia="宋体" w:cs="宋体"/>
               <w:szCs w:val="24"/>
             </w:rPr>
             <w:fldChar w:fldCharType="separate"/>
@@ -2800,14 +2672,7 @@
               <w:rFonts w:hint="default"/>
               <w:lang w:val="en-US" w:eastAsia="zh-CN"/>
             </w:rPr>
-            <w:t xml:space="preserve">1.4.3. </w:t>
-          </w:r>
-          <w:r>
-            <w:rPr>
-              <w:rFonts w:hint="eastAsia"/>
-              <w:lang w:val="en-US" w:eastAsia="zh-CN"/>
-            </w:rPr>
-            <w:t>服务知识专员</w:t>
+            <w:t>5.1. 知识提交与发布</w:t>
           </w:r>
           <w:r>
             <w:tab/>
@@ -2816,7 +2681,7 @@
             <w:fldChar w:fldCharType="begin"/>
           </w:r>
           <w:r>
-            <w:instrText xml:space="preserve"> PAGEREF _Toc8480 \h </w:instrText>
+            <w:instrText xml:space="preserve"> PAGEREF _Toc24217 \h </w:instrText>
           </w:r>
           <w:r>
             <w:fldChar w:fldCharType="separate"/>
@@ -2829,7 +2694,7 @@
           </w:r>
           <w:r>
             <w:rPr>
-              <w:rFonts w:ascii="宋体" w:eastAsia="宋体" w:hAnsi="宋体" w:cs="宋体" w:hint="eastAsia"/>
+              <w:rFonts w:hint="eastAsia" w:ascii="宋体" w:hAnsi="宋体" w:eastAsia="宋体" w:cs="宋体"/>
               <w:szCs w:val="24"/>
             </w:rPr>
             <w:fldChar w:fldCharType="end"/>
@@ -2837,41 +2702,28 @@
         </w:p>
         <w:p>
           <w:pPr>
-            <w:pStyle w:val="TOC3"/>
-            <w:keepNext w:val="0"/>
-            <w:keepLines w:val="0"/>
-            <w:pageBreakBefore w:val="0"/>
-            <w:widowControl w:val="0"/>
+            <w:pStyle w:val="17"/>
             <w:tabs>
               <w:tab w:val="right" w:leader="dot" w:pos="8306"/>
             </w:tabs>
-            <w:kinsoku w:val="0"/>
-            <w:wordWrap/>
-            <w:overflowPunct/>
-            <w:autoSpaceDE w:val="0"/>
-            <w:autoSpaceDN w:val="0"/>
-            <w:bidi w:val="0"/>
-            <w:adjustRightInd w:val="0"/>
-            <w:snapToGrid w:val="0"/>
-            <w:textAlignment w:val="baseline"/>
           </w:pPr>
           <w:r>
             <w:rPr>
-              <w:rFonts w:ascii="宋体" w:eastAsia="宋体" w:hAnsi="宋体" w:cs="宋体" w:hint="eastAsia"/>
+              <w:rFonts w:hint="eastAsia" w:ascii="宋体" w:hAnsi="宋体" w:eastAsia="宋体" w:cs="宋体"/>
               <w:szCs w:val="24"/>
             </w:rPr>
             <w:fldChar w:fldCharType="begin"/>
           </w:r>
           <w:r>
             <w:rPr>
-              <w:rFonts w:ascii="宋体" w:eastAsia="宋体" w:hAnsi="宋体" w:cs="宋体" w:hint="eastAsia"/>
-              <w:szCs w:val="24"/>
-            </w:rPr>
-            <w:instrText xml:space="preserve"> HYPERLINK \l _Toc1271 </w:instrText>
-          </w:r>
-          <w:r>
-            <w:rPr>
-              <w:rFonts w:ascii="宋体" w:eastAsia="宋体" w:hAnsi="宋体" w:cs="宋体" w:hint="eastAsia"/>
+              <w:rFonts w:hint="eastAsia" w:ascii="宋体" w:hAnsi="宋体" w:eastAsia="宋体" w:cs="宋体"/>
+              <w:szCs w:val="24"/>
+            </w:rPr>
+            <w:instrText xml:space="preserve"> HYPERLINK \l _Toc15025 </w:instrText>
+          </w:r>
+          <w:r>
+            <w:rPr>
+              <w:rFonts w:hint="eastAsia" w:ascii="宋体" w:hAnsi="宋体" w:eastAsia="宋体" w:cs="宋体"/>
               <w:szCs w:val="24"/>
             </w:rPr>
             <w:fldChar w:fldCharType="separate"/>
@@ -2881,7 +2733,7 @@
               <w:rFonts w:hint="default"/>
               <w:lang w:val="en-US" w:eastAsia="zh-CN"/>
             </w:rPr>
-            <w:t>1.4.4. 全体运维人员（知识提交人）</w:t>
+            <w:t>5.2. 知识更新与修订</w:t>
           </w:r>
           <w:r>
             <w:tab/>
@@ -2890,7 +2742,7 @@
             <w:fldChar w:fldCharType="begin"/>
           </w:r>
           <w:r>
-            <w:instrText xml:space="preserve"> PAGEREF _Toc1271 \h </w:instrText>
+            <w:instrText xml:space="preserve"> PAGEREF _Toc15025 \h </w:instrText>
           </w:r>
           <w:r>
             <w:fldChar w:fldCharType="separate"/>
@@ -2903,7 +2755,7 @@
           </w:r>
           <w:r>
             <w:rPr>
-              <w:rFonts w:ascii="宋体" w:eastAsia="宋体" w:hAnsi="宋体" w:cs="宋体" w:hint="eastAsia"/>
+              <w:rFonts w:hint="eastAsia" w:ascii="宋体" w:hAnsi="宋体" w:eastAsia="宋体" w:cs="宋体"/>
               <w:szCs w:val="24"/>
             </w:rPr>
             <w:fldChar w:fldCharType="end"/>
@@ -2911,41 +2763,28 @@
         </w:p>
         <w:p>
           <w:pPr>
-            <w:pStyle w:val="TOC1"/>
-            <w:keepNext w:val="0"/>
-            <w:keepLines w:val="0"/>
-            <w:pageBreakBefore w:val="0"/>
-            <w:widowControl w:val="0"/>
+            <w:pStyle w:val="17"/>
             <w:tabs>
               <w:tab w:val="right" w:leader="dot" w:pos="8306"/>
             </w:tabs>
-            <w:kinsoku w:val="0"/>
-            <w:wordWrap/>
-            <w:overflowPunct/>
-            <w:autoSpaceDE w:val="0"/>
-            <w:autoSpaceDN w:val="0"/>
-            <w:bidi w:val="0"/>
-            <w:adjustRightInd w:val="0"/>
-            <w:snapToGrid w:val="0"/>
-            <w:textAlignment w:val="baseline"/>
           </w:pPr>
           <w:r>
             <w:rPr>
-              <w:rFonts w:ascii="宋体" w:eastAsia="宋体" w:hAnsi="宋体" w:cs="宋体" w:hint="eastAsia"/>
+              <w:rFonts w:hint="eastAsia" w:ascii="宋体" w:hAnsi="宋体" w:eastAsia="宋体" w:cs="宋体"/>
               <w:szCs w:val="24"/>
             </w:rPr>
             <w:fldChar w:fldCharType="begin"/>
           </w:r>
           <w:r>
             <w:rPr>
-              <w:rFonts w:ascii="宋体" w:eastAsia="宋体" w:hAnsi="宋体" w:cs="宋体" w:hint="eastAsia"/>
-              <w:szCs w:val="24"/>
-            </w:rPr>
-            <w:instrText xml:space="preserve"> HYPERLINK \l _Toc26014 </w:instrText>
-          </w:r>
-          <w:r>
-            <w:rPr>
-              <w:rFonts w:ascii="宋体" w:eastAsia="宋体" w:hAnsi="宋体" w:cs="宋体" w:hint="eastAsia"/>
+              <w:rFonts w:hint="eastAsia" w:ascii="宋体" w:hAnsi="宋体" w:eastAsia="宋体" w:cs="宋体"/>
+              <w:szCs w:val="24"/>
+            </w:rPr>
+            <w:instrText xml:space="preserve"> HYPERLINK \l _Toc26001 </w:instrText>
+          </w:r>
+          <w:r>
+            <w:rPr>
+              <w:rFonts w:hint="eastAsia" w:ascii="宋体" w:hAnsi="宋体" w:eastAsia="宋体" w:cs="宋体"/>
               <w:szCs w:val="24"/>
             </w:rPr>
             <w:fldChar w:fldCharType="separate"/>
@@ -2955,14 +2794,7 @@
               <w:rFonts w:hint="default"/>
               <w:lang w:val="en-US" w:eastAsia="zh-CN"/>
             </w:rPr>
-            <w:t xml:space="preserve">2. </w:t>
-          </w:r>
-          <w:r>
-            <w:rPr>
-              <w:rFonts w:hint="eastAsia"/>
-              <w:lang w:val="en-US" w:eastAsia="zh-CN"/>
-            </w:rPr>
-            <w:t>引用依据</w:t>
+            <w:t>5.3. 知识归档与删除</w:t>
           </w:r>
           <w:r>
             <w:tab/>
@@ -2971,7 +2803,7 @@
             <w:fldChar w:fldCharType="begin"/>
           </w:r>
           <w:r>
-            <w:instrText xml:space="preserve"> PAGEREF _Toc26014 \h </w:instrText>
+            <w:instrText xml:space="preserve"> PAGEREF _Toc26001 \h </w:instrText>
           </w:r>
           <w:r>
             <w:fldChar w:fldCharType="separate"/>
@@ -2984,7 +2816,7 @@
           </w:r>
           <w:r>
             <w:rPr>
-              <w:rFonts w:ascii="宋体" w:eastAsia="宋体" w:hAnsi="宋体" w:cs="宋体" w:hint="eastAsia"/>
+              <w:rFonts w:hint="eastAsia" w:ascii="宋体" w:hAnsi="宋体" w:eastAsia="宋体" w:cs="宋体"/>
               <w:szCs w:val="24"/>
             </w:rPr>
             <w:fldChar w:fldCharType="end"/>
@@ -2992,41 +2824,28 @@
         </w:p>
         <w:p>
           <w:pPr>
-            <w:pStyle w:val="TOC1"/>
-            <w:keepNext w:val="0"/>
-            <w:keepLines w:val="0"/>
-            <w:pageBreakBefore w:val="0"/>
-            <w:widowControl w:val="0"/>
+            <w:pStyle w:val="16"/>
             <w:tabs>
               <w:tab w:val="right" w:leader="dot" w:pos="8306"/>
             </w:tabs>
-            <w:kinsoku w:val="0"/>
-            <w:wordWrap/>
-            <w:overflowPunct/>
-            <w:autoSpaceDE w:val="0"/>
-            <w:autoSpaceDN w:val="0"/>
-            <w:bidi w:val="0"/>
-            <w:adjustRightInd w:val="0"/>
-            <w:snapToGrid w:val="0"/>
-            <w:textAlignment w:val="baseline"/>
           </w:pPr>
           <w:r>
             <w:rPr>
-              <w:rFonts w:ascii="宋体" w:eastAsia="宋体" w:hAnsi="宋体" w:cs="宋体" w:hint="eastAsia"/>
+              <w:rFonts w:hint="eastAsia" w:ascii="宋体" w:hAnsi="宋体" w:eastAsia="宋体" w:cs="宋体"/>
               <w:szCs w:val="24"/>
             </w:rPr>
             <w:fldChar w:fldCharType="begin"/>
           </w:r>
           <w:r>
             <w:rPr>
-              <w:rFonts w:ascii="宋体" w:eastAsia="宋体" w:hAnsi="宋体" w:cs="宋体" w:hint="eastAsia"/>
-              <w:szCs w:val="24"/>
-            </w:rPr>
-            <w:instrText xml:space="preserve"> HYPERLINK \l _Toc20302 </w:instrText>
-          </w:r>
-          <w:r>
-            <w:rPr>
-              <w:rFonts w:ascii="宋体" w:eastAsia="宋体" w:hAnsi="宋体" w:cs="宋体" w:hint="eastAsia"/>
+              <w:rFonts w:hint="eastAsia" w:ascii="宋体" w:hAnsi="宋体" w:eastAsia="宋体" w:cs="宋体"/>
+              <w:szCs w:val="24"/>
+            </w:rPr>
+            <w:instrText xml:space="preserve"> HYPERLINK \l _Toc26985 </w:instrText>
+          </w:r>
+          <w:r>
+            <w:rPr>
+              <w:rFonts w:hint="eastAsia" w:ascii="宋体" w:hAnsi="宋体" w:eastAsia="宋体" w:cs="宋体"/>
               <w:szCs w:val="24"/>
             </w:rPr>
             <w:fldChar w:fldCharType="separate"/>
@@ -3034,15 +2853,9 @@
           <w:r>
             <w:rPr>
               <w:rFonts w:hint="default"/>
-            </w:rPr>
-            <w:t xml:space="preserve">3. </w:t>
-          </w:r>
-          <w:r>
-            <w:rPr>
-              <w:rFonts w:hint="eastAsia"/>
               <w:lang w:val="en-US" w:eastAsia="zh-CN"/>
             </w:rPr>
-            <w:t>定义与术语</w:t>
+            <w:t>6. 权限与安全</w:t>
           </w:r>
           <w:r>
             <w:tab/>
@@ -3051,7 +2864,7 @@
             <w:fldChar w:fldCharType="begin"/>
           </w:r>
           <w:r>
-            <w:instrText xml:space="preserve"> PAGEREF _Toc20302 \h </w:instrText>
+            <w:instrText xml:space="preserve"> PAGEREF _Toc26985 \h </w:instrText>
           </w:r>
           <w:r>
             <w:fldChar w:fldCharType="separate"/>
@@ -3064,7 +2877,7 @@
           </w:r>
           <w:r>
             <w:rPr>
-              <w:rFonts w:ascii="宋体" w:eastAsia="宋体" w:hAnsi="宋体" w:cs="宋体" w:hint="eastAsia"/>
+              <w:rFonts w:hint="eastAsia" w:ascii="宋体" w:hAnsi="宋体" w:eastAsia="宋体" w:cs="宋体"/>
               <w:szCs w:val="24"/>
             </w:rPr>
             <w:fldChar w:fldCharType="end"/>
@@ -3072,41 +2885,28 @@
         </w:p>
         <w:p>
           <w:pPr>
-            <w:pStyle w:val="TOC2"/>
-            <w:keepNext w:val="0"/>
-            <w:keepLines w:val="0"/>
-            <w:pageBreakBefore w:val="0"/>
-            <w:widowControl w:val="0"/>
+            <w:pStyle w:val="16"/>
             <w:tabs>
               <w:tab w:val="right" w:leader="dot" w:pos="8306"/>
             </w:tabs>
-            <w:kinsoku w:val="0"/>
-            <w:wordWrap/>
-            <w:overflowPunct/>
-            <w:autoSpaceDE w:val="0"/>
-            <w:autoSpaceDN w:val="0"/>
-            <w:bidi w:val="0"/>
-            <w:adjustRightInd w:val="0"/>
-            <w:snapToGrid w:val="0"/>
-            <w:textAlignment w:val="baseline"/>
           </w:pPr>
           <w:r>
             <w:rPr>
-              <w:rFonts w:ascii="宋体" w:eastAsia="宋体" w:hAnsi="宋体" w:cs="宋体" w:hint="eastAsia"/>
+              <w:rFonts w:hint="eastAsia" w:ascii="宋体" w:hAnsi="宋体" w:eastAsia="宋体" w:cs="宋体"/>
               <w:szCs w:val="24"/>
             </w:rPr>
             <w:fldChar w:fldCharType="begin"/>
           </w:r>
           <w:r>
             <w:rPr>
-              <w:rFonts w:ascii="宋体" w:eastAsia="宋体" w:hAnsi="宋体" w:cs="宋体" w:hint="eastAsia"/>
-              <w:szCs w:val="24"/>
-            </w:rPr>
-            <w:instrText xml:space="preserve"> HYPERLINK \l _Toc7871 </w:instrText>
-          </w:r>
-          <w:r>
-            <w:rPr>
-              <w:rFonts w:ascii="宋体" w:eastAsia="宋体" w:hAnsi="宋体" w:cs="宋体" w:hint="eastAsia"/>
+              <w:rFonts w:hint="eastAsia" w:ascii="宋体" w:hAnsi="宋体" w:eastAsia="宋体" w:cs="宋体"/>
+              <w:szCs w:val="24"/>
+            </w:rPr>
+            <w:instrText xml:space="preserve"> HYPERLINK \l _Toc19111 </w:instrText>
+          </w:r>
+          <w:r>
+            <w:rPr>
+              <w:rFonts w:hint="eastAsia" w:ascii="宋体" w:hAnsi="宋体" w:eastAsia="宋体" w:cs="宋体"/>
               <w:szCs w:val="24"/>
             </w:rPr>
             <w:fldChar w:fldCharType="separate"/>
@@ -3114,21 +2914,16 @@
           <w:r>
             <w:rPr>
               <w:rFonts w:hint="default"/>
-            </w:rPr>
-            <w:t xml:space="preserve">3.1. </w:t>
+              <w:lang w:val="en-US" w:eastAsia="zh-CN"/>
+            </w:rPr>
+            <w:t xml:space="preserve">7. </w:t>
           </w:r>
           <w:r>
             <w:rPr>
               <w:rFonts w:hint="eastAsia"/>
               <w:lang w:val="en-US" w:eastAsia="zh-CN"/>
             </w:rPr>
-            <w:t>服务</w:t>
-          </w:r>
-          <w:r>
-            <w:rPr>
-              <w:rFonts w:hint="eastAsia"/>
-            </w:rPr>
-            <w:t>知识</w:t>
+            <w:t>考核指标</w:t>
           </w:r>
           <w:r>
             <w:tab/>
@@ -3137,7 +2932,7 @@
             <w:fldChar w:fldCharType="begin"/>
           </w:r>
           <w:r>
-            <w:instrText xml:space="preserve"> PAGEREF _Toc7871 \h </w:instrText>
+            <w:instrText xml:space="preserve"> PAGEREF _Toc19111 \h </w:instrText>
           </w:r>
           <w:r>
             <w:fldChar w:fldCharType="separate"/>
@@ -3150,7 +2945,7 @@
           </w:r>
           <w:r>
             <w:rPr>
-              <w:rFonts w:ascii="宋体" w:eastAsia="宋体" w:hAnsi="宋体" w:cs="宋体" w:hint="eastAsia"/>
+              <w:rFonts w:hint="eastAsia" w:ascii="宋体" w:hAnsi="宋体" w:eastAsia="宋体" w:cs="宋体"/>
               <w:szCs w:val="24"/>
             </w:rPr>
             <w:fldChar w:fldCharType="end"/>
@@ -3158,41 +2953,28 @@
         </w:p>
         <w:p>
           <w:pPr>
-            <w:pStyle w:val="TOC2"/>
-            <w:keepNext w:val="0"/>
-            <w:keepLines w:val="0"/>
-            <w:pageBreakBefore w:val="0"/>
-            <w:widowControl w:val="0"/>
+            <w:pStyle w:val="16"/>
             <w:tabs>
               <w:tab w:val="right" w:leader="dot" w:pos="8306"/>
             </w:tabs>
-            <w:kinsoku w:val="0"/>
-            <w:wordWrap/>
-            <w:overflowPunct/>
-            <w:autoSpaceDE w:val="0"/>
-            <w:autoSpaceDN w:val="0"/>
-            <w:bidi w:val="0"/>
-            <w:adjustRightInd w:val="0"/>
-            <w:snapToGrid w:val="0"/>
-            <w:textAlignment w:val="baseline"/>
           </w:pPr>
           <w:r>
             <w:rPr>
-              <w:rFonts w:ascii="宋体" w:eastAsia="宋体" w:hAnsi="宋体" w:cs="宋体" w:hint="eastAsia"/>
+              <w:rFonts w:hint="eastAsia" w:ascii="宋体" w:hAnsi="宋体" w:eastAsia="宋体" w:cs="宋体"/>
               <w:szCs w:val="24"/>
             </w:rPr>
             <w:fldChar w:fldCharType="begin"/>
           </w:r>
           <w:r>
             <w:rPr>
-              <w:rFonts w:ascii="宋体" w:eastAsia="宋体" w:hAnsi="宋体" w:cs="宋体" w:hint="eastAsia"/>
-              <w:szCs w:val="24"/>
-            </w:rPr>
-            <w:instrText xml:space="preserve"> HYPERLINK \l _Toc15515 </w:instrText>
-          </w:r>
-          <w:r>
-            <w:rPr>
-              <w:rFonts w:ascii="宋体" w:eastAsia="宋体" w:hAnsi="宋体" w:cs="宋体" w:hint="eastAsia"/>
+              <w:rFonts w:hint="eastAsia" w:ascii="宋体" w:hAnsi="宋体" w:eastAsia="宋体" w:cs="宋体"/>
+              <w:szCs w:val="24"/>
+            </w:rPr>
+            <w:instrText xml:space="preserve"> HYPERLINK \l _Toc12812 </w:instrText>
+          </w:r>
+          <w:r>
+            <w:rPr>
+              <w:rFonts w:hint="eastAsia" w:ascii="宋体" w:hAnsi="宋体" w:eastAsia="宋体" w:cs="宋体"/>
               <w:szCs w:val="24"/>
             </w:rPr>
             <w:fldChar w:fldCharType="separate"/>
@@ -3200,14 +2982,9 @@
           <w:r>
             <w:rPr>
               <w:rFonts w:hint="default"/>
-            </w:rPr>
-            <w:t xml:space="preserve">3.2. </w:t>
-          </w:r>
-          <w:r>
-            <w:rPr>
-              <w:rFonts w:hint="eastAsia"/>
-            </w:rPr>
-            <w:t>知识生命周期</w:t>
+              <w:lang w:val="en-US" w:eastAsia="zh-CN"/>
+            </w:rPr>
+            <w:t>8. 维护与备份</w:t>
           </w:r>
           <w:r>
             <w:tab/>
@@ -3216,20 +2993,20 @@
             <w:fldChar w:fldCharType="begin"/>
           </w:r>
           <w:r>
-            <w:instrText xml:space="preserve"> PAGEREF _Toc15515 \h </w:instrText>
+            <w:instrText xml:space="preserve"> PAGEREF _Toc12812 \h </w:instrText>
           </w:r>
           <w:r>
             <w:fldChar w:fldCharType="separate"/>
           </w:r>
           <w:r>
-            <w:t>5</w:t>
+            <w:t>6</w:t>
           </w:r>
           <w:r>
             <w:fldChar w:fldCharType="end"/>
           </w:r>
           <w:r>
             <w:rPr>
-              <w:rFonts w:ascii="宋体" w:eastAsia="宋体" w:hAnsi="宋体" w:cs="宋体" w:hint="eastAsia"/>
+              <w:rFonts w:hint="eastAsia" w:ascii="宋体" w:hAnsi="宋体" w:eastAsia="宋体" w:cs="宋体"/>
               <w:szCs w:val="24"/>
             </w:rPr>
             <w:fldChar w:fldCharType="end"/>
@@ -3237,41 +3014,28 @@
         </w:p>
         <w:p>
           <w:pPr>
-            <w:pStyle w:val="TOC1"/>
-            <w:keepNext w:val="0"/>
-            <w:keepLines w:val="0"/>
-            <w:pageBreakBefore w:val="0"/>
-            <w:widowControl w:val="0"/>
+            <w:pStyle w:val="16"/>
             <w:tabs>
               <w:tab w:val="right" w:leader="dot" w:pos="8306"/>
             </w:tabs>
-            <w:kinsoku w:val="0"/>
-            <w:wordWrap/>
-            <w:overflowPunct/>
-            <w:autoSpaceDE w:val="0"/>
-            <w:autoSpaceDN w:val="0"/>
-            <w:bidi w:val="0"/>
-            <w:adjustRightInd w:val="0"/>
-            <w:snapToGrid w:val="0"/>
-            <w:textAlignment w:val="baseline"/>
           </w:pPr>
           <w:r>
             <w:rPr>
-              <w:rFonts w:ascii="宋体" w:eastAsia="宋体" w:hAnsi="宋体" w:cs="宋体" w:hint="eastAsia"/>
+              <w:rFonts w:hint="eastAsia" w:ascii="宋体" w:hAnsi="宋体" w:eastAsia="宋体" w:cs="宋体"/>
               <w:szCs w:val="24"/>
             </w:rPr>
             <w:fldChar w:fldCharType="begin"/>
           </w:r>
           <w:r>
             <w:rPr>
-              <w:rFonts w:ascii="宋体" w:eastAsia="宋体" w:hAnsi="宋体" w:cs="宋体" w:hint="eastAsia"/>
-              <w:szCs w:val="24"/>
-            </w:rPr>
-            <w:instrText xml:space="preserve"> HYPERLINK \l _Toc26990 </w:instrText>
-          </w:r>
-          <w:r>
-            <w:rPr>
-              <w:rFonts w:ascii="宋体" w:eastAsia="宋体" w:hAnsi="宋体" w:cs="宋体" w:hint="eastAsia"/>
+              <w:rFonts w:hint="eastAsia" w:ascii="宋体" w:hAnsi="宋体" w:eastAsia="宋体" w:cs="宋体"/>
+              <w:szCs w:val="24"/>
+            </w:rPr>
+            <w:instrText xml:space="preserve"> HYPERLINK \l _Toc9775 </w:instrText>
+          </w:r>
+          <w:r>
+            <w:rPr>
+              <w:rFonts w:hint="eastAsia" w:ascii="宋体" w:hAnsi="宋体" w:eastAsia="宋体" w:cs="宋体"/>
               <w:szCs w:val="24"/>
             </w:rPr>
             <w:fldChar w:fldCharType="separate"/>
@@ -3281,14 +3045,7 @@
               <w:rFonts w:hint="default"/>
               <w:lang w:val="en-US" w:eastAsia="zh-CN"/>
             </w:rPr>
-            <w:t xml:space="preserve">4. </w:t>
-          </w:r>
-          <w:r>
-            <w:rPr>
-              <w:rFonts w:hint="eastAsia"/>
-              <w:lang w:val="en-US" w:eastAsia="zh-CN"/>
-            </w:rPr>
-            <w:t>管理内容与要求</w:t>
+            <w:t>9. 附则</w:t>
           </w:r>
           <w:r>
             <w:tab/>
@@ -3297,640 +3054,20 @@
             <w:fldChar w:fldCharType="begin"/>
           </w:r>
           <w:r>
-            <w:instrText xml:space="preserve"> PAGEREF _Toc26990 \h </w:instrText>
+            <w:instrText xml:space="preserve"> PAGEREF _Toc9775 \h </w:instrText>
           </w:r>
           <w:r>
             <w:fldChar w:fldCharType="separate"/>
           </w:r>
           <w:r>
-            <w:t>5</w:t>
+            <w:t>6</w:t>
           </w:r>
           <w:r>
             <w:fldChar w:fldCharType="end"/>
           </w:r>
           <w:r>
             <w:rPr>
-              <w:rFonts w:ascii="宋体" w:eastAsia="宋体" w:hAnsi="宋体" w:cs="宋体" w:hint="eastAsia"/>
-              <w:szCs w:val="24"/>
-            </w:rPr>
-            <w:fldChar w:fldCharType="end"/>
-          </w:r>
-        </w:p>
-        <w:p>
-          <w:pPr>
-            <w:pStyle w:val="TOC2"/>
-            <w:keepNext w:val="0"/>
-            <w:keepLines w:val="0"/>
-            <w:pageBreakBefore w:val="0"/>
-            <w:widowControl w:val="0"/>
-            <w:tabs>
-              <w:tab w:val="right" w:leader="dot" w:pos="8306"/>
-            </w:tabs>
-            <w:kinsoku w:val="0"/>
-            <w:wordWrap/>
-            <w:overflowPunct/>
-            <w:autoSpaceDE w:val="0"/>
-            <w:autoSpaceDN w:val="0"/>
-            <w:bidi w:val="0"/>
-            <w:adjustRightInd w:val="0"/>
-            <w:snapToGrid w:val="0"/>
-            <w:textAlignment w:val="baseline"/>
-          </w:pPr>
-          <w:r>
-            <w:rPr>
-              <w:rFonts w:ascii="宋体" w:eastAsia="宋体" w:hAnsi="宋体" w:cs="宋体" w:hint="eastAsia"/>
-              <w:szCs w:val="24"/>
-            </w:rPr>
-            <w:fldChar w:fldCharType="begin"/>
-          </w:r>
-          <w:r>
-            <w:rPr>
-              <w:rFonts w:ascii="宋体" w:eastAsia="宋体" w:hAnsi="宋体" w:cs="宋体" w:hint="eastAsia"/>
-              <w:szCs w:val="24"/>
-            </w:rPr>
-            <w:instrText xml:space="preserve"> HYPERLINK \l _Toc3825 </w:instrText>
-          </w:r>
-          <w:r>
-            <w:rPr>
-              <w:rFonts w:ascii="宋体" w:eastAsia="宋体" w:hAnsi="宋体" w:cs="宋体" w:hint="eastAsia"/>
-              <w:szCs w:val="24"/>
-            </w:rPr>
-            <w:fldChar w:fldCharType="separate"/>
-          </w:r>
-          <w:r>
-            <w:rPr>
-              <w:rFonts w:hint="default"/>
-              <w:lang w:val="en-US" w:eastAsia="zh-CN"/>
-            </w:rPr>
-            <w:t>4.1. 知识的识别与范围</w:t>
-          </w:r>
-          <w:r>
-            <w:tab/>
-          </w:r>
-          <w:r>
-            <w:fldChar w:fldCharType="begin"/>
-          </w:r>
-          <w:r>
-            <w:instrText xml:space="preserve"> PAGEREF _Toc3825 \h </w:instrText>
-          </w:r>
-          <w:r>
-            <w:fldChar w:fldCharType="separate"/>
-          </w:r>
-          <w:r>
-            <w:t>6</w:t>
-          </w:r>
-          <w:r>
-            <w:fldChar w:fldCharType="end"/>
-          </w:r>
-          <w:r>
-            <w:rPr>
-              <w:rFonts w:ascii="宋体" w:eastAsia="宋体" w:hAnsi="宋体" w:cs="宋体" w:hint="eastAsia"/>
-              <w:szCs w:val="24"/>
-            </w:rPr>
-            <w:fldChar w:fldCharType="end"/>
-          </w:r>
-        </w:p>
-        <w:p>
-          <w:pPr>
-            <w:pStyle w:val="TOC2"/>
-            <w:keepNext w:val="0"/>
-            <w:keepLines w:val="0"/>
-            <w:pageBreakBefore w:val="0"/>
-            <w:widowControl w:val="0"/>
-            <w:tabs>
-              <w:tab w:val="right" w:leader="dot" w:pos="8306"/>
-            </w:tabs>
-            <w:kinsoku w:val="0"/>
-            <w:wordWrap/>
-            <w:overflowPunct/>
-            <w:autoSpaceDE w:val="0"/>
-            <w:autoSpaceDN w:val="0"/>
-            <w:bidi w:val="0"/>
-            <w:adjustRightInd w:val="0"/>
-            <w:snapToGrid w:val="0"/>
-            <w:textAlignment w:val="baseline"/>
-          </w:pPr>
-          <w:r>
-            <w:rPr>
-              <w:rFonts w:ascii="宋体" w:eastAsia="宋体" w:hAnsi="宋体" w:cs="宋体" w:hint="eastAsia"/>
-              <w:szCs w:val="24"/>
-            </w:rPr>
-            <w:fldChar w:fldCharType="begin"/>
-          </w:r>
-          <w:r>
-            <w:rPr>
-              <w:rFonts w:ascii="宋体" w:eastAsia="宋体" w:hAnsi="宋体" w:cs="宋体" w:hint="eastAsia"/>
-              <w:szCs w:val="24"/>
-            </w:rPr>
-            <w:instrText xml:space="preserve"> HYPERLINK \l _Toc7392 </w:instrText>
-          </w:r>
-          <w:r>
-            <w:rPr>
-              <w:rFonts w:ascii="宋体" w:eastAsia="宋体" w:hAnsi="宋体" w:cs="宋体" w:hint="eastAsia"/>
-              <w:szCs w:val="24"/>
-            </w:rPr>
-            <w:fldChar w:fldCharType="separate"/>
-          </w:r>
-          <w:r>
-            <w:rPr>
-              <w:rFonts w:hint="default"/>
-              <w:lang w:val="en-US" w:eastAsia="zh-CN"/>
-            </w:rPr>
-            <w:t>4.2. 知识提交要求</w:t>
-          </w:r>
-          <w:r>
-            <w:tab/>
-          </w:r>
-          <w:r>
-            <w:fldChar w:fldCharType="begin"/>
-          </w:r>
-          <w:r>
-            <w:instrText xml:space="preserve"> PAGEREF _Toc7392 \h </w:instrText>
-          </w:r>
-          <w:r>
-            <w:fldChar w:fldCharType="separate"/>
-          </w:r>
-          <w:r>
-            <w:t>6</w:t>
-          </w:r>
-          <w:r>
-            <w:fldChar w:fldCharType="end"/>
-          </w:r>
-          <w:r>
-            <w:rPr>
-              <w:rFonts w:ascii="宋体" w:eastAsia="宋体" w:hAnsi="宋体" w:cs="宋体" w:hint="eastAsia"/>
-              <w:szCs w:val="24"/>
-            </w:rPr>
-            <w:fldChar w:fldCharType="end"/>
-          </w:r>
-        </w:p>
-        <w:p>
-          <w:pPr>
-            <w:pStyle w:val="TOC2"/>
-            <w:keepNext w:val="0"/>
-            <w:keepLines w:val="0"/>
-            <w:pageBreakBefore w:val="0"/>
-            <w:widowControl w:val="0"/>
-            <w:tabs>
-              <w:tab w:val="right" w:leader="dot" w:pos="8306"/>
-            </w:tabs>
-            <w:kinsoku w:val="0"/>
-            <w:wordWrap/>
-            <w:overflowPunct/>
-            <w:autoSpaceDE w:val="0"/>
-            <w:autoSpaceDN w:val="0"/>
-            <w:bidi w:val="0"/>
-            <w:adjustRightInd w:val="0"/>
-            <w:snapToGrid w:val="0"/>
-            <w:textAlignment w:val="baseline"/>
-          </w:pPr>
-          <w:r>
-            <w:rPr>
-              <w:rFonts w:ascii="宋体" w:eastAsia="宋体" w:hAnsi="宋体" w:cs="宋体" w:hint="eastAsia"/>
-              <w:szCs w:val="24"/>
-            </w:rPr>
-            <w:fldChar w:fldCharType="begin"/>
-          </w:r>
-          <w:r>
-            <w:rPr>
-              <w:rFonts w:ascii="宋体" w:eastAsia="宋体" w:hAnsi="宋体" w:cs="宋体" w:hint="eastAsia"/>
-              <w:szCs w:val="24"/>
-            </w:rPr>
-            <w:instrText xml:space="preserve"> HYPERLINK \l _Toc12383 </w:instrText>
-          </w:r>
-          <w:r>
-            <w:rPr>
-              <w:rFonts w:ascii="宋体" w:eastAsia="宋体" w:hAnsi="宋体" w:cs="宋体" w:hint="eastAsia"/>
-              <w:szCs w:val="24"/>
-            </w:rPr>
-            <w:fldChar w:fldCharType="separate"/>
-          </w:r>
-          <w:r>
-            <w:rPr>
-              <w:rFonts w:hint="default"/>
-              <w:lang w:val="en-US" w:eastAsia="zh-CN"/>
-            </w:rPr>
-            <w:t>4.3. 知识内容规范</w:t>
-          </w:r>
-          <w:r>
-            <w:tab/>
-          </w:r>
-          <w:r>
-            <w:fldChar w:fldCharType="begin"/>
-          </w:r>
-          <w:r>
-            <w:instrText xml:space="preserve"> PAGEREF _Toc12383 \h </w:instrText>
-          </w:r>
-          <w:r>
-            <w:fldChar w:fldCharType="separate"/>
-          </w:r>
-          <w:r>
-            <w:t>6</w:t>
-          </w:r>
-          <w:r>
-            <w:fldChar w:fldCharType="end"/>
-          </w:r>
-          <w:r>
-            <w:rPr>
-              <w:rFonts w:ascii="宋体" w:eastAsia="宋体" w:hAnsi="宋体" w:cs="宋体" w:hint="eastAsia"/>
-              <w:szCs w:val="24"/>
-            </w:rPr>
-            <w:fldChar w:fldCharType="end"/>
-          </w:r>
-        </w:p>
-        <w:p>
-          <w:pPr>
-            <w:pStyle w:val="TOC2"/>
-            <w:keepNext w:val="0"/>
-            <w:keepLines w:val="0"/>
-            <w:pageBreakBefore w:val="0"/>
-            <w:widowControl w:val="0"/>
-            <w:tabs>
-              <w:tab w:val="right" w:leader="dot" w:pos="8306"/>
-            </w:tabs>
-            <w:kinsoku w:val="0"/>
-            <w:wordWrap/>
-            <w:overflowPunct/>
-            <w:autoSpaceDE w:val="0"/>
-            <w:autoSpaceDN w:val="0"/>
-            <w:bidi w:val="0"/>
-            <w:adjustRightInd w:val="0"/>
-            <w:snapToGrid w:val="0"/>
-            <w:textAlignment w:val="baseline"/>
-          </w:pPr>
-          <w:r>
-            <w:rPr>
-              <w:rFonts w:ascii="宋体" w:eastAsia="宋体" w:hAnsi="宋体" w:cs="宋体" w:hint="eastAsia"/>
-              <w:szCs w:val="24"/>
-            </w:rPr>
-            <w:fldChar w:fldCharType="begin"/>
-          </w:r>
-          <w:r>
-            <w:rPr>
-              <w:rFonts w:ascii="宋体" w:eastAsia="宋体" w:hAnsi="宋体" w:cs="宋体" w:hint="eastAsia"/>
-              <w:szCs w:val="24"/>
-            </w:rPr>
-            <w:instrText xml:space="preserve"> HYPERLINK \l _Toc21483 </w:instrText>
-          </w:r>
-          <w:r>
-            <w:rPr>
-              <w:rFonts w:ascii="宋体" w:eastAsia="宋体" w:hAnsi="宋体" w:cs="宋体" w:hint="eastAsia"/>
-              <w:szCs w:val="24"/>
-            </w:rPr>
-            <w:fldChar w:fldCharType="separate"/>
-          </w:r>
-          <w:r>
-            <w:rPr>
-              <w:rFonts w:hint="default"/>
-              <w:lang w:val="en-US" w:eastAsia="zh-CN"/>
-            </w:rPr>
-            <w:t>4.4. 知识流程管理</w:t>
-          </w:r>
-          <w:r>
-            <w:tab/>
-          </w:r>
-          <w:r>
-            <w:fldChar w:fldCharType="begin"/>
-          </w:r>
-          <w:r>
-            <w:instrText xml:space="preserve"> PAGEREF _Toc21483 \h </w:instrText>
-          </w:r>
-          <w:r>
-            <w:fldChar w:fldCharType="separate"/>
-          </w:r>
-          <w:r>
-            <w:t>6</w:t>
-          </w:r>
-          <w:r>
-            <w:fldChar w:fldCharType="end"/>
-          </w:r>
-          <w:r>
-            <w:rPr>
-              <w:rFonts w:ascii="宋体" w:eastAsia="宋体" w:hAnsi="宋体" w:cs="宋体" w:hint="eastAsia"/>
-              <w:szCs w:val="24"/>
-            </w:rPr>
-            <w:fldChar w:fldCharType="end"/>
-          </w:r>
-        </w:p>
-        <w:p>
-          <w:pPr>
-            <w:pStyle w:val="TOC2"/>
-            <w:keepNext w:val="0"/>
-            <w:keepLines w:val="0"/>
-            <w:pageBreakBefore w:val="0"/>
-            <w:widowControl w:val="0"/>
-            <w:tabs>
-              <w:tab w:val="right" w:leader="dot" w:pos="8306"/>
-            </w:tabs>
-            <w:kinsoku w:val="0"/>
-            <w:wordWrap/>
-            <w:overflowPunct/>
-            <w:autoSpaceDE w:val="0"/>
-            <w:autoSpaceDN w:val="0"/>
-            <w:bidi w:val="0"/>
-            <w:adjustRightInd w:val="0"/>
-            <w:snapToGrid w:val="0"/>
-            <w:textAlignment w:val="baseline"/>
-          </w:pPr>
-          <w:r>
-            <w:rPr>
-              <w:rFonts w:ascii="宋体" w:eastAsia="宋体" w:hAnsi="宋体" w:cs="宋体" w:hint="eastAsia"/>
-              <w:szCs w:val="24"/>
-            </w:rPr>
-            <w:fldChar w:fldCharType="begin"/>
-          </w:r>
-          <w:r>
-            <w:rPr>
-              <w:rFonts w:ascii="宋体" w:eastAsia="宋体" w:hAnsi="宋体" w:cs="宋体" w:hint="eastAsia"/>
-              <w:szCs w:val="24"/>
-            </w:rPr>
-            <w:instrText xml:space="preserve"> HYPERLINK \l _Toc19803 </w:instrText>
-          </w:r>
-          <w:r>
-            <w:rPr>
-              <w:rFonts w:ascii="宋体" w:eastAsia="宋体" w:hAnsi="宋体" w:cs="宋体" w:hint="eastAsia"/>
-              <w:szCs w:val="24"/>
-            </w:rPr>
-            <w:fldChar w:fldCharType="separate"/>
-          </w:r>
-          <w:r>
-            <w:rPr>
-              <w:rFonts w:hint="default"/>
-              <w:lang w:val="en-US" w:eastAsia="zh-CN"/>
-            </w:rPr>
-            <w:t xml:space="preserve">4.5. </w:t>
-          </w:r>
-          <w:r>
-            <w:rPr>
-              <w:rFonts w:hint="eastAsia"/>
-              <w:lang w:val="en-US" w:eastAsia="zh-CN"/>
-            </w:rPr>
-            <w:t>考核指标</w:t>
-          </w:r>
-          <w:r>
-            <w:tab/>
-          </w:r>
-          <w:r>
-            <w:fldChar w:fldCharType="begin"/>
-          </w:r>
-          <w:r>
-            <w:instrText xml:space="preserve"> PAGEREF _Toc19803 \h </w:instrText>
-          </w:r>
-          <w:r>
-            <w:fldChar w:fldCharType="separate"/>
-          </w:r>
-          <w:r>
-            <w:t>7</w:t>
-          </w:r>
-          <w:r>
-            <w:fldChar w:fldCharType="end"/>
-          </w:r>
-          <w:r>
-            <w:rPr>
-              <w:rFonts w:ascii="宋体" w:eastAsia="宋体" w:hAnsi="宋体" w:cs="宋体" w:hint="eastAsia"/>
-              <w:szCs w:val="24"/>
-            </w:rPr>
-            <w:fldChar w:fldCharType="end"/>
-          </w:r>
-        </w:p>
-        <w:p>
-          <w:pPr>
-            <w:pStyle w:val="TOC1"/>
-            <w:keepNext w:val="0"/>
-            <w:keepLines w:val="0"/>
-            <w:pageBreakBefore w:val="0"/>
-            <w:widowControl w:val="0"/>
-            <w:tabs>
-              <w:tab w:val="right" w:leader="dot" w:pos="8306"/>
-            </w:tabs>
-            <w:kinsoku w:val="0"/>
-            <w:wordWrap/>
-            <w:overflowPunct/>
-            <w:autoSpaceDE w:val="0"/>
-            <w:autoSpaceDN w:val="0"/>
-            <w:bidi w:val="0"/>
-            <w:adjustRightInd w:val="0"/>
-            <w:snapToGrid w:val="0"/>
-            <w:textAlignment w:val="baseline"/>
-          </w:pPr>
-          <w:r>
-            <w:rPr>
-              <w:rFonts w:ascii="宋体" w:eastAsia="宋体" w:hAnsi="宋体" w:cs="宋体" w:hint="eastAsia"/>
-              <w:szCs w:val="24"/>
-            </w:rPr>
-            <w:fldChar w:fldCharType="begin"/>
-          </w:r>
-          <w:r>
-            <w:rPr>
-              <w:rFonts w:ascii="宋体" w:eastAsia="宋体" w:hAnsi="宋体" w:cs="宋体" w:hint="eastAsia"/>
-              <w:szCs w:val="24"/>
-            </w:rPr>
-            <w:instrText xml:space="preserve"> HYPERLINK \l _Toc31297 </w:instrText>
-          </w:r>
-          <w:r>
-            <w:rPr>
-              <w:rFonts w:ascii="宋体" w:eastAsia="宋体" w:hAnsi="宋体" w:cs="宋体" w:hint="eastAsia"/>
-              <w:szCs w:val="24"/>
-            </w:rPr>
-            <w:fldChar w:fldCharType="separate"/>
-          </w:r>
-          <w:r>
-            <w:rPr>
-              <w:rFonts w:eastAsia="宋体" w:hint="default"/>
-              <w:lang w:val="en-US" w:eastAsia="zh-CN"/>
-            </w:rPr>
-            <w:t xml:space="preserve">5. </w:t>
-          </w:r>
-          <w:r>
-            <w:rPr>
-              <w:rFonts w:eastAsia="宋体" w:hint="eastAsia"/>
-              <w:lang w:val="en-US" w:eastAsia="zh-CN"/>
-            </w:rPr>
-            <w:t>附则</w:t>
-          </w:r>
-          <w:r>
-            <w:tab/>
-          </w:r>
-          <w:r>
-            <w:fldChar w:fldCharType="begin"/>
-          </w:r>
-          <w:r>
-            <w:instrText xml:space="preserve"> PAGEREF _Toc31297 \h </w:instrText>
-          </w:r>
-          <w:r>
-            <w:fldChar w:fldCharType="separate"/>
-          </w:r>
-          <w:r>
-            <w:t>7</w:t>
-          </w:r>
-          <w:r>
-            <w:fldChar w:fldCharType="end"/>
-          </w:r>
-          <w:r>
-            <w:rPr>
-              <w:rFonts w:ascii="宋体" w:eastAsia="宋体" w:hAnsi="宋体" w:cs="宋体" w:hint="eastAsia"/>
-              <w:szCs w:val="24"/>
-            </w:rPr>
-            <w:fldChar w:fldCharType="end"/>
-          </w:r>
-        </w:p>
-        <w:p>
-          <w:pPr>
-            <w:pStyle w:val="TOC1"/>
-            <w:keepNext w:val="0"/>
-            <w:keepLines w:val="0"/>
-            <w:pageBreakBefore w:val="0"/>
-            <w:widowControl w:val="0"/>
-            <w:tabs>
-              <w:tab w:val="right" w:leader="dot" w:pos="8306"/>
-            </w:tabs>
-            <w:kinsoku w:val="0"/>
-            <w:wordWrap/>
-            <w:overflowPunct/>
-            <w:autoSpaceDE w:val="0"/>
-            <w:autoSpaceDN w:val="0"/>
-            <w:bidi w:val="0"/>
-            <w:adjustRightInd w:val="0"/>
-            <w:snapToGrid w:val="0"/>
-            <w:textAlignment w:val="baseline"/>
-          </w:pPr>
-          <w:r>
-            <w:rPr>
-              <w:rFonts w:ascii="宋体" w:eastAsia="宋体" w:hAnsi="宋体" w:cs="宋体" w:hint="eastAsia"/>
-              <w:szCs w:val="24"/>
-            </w:rPr>
-            <w:fldChar w:fldCharType="begin"/>
-          </w:r>
-          <w:r>
-            <w:rPr>
-              <w:rFonts w:ascii="宋体" w:eastAsia="宋体" w:hAnsi="宋体" w:cs="宋体" w:hint="eastAsia"/>
-              <w:szCs w:val="24"/>
-            </w:rPr>
-            <w:instrText xml:space="preserve"> HYPERLINK \l _Toc6039 </w:instrText>
-          </w:r>
-          <w:r>
-            <w:rPr>
-              <w:rFonts w:ascii="宋体" w:eastAsia="宋体" w:hAnsi="宋体" w:cs="宋体" w:hint="eastAsia"/>
-              <w:szCs w:val="24"/>
-            </w:rPr>
-            <w:fldChar w:fldCharType="separate"/>
-          </w:r>
-          <w:r>
-            <w:rPr>
-              <w:rFonts w:hint="default"/>
-              <w:lang w:val="en-US" w:eastAsia="zh-CN"/>
-            </w:rPr>
-            <w:t xml:space="preserve">6. </w:t>
-          </w:r>
-          <w:r>
-            <w:rPr>
-              <w:rFonts w:hint="eastAsia"/>
-              <w:lang w:val="en-US" w:eastAsia="zh-CN"/>
-            </w:rPr>
-            <w:t>附件</w:t>
-          </w:r>
-          <w:r>
-            <w:tab/>
-          </w:r>
-          <w:r>
-            <w:fldChar w:fldCharType="begin"/>
-          </w:r>
-          <w:r>
-            <w:instrText xml:space="preserve"> PAGEREF _Toc6039 \h </w:instrText>
-          </w:r>
-          <w:r>
-            <w:fldChar w:fldCharType="separate"/>
-          </w:r>
-          <w:r>
-            <w:t>7</w:t>
-          </w:r>
-          <w:r>
-            <w:fldChar w:fldCharType="end"/>
-          </w:r>
-          <w:r>
-            <w:rPr>
-              <w:rFonts w:ascii="宋体" w:eastAsia="宋体" w:hAnsi="宋体" w:cs="宋体" w:hint="eastAsia"/>
-              <w:szCs w:val="24"/>
-            </w:rPr>
-            <w:fldChar w:fldCharType="end"/>
-          </w:r>
-        </w:p>
-        <w:p>
-          <w:pPr>
-            <w:pStyle w:val="TOC1"/>
-            <w:keepNext w:val="0"/>
-            <w:keepLines w:val="0"/>
-            <w:pageBreakBefore w:val="0"/>
-            <w:widowControl w:val="0"/>
-            <w:tabs>
-              <w:tab w:val="right" w:leader="dot" w:pos="8306"/>
-            </w:tabs>
-            <w:kinsoku w:val="0"/>
-            <w:wordWrap/>
-            <w:overflowPunct/>
-            <w:autoSpaceDE w:val="0"/>
-            <w:autoSpaceDN w:val="0"/>
-            <w:bidi w:val="0"/>
-            <w:adjustRightInd w:val="0"/>
-            <w:snapToGrid w:val="0"/>
-            <w:textAlignment w:val="baseline"/>
-          </w:pPr>
-          <w:r>
-            <w:rPr>
-              <w:rFonts w:ascii="宋体" w:eastAsia="宋体" w:hAnsi="宋体" w:cs="宋体" w:hint="eastAsia"/>
-              <w:szCs w:val="24"/>
-            </w:rPr>
-            <w:fldChar w:fldCharType="begin"/>
-          </w:r>
-          <w:r>
-            <w:rPr>
-              <w:rFonts w:ascii="宋体" w:eastAsia="宋体" w:hAnsi="宋体" w:cs="宋体" w:hint="eastAsia"/>
-              <w:szCs w:val="24"/>
-            </w:rPr>
-            <w:instrText xml:space="preserve"> HYPERLINK \l _Toc17520 </w:instrText>
-          </w:r>
-          <w:r>
-            <w:rPr>
-              <w:rFonts w:ascii="宋体" w:eastAsia="宋体" w:hAnsi="宋体" w:cs="宋体" w:hint="eastAsia"/>
-              <w:szCs w:val="24"/>
-            </w:rPr>
-            <w:fldChar w:fldCharType="separate"/>
-          </w:r>
-          <w:r>
-            <w:rPr>
-              <w:rFonts w:hint="default"/>
-              <w:lang w:val="en-US" w:eastAsia="zh-CN"/>
-            </w:rPr>
-            <w:t xml:space="preserve">7. </w:t>
-          </w:r>
-          <w:r>
-            <w:rPr>
-              <w:rFonts w:hint="eastAsia"/>
-              <w:lang w:val="en-US" w:eastAsia="zh-CN"/>
-            </w:rPr>
-            <w:t>记录</w:t>
-          </w:r>
-          <w:r>
-            <w:tab/>
-          </w:r>
-          <w:r>
-            <w:fldChar w:fldCharType="begin"/>
-          </w:r>
-          <w:r>
-            <w:instrText xml:space="preserve"> PAGEREF _Toc17520 \h </w:instrText>
-          </w:r>
-          <w:r>
-            <w:fldChar w:fldCharType="separate"/>
-          </w:r>
-          <w:r>
-            <w:t>7</w:t>
-          </w:r>
-          <w:r>
-            <w:fldChar w:fldCharType="end"/>
-          </w:r>
-          <w:r>
-            <w:rPr>
-              <w:rFonts w:ascii="宋体" w:eastAsia="宋体" w:hAnsi="宋体" w:cs="宋体" w:hint="eastAsia"/>
+              <w:rFonts w:hint="eastAsia" w:ascii="宋体" w:hAnsi="宋体" w:eastAsia="宋体" w:cs="宋体"/>
               <w:szCs w:val="24"/>
             </w:rPr>
             <w:fldChar w:fldCharType="end"/>
@@ -3952,7 +3089,7 @@
             <w:snapToGrid w:val="0"/>
             <w:textAlignment w:val="baseline"/>
             <w:rPr>
-              <w:rFonts w:ascii="宋体" w:eastAsia="宋体" w:hAnsi="宋体" w:cs="宋体" w:hint="eastAsia"/>
+              <w:rFonts w:hint="eastAsia" w:ascii="宋体" w:hAnsi="宋体" w:eastAsia="宋体" w:cs="宋体"/>
               <w:snapToGrid w:val="0"/>
               <w:color w:val="000000"/>
               <w:kern w:val="0"/>
@@ -3963,7 +3100,7 @@
           </w:pPr>
           <w:r>
             <w:rPr>
-              <w:rFonts w:ascii="宋体" w:eastAsia="宋体" w:hAnsi="宋体" w:cs="宋体" w:hint="eastAsia"/>
+              <w:rFonts w:hint="eastAsia" w:ascii="宋体" w:hAnsi="宋体" w:eastAsia="宋体" w:cs="宋体"/>
               <w:szCs w:val="24"/>
             </w:rPr>
             <w:fldChar w:fldCharType="end"/>
@@ -3987,7 +3124,7 @@
         <w:snapToGrid w:val="0"/>
         <w:textAlignment w:val="baseline"/>
         <w:rPr>
-          <w:rFonts w:ascii="Arial" w:eastAsia="Arial" w:hAnsi="Arial" w:cs="Arial"/>
+          <w:rFonts w:ascii="Arial" w:hAnsi="Arial" w:eastAsia="Arial" w:cs="Arial"/>
           <w:snapToGrid w:val="0"/>
           <w:color w:val="000000"/>
           <w:kern w:val="0"/>
@@ -3998,7 +3135,7 @@
       </w:pPr>
       <w:r>
         <w:rPr>
-          <w:rFonts w:ascii="Arial" w:eastAsia="Arial" w:hAnsi="Arial" w:cs="Arial"/>
+          <w:rFonts w:ascii="Arial" w:hAnsi="Arial" w:eastAsia="Arial" w:cs="Arial"/>
           <w:snapToGrid w:val="0"/>
           <w:color w:val="000000"/>
           <w:kern w:val="0"/>
@@ -4011,13 +3148,14 @@
     </w:p>
     <w:p>
       <w:pPr>
-        <w:pStyle w:val="1"/>
+        <w:pStyle w:val="28"/>
         <w:bidi w:val="0"/>
         <w:rPr>
           <w:rFonts w:hint="default"/>
           <w:lang w:val="en-US" w:eastAsia="zh-CN"/>
         </w:rPr>
       </w:pPr>
+      <w:bookmarkStart w:id="2" w:name="_Toc1842"/>
       <w:r>
         <w:rPr>
           <w:rFonts w:hint="default"/>
@@ -4025,10 +3163,11 @@
         </w:rPr>
         <w:t>目的</w:t>
       </w:r>
+      <w:bookmarkEnd w:id="2"/>
     </w:p>
     <w:p>
       <w:pPr>
-        <w:pStyle w:val="a1"/>
+        <w:pStyle w:val="29"/>
         <w:keepNext w:val="0"/>
         <w:keepLines w:val="0"/>
         <w:pageBreakBefore w:val="0"/>
@@ -4057,13 +3196,14 @@
     </w:p>
     <w:p>
       <w:pPr>
-        <w:pStyle w:val="1"/>
+        <w:pStyle w:val="28"/>
         <w:bidi w:val="0"/>
         <w:rPr>
           <w:rFonts w:hint="default"/>
           <w:lang w:val="en-US" w:eastAsia="zh-CN"/>
         </w:rPr>
       </w:pPr>
+      <w:bookmarkStart w:id="3" w:name="_Toc8574"/>
       <w:r>
         <w:rPr>
           <w:rFonts w:hint="default"/>
@@ -4071,10 +3211,11 @@
         </w:rPr>
         <w:t>适用范围</w:t>
       </w:r>
+      <w:bookmarkEnd w:id="3"/>
     </w:p>
     <w:p>
       <w:pPr>
-        <w:pStyle w:val="a1"/>
+        <w:pStyle w:val="29"/>
         <w:keepNext w:val="0"/>
         <w:keepLines w:val="0"/>
         <w:pageBreakBefore w:val="0"/>
@@ -4103,13 +3244,14 @@
     </w:p>
     <w:p>
       <w:pPr>
-        <w:pStyle w:val="1"/>
+        <w:pStyle w:val="28"/>
         <w:bidi w:val="0"/>
         <w:rPr>
           <w:rFonts w:hint="default"/>
           <w:lang w:val="en-US" w:eastAsia="zh-CN"/>
         </w:rPr>
       </w:pPr>
+      <w:bookmarkStart w:id="4" w:name="_Toc25815"/>
       <w:r>
         <w:rPr>
           <w:rFonts w:hint="default"/>
@@ -4117,10 +3259,11 @@
         </w:rPr>
         <w:t>知识分类与内容</w:t>
       </w:r>
+      <w:bookmarkEnd w:id="4"/>
     </w:p>
     <w:p>
       <w:pPr>
-        <w:pStyle w:val="a1"/>
+        <w:pStyle w:val="29"/>
         <w:keepNext w:val="0"/>
         <w:keepLines w:val="0"/>
         <w:pageBreakBefore w:val="0"/>
@@ -4146,8 +3289,6 @@
         </w:rPr>
         <w:t>服务知识</w:t>
       </w:r>
-      <w:bookmarkStart w:id="2" w:name="_GoBack"/>
-      <w:bookmarkEnd w:id="2"/>
       <w:r>
         <w:rPr>
           <w:rFonts w:hint="default"/>
@@ -4158,7 +3299,7 @@
     </w:p>
     <w:p>
       <w:pPr>
-        <w:pStyle w:val="a1"/>
+        <w:pStyle w:val="29"/>
         <w:keepNext w:val="0"/>
         <w:keepLines w:val="0"/>
         <w:pageBreakBefore w:val="0"/>
@@ -4187,7 +3328,7 @@
     </w:p>
     <w:p>
       <w:pPr>
-        <w:pStyle w:val="a1"/>
+        <w:pStyle w:val="29"/>
         <w:keepNext w:val="0"/>
         <w:keepLines w:val="0"/>
         <w:pageBreakBefore w:val="0"/>
@@ -4216,7 +3357,7 @@
     </w:p>
     <w:p>
       <w:pPr>
-        <w:pStyle w:val="a1"/>
+        <w:pStyle w:val="29"/>
         <w:keepNext w:val="0"/>
         <w:keepLines w:val="0"/>
         <w:pageBreakBefore w:val="0"/>
@@ -4245,7 +3386,7 @@
     </w:p>
     <w:p>
       <w:pPr>
-        <w:pStyle w:val="a1"/>
+        <w:pStyle w:val="29"/>
         <w:keepNext w:val="0"/>
         <w:keepLines w:val="0"/>
         <w:pageBreakBefore w:val="0"/>
@@ -4274,13 +3415,14 @@
     </w:p>
     <w:p>
       <w:pPr>
-        <w:pStyle w:val="1"/>
+        <w:pStyle w:val="28"/>
         <w:bidi w:val="0"/>
         <w:rPr>
           <w:rFonts w:hint="default"/>
           <w:lang w:val="en-US" w:eastAsia="zh-CN"/>
         </w:rPr>
       </w:pPr>
+      <w:bookmarkStart w:id="5" w:name="_Toc4163"/>
       <w:r>
         <w:rPr>
           <w:rFonts w:hint="default"/>
@@ -4288,16 +3430,18 @@
         </w:rPr>
         <w:t>管理职责</w:t>
       </w:r>
+      <w:bookmarkEnd w:id="5"/>
     </w:p>
     <w:p>
       <w:pPr>
-        <w:pStyle w:val="2"/>
+        <w:pStyle w:val="30"/>
         <w:bidi w:val="0"/>
         <w:rPr>
           <w:rFonts w:hint="default"/>
           <w:lang w:val="en-US" w:eastAsia="zh-CN"/>
         </w:rPr>
       </w:pPr>
+      <w:bookmarkStart w:id="6" w:name="_Toc26887"/>
       <w:r>
         <w:rPr>
           <w:rFonts w:hint="eastAsia"/>
@@ -4305,10 +3449,11 @@
         </w:rPr>
         <w:t>服务知识专员</w:t>
       </w:r>
+      <w:bookmarkEnd w:id="6"/>
     </w:p>
     <w:p>
       <w:pPr>
-        <w:pStyle w:val="a1"/>
+        <w:pStyle w:val="29"/>
         <w:keepNext w:val="0"/>
         <w:keepLines w:val="0"/>
         <w:pageBreakBefore w:val="0"/>
@@ -4351,7 +3496,7 @@
     </w:p>
     <w:p>
       <w:pPr>
-        <w:pStyle w:val="a1"/>
+        <w:pStyle w:val="29"/>
         <w:keepNext w:val="0"/>
         <w:keepLines w:val="0"/>
         <w:pageBreakBefore w:val="0"/>
@@ -4380,7 +3525,7 @@
     </w:p>
     <w:p>
       <w:pPr>
-        <w:pStyle w:val="a1"/>
+        <w:pStyle w:val="29"/>
         <w:keepNext w:val="0"/>
         <w:keepLines w:val="0"/>
         <w:pageBreakBefore w:val="0"/>
@@ -4409,7 +3554,7 @@
     </w:p>
     <w:p>
       <w:pPr>
-        <w:pStyle w:val="a1"/>
+        <w:pStyle w:val="29"/>
         <w:keepNext w:val="0"/>
         <w:keepLines w:val="0"/>
         <w:pageBreakBefore w:val="0"/>
@@ -4438,13 +3583,14 @@
     </w:p>
     <w:p>
       <w:pPr>
-        <w:pStyle w:val="2"/>
+        <w:pStyle w:val="30"/>
         <w:bidi w:val="0"/>
         <w:rPr>
           <w:rFonts w:hint="default"/>
           <w:lang w:val="en-US" w:eastAsia="zh-CN"/>
         </w:rPr>
       </w:pPr>
+      <w:bookmarkStart w:id="7" w:name="_Toc23380"/>
       <w:r>
         <w:rPr>
           <w:rFonts w:hint="default"/>
@@ -4452,10 +3598,11 @@
         </w:rPr>
         <w:t>各部门/员工</w:t>
       </w:r>
+      <w:bookmarkEnd w:id="7"/>
     </w:p>
     <w:p>
       <w:pPr>
-        <w:pStyle w:val="a1"/>
+        <w:pStyle w:val="29"/>
         <w:keepNext w:val="0"/>
         <w:keepLines w:val="0"/>
         <w:pageBreakBefore w:val="0"/>
@@ -4484,7 +3631,7 @@
     </w:p>
     <w:p>
       <w:pPr>
-        <w:pStyle w:val="a1"/>
+        <w:pStyle w:val="29"/>
         <w:keepNext w:val="0"/>
         <w:keepLines w:val="0"/>
         <w:pageBreakBefore w:val="0"/>
@@ -4513,7 +3660,7 @@
     </w:p>
     <w:p>
       <w:pPr>
-        <w:pStyle w:val="a1"/>
+        <w:pStyle w:val="29"/>
         <w:keepNext w:val="0"/>
         <w:keepLines w:val="0"/>
         <w:pageBreakBefore w:val="0"/>
@@ -4542,7 +3689,7 @@
     </w:p>
     <w:p>
       <w:pPr>
-        <w:pStyle w:val="a1"/>
+        <w:pStyle w:val="29"/>
         <w:keepNext w:val="0"/>
         <w:keepLines w:val="0"/>
         <w:pageBreakBefore w:val="0"/>
@@ -4571,13 +3718,14 @@
     </w:p>
     <w:p>
       <w:pPr>
-        <w:pStyle w:val="1"/>
+        <w:pStyle w:val="28"/>
         <w:bidi w:val="0"/>
         <w:rPr>
           <w:rFonts w:hint="default"/>
           <w:lang w:val="en-US" w:eastAsia="zh-CN"/>
         </w:rPr>
       </w:pPr>
+      <w:bookmarkStart w:id="8" w:name="_Toc9618"/>
       <w:r>
         <w:rPr>
           <w:rFonts w:hint="default"/>
@@ -4585,16 +3733,18 @@
         </w:rPr>
         <w:t>知识管理流程</w:t>
       </w:r>
+      <w:bookmarkEnd w:id="8"/>
     </w:p>
     <w:p>
       <w:pPr>
-        <w:pStyle w:val="2"/>
+        <w:pStyle w:val="30"/>
         <w:bidi w:val="0"/>
         <w:rPr>
           <w:rFonts w:hint="default"/>
           <w:lang w:val="en-US" w:eastAsia="zh-CN"/>
         </w:rPr>
       </w:pPr>
+      <w:bookmarkStart w:id="9" w:name="_Toc24217"/>
       <w:r>
         <w:rPr>
           <w:rFonts w:hint="default"/>
@@ -4602,10 +3752,11 @@
         </w:rPr>
         <w:t>知识提交与发布</w:t>
       </w:r>
+      <w:bookmarkEnd w:id="9"/>
     </w:p>
     <w:p>
       <w:pPr>
-        <w:pStyle w:val="a1"/>
+        <w:pStyle w:val="29"/>
         <w:keepNext w:val="0"/>
         <w:keepLines w:val="0"/>
         <w:pageBreakBefore w:val="0"/>
@@ -4634,7 +3785,7 @@
     </w:p>
     <w:p>
       <w:pPr>
-        <w:pStyle w:val="a1"/>
+        <w:pStyle w:val="29"/>
         <w:keepNext w:val="0"/>
         <w:keepLines w:val="0"/>
         <w:pageBreakBefore w:val="0"/>
@@ -4663,7 +3814,7 @@
     </w:p>
     <w:p>
       <w:pPr>
-        <w:pStyle w:val="a1"/>
+        <w:pStyle w:val="29"/>
         <w:keepNext w:val="0"/>
         <w:keepLines w:val="0"/>
         <w:pageBreakBefore w:val="0"/>
@@ -4699,7 +3850,7 @@
     </w:p>
     <w:p>
       <w:pPr>
-        <w:pStyle w:val="a1"/>
+        <w:pStyle w:val="29"/>
         <w:keepNext w:val="0"/>
         <w:keepLines w:val="0"/>
         <w:pageBreakBefore w:val="0"/>
@@ -4728,13 +3879,14 @@
     </w:p>
     <w:p>
       <w:pPr>
-        <w:pStyle w:val="2"/>
+        <w:pStyle w:val="30"/>
         <w:bidi w:val="0"/>
         <w:rPr>
           <w:rFonts w:hint="default"/>
           <w:lang w:val="en-US" w:eastAsia="zh-CN"/>
         </w:rPr>
       </w:pPr>
+      <w:bookmarkStart w:id="10" w:name="_Toc15025"/>
       <w:r>
         <w:rPr>
           <w:rFonts w:hint="default"/>
@@ -4742,10 +3894,11 @@
         </w:rPr>
         <w:t>知识更新与修订</w:t>
       </w:r>
+      <w:bookmarkEnd w:id="10"/>
     </w:p>
     <w:p>
       <w:pPr>
-        <w:pStyle w:val="a1"/>
+        <w:pStyle w:val="29"/>
         <w:keepNext w:val="0"/>
         <w:keepLines w:val="0"/>
         <w:pageBreakBefore w:val="0"/>
@@ -4774,7 +3927,7 @@
     </w:p>
     <w:p>
       <w:pPr>
-        <w:pStyle w:val="a1"/>
+        <w:pStyle w:val="29"/>
         <w:keepNext w:val="0"/>
         <w:keepLines w:val="0"/>
         <w:pageBreakBefore w:val="0"/>
@@ -4817,7 +3970,7 @@
     </w:p>
     <w:p>
       <w:pPr>
-        <w:pStyle w:val="a1"/>
+        <w:pStyle w:val="29"/>
         <w:keepNext w:val="0"/>
         <w:keepLines w:val="0"/>
         <w:pageBreakBefore w:val="0"/>
@@ -4846,13 +3999,14 @@
     </w:p>
     <w:p>
       <w:pPr>
-        <w:pStyle w:val="2"/>
+        <w:pStyle w:val="30"/>
         <w:bidi w:val="0"/>
         <w:rPr>
           <w:rFonts w:hint="default"/>
           <w:lang w:val="en-US" w:eastAsia="zh-CN"/>
         </w:rPr>
       </w:pPr>
+      <w:bookmarkStart w:id="11" w:name="_Toc26001"/>
       <w:r>
         <w:rPr>
           <w:rFonts w:hint="default"/>
@@ -4860,10 +4014,11 @@
         </w:rPr>
         <w:t>知识归档与删除</w:t>
       </w:r>
+      <w:bookmarkEnd w:id="11"/>
     </w:p>
     <w:p>
       <w:pPr>
-        <w:pStyle w:val="a1"/>
+        <w:pStyle w:val="29"/>
         <w:keepNext w:val="0"/>
         <w:keepLines w:val="0"/>
         <w:pageBreakBefore w:val="0"/>
@@ -4892,7 +4047,7 @@
     </w:p>
     <w:p>
       <w:pPr>
-        <w:pStyle w:val="a1"/>
+        <w:pStyle w:val="29"/>
         <w:keepNext w:val="0"/>
         <w:keepLines w:val="0"/>
         <w:pageBreakBefore w:val="0"/>
@@ -4935,7 +4090,7 @@
     </w:p>
     <w:p>
       <w:pPr>
-        <w:pStyle w:val="a1"/>
+        <w:pStyle w:val="29"/>
         <w:keepNext w:val="0"/>
         <w:keepLines w:val="0"/>
         <w:pageBreakBefore w:val="0"/>
@@ -4964,13 +4119,14 @@
     </w:p>
     <w:p>
       <w:pPr>
-        <w:pStyle w:val="1"/>
+        <w:pStyle w:val="28"/>
         <w:bidi w:val="0"/>
         <w:rPr>
           <w:rFonts w:hint="default"/>
           <w:lang w:val="en-US" w:eastAsia="zh-CN"/>
         </w:rPr>
       </w:pPr>
+      <w:bookmarkStart w:id="12" w:name="_Toc26985"/>
       <w:r>
         <w:rPr>
           <w:rFonts w:hint="default"/>
@@ -4978,10 +4134,11 @@
         </w:rPr>
         <w:t>权限与安全</w:t>
       </w:r>
+      <w:bookmarkEnd w:id="12"/>
     </w:p>
     <w:p>
       <w:pPr>
-        <w:pStyle w:val="a1"/>
+        <w:pStyle w:val="29"/>
         <w:keepNext w:val="0"/>
         <w:keepLines w:val="0"/>
         <w:pageBreakBefore w:val="0"/>
@@ -5002,15 +4159,22 @@
       </w:pPr>
       <w:r>
         <w:rPr>
-          <w:rFonts w:hint="default"/>
-          <w:lang w:val="en-US" w:eastAsia="zh-CN"/>
-        </w:rPr>
-        <w:t>知识库向全员开放查阅权限；</w:t>
+          <w:rFonts w:hint="eastAsia"/>
+          <w:lang w:val="en-US" w:eastAsia="zh-CN"/>
+        </w:rPr>
+        <w:t>服务知识</w:t>
+      </w:r>
+      <w:r>
+        <w:rPr>
+          <w:rFonts w:hint="default"/>
+          <w:lang w:val="en-US" w:eastAsia="zh-CN"/>
+        </w:rPr>
+        <w:t>向全员开放查阅权限；</w:t>
       </w:r>
     </w:p>
     <w:p>
       <w:pPr>
-        <w:pStyle w:val="a1"/>
+        <w:pStyle w:val="29"/>
         <w:keepNext w:val="0"/>
         <w:keepLines w:val="0"/>
         <w:pageBreakBefore w:val="0"/>
@@ -5039,7 +4203,7 @@
     </w:p>
     <w:p>
       <w:pPr>
-        <w:pStyle w:val="a1"/>
+        <w:pStyle w:val="29"/>
         <w:keepNext w:val="0"/>
         <w:keepLines w:val="0"/>
         <w:pageBreakBefore w:val="0"/>
@@ -5068,7 +4232,7 @@
     </w:p>
     <w:p>
       <w:pPr>
-        <w:pStyle w:val="a1"/>
+        <w:pStyle w:val="29"/>
         <w:keepNext w:val="0"/>
         <w:keepLines w:val="0"/>
         <w:pageBreakBefore w:val="0"/>
@@ -5104,13 +4268,14 @@
     </w:p>
     <w:p>
       <w:pPr>
-        <w:pStyle w:val="1"/>
+        <w:pStyle w:val="28"/>
         <w:bidi w:val="0"/>
         <w:rPr>
           <w:rFonts w:hint="default"/>
           <w:lang w:val="en-US" w:eastAsia="zh-CN"/>
         </w:rPr>
       </w:pPr>
+      <w:bookmarkStart w:id="13" w:name="_Toc19111"/>
       <w:r>
         <w:rPr>
           <w:rFonts w:hint="eastAsia"/>
@@ -5118,21 +4283,23 @@
         </w:rPr>
         <w:t>考核指标</w:t>
       </w:r>
+      <w:bookmarkEnd w:id="13"/>
     </w:p>
     <w:tbl>
       <w:tblPr>
-        <w:tblStyle w:val="TableNormal"/>
+        <w:tblStyle w:val="20"/>
         <w:tblW w:w="8504" w:type="dxa"/>
         <w:tblInd w:w="96" w:type="dxa"/>
         <w:tblBorders>
-          <w:top w:val="nil"/>
-          <w:left w:val="nil"/>
-          <w:bottom w:val="nil"/>
-          <w:right w:val="nil"/>
-          <w:insideH w:val="nil"/>
-          <w:insideV w:val="nil"/>
+          <w:top w:val="none" w:color="auto" w:sz="0" w:space="0"/>
+          <w:left w:val="none" w:color="auto" w:sz="0" w:space="0"/>
+          <w:bottom w:val="none" w:color="auto" w:sz="0" w:space="0"/>
+          <w:right w:val="none" w:color="auto" w:sz="0" w:space="0"/>
+          <w:insideH w:val="none" w:color="auto" w:sz="0" w:space="0"/>
+          <w:insideV w:val="none" w:color="auto" w:sz="0" w:space="0"/>
         </w:tblBorders>
         <w:shd w:val="clear" w:color="auto" w:fill="auto"/>
+        <w:tblLayout w:type="autofit"/>
         <w:tblCellMar>
           <w:top w:w="0" w:type="dxa"/>
           <w:left w:w="108" w:type="dxa"/>
@@ -5148,15 +4315,13 @@
       </w:tblGrid>
       <w:tr>
         <w:tblPrEx>
-          <w:tblW w:w="8504" w:type="dxa"/>
-          <w:tblInd w:w="96" w:type="dxa"/>
           <w:tblBorders>
-            <w:top w:val="nil"/>
-            <w:left w:val="nil"/>
-            <w:bottom w:val="nil"/>
-            <w:right w:val="nil"/>
-            <w:insideH w:val="nil"/>
-            <w:insideV w:val="nil"/>
+            <w:top w:val="none" w:color="auto" w:sz="0" w:space="0"/>
+            <w:left w:val="none" w:color="auto" w:sz="0" w:space="0"/>
+            <w:bottom w:val="none" w:color="auto" w:sz="0" w:space="0"/>
+            <w:right w:val="none" w:color="auto" w:sz="0" w:space="0"/>
+            <w:insideH w:val="none" w:color="auto" w:sz="0" w:space="0"/>
+            <w:insideV w:val="none" w:color="auto" w:sz="0" w:space="0"/>
           </w:tblBorders>
           <w:shd w:val="clear" w:color="auto" w:fill="auto"/>
           <w:tblCellMar>
@@ -5167,16 +4332,16 @@
           </w:tblCellMar>
         </w:tblPrEx>
         <w:trPr>
-          <w:trHeight w:val="493"/>
+          <w:trHeight w:val="493" w:hRule="atLeast"/>
         </w:trPr>
         <w:tc>
           <w:tcPr>
             <w:tcW w:w="1615" w:type="dxa"/>
             <w:tcBorders>
-              <w:top w:val="single" w:sz="4" w:space="0" w:color="000000"/>
-              <w:left w:val="single" w:sz="4" w:space="0" w:color="000000"/>
-              <w:bottom w:val="single" w:sz="4" w:space="0" w:color="000000"/>
-              <w:right w:val="single" w:sz="4" w:space="0" w:color="000000"/>
+              <w:top w:val="single" w:color="000000" w:sz="4" w:space="0"/>
+              <w:left w:val="single" w:color="000000" w:sz="4" w:space="0"/>
+              <w:bottom w:val="single" w:color="000000" w:sz="4" w:space="0"/>
+              <w:right w:val="single" w:color="000000" w:sz="4" w:space="0"/>
             </w:tcBorders>
             <w:shd w:val="clear" w:color="auto" w:fill="C0C0C0"/>
             <w:vAlign w:val="center"/>
@@ -5190,7 +4355,7 @@
               <w:jc w:val="center"/>
               <w:textAlignment w:val="center"/>
               <w:rPr>
-                <w:rFonts w:ascii="楷体_GB2312" w:eastAsia="楷体_GB2312" w:hAnsi="宋体" w:cs="楷体_GB2312"/>
+                <w:rFonts w:ascii="楷体_GB2312" w:hAnsi="宋体" w:eastAsia="楷体_GB2312" w:cs="楷体_GB2312"/>
                 <w:b/>
                 <w:bCs/>
                 <w:i w:val="0"/>
@@ -5203,7 +4368,7 @@
             </w:pPr>
             <w:r>
               <w:rPr>
-                <w:rFonts w:ascii="楷体_GB2312" w:eastAsia="楷体_GB2312" w:hAnsi="宋体" w:cs="楷体_GB2312" w:hint="default"/>
+                <w:rFonts w:hint="default" w:ascii="楷体_GB2312" w:hAnsi="宋体" w:eastAsia="楷体_GB2312" w:cs="楷体_GB2312"/>
                 <w:b/>
                 <w:bCs/>
                 <w:i w:val="0"/>
@@ -5224,10 +4389,10 @@
           <w:tcPr>
             <w:tcW w:w="1272" w:type="dxa"/>
             <w:tcBorders>
-              <w:top w:val="single" w:sz="4" w:space="0" w:color="000000"/>
-              <w:left w:val="single" w:sz="4" w:space="0" w:color="000000"/>
-              <w:bottom w:val="single" w:sz="4" w:space="0" w:color="000000"/>
-              <w:right w:val="single" w:sz="4" w:space="0" w:color="000000"/>
+              <w:top w:val="single" w:color="000000" w:sz="4" w:space="0"/>
+              <w:left w:val="single" w:color="000000" w:sz="4" w:space="0"/>
+              <w:bottom w:val="single" w:color="000000" w:sz="4" w:space="0"/>
+              <w:right w:val="single" w:color="000000" w:sz="4" w:space="0"/>
             </w:tcBorders>
             <w:shd w:val="clear" w:color="auto" w:fill="C0C0C0"/>
             <w:vAlign w:val="center"/>
@@ -5241,7 +4406,7 @@
               <w:jc w:val="center"/>
               <w:textAlignment w:val="center"/>
               <w:rPr>
-                <w:rFonts w:ascii="楷体_GB2312" w:eastAsia="楷体_GB2312" w:hAnsi="宋体" w:cs="楷体_GB2312" w:hint="default"/>
+                <w:rFonts w:hint="default" w:ascii="楷体_GB2312" w:hAnsi="宋体" w:eastAsia="楷体_GB2312" w:cs="楷体_GB2312"/>
                 <w:b/>
                 <w:bCs/>
                 <w:i w:val="0"/>
@@ -5254,7 +4419,7 @@
             </w:pPr>
             <w:r>
               <w:rPr>
-                <w:rFonts w:ascii="楷体_GB2312" w:eastAsia="楷体_GB2312" w:hAnsi="宋体" w:cs="楷体_GB2312" w:hint="default"/>
+                <w:rFonts w:hint="default" w:ascii="楷体_GB2312" w:hAnsi="宋体" w:eastAsia="楷体_GB2312" w:cs="楷体_GB2312"/>
                 <w:b/>
                 <w:bCs/>
                 <w:i w:val="0"/>
@@ -5275,10 +4440,10 @@
           <w:tcPr>
             <w:tcW w:w="4691" w:type="dxa"/>
             <w:tcBorders>
-              <w:top w:val="single" w:sz="4" w:space="0" w:color="000000"/>
-              <w:left w:val="single" w:sz="4" w:space="0" w:color="000000"/>
-              <w:bottom w:val="single" w:sz="4" w:space="0" w:color="000000"/>
-              <w:right w:val="single" w:sz="4" w:space="0" w:color="000000"/>
+              <w:top w:val="single" w:color="000000" w:sz="4" w:space="0"/>
+              <w:left w:val="single" w:color="000000" w:sz="4" w:space="0"/>
+              <w:bottom w:val="single" w:color="000000" w:sz="4" w:space="0"/>
+              <w:right w:val="single" w:color="000000" w:sz="4" w:space="0"/>
             </w:tcBorders>
             <w:shd w:val="clear" w:color="auto" w:fill="C0C0C0"/>
             <w:vAlign w:val="center"/>
@@ -5292,7 +4457,7 @@
               <w:jc w:val="center"/>
               <w:textAlignment w:val="center"/>
               <w:rPr>
-                <w:rFonts w:ascii="楷体_GB2312" w:eastAsia="楷体_GB2312" w:hAnsi="宋体" w:cs="楷体_GB2312" w:hint="default"/>
+                <w:rFonts w:hint="default" w:ascii="楷体_GB2312" w:hAnsi="宋体" w:eastAsia="楷体_GB2312" w:cs="楷体_GB2312"/>
                 <w:b/>
                 <w:bCs/>
                 <w:i w:val="0"/>
@@ -5305,7 +4470,7 @@
             </w:pPr>
             <w:r>
               <w:rPr>
-                <w:rFonts w:ascii="楷体_GB2312" w:eastAsia="楷体_GB2312" w:hAnsi="宋体" w:cs="楷体_GB2312" w:hint="default"/>
+                <w:rFonts w:hint="default" w:ascii="楷体_GB2312" w:hAnsi="宋体" w:eastAsia="楷体_GB2312" w:cs="楷体_GB2312"/>
                 <w:b/>
                 <w:bCs/>
                 <w:i w:val="0"/>
@@ -5326,10 +4491,10 @@
           <w:tcPr>
             <w:tcW w:w="926" w:type="dxa"/>
             <w:tcBorders>
-              <w:top w:val="single" w:sz="4" w:space="0" w:color="000000"/>
-              <w:left w:val="single" w:sz="4" w:space="0" w:color="000000"/>
-              <w:bottom w:val="single" w:sz="4" w:space="0" w:color="000000"/>
-              <w:right w:val="single" w:sz="4" w:space="0" w:color="000000"/>
+              <w:top w:val="single" w:color="000000" w:sz="4" w:space="0"/>
+              <w:left w:val="single" w:color="000000" w:sz="4" w:space="0"/>
+              <w:bottom w:val="single" w:color="000000" w:sz="4" w:space="0"/>
+              <w:right w:val="single" w:color="000000" w:sz="4" w:space="0"/>
             </w:tcBorders>
             <w:shd w:val="clear" w:color="auto" w:fill="C0C0C0"/>
             <w:vAlign w:val="center"/>
@@ -5343,7 +4508,7 @@
               <w:jc w:val="center"/>
               <w:textAlignment w:val="center"/>
               <w:rPr>
-                <w:rFonts w:ascii="楷体_GB2312" w:eastAsia="楷体_GB2312" w:hAnsi="宋体" w:cs="楷体_GB2312" w:hint="default"/>
+                <w:rFonts w:hint="default" w:ascii="楷体_GB2312" w:hAnsi="宋体" w:eastAsia="楷体_GB2312" w:cs="楷体_GB2312"/>
                 <w:b/>
                 <w:bCs/>
                 <w:i w:val="0"/>
@@ -5356,7 +4521,7 @@
             </w:pPr>
             <w:r>
               <w:rPr>
-                <w:rFonts w:ascii="楷体_GB2312" w:eastAsia="楷体_GB2312" w:hAnsi="宋体" w:cs="楷体_GB2312" w:hint="default"/>
+                <w:rFonts w:hint="default" w:ascii="楷体_GB2312" w:hAnsi="宋体" w:eastAsia="楷体_GB2312" w:cs="楷体_GB2312"/>
                 <w:b/>
                 <w:bCs/>
                 <w:i w:val="0"/>
@@ -5376,8 +4541,14 @@
       </w:tr>
       <w:tr>
         <w:tblPrEx>
-          <w:tblW w:w="8504" w:type="dxa"/>
-          <w:tblInd w:w="96" w:type="dxa"/>
+          <w:tblBorders>
+            <w:top w:val="none" w:color="auto" w:sz="0" w:space="0"/>
+            <w:left w:val="none" w:color="auto" w:sz="0" w:space="0"/>
+            <w:bottom w:val="none" w:color="auto" w:sz="0" w:space="0"/>
+            <w:right w:val="none" w:color="auto" w:sz="0" w:space="0"/>
+            <w:insideH w:val="none" w:color="auto" w:sz="0" w:space="0"/>
+            <w:insideV w:val="none" w:color="auto" w:sz="0" w:space="0"/>
+          </w:tblBorders>
           <w:shd w:val="clear" w:color="auto" w:fill="auto"/>
           <w:tblCellMar>
             <w:top w:w="0" w:type="dxa"/>
@@ -5387,16 +4558,16 @@
           </w:tblCellMar>
         </w:tblPrEx>
         <w:trPr>
-          <w:trHeight w:val="493"/>
+          <w:trHeight w:val="493" w:hRule="atLeast"/>
         </w:trPr>
         <w:tc>
           <w:tcPr>
             <w:tcW w:w="1615" w:type="dxa"/>
             <w:tcBorders>
-              <w:top w:val="single" w:sz="4" w:space="0" w:color="000000"/>
-              <w:left w:val="single" w:sz="4" w:space="0" w:color="000000"/>
-              <w:bottom w:val="single" w:sz="4" w:space="0" w:color="000000"/>
-              <w:right w:val="single" w:sz="4" w:space="0" w:color="000000"/>
+              <w:top w:val="single" w:color="000000" w:sz="4" w:space="0"/>
+              <w:left w:val="single" w:color="000000" w:sz="4" w:space="0"/>
+              <w:bottom w:val="single" w:color="000000" w:sz="4" w:space="0"/>
+              <w:right w:val="single" w:color="000000" w:sz="4" w:space="0"/>
             </w:tcBorders>
             <w:shd w:val="clear" w:color="auto" w:fill="auto"/>
             <w:vAlign w:val="center"/>
@@ -5410,7 +4581,7 @@
               <w:jc w:val="left"/>
               <w:textAlignment w:val="center"/>
               <w:rPr>
-                <w:rFonts w:ascii="楷体_GB2312" w:eastAsia="楷体_GB2312" w:hAnsi="宋体" w:cs="楷体_GB2312" w:hint="default"/>
+                <w:rFonts w:hint="default" w:ascii="楷体_GB2312" w:hAnsi="宋体" w:eastAsia="楷体_GB2312" w:cs="楷体_GB2312"/>
                 <w:b/>
                 <w:bCs/>
                 <w:i w:val="0"/>
@@ -5426,7 +4597,7 @@
             </w:pPr>
             <w:r>
               <w:rPr>
-                <w:rFonts w:ascii="宋体" w:eastAsia="宋体" w:hAnsi="宋体" w:cs="宋体" w:hint="eastAsia"/>
+                <w:rFonts w:hint="eastAsia" w:ascii="宋体" w:hAnsi="宋体" w:eastAsia="宋体" w:cs="宋体"/>
                 <w:i w:val="0"/>
                 <w:iCs w:val="0"/>
                 <w:snapToGrid w:val="0"/>
@@ -5445,10 +4616,10 @@
           <w:tcPr>
             <w:tcW w:w="1272" w:type="dxa"/>
             <w:tcBorders>
-              <w:top w:val="single" w:sz="4" w:space="0" w:color="000000"/>
-              <w:left w:val="single" w:sz="4" w:space="0" w:color="000000"/>
-              <w:bottom w:val="single" w:sz="4" w:space="0" w:color="000000"/>
-              <w:right w:val="single" w:sz="4" w:space="0" w:color="000000"/>
+              <w:top w:val="single" w:color="000000" w:sz="4" w:space="0"/>
+              <w:left w:val="single" w:color="000000" w:sz="4" w:space="0"/>
+              <w:bottom w:val="single" w:color="000000" w:sz="4" w:space="0"/>
+              <w:right w:val="single" w:color="000000" w:sz="4" w:space="0"/>
             </w:tcBorders>
             <w:shd w:val="clear" w:color="auto" w:fill="auto"/>
             <w:vAlign w:val="center"/>
@@ -5462,7 +4633,7 @@
               <w:jc w:val="left"/>
               <w:textAlignment w:val="center"/>
               <w:rPr>
-                <w:rFonts w:ascii="楷体_GB2312" w:eastAsia="楷体_GB2312" w:hAnsi="宋体" w:cs="楷体_GB2312" w:hint="default"/>
+                <w:rFonts w:hint="default" w:ascii="楷体_GB2312" w:hAnsi="宋体" w:eastAsia="楷体_GB2312" w:cs="楷体_GB2312"/>
                 <w:b/>
                 <w:bCs/>
                 <w:i w:val="0"/>
@@ -5478,7 +4649,7 @@
             </w:pPr>
             <w:r>
               <w:rPr>
-                <w:rFonts w:ascii="宋体" w:eastAsia="宋体" w:hAnsi="宋体" w:cs="宋体" w:hint="eastAsia"/>
+                <w:rFonts w:hint="eastAsia" w:ascii="宋体" w:hAnsi="宋体" w:eastAsia="宋体" w:cs="宋体"/>
                 <w:i w:val="0"/>
                 <w:iCs w:val="0"/>
                 <w:snapToGrid w:val="0"/>
@@ -5497,10 +4668,10 @@
           <w:tcPr>
             <w:tcW w:w="4691" w:type="dxa"/>
             <w:tcBorders>
-              <w:top w:val="single" w:sz="4" w:space="0" w:color="000000"/>
-              <w:left w:val="single" w:sz="4" w:space="0" w:color="000000"/>
-              <w:bottom w:val="single" w:sz="4" w:space="0" w:color="000000"/>
-              <w:right w:val="single" w:sz="4" w:space="0" w:color="000000"/>
+              <w:top w:val="single" w:color="000000" w:sz="4" w:space="0"/>
+              <w:left w:val="single" w:color="000000" w:sz="4" w:space="0"/>
+              <w:bottom w:val="single" w:color="000000" w:sz="4" w:space="0"/>
+              <w:right w:val="single" w:color="000000" w:sz="4" w:space="0"/>
             </w:tcBorders>
             <w:shd w:val="clear" w:color="auto" w:fill="auto"/>
             <w:vAlign w:val="center"/>
@@ -5514,7 +4685,7 @@
               <w:jc w:val="left"/>
               <w:textAlignment w:val="center"/>
               <w:rPr>
-                <w:rFonts w:ascii="楷体_GB2312" w:eastAsia="楷体_GB2312" w:hAnsi="宋体" w:cs="楷体_GB2312" w:hint="default"/>
+                <w:rFonts w:hint="default" w:ascii="楷体_GB2312" w:hAnsi="宋体" w:eastAsia="楷体_GB2312" w:cs="楷体_GB2312"/>
                 <w:b/>
                 <w:bCs/>
                 <w:i w:val="0"/>
@@ -5530,7 +4701,7 @@
             </w:pPr>
             <w:r>
               <w:rPr>
-                <w:rFonts w:ascii="宋体" w:eastAsia="宋体" w:hAnsi="宋体" w:cs="宋体" w:hint="eastAsia"/>
+                <w:rFonts w:hint="eastAsia" w:ascii="宋体" w:hAnsi="宋体" w:eastAsia="宋体" w:cs="宋体"/>
                 <w:i w:val="0"/>
                 <w:iCs w:val="0"/>
                 <w:snapToGrid w:val="0"/>
@@ -5549,10 +4720,10 @@
           <w:tcPr>
             <w:tcW w:w="926" w:type="dxa"/>
             <w:tcBorders>
-              <w:top w:val="single" w:sz="4" w:space="0" w:color="000000"/>
-              <w:left w:val="single" w:sz="4" w:space="0" w:color="000000"/>
-              <w:bottom w:val="single" w:sz="4" w:space="0" w:color="000000"/>
-              <w:right w:val="single" w:sz="4" w:space="0" w:color="000000"/>
+              <w:top w:val="single" w:color="000000" w:sz="4" w:space="0"/>
+              <w:left w:val="single" w:color="000000" w:sz="4" w:space="0"/>
+              <w:bottom w:val="single" w:color="000000" w:sz="4" w:space="0"/>
+              <w:right w:val="single" w:color="000000" w:sz="4" w:space="0"/>
             </w:tcBorders>
             <w:shd w:val="clear" w:color="auto" w:fill="auto"/>
             <w:vAlign w:val="center"/>
@@ -5566,7 +4737,7 @@
               <w:jc w:val="left"/>
               <w:textAlignment w:val="center"/>
               <w:rPr>
-                <w:rFonts w:ascii="楷体_GB2312" w:eastAsia="楷体_GB2312" w:hAnsi="宋体" w:cs="楷体_GB2312" w:hint="default"/>
+                <w:rFonts w:hint="default" w:ascii="楷体_GB2312" w:hAnsi="宋体" w:eastAsia="楷体_GB2312" w:cs="楷体_GB2312"/>
                 <w:b/>
                 <w:bCs/>
                 <w:i w:val="0"/>
@@ -5582,7 +4753,7 @@
             </w:pPr>
             <w:r>
               <w:rPr>
-                <w:rFonts w:ascii="宋体" w:eastAsia="宋体" w:hAnsi="宋体" w:cs="宋体" w:hint="eastAsia"/>
+                <w:rFonts w:hint="eastAsia" w:ascii="宋体" w:hAnsi="宋体" w:eastAsia="宋体" w:cs="宋体"/>
                 <w:i w:val="0"/>
                 <w:iCs w:val="0"/>
                 <w:snapToGrid w:val="0"/>
@@ -5601,13 +4772,14 @@
     </w:tbl>
     <w:p>
       <w:pPr>
-        <w:pStyle w:val="1"/>
+        <w:pStyle w:val="28"/>
         <w:bidi w:val="0"/>
         <w:rPr>
           <w:rFonts w:hint="default"/>
           <w:lang w:val="en-US" w:eastAsia="zh-CN"/>
         </w:rPr>
       </w:pPr>
+      <w:bookmarkStart w:id="14" w:name="_Toc12812"/>
       <w:r>
         <w:rPr>
           <w:rFonts w:hint="default"/>
@@ -5615,10 +4787,11 @@
         </w:rPr>
         <w:t>维护与备份</w:t>
       </w:r>
+      <w:bookmarkEnd w:id="14"/>
     </w:p>
     <w:p>
       <w:pPr>
-        <w:pStyle w:val="a1"/>
+        <w:pStyle w:val="29"/>
         <w:keepNext w:val="0"/>
         <w:keepLines w:val="0"/>
         <w:pageBreakBefore w:val="0"/>
@@ -5647,7 +4820,7 @@
     </w:p>
     <w:p>
       <w:pPr>
-        <w:pStyle w:val="a1"/>
+        <w:pStyle w:val="29"/>
         <w:keepNext w:val="0"/>
         <w:keepLines w:val="0"/>
         <w:pageBreakBefore w:val="0"/>
@@ -5683,7 +4856,7 @@
     </w:p>
     <w:p>
       <w:pPr>
-        <w:pStyle w:val="a1"/>
+        <w:pStyle w:val="29"/>
         <w:keepNext w:val="0"/>
         <w:keepLines w:val="0"/>
         <w:pageBreakBefore w:val="0"/>
@@ -5712,13 +4885,14 @@
     </w:p>
     <w:p>
       <w:pPr>
-        <w:pStyle w:val="1"/>
+        <w:pStyle w:val="28"/>
         <w:bidi w:val="0"/>
         <w:rPr>
           <w:rFonts w:hint="default"/>
           <w:lang w:val="en-US" w:eastAsia="zh-CN"/>
         </w:rPr>
       </w:pPr>
+      <w:bookmarkStart w:id="15" w:name="_Toc9775"/>
       <w:r>
         <w:rPr>
           <w:rFonts w:hint="default"/>
@@ -5726,10 +4900,11 @@
         </w:rPr>
         <w:t>附则</w:t>
       </w:r>
+      <w:bookmarkEnd w:id="15"/>
     </w:p>
     <w:p>
       <w:pPr>
-        <w:pStyle w:val="a1"/>
+        <w:pStyle w:val="29"/>
         <w:keepNext w:val="0"/>
         <w:keepLines w:val="0"/>
         <w:pageBreakBefore w:val="0"/>
@@ -5757,23 +4932,73 @@
       </w:r>
     </w:p>
     <w:sectPr>
-      <w:headerReference w:type="default" r:id="rId7"/>
+      <w:headerReference r:id="rId5" w:type="default"/>
       <w:pgSz w:w="11906" w:h="16838"/>
       <w:pgMar w:top="1417" w:right="1800" w:bottom="1440" w:left="1800" w:header="1140" w:footer="992" w:gutter="0"/>
-      <w:cols w:num="1" w:space="425"/>
+      <w:cols w:space="425" w:num="1"/>
       <w:docGrid w:type="lines" w:linePitch="312" w:charSpace="0"/>
     </w:sectPr>
   </w:body>
 </w:document>
 </file>
 
+<file path=word/endnotes.xml><?xml version="1.0" encoding="utf-8"?>
+<w:endnotes xmlns:wpc="http://schemas.microsoft.com/office/word/2010/wordprocessingCanvas" xmlns:mc="http://schemas.openxmlformats.org/markup-compatibility/2006" xmlns:o="urn:schemas-microsoft-com:office:office" xmlns:r="http://schemas.openxmlformats.org/officeDocument/2006/relationships" xmlns:m="http://schemas.openxmlformats.org/officeDocument/2006/math" xmlns:v="urn:schemas-microsoft-com:vml" xmlns:wp14="http://schemas.microsoft.com/office/word/2010/wordprocessingDrawing" xmlns:wp="http://schemas.openxmlformats.org/drawingml/2006/wordprocessingDrawing" xmlns:w="http://schemas.openxmlformats.org/wordprocessingml/2006/main" xmlns:w14="http://schemas.microsoft.com/office/word/2010/wordml" xmlns:w15="http://schemas.microsoft.com/office/word/2012/wordml" xmlns:w10="urn:schemas-microsoft-com:office:word" xmlns:wpg="http://schemas.microsoft.com/office/word/2010/wordprocessingGroup" xmlns:wpi="http://schemas.microsoft.com/office/word/2010/wordprocessingInk" xmlns:wne="http://schemas.microsoft.com/office/word/2006/wordml" xmlns:wps="http://schemas.microsoft.com/office/word/2010/wordprocessingShape" xmlns:wpsCustomData="http://www.wps.cn/officeDocument/2013/wpsCustomData" mc:Ignorable="w14 w15 wp14">
+  <w:endnote w:type="separator" w:id="0">
+    <w:p>
+      <w:pPr>
+        <w:spacing w:line="240" w:lineRule="auto"/>
+      </w:pPr>
+      <w:r>
+        <w:separator/>
+      </w:r>
+    </w:p>
+  </w:endnote>
+  <w:endnote w:type="continuationSeparator" w:id="1">
+    <w:p>
+      <w:pPr>
+        <w:spacing w:line="240" w:lineRule="auto"/>
+      </w:pPr>
+      <w:r>
+        <w:continuationSeparator/>
+      </w:r>
+    </w:p>
+  </w:endnote>
+</w:endnotes>
+</file>
+
+<file path=word/footnotes.xml><?xml version="1.0" encoding="utf-8"?>
+<w:footnotes xmlns:wpc="http://schemas.microsoft.com/office/word/2010/wordprocessingCanvas" xmlns:mc="http://schemas.openxmlformats.org/markup-compatibility/2006" xmlns:o="urn:schemas-microsoft-com:office:office" xmlns:r="http://schemas.openxmlformats.org/officeDocument/2006/relationships" xmlns:m="http://schemas.openxmlformats.org/officeDocument/2006/math" xmlns:v="urn:schemas-microsoft-com:vml" xmlns:wp14="http://schemas.microsoft.com/office/word/2010/wordprocessingDrawing" xmlns:wp="http://schemas.openxmlformats.org/drawingml/2006/wordprocessingDrawing" xmlns:w="http://schemas.openxmlformats.org/wordprocessingml/2006/main" xmlns:w14="http://schemas.microsoft.com/office/word/2010/wordml" xmlns:w15="http://schemas.microsoft.com/office/word/2012/wordml" xmlns:w10="urn:schemas-microsoft-com:office:word" xmlns:wpg="http://schemas.microsoft.com/office/word/2010/wordprocessingGroup" xmlns:wpi="http://schemas.microsoft.com/office/word/2010/wordprocessingInk" xmlns:wne="http://schemas.microsoft.com/office/word/2006/wordml" xmlns:wps="http://schemas.microsoft.com/office/word/2010/wordprocessingShape" xmlns:wpsCustomData="http://www.wps.cn/officeDocument/2013/wpsCustomData" mc:Ignorable="w14 w15 wp14">
+  <w:footnote w:type="separator" w:id="0">
+    <w:p>
+      <w:pPr>
+        <w:spacing w:line="360" w:lineRule="auto"/>
+      </w:pPr>
+      <w:r>
+        <w:separator/>
+      </w:r>
+    </w:p>
+  </w:footnote>
+  <w:footnote w:type="continuationSeparator" w:id="1">
+    <w:p>
+      <w:pPr>
+        <w:spacing w:line="360" w:lineRule="auto"/>
+      </w:pPr>
+      <w:r>
+        <w:continuationSeparator/>
+      </w:r>
+    </w:p>
+  </w:footnote>
+</w:footnotes>
+</file>
+
 <file path=word/header1.xml><?xml version="1.0" encoding="utf-8"?>
-<w:hdr xmlns:wpc="http://schemas.microsoft.com/office/word/2010/wordprocessingCanvas" xmlns:mc="http://schemas.openxmlformats.org/markup-compatibility/2006" xmlns:o="urn:schemas-microsoft-com:office:office" xmlns:r="http://schemas.openxmlformats.org/officeDocument/2006/relationships" xmlns:m="http://schemas.openxmlformats.org/officeDocument/2006/math" xmlns:v="urn:schemas-microsoft-com:vml" xmlns:wp14="http://schemas.microsoft.com/office/word/2010/wordprocessingDrawing" xmlns:wp="http://schemas.openxmlformats.org/drawingml/2006/wordprocessingDrawing" xmlns:w10="urn:schemas-microsoft-com:office:word" xmlns:w="http://schemas.openxmlformats.org/wordprocessingml/2006/main" xmlns:w14="http://schemas.microsoft.com/office/word/2010/wordml" xmlns:w15="http://schemas.microsoft.com/office/word/2012/wordml" xmlns:wne="http://schemas.microsoft.com/office/word/2006/wordml" xmlns:wpg="http://schemas.microsoft.com/office/word/2010/wordprocessingGroup" xmlns:wpi="http://schemas.microsoft.com/office/word/2010/wordprocessingInk" xmlns:wps="http://schemas.microsoft.com/office/word/2010/wordprocessingShape" mc:Ignorable="w14 w15 wp14">
+<w:hdr xmlns:wpc="http://schemas.microsoft.com/office/word/2010/wordprocessingCanvas" xmlns:mc="http://schemas.openxmlformats.org/markup-compatibility/2006" xmlns:o="urn:schemas-microsoft-com:office:office" xmlns:r="http://schemas.openxmlformats.org/officeDocument/2006/relationships" xmlns:m="http://schemas.openxmlformats.org/officeDocument/2006/math" xmlns:v="urn:schemas-microsoft-com:vml" xmlns:wp14="http://schemas.microsoft.com/office/word/2010/wordprocessingDrawing" xmlns:wp="http://schemas.openxmlformats.org/drawingml/2006/wordprocessingDrawing" xmlns:w10="urn:schemas-microsoft-com:office:word" xmlns:w="http://schemas.openxmlformats.org/wordprocessingml/2006/main" xmlns:w14="http://schemas.microsoft.com/office/word/2010/wordml" xmlns:w15="http://schemas.microsoft.com/office/word/2012/wordml" xmlns:wpg="http://schemas.microsoft.com/office/word/2010/wordprocessingGroup" xmlns:wpi="http://schemas.microsoft.com/office/word/2010/wordprocessingInk" xmlns:wne="http://schemas.microsoft.com/office/word/2006/wordml" xmlns:wps="http://schemas.microsoft.com/office/word/2010/wordprocessingShape" xmlns:wpsCustomData="http://www.wps.cn/officeDocument/2013/wpsCustomData" mc:Ignorable="w14 w15 wp14">
   <w:p>
     <w:pPr>
-      <w:pStyle w:val="Header"/>
+      <w:pStyle w:val="15"/>
       <w:pBdr>
-        <w:bottom w:val="single" w:sz="4" w:space="1" w:color="auto"/>
+        <w:bottom w:val="single" w:color="auto" w:sz="4" w:space="1"/>
       </w:pBdr>
       <w:tabs>
         <w:tab w:val="left" w:pos="335"/>
@@ -5781,27 +5006,27 @@
       </w:tabs>
       <w:jc w:val="right"/>
       <w:rPr>
-        <w:rFonts w:eastAsiaTheme="minorEastAsia" w:hint="eastAsia"/>
+        <w:rFonts w:hint="eastAsia" w:eastAsiaTheme="minorEastAsia"/>
         <w:lang w:eastAsia="zh-CN"/>
       </w:rPr>
     </w:pPr>
     <w:r>
       <w:rPr>
-        <w:rFonts w:eastAsiaTheme="minorEastAsia" w:hint="eastAsia"/>
+        <w:rFonts w:hint="eastAsia" w:eastAsiaTheme="minorEastAsia"/>
         <w:lang w:val="en-US" w:eastAsia="zh-CN"/>
       </w:rPr>
       <w:tab/>
     </w:r>
     <w:r>
       <w:rPr>
-        <w:rFonts w:eastAsiaTheme="minorEastAsia" w:hint="eastAsia"/>
+        <w:rFonts w:hint="eastAsia" w:eastAsiaTheme="minorEastAsia"/>
         <w:lang w:val="en-US" w:eastAsia="zh-CN"/>
       </w:rPr>
       <w:tab/>
     </w:r>
     <w:r>
       <w:rPr>
-        <w:rFonts w:eastAsiaTheme="minorEastAsia" w:hint="eastAsia"/>
+        <w:rFonts w:hint="eastAsia" w:eastAsiaTheme="minorEastAsia"/>
         <w:lang w:val="en-US" w:eastAsia="zh-CN"/>
       </w:rPr>
       <w:t>江西通信产业服务有限公司</w:t>
@@ -5811,15 +5036,15 @@
 </file>
 
 <file path=word/numbering.xml><?xml version="1.0" encoding="utf-8"?>
-<w:numbering xmlns:wpc="http://schemas.microsoft.com/office/word/2010/wordprocessingCanvas" xmlns:mc="http://schemas.openxmlformats.org/markup-compatibility/2006" xmlns:o="urn:schemas-microsoft-com:office:office" xmlns:r="http://schemas.openxmlformats.org/officeDocument/2006/relationships" xmlns:m="http://schemas.openxmlformats.org/officeDocument/2006/math" xmlns:v="urn:schemas-microsoft-com:vml" xmlns:wp14="http://schemas.microsoft.com/office/word/2010/wordprocessingDrawing" xmlns:wp="http://schemas.openxmlformats.org/drawingml/2006/wordprocessingDrawing" xmlns:w10="urn:schemas-microsoft-com:office:word" xmlns:w="http://schemas.openxmlformats.org/wordprocessingml/2006/main" xmlns:w14="http://schemas.microsoft.com/office/word/2010/wordml" xmlns:w15="http://schemas.microsoft.com/office/word/2012/wordml" xmlns:wne="http://schemas.microsoft.com/office/word/2006/wordml" xmlns:wpg="http://schemas.microsoft.com/office/word/2010/wordprocessingGroup" xmlns:wpi="http://schemas.microsoft.com/office/word/2010/wordprocessingInk" xmlns:wps="http://schemas.microsoft.com/office/word/2010/wordprocessingShape" mc:Ignorable="w14 w15 wp14">
+<w:numbering xmlns:wpc="http://schemas.microsoft.com/office/word/2010/wordprocessingCanvas" xmlns:mc="http://schemas.openxmlformats.org/markup-compatibility/2006" xmlns:o="urn:schemas-microsoft-com:office:office" xmlns:r="http://schemas.openxmlformats.org/officeDocument/2006/relationships" xmlns:m="http://schemas.openxmlformats.org/officeDocument/2006/math" xmlns:v="urn:schemas-microsoft-com:vml" xmlns:wp14="http://schemas.microsoft.com/office/word/2010/wordprocessingDrawing" xmlns:wp="http://schemas.openxmlformats.org/drawingml/2006/wordprocessingDrawing" xmlns:w10="urn:schemas-microsoft-com:office:word" xmlns:w="http://schemas.openxmlformats.org/wordprocessingml/2006/main" xmlns:w14="http://schemas.microsoft.com/office/word/2010/wordml" xmlns:wpg="http://schemas.microsoft.com/office/word/2010/wordprocessingGroup" xmlns:wpi="http://schemas.microsoft.com/office/word/2010/wordprocessingInk" xmlns:wne="http://schemas.microsoft.com/office/word/2006/wordml" xmlns:wps="http://schemas.microsoft.com/office/word/2010/wordprocessingShape" xmlns:wpsCustomData="http://www.wps.cn/officeDocument/2013/wpsCustomData" mc:Ignorable="w14 wp14">
   <w:abstractNum w:abstractNumId="0">
     <w:nsid w:val="8E964DCE"/>
     <w:multiLevelType w:val="multilevel"/>
     <w:tmpl w:val="8E964DCE"/>
-    <w:lvl w:ilvl="0">
+    <w:lvl w:ilvl="0" w:tentative="0">
       <w:start w:val="1"/>
       <w:numFmt w:val="decimal"/>
-      <w:pStyle w:val="Heading1"/>
+      <w:pStyle w:val="2"/>
       <w:lvlText w:val="%1."/>
       <w:lvlJc w:val="left"/>
       <w:pPr>
@@ -5829,10 +5054,10 @@
         <w:rFonts w:hint="default"/>
       </w:rPr>
     </w:lvl>
-    <w:lvl w:ilvl="1">
+    <w:lvl w:ilvl="1" w:tentative="0">
       <w:start w:val="1"/>
       <w:numFmt w:val="decimal"/>
-      <w:pStyle w:val="Heading2"/>
+      <w:pStyle w:val="3"/>
       <w:lvlText w:val="%1.%2."/>
       <w:lvlJc w:val="left"/>
       <w:pPr>
@@ -5842,10 +5067,10 @@
         <w:rFonts w:hint="default"/>
       </w:rPr>
     </w:lvl>
-    <w:lvl w:ilvl="2">
+    <w:lvl w:ilvl="2" w:tentative="0">
       <w:start w:val="1"/>
       <w:numFmt w:val="decimal"/>
-      <w:pStyle w:val="Heading3"/>
+      <w:pStyle w:val="4"/>
       <w:lvlText w:val="%1.%2.%3."/>
       <w:lvlJc w:val="left"/>
       <w:pPr>
@@ -5855,10 +5080,10 @@
         <w:rFonts w:hint="default"/>
       </w:rPr>
     </w:lvl>
-    <w:lvl w:ilvl="3">
+    <w:lvl w:ilvl="3" w:tentative="0">
       <w:start w:val="1"/>
       <w:numFmt w:val="decimal"/>
-      <w:pStyle w:val="Heading4"/>
+      <w:pStyle w:val="5"/>
       <w:lvlText w:val="%1.%2.%3.%4."/>
       <w:lvlJc w:val="left"/>
       <w:pPr>
@@ -5868,10 +5093,10 @@
         <w:rFonts w:hint="default"/>
       </w:rPr>
     </w:lvl>
-    <w:lvl w:ilvl="4">
+    <w:lvl w:ilvl="4" w:tentative="0">
       <w:start w:val="1"/>
       <w:numFmt w:val="decimal"/>
-      <w:pStyle w:val="Heading5"/>
+      <w:pStyle w:val="6"/>
       <w:lvlText w:val="%1.%2.%3.%4.%5."/>
       <w:lvlJc w:val="left"/>
       <w:pPr>
@@ -5881,10 +5106,10 @@
         <w:rFonts w:hint="default"/>
       </w:rPr>
     </w:lvl>
-    <w:lvl w:ilvl="5">
+    <w:lvl w:ilvl="5" w:tentative="0">
       <w:start w:val="1"/>
       <w:numFmt w:val="decimal"/>
-      <w:pStyle w:val="Heading6"/>
+      <w:pStyle w:val="7"/>
       <w:lvlText w:val="%1.%2.%3.%4.%5.%6."/>
       <w:lvlJc w:val="left"/>
       <w:pPr>
@@ -5894,10 +5119,10 @@
         <w:rFonts w:hint="default"/>
       </w:rPr>
     </w:lvl>
-    <w:lvl w:ilvl="6">
+    <w:lvl w:ilvl="6" w:tentative="0">
       <w:start w:val="1"/>
       <w:numFmt w:val="decimal"/>
-      <w:pStyle w:val="Heading7"/>
+      <w:pStyle w:val="8"/>
       <w:lvlText w:val="%1.%2.%3.%4.%5.%6.%7."/>
       <w:lvlJc w:val="left"/>
       <w:pPr>
@@ -5907,10 +5132,10 @@
         <w:rFonts w:hint="default"/>
       </w:rPr>
     </w:lvl>
-    <w:lvl w:ilvl="7">
+    <w:lvl w:ilvl="7" w:tentative="0">
       <w:start w:val="1"/>
       <w:numFmt w:val="decimal"/>
-      <w:pStyle w:val="Heading8"/>
+      <w:pStyle w:val="9"/>
       <w:lvlText w:val="%1.%2.%3.%4.%5.%6.%7.%8."/>
       <w:lvlJc w:val="left"/>
       <w:pPr>
@@ -5920,10 +5145,10 @@
         <w:rFonts w:hint="default"/>
       </w:rPr>
     </w:lvl>
-    <w:lvl w:ilvl="8">
+    <w:lvl w:ilvl="8" w:tentative="0">
       <w:start w:val="1"/>
       <w:numFmt w:val="decimal"/>
-      <w:pStyle w:val="Heading9"/>
+      <w:pStyle w:val="10"/>
       <w:lvlText w:val="%1.%2.%3.%4.%5.%6.%7.%8.%9."/>
       <w:lvlJc w:val="left"/>
       <w:pPr>
@@ -5941,267 +5166,269 @@
 </file>
 
 <file path=word/styles.xml><?xml version="1.0" encoding="utf-8"?>
-<w:styles xmlns:mc="http://schemas.openxmlformats.org/markup-compatibility/2006" xmlns:r="http://schemas.openxmlformats.org/officeDocument/2006/relationships" xmlns:w="http://schemas.openxmlformats.org/wordprocessingml/2006/main" xmlns:w14="http://schemas.microsoft.com/office/word/2010/wordml" xmlns:w15="http://schemas.microsoft.com/office/word/2012/wordml" mc:Ignorable="w14 w15">
+<w:styles xmlns:mc="http://schemas.openxmlformats.org/markup-compatibility/2006" xmlns:o="urn:schemas-microsoft-com:office:office" xmlns:r="http://schemas.openxmlformats.org/officeDocument/2006/relationships" xmlns:m="http://schemas.openxmlformats.org/officeDocument/2006/math" xmlns:v="urn:schemas-microsoft-com:vml" xmlns:w="http://schemas.openxmlformats.org/wordprocessingml/2006/main" xmlns:w14="http://schemas.microsoft.com/office/word/2010/wordml" xmlns:w10="urn:schemas-microsoft-com:office:word" xmlns:sl="http://schemas.openxmlformats.org/schemaLibrary/2006/main" xmlns:wpsCustomData="http://www.wps.cn/officeDocument/2013/wpsCustomData" mc:Ignorable="w14">
   <w:docDefaults>
     <w:rPrDefault>
       <w:rPr>
-        <w:rFonts w:ascii="Times New Roman" w:eastAsia="宋体" w:hAnsi="Times New Roman" w:cs="Times New Roman"/>
+        <w:rFonts w:ascii="Times New Roman" w:hAnsi="Times New Roman" w:eastAsia="宋体" w:cs="Times New Roman"/>
       </w:rPr>
     </w:rPrDefault>
     <w:pPrDefault/>
   </w:docDefaults>
-  <w:latentStyles w:defLockedState="0" w:defUIPriority="99" w:defSemiHidden="1" w:defUnhideWhenUsed="1" w:defQFormat="0" w:count="260">
-    <w:lsdException w:name="Normal" w:semiHidden="0" w:uiPriority="0" w:unhideWhenUsed="0" w:qFormat="1"/>
-    <w:lsdException w:name="heading 1" w:semiHidden="0" w:uiPriority="0" w:unhideWhenUsed="0" w:qFormat="1"/>
-    <w:lsdException w:name="heading 2" w:semiHidden="0" w:uiPriority="0" w:qFormat="1"/>
-    <w:lsdException w:name="heading 3" w:uiPriority="0" w:qFormat="1"/>
-    <w:lsdException w:name="heading 4" w:semiHidden="0" w:uiPriority="0" w:qFormat="1"/>
-    <w:lsdException w:name="heading 5" w:uiPriority="0" w:qFormat="1"/>
-    <w:lsdException w:name="heading 6" w:uiPriority="0" w:qFormat="1"/>
-    <w:lsdException w:name="heading 7" w:uiPriority="0" w:qFormat="1"/>
-    <w:lsdException w:name="heading 8" w:uiPriority="0" w:qFormat="1"/>
-    <w:lsdException w:name="heading 9" w:uiPriority="0" w:qFormat="1"/>
-    <w:lsdException w:name="index 1" w:semiHidden="0" w:uiPriority="0" w:unhideWhenUsed="0"/>
-    <w:lsdException w:name="index 2" w:semiHidden="0" w:uiPriority="0" w:unhideWhenUsed="0"/>
-    <w:lsdException w:name="index 3" w:semiHidden="0" w:uiPriority="0" w:unhideWhenUsed="0"/>
-    <w:lsdException w:name="index 4" w:semiHidden="0" w:uiPriority="0" w:unhideWhenUsed="0"/>
-    <w:lsdException w:name="index 5" w:semiHidden="0" w:uiPriority="0" w:unhideWhenUsed="0"/>
-    <w:lsdException w:name="index 6" w:semiHidden="0" w:uiPriority="0" w:unhideWhenUsed="0"/>
-    <w:lsdException w:name="index 7" w:semiHidden="0" w:uiPriority="0" w:unhideWhenUsed="0"/>
-    <w:lsdException w:name="index 8" w:semiHidden="0" w:uiPriority="0" w:unhideWhenUsed="0"/>
-    <w:lsdException w:name="index 9" w:semiHidden="0" w:uiPriority="0" w:unhideWhenUsed="0"/>
-    <w:lsdException w:name="toc 1" w:semiHidden="0" w:uiPriority="0" w:unhideWhenUsed="0" w:qFormat="1"/>
-    <w:lsdException w:name="toc 2" w:semiHidden="0" w:uiPriority="0" w:unhideWhenUsed="0" w:qFormat="1"/>
-    <w:lsdException w:name="toc 3" w:semiHidden="0" w:uiPriority="0" w:unhideWhenUsed="0" w:qFormat="1"/>
-    <w:lsdException w:name="toc 4" w:semiHidden="0" w:uiPriority="0" w:unhideWhenUsed="0"/>
-    <w:lsdException w:name="toc 5" w:semiHidden="0" w:uiPriority="0" w:unhideWhenUsed="0"/>
-    <w:lsdException w:name="toc 6" w:semiHidden="0" w:uiPriority="0" w:unhideWhenUsed="0"/>
-    <w:lsdException w:name="toc 7" w:semiHidden="0" w:uiPriority="0" w:unhideWhenUsed="0"/>
-    <w:lsdException w:name="toc 8" w:semiHidden="0" w:uiPriority="0" w:unhideWhenUsed="0"/>
-    <w:lsdException w:name="toc 9" w:semiHidden="0" w:uiPriority="0" w:unhideWhenUsed="0"/>
-    <w:lsdException w:name="Normal Indent" w:semiHidden="0" w:uiPriority="0" w:unhideWhenUsed="0"/>
-    <w:lsdException w:name="footnote text" w:semiHidden="0" w:uiPriority="0" w:unhideWhenUsed="0"/>
-    <w:lsdException w:name="annotation text" w:semiHidden="0" w:uiPriority="0" w:unhideWhenUsed="0" w:qFormat="1"/>
-    <w:lsdException w:name="header" w:semiHidden="0" w:uiPriority="0" w:unhideWhenUsed="0" w:qFormat="1"/>
-    <w:lsdException w:name="footer" w:semiHidden="0" w:uiPriority="0" w:unhideWhenUsed="0" w:qFormat="1"/>
-    <w:lsdException w:name="index heading" w:semiHidden="0" w:uiPriority="0" w:unhideWhenUsed="0"/>
-    <w:lsdException w:name="caption" w:uiPriority="0" w:qFormat="1"/>
-    <w:lsdException w:name="table of figures" w:semiHidden="0" w:uiPriority="0" w:unhideWhenUsed="0"/>
-    <w:lsdException w:name="envelope address" w:semiHidden="0" w:uiPriority="0" w:unhideWhenUsed="0"/>
-    <w:lsdException w:name="envelope return" w:semiHidden="0" w:uiPriority="0" w:unhideWhenUsed="0"/>
-    <w:lsdException w:name="footnote reference" w:semiHidden="0" w:uiPriority="0" w:unhideWhenUsed="0"/>
-    <w:lsdException w:name="annotation reference" w:semiHidden="0" w:uiPriority="0" w:unhideWhenUsed="0"/>
-    <w:lsdException w:name="line number" w:semiHidden="0" w:uiPriority="0" w:unhideWhenUsed="0"/>
-    <w:lsdException w:name="page number" w:semiHidden="0" w:uiPriority="0" w:unhideWhenUsed="0"/>
-    <w:lsdException w:name="endnote reference" w:semiHidden="0" w:uiPriority="0" w:unhideWhenUsed="0"/>
-    <w:lsdException w:name="endnote text" w:semiHidden="0" w:uiPriority="0" w:unhideWhenUsed="0"/>
-    <w:lsdException w:name="table of authorities" w:semiHidden="0" w:uiPriority="0" w:unhideWhenUsed="0"/>
-    <w:lsdException w:name="macro" w:semiHidden="0" w:uiPriority="0" w:unhideWhenUsed="0"/>
-    <w:lsdException w:name="toa heading" w:semiHidden="0" w:uiPriority="0" w:unhideWhenUsed="0"/>
-    <w:lsdException w:name="List" w:semiHidden="0" w:uiPriority="0" w:unhideWhenUsed="0"/>
-    <w:lsdException w:name="List Bullet" w:semiHidden="0" w:uiPriority="0" w:unhideWhenUsed="0"/>
-    <w:lsdException w:name="List Number" w:semiHidden="0" w:uiPriority="0" w:unhideWhenUsed="0"/>
-    <w:lsdException w:name="List 2" w:semiHidden="0" w:uiPriority="0" w:unhideWhenUsed="0"/>
-    <w:lsdException w:name="List 3" w:semiHidden="0" w:uiPriority="0" w:unhideWhenUsed="0"/>
-    <w:lsdException w:name="List 4" w:semiHidden="0" w:uiPriority="0" w:unhideWhenUsed="0"/>
-    <w:lsdException w:name="List 5" w:semiHidden="0" w:uiPriority="0" w:unhideWhenUsed="0"/>
-    <w:lsdException w:name="List Bullet 2" w:semiHidden="0" w:uiPriority="0" w:unhideWhenUsed="0"/>
-    <w:lsdException w:name="List Bullet 3" w:semiHidden="0" w:uiPriority="0" w:unhideWhenUsed="0"/>
-    <w:lsdException w:name="List Bullet 4" w:semiHidden="0" w:uiPriority="0" w:unhideWhenUsed="0"/>
-    <w:lsdException w:name="List Bullet 5" w:semiHidden="0" w:uiPriority="0" w:unhideWhenUsed="0"/>
-    <w:lsdException w:name="List Number 2" w:semiHidden="0" w:uiPriority="0" w:unhideWhenUsed="0"/>
-    <w:lsdException w:name="List Number 3" w:semiHidden="0" w:uiPriority="0" w:unhideWhenUsed="0"/>
-    <w:lsdException w:name="List Number 4" w:semiHidden="0" w:uiPriority="0" w:unhideWhenUsed="0"/>
-    <w:lsdException w:name="List Number 5" w:semiHidden="0" w:uiPriority="0" w:unhideWhenUsed="0"/>
-    <w:lsdException w:name="Title" w:semiHidden="0" w:uiPriority="0" w:unhideWhenUsed="0" w:qFormat="1"/>
-    <w:lsdException w:name="Closing" w:semiHidden="0" w:uiPriority="0" w:unhideWhenUsed="0"/>
-    <w:lsdException w:name="Signature" w:semiHidden="0" w:uiPriority="0" w:unhideWhenUsed="0"/>
-    <w:lsdException w:name="Default Paragraph Font" w:uiPriority="0" w:unhideWhenUsed="0" w:qFormat="1"/>
-    <w:lsdException w:name="Body Text" w:uiPriority="0" w:unhideWhenUsed="0" w:qFormat="1"/>
-    <w:lsdException w:name="Body Text Indent" w:semiHidden="0" w:uiPriority="0" w:unhideWhenUsed="0"/>
-    <w:lsdException w:name="List Continue" w:semiHidden="0" w:uiPriority="0" w:unhideWhenUsed="0"/>
-    <w:lsdException w:name="List Continue 2" w:semiHidden="0" w:uiPriority="0" w:unhideWhenUsed="0"/>
-    <w:lsdException w:name="List Continue 3" w:semiHidden="0" w:uiPriority="0" w:unhideWhenUsed="0"/>
-    <w:lsdException w:name="List Continue 4" w:semiHidden="0" w:uiPriority="0" w:unhideWhenUsed="0"/>
-    <w:lsdException w:name="List Continue 5" w:semiHidden="0" w:uiPriority="0" w:unhideWhenUsed="0"/>
-    <w:lsdException w:name="Message Header" w:semiHidden="0" w:uiPriority="0" w:unhideWhenUsed="0"/>
-    <w:lsdException w:name="Subtitle" w:semiHidden="0" w:uiPriority="0" w:unhideWhenUsed="0" w:qFormat="1"/>
-    <w:lsdException w:name="Salutation" w:semiHidden="0" w:uiPriority="0" w:unhideWhenUsed="0"/>
-    <w:lsdException w:name="Date" w:semiHidden="0" w:uiPriority="0" w:unhideWhenUsed="0"/>
-    <w:lsdException w:name="Body Text First Indent" w:semiHidden="0" w:uiPriority="0" w:unhideWhenUsed="0"/>
-    <w:lsdException w:name="Body Text First Indent 2" w:semiHidden="0" w:uiPriority="0" w:unhideWhenUsed="0"/>
-    <w:lsdException w:name="Body Text 2" w:semiHidden="0" w:uiPriority="0" w:unhideWhenUsed="0"/>
-    <w:lsdException w:name="Body Text 3" w:semiHidden="0" w:uiPriority="0" w:unhideWhenUsed="0"/>
-    <w:lsdException w:name="Body Text Indent 2" w:semiHidden="0" w:uiPriority="0" w:unhideWhenUsed="0"/>
-    <w:lsdException w:name="Body Text Indent 3" w:semiHidden="0" w:uiPriority="0" w:unhideWhenUsed="0"/>
-    <w:lsdException w:name="Block Text" w:semiHidden="0" w:uiPriority="0" w:unhideWhenUsed="0"/>
-    <w:lsdException w:name="Hyperlink" w:semiHidden="0" w:uiPriority="0" w:unhideWhenUsed="0"/>
-    <w:lsdException w:name="FollowedHyperlink" w:semiHidden="0" w:uiPriority="0" w:unhideWhenUsed="0"/>
-    <w:lsdException w:name="Strong" w:semiHidden="0" w:uiPriority="0" w:unhideWhenUsed="0" w:qFormat="1"/>
-    <w:lsdException w:name="Emphasis" w:semiHidden="0" w:uiPriority="0" w:unhideWhenUsed="0" w:qFormat="1"/>
-    <w:lsdException w:name="Document Map" w:semiHidden="0" w:uiPriority="0" w:unhideWhenUsed="0"/>
-    <w:lsdException w:name="Plain Text" w:semiHidden="0" w:uiPriority="0" w:unhideWhenUsed="0"/>
-    <w:lsdException w:name="E-mail Signature" w:semiHidden="0" w:uiPriority="0" w:unhideWhenUsed="0"/>
-    <w:lsdException w:name="Normal (Web)" w:semiHidden="0" w:uiPriority="0" w:unhideWhenUsed="0" w:qFormat="1"/>
-    <w:lsdException w:name="HTML Acronym" w:semiHidden="0" w:uiPriority="0" w:unhideWhenUsed="0"/>
-    <w:lsdException w:name="HTML Address" w:semiHidden="0" w:uiPriority="0" w:unhideWhenUsed="0"/>
-    <w:lsdException w:name="HTML Cite" w:semiHidden="0" w:uiPriority="0" w:unhideWhenUsed="0"/>
-    <w:lsdException w:name="HTML Code" w:semiHidden="0" w:uiPriority="0" w:unhideWhenUsed="0"/>
-    <w:lsdException w:name="HTML Definition" w:semiHidden="0" w:uiPriority="0" w:unhideWhenUsed="0"/>
-    <w:lsdException w:name="HTML Keyboard" w:semiHidden="0" w:uiPriority="0" w:unhideWhenUsed="0"/>
-    <w:lsdException w:name="HTML Preformatted" w:semiHidden="0" w:uiPriority="0" w:unhideWhenUsed="0"/>
-    <w:lsdException w:name="HTML Sample" w:semiHidden="0" w:uiPriority="0" w:unhideWhenUsed="0"/>
-    <w:lsdException w:name="HTML Typewriter" w:semiHidden="0" w:uiPriority="0" w:unhideWhenUsed="0"/>
-    <w:lsdException w:name="HTML Variable" w:semiHidden="0" w:uiPriority="0" w:unhideWhenUsed="0"/>
-    <w:lsdException w:name="Normal Table" w:uiPriority="0" w:unhideWhenUsed="0" w:qFormat="1"/>
-    <w:lsdException w:name="annotation subject" w:semiHidden="0" w:uiPriority="0" w:unhideWhenUsed="0"/>
-    <w:lsdException w:name="Table Simple 1" w:semiHidden="0" w:uiPriority="0" w:unhideWhenUsed="0"/>
-    <w:lsdException w:name="Table Simple 2" w:semiHidden="0" w:uiPriority="0" w:unhideWhenUsed="0"/>
-    <w:lsdException w:name="Table Simple 3" w:semiHidden="0" w:uiPriority="0" w:unhideWhenUsed="0"/>
-    <w:lsdException w:name="Table Classic 1" w:semiHidden="0" w:uiPriority="0" w:unhideWhenUsed="0"/>
-    <w:lsdException w:name="Table Classic 2" w:semiHidden="0" w:uiPriority="0" w:unhideWhenUsed="0"/>
-    <w:lsdException w:name="Table Classic 3" w:semiHidden="0" w:uiPriority="0" w:unhideWhenUsed="0"/>
-    <w:lsdException w:name="Table Classic 4" w:semiHidden="0" w:uiPriority="0" w:unhideWhenUsed="0"/>
-    <w:lsdException w:name="Table Colorful 1" w:semiHidden="0" w:uiPriority="0" w:unhideWhenUsed="0"/>
-    <w:lsdException w:name="Table Colorful 2" w:semiHidden="0" w:uiPriority="0" w:unhideWhenUsed="0"/>
-    <w:lsdException w:name="Table Colorful 3" w:semiHidden="0" w:uiPriority="0" w:unhideWhenUsed="0"/>
-    <w:lsdException w:name="Table Columns 1" w:semiHidden="0" w:uiPriority="0" w:unhideWhenUsed="0"/>
-    <w:lsdException w:name="Table Columns 2" w:semiHidden="0" w:uiPriority="0" w:unhideWhenUsed="0"/>
-    <w:lsdException w:name="Table Columns 3" w:semiHidden="0" w:uiPriority="0" w:unhideWhenUsed="0"/>
-    <w:lsdException w:name="Table Columns 4" w:semiHidden="0" w:uiPriority="0" w:unhideWhenUsed="0"/>
-    <w:lsdException w:name="Table Columns 5" w:semiHidden="0" w:uiPriority="0" w:unhideWhenUsed="0"/>
-    <w:lsdException w:name="Table Grid 1" w:semiHidden="0" w:uiPriority="0" w:unhideWhenUsed="0"/>
-    <w:lsdException w:name="Table Grid 2" w:semiHidden="0" w:uiPriority="0" w:unhideWhenUsed="0"/>
-    <w:lsdException w:name="Table Grid 3" w:semiHidden="0" w:uiPriority="0" w:unhideWhenUsed="0"/>
-    <w:lsdException w:name="Table Grid 4" w:semiHidden="0" w:uiPriority="0" w:unhideWhenUsed="0"/>
-    <w:lsdException w:name="Table Grid 5" w:semiHidden="0" w:uiPriority="0" w:unhideWhenUsed="0"/>
-    <w:lsdException w:name="Table Grid 6" w:semiHidden="0" w:uiPriority="0" w:unhideWhenUsed="0"/>
-    <w:lsdException w:name="Table Grid 7" w:semiHidden="0" w:uiPriority="0" w:unhideWhenUsed="0"/>
-    <w:lsdException w:name="Table Grid 8" w:semiHidden="0" w:uiPriority="0" w:unhideWhenUsed="0"/>
-    <w:lsdException w:name="Table List 1" w:semiHidden="0" w:uiPriority="0" w:unhideWhenUsed="0"/>
-    <w:lsdException w:name="Table List 2" w:semiHidden="0" w:uiPriority="0" w:unhideWhenUsed="0"/>
-    <w:lsdException w:name="Table List 3" w:semiHidden="0" w:uiPriority="0" w:unhideWhenUsed="0"/>
-    <w:lsdException w:name="Table List 4" w:semiHidden="0" w:uiPriority="0" w:unhideWhenUsed="0"/>
-    <w:lsdException w:name="Table List 5" w:semiHidden="0" w:uiPriority="0" w:unhideWhenUsed="0"/>
-    <w:lsdException w:name="Table List 6" w:semiHidden="0" w:uiPriority="0" w:unhideWhenUsed="0"/>
-    <w:lsdException w:name="Table List 7" w:semiHidden="0" w:uiPriority="0" w:unhideWhenUsed="0"/>
-    <w:lsdException w:name="Table List 8" w:semiHidden="0" w:uiPriority="0" w:unhideWhenUsed="0"/>
-    <w:lsdException w:name="Table 3D effects 1" w:semiHidden="0" w:uiPriority="0" w:unhideWhenUsed="0"/>
-    <w:lsdException w:name="Table 3D effects 2" w:semiHidden="0" w:uiPriority="0" w:unhideWhenUsed="0"/>
-    <w:lsdException w:name="Table 3D effects 3" w:semiHidden="0" w:uiPriority="0" w:unhideWhenUsed="0"/>
-    <w:lsdException w:name="Table Contemporary" w:semiHidden="0" w:uiPriority="0" w:unhideWhenUsed="0"/>
-    <w:lsdException w:name="Table Elegant" w:semiHidden="0" w:uiPriority="0" w:unhideWhenUsed="0"/>
-    <w:lsdException w:name="Table Professional" w:semiHidden="0" w:uiPriority="0" w:unhideWhenUsed="0"/>
-    <w:lsdException w:name="Table Subtle 1" w:semiHidden="0" w:uiPriority="0" w:unhideWhenUsed="0"/>
-    <w:lsdException w:name="Table Subtle 2" w:semiHidden="0" w:uiPriority="0" w:unhideWhenUsed="0"/>
-    <w:lsdException w:name="Table Web 1" w:semiHidden="0" w:uiPriority="0" w:unhideWhenUsed="0"/>
-    <w:lsdException w:name="Table Web 2" w:semiHidden="0" w:uiPriority="0" w:unhideWhenUsed="0"/>
-    <w:lsdException w:name="Table Web 3" w:semiHidden="0" w:uiPriority="0" w:unhideWhenUsed="0"/>
-    <w:lsdException w:name="Balloon Text" w:semiHidden="0" w:uiPriority="0" w:unhideWhenUsed="0"/>
-    <w:lsdException w:name="Table Grid" w:semiHidden="0" w:uiPriority="0" w:unhideWhenUsed="0" w:qFormat="1"/>
-    <w:lsdException w:name="Table Theme" w:semiHidden="0" w:uiPriority="0" w:unhideWhenUsed="0"/>
-    <w:lsdException w:name="Light Shading" w:semiHidden="0" w:uiPriority="60" w:unhideWhenUsed="0"/>
-    <w:lsdException w:name="Light List" w:semiHidden="0" w:uiPriority="61" w:unhideWhenUsed="0"/>
-    <w:lsdException w:name="Light Grid" w:semiHidden="0" w:uiPriority="62" w:unhideWhenUsed="0"/>
-    <w:lsdException w:name="Medium Shading 1" w:semiHidden="0" w:uiPriority="63" w:unhideWhenUsed="0"/>
-    <w:lsdException w:name="Medium Shading 2" w:semiHidden="0" w:uiPriority="64" w:unhideWhenUsed="0"/>
-    <w:lsdException w:name="Medium List 1" w:semiHidden="0" w:uiPriority="65" w:unhideWhenUsed="0"/>
-    <w:lsdException w:name="Medium List 2" w:semiHidden="0" w:uiPriority="66" w:unhideWhenUsed="0"/>
-    <w:lsdException w:name="Medium Grid 1" w:semiHidden="0" w:uiPriority="67" w:unhideWhenUsed="0"/>
-    <w:lsdException w:name="Medium Grid 2" w:semiHidden="0" w:uiPriority="68" w:unhideWhenUsed="0"/>
-    <w:lsdException w:name="Medium Grid 3" w:semiHidden="0" w:uiPriority="69" w:unhideWhenUsed="0"/>
-    <w:lsdException w:name="Dark List" w:semiHidden="0" w:uiPriority="70" w:unhideWhenUsed="0"/>
-    <w:lsdException w:name="Colorful Shading" w:semiHidden="0" w:uiPriority="71" w:unhideWhenUsed="0"/>
-    <w:lsdException w:name="Colorful List" w:semiHidden="0" w:uiPriority="72" w:unhideWhenUsed="0"/>
-    <w:lsdException w:name="Colorful Grid" w:semiHidden="0" w:uiPriority="73" w:unhideWhenUsed="0"/>
-    <w:lsdException w:name="Light Shading Accent 1" w:semiHidden="0" w:uiPriority="60" w:unhideWhenUsed="0"/>
-    <w:lsdException w:name="Light List Accent 1" w:semiHidden="0" w:uiPriority="61" w:unhideWhenUsed="0"/>
-    <w:lsdException w:name="Light Grid Accent 1" w:semiHidden="0" w:uiPriority="62" w:unhideWhenUsed="0"/>
-    <w:lsdException w:name="Medium Shading 1 Accent 1" w:semiHidden="0" w:uiPriority="63" w:unhideWhenUsed="0"/>
-    <w:lsdException w:name="Medium Shading 2 Accent 1" w:semiHidden="0" w:uiPriority="64" w:unhideWhenUsed="0"/>
-    <w:lsdException w:name="Medium List 1 Accent 1" w:semiHidden="0" w:uiPriority="65" w:unhideWhenUsed="0"/>
-    <w:lsdException w:name="Medium List 2 Accent 1" w:semiHidden="0" w:uiPriority="66" w:unhideWhenUsed="0"/>
-    <w:lsdException w:name="Medium Grid 1 Accent 1" w:semiHidden="0" w:uiPriority="67" w:unhideWhenUsed="0"/>
-    <w:lsdException w:name="Medium Grid 2 Accent 1" w:semiHidden="0" w:uiPriority="68" w:unhideWhenUsed="0"/>
-    <w:lsdException w:name="Medium Grid 3 Accent 1" w:semiHidden="0" w:uiPriority="69" w:unhideWhenUsed="0"/>
-    <w:lsdException w:name="Dark List Accent 1" w:semiHidden="0" w:uiPriority="70" w:unhideWhenUsed="0"/>
-    <w:lsdException w:name="Colorful Shading Accent 1" w:semiHidden="0" w:uiPriority="71" w:unhideWhenUsed="0"/>
-    <w:lsdException w:name="Colorful List Accent 1" w:semiHidden="0" w:uiPriority="72" w:unhideWhenUsed="0"/>
-    <w:lsdException w:name="Colorful Grid Accent 1" w:semiHidden="0" w:uiPriority="73" w:unhideWhenUsed="0"/>
-    <w:lsdException w:name="Light Shading Accent 2" w:semiHidden="0" w:uiPriority="60" w:unhideWhenUsed="0"/>
-    <w:lsdException w:name="Light List Accent 2" w:semiHidden="0" w:uiPriority="61" w:unhideWhenUsed="0"/>
-    <w:lsdException w:name="Light Grid Accent 2" w:semiHidden="0" w:uiPriority="62" w:unhideWhenUsed="0"/>
-    <w:lsdException w:name="Medium Shading 1 Accent 2" w:semiHidden="0" w:uiPriority="63" w:unhideWhenUsed="0"/>
-    <w:lsdException w:name="Medium Shading 2 Accent 2" w:semiHidden="0" w:uiPriority="64" w:unhideWhenUsed="0"/>
-    <w:lsdException w:name="Medium List 1 Accent 2" w:semiHidden="0" w:uiPriority="65" w:unhideWhenUsed="0"/>
-    <w:lsdException w:name="Medium List 2 Accent 2" w:semiHidden="0" w:uiPriority="66" w:unhideWhenUsed="0"/>
-    <w:lsdException w:name="Medium Grid 1 Accent 2" w:semiHidden="0" w:uiPriority="67" w:unhideWhenUsed="0"/>
-    <w:lsdException w:name="Medium Grid 2 Accent 2" w:semiHidden="0" w:uiPriority="68" w:unhideWhenUsed="0"/>
-    <w:lsdException w:name="Medium Grid 3 Accent 2" w:semiHidden="0" w:uiPriority="69" w:unhideWhenUsed="0"/>
-    <w:lsdException w:name="Dark List Accent 2" w:semiHidden="0" w:uiPriority="70" w:unhideWhenUsed="0"/>
-    <w:lsdException w:name="Colorful Shading Accent 2" w:semiHidden="0" w:uiPriority="71" w:unhideWhenUsed="0"/>
-    <w:lsdException w:name="Colorful List Accent 2" w:semiHidden="0" w:uiPriority="72" w:unhideWhenUsed="0"/>
-    <w:lsdException w:name="Colorful Grid Accent 2" w:semiHidden="0" w:uiPriority="73" w:unhideWhenUsed="0"/>
-    <w:lsdException w:name="Light Shading Accent 3" w:semiHidden="0" w:uiPriority="60" w:unhideWhenUsed="0"/>
-    <w:lsdException w:name="Light List Accent 3" w:semiHidden="0" w:uiPriority="61" w:unhideWhenUsed="0"/>
-    <w:lsdException w:name="Light Grid Accent 3" w:semiHidden="0" w:uiPriority="62" w:unhideWhenUsed="0"/>
-    <w:lsdException w:name="Medium Shading 1 Accent 3" w:semiHidden="0" w:uiPriority="63" w:unhideWhenUsed="0"/>
-    <w:lsdException w:name="Medium Shading 2 Accent 3" w:semiHidden="0" w:uiPriority="64" w:unhideWhenUsed="0"/>
-    <w:lsdException w:name="Medium List 1 Accent 3" w:semiHidden="0" w:uiPriority="65" w:unhideWhenUsed="0"/>
-    <w:lsdException w:name="Medium List 2 Accent 3" w:semiHidden="0" w:uiPriority="66" w:unhideWhenUsed="0"/>
-    <w:lsdException w:name="Medium Grid 1 Accent 3" w:semiHidden="0" w:uiPriority="67" w:unhideWhenUsed="0"/>
-    <w:lsdException w:name="Medium Grid 2 Accent 3" w:semiHidden="0" w:uiPriority="68" w:unhideWhenUsed="0"/>
-    <w:lsdException w:name="Medium Grid 3 Accent 3" w:semiHidden="0" w:uiPriority="69" w:unhideWhenUsed="0"/>
-    <w:lsdException w:name="Dark List Accent 3" w:semiHidden="0" w:uiPriority="70" w:unhideWhenUsed="0"/>
-    <w:lsdException w:name="Colorful Shading Accent 3" w:semiHidden="0" w:uiPriority="71" w:unhideWhenUsed="0"/>
-    <w:lsdException w:name="Colorful List Accent 3" w:semiHidden="0" w:uiPriority="72" w:unhideWhenUsed="0"/>
-    <w:lsdException w:name="Colorful Grid Accent 3" w:semiHidden="0" w:uiPriority="73" w:unhideWhenUsed="0"/>
-    <w:lsdException w:name="Light Shading Accent 4" w:semiHidden="0" w:uiPriority="60" w:unhideWhenUsed="0"/>
-    <w:lsdException w:name="Light List Accent 4" w:semiHidden="0" w:uiPriority="61" w:unhideWhenUsed="0"/>
-    <w:lsdException w:name="Light Grid Accent 4" w:semiHidden="0" w:uiPriority="62" w:unhideWhenUsed="0"/>
-    <w:lsdException w:name="Medium Shading 1 Accent 4" w:semiHidden="0" w:uiPriority="63" w:unhideWhenUsed="0"/>
-    <w:lsdException w:name="Medium Shading 2 Accent 4" w:semiHidden="0" w:uiPriority="64" w:unhideWhenUsed="0"/>
-    <w:lsdException w:name="Medium List 1 Accent 4" w:semiHidden="0" w:uiPriority="65" w:unhideWhenUsed="0"/>
-    <w:lsdException w:name="Medium List 2 Accent 4" w:semiHidden="0" w:uiPriority="66" w:unhideWhenUsed="0"/>
-    <w:lsdException w:name="Medium Grid 1 Accent 4" w:semiHidden="0" w:uiPriority="67" w:unhideWhenUsed="0"/>
-    <w:lsdException w:name="Medium Grid 2 Accent 4" w:semiHidden="0" w:uiPriority="68" w:unhideWhenUsed="0"/>
-    <w:lsdException w:name="Medium Grid 3 Accent 4" w:semiHidden="0" w:uiPriority="69" w:unhideWhenUsed="0"/>
-    <w:lsdException w:name="Dark List Accent 4" w:semiHidden="0" w:uiPriority="70" w:unhideWhenUsed="0"/>
-    <w:lsdException w:name="Colorful Shading Accent 4" w:semiHidden="0" w:uiPriority="71" w:unhideWhenUsed="0"/>
-    <w:lsdException w:name="Colorful List Accent 4" w:semiHidden="0" w:uiPriority="72" w:unhideWhenUsed="0"/>
-    <w:lsdException w:name="Colorful Grid Accent 4" w:semiHidden="0" w:uiPriority="73" w:unhideWhenUsed="0"/>
-    <w:lsdException w:name="Light Shading Accent 5" w:semiHidden="0" w:uiPriority="60" w:unhideWhenUsed="0"/>
-    <w:lsdException w:name="Light List Accent 5" w:semiHidden="0" w:uiPriority="61" w:unhideWhenUsed="0"/>
-    <w:lsdException w:name="Light Grid Accent 5" w:semiHidden="0" w:uiPriority="62" w:unhideWhenUsed="0"/>
-    <w:lsdException w:name="Medium Shading 1 Accent 5" w:semiHidden="0" w:uiPriority="63" w:unhideWhenUsed="0"/>
-    <w:lsdException w:name="Medium Shading 2 Accent 5" w:semiHidden="0" w:uiPriority="64" w:unhideWhenUsed="0"/>
-    <w:lsdException w:name="Medium List 1 Accent 5" w:semiHidden="0" w:uiPriority="65" w:unhideWhenUsed="0"/>
-    <w:lsdException w:name="Medium List 2 Accent 5" w:semiHidden="0" w:uiPriority="66" w:unhideWhenUsed="0"/>
-    <w:lsdException w:name="Medium Grid 1 Accent 5" w:semiHidden="0" w:uiPriority="67" w:unhideWhenUsed="0"/>
-    <w:lsdException w:name="Medium Grid 2 Accent 5" w:semiHidden="0" w:uiPriority="68" w:unhideWhenUsed="0"/>
-    <w:lsdException w:name="Medium Grid 3 Accent 5" w:semiHidden="0" w:uiPriority="69" w:unhideWhenUsed="0"/>
-    <w:lsdException w:name="Dark List Accent 5" w:semiHidden="0" w:uiPriority="70" w:unhideWhenUsed="0"/>
-    <w:lsdException w:name="Colorful Shading Accent 5" w:semiHidden="0" w:uiPriority="71" w:unhideWhenUsed="0"/>
-    <w:lsdException w:name="Colorful List Accent 5" w:semiHidden="0" w:uiPriority="72" w:unhideWhenUsed="0"/>
-    <w:lsdException w:name="Colorful Grid Accent 5" w:semiHidden="0" w:uiPriority="73" w:unhideWhenUsed="0"/>
-    <w:lsdException w:name="Light Shading Accent 6" w:semiHidden="0" w:uiPriority="60" w:unhideWhenUsed="0"/>
-    <w:lsdException w:name="Light List Accent 6" w:semiHidden="0" w:uiPriority="61" w:unhideWhenUsed="0"/>
-    <w:lsdException w:name="Light Grid Accent 6" w:semiHidden="0" w:uiPriority="62" w:unhideWhenUsed="0"/>
-    <w:lsdException w:name="Medium Shading 1 Accent 6" w:semiHidden="0" w:uiPriority="63" w:unhideWhenUsed="0"/>
-    <w:lsdException w:name="Medium Shading 2 Accent 6" w:semiHidden="0" w:uiPriority="64" w:unhideWhenUsed="0"/>
-    <w:lsdException w:name="Medium List 1 Accent 6" w:semiHidden="0" w:uiPriority="65" w:unhideWhenUsed="0"/>
-    <w:lsdException w:name="Medium List 2 Accent 6" w:semiHidden="0" w:uiPriority="66" w:unhideWhenUsed="0"/>
-    <w:lsdException w:name="Medium Grid 1 Accent 6" w:semiHidden="0" w:uiPriority="67" w:unhideWhenUsed="0"/>
-    <w:lsdException w:name="Medium Grid 2 Accent 6" w:semiHidden="0" w:uiPriority="68" w:unhideWhenUsed="0"/>
-    <w:lsdException w:name="Medium Grid 3 Accent 6" w:semiHidden="0" w:uiPriority="69" w:unhideWhenUsed="0"/>
-    <w:lsdException w:name="Dark List Accent 6" w:semiHidden="0" w:uiPriority="70" w:unhideWhenUsed="0"/>
-    <w:lsdException w:name="Colorful Shading Accent 6" w:semiHidden="0" w:uiPriority="71" w:unhideWhenUsed="0"/>
-    <w:lsdException w:name="Colorful List Accent 6" w:semiHidden="0" w:uiPriority="72" w:unhideWhenUsed="0"/>
-    <w:lsdException w:name="Colorful Grid Accent 6" w:semiHidden="0" w:uiPriority="73" w:unhideWhenUsed="0"/>
+  <w:latentStyles w:count="260" w:defQFormat="0" w:defUnhideWhenUsed="1" w:defSemiHidden="1" w:defUIPriority="99" w:defLockedState="0">
+    <w:lsdException w:qFormat="1" w:unhideWhenUsed="0" w:uiPriority="0" w:semiHidden="0" w:name="Normal"/>
+    <w:lsdException w:qFormat="1" w:unhideWhenUsed="0" w:uiPriority="0" w:semiHidden="0" w:name="heading 1"/>
+    <w:lsdException w:qFormat="1" w:uiPriority="0" w:semiHidden="0" w:name="heading 2"/>
+    <w:lsdException w:qFormat="1" w:uiPriority="0" w:name="heading 3"/>
+    <w:lsdException w:qFormat="1" w:uiPriority="0" w:semiHidden="0" w:name="heading 4"/>
+    <w:lsdException w:qFormat="1" w:uiPriority="0" w:name="heading 5"/>
+    <w:lsdException w:qFormat="1" w:uiPriority="0" w:name="heading 6"/>
+    <w:lsdException w:qFormat="1" w:uiPriority="0" w:name="heading 7"/>
+    <w:lsdException w:qFormat="1" w:uiPriority="0" w:name="heading 8"/>
+    <w:lsdException w:qFormat="1" w:uiPriority="0" w:name="heading 9"/>
+    <w:lsdException w:unhideWhenUsed="0" w:uiPriority="0" w:semiHidden="0" w:name="index 1"/>
+    <w:lsdException w:unhideWhenUsed="0" w:uiPriority="0" w:semiHidden="0" w:name="index 2"/>
+    <w:lsdException w:unhideWhenUsed="0" w:uiPriority="0" w:semiHidden="0" w:name="index 3"/>
+    <w:lsdException w:unhideWhenUsed="0" w:uiPriority="0" w:semiHidden="0" w:name="index 4"/>
+    <w:lsdException w:unhideWhenUsed="0" w:uiPriority="0" w:semiHidden="0" w:name="index 5"/>
+    <w:lsdException w:unhideWhenUsed="0" w:uiPriority="0" w:semiHidden="0" w:name="index 6"/>
+    <w:lsdException w:unhideWhenUsed="0" w:uiPriority="0" w:semiHidden="0" w:name="index 7"/>
+    <w:lsdException w:unhideWhenUsed="0" w:uiPriority="0" w:semiHidden="0" w:name="index 8"/>
+    <w:lsdException w:unhideWhenUsed="0" w:uiPriority="0" w:semiHidden="0" w:name="index 9"/>
+    <w:lsdException w:qFormat="1" w:unhideWhenUsed="0" w:uiPriority="0" w:semiHidden="0" w:name="toc 1"/>
+    <w:lsdException w:qFormat="1" w:unhideWhenUsed="0" w:uiPriority="0" w:semiHidden="0" w:name="toc 2"/>
+    <w:lsdException w:qFormat="1" w:unhideWhenUsed="0" w:uiPriority="0" w:semiHidden="0" w:name="toc 3"/>
+    <w:lsdException w:unhideWhenUsed="0" w:uiPriority="0" w:semiHidden="0" w:name="toc 4"/>
+    <w:lsdException w:unhideWhenUsed="0" w:uiPriority="0" w:semiHidden="0" w:name="toc 5"/>
+    <w:lsdException w:unhideWhenUsed="0" w:uiPriority="0" w:semiHidden="0" w:name="toc 6"/>
+    <w:lsdException w:unhideWhenUsed="0" w:uiPriority="0" w:semiHidden="0" w:name="toc 7"/>
+    <w:lsdException w:unhideWhenUsed="0" w:uiPriority="0" w:semiHidden="0" w:name="toc 8"/>
+    <w:lsdException w:unhideWhenUsed="0" w:uiPriority="0" w:semiHidden="0" w:name="toc 9"/>
+    <w:lsdException w:unhideWhenUsed="0" w:uiPriority="0" w:semiHidden="0" w:name="Normal Indent"/>
+    <w:lsdException w:unhideWhenUsed="0" w:uiPriority="0" w:semiHidden="0" w:name="footnote text"/>
+    <w:lsdException w:qFormat="1" w:unhideWhenUsed="0" w:uiPriority="0" w:semiHidden="0" w:name="annotation text"/>
+    <w:lsdException w:qFormat="1" w:unhideWhenUsed="0" w:uiPriority="0" w:semiHidden="0" w:name="header"/>
+    <w:lsdException w:qFormat="1" w:unhideWhenUsed="0" w:uiPriority="0" w:semiHidden="0" w:name="footer"/>
+    <w:lsdException w:unhideWhenUsed="0" w:uiPriority="0" w:semiHidden="0" w:name="index heading"/>
+    <w:lsdException w:qFormat="1" w:uiPriority="0" w:name="caption"/>
+    <w:lsdException w:unhideWhenUsed="0" w:uiPriority="0" w:semiHidden="0" w:name="table of figures"/>
+    <w:lsdException w:unhideWhenUsed="0" w:uiPriority="0" w:semiHidden="0" w:name="envelope address"/>
+    <w:lsdException w:unhideWhenUsed="0" w:uiPriority="0" w:semiHidden="0" w:name="envelope return"/>
+    <w:lsdException w:unhideWhenUsed="0" w:uiPriority="0" w:semiHidden="0" w:name="footnote reference"/>
+    <w:lsdException w:unhideWhenUsed="0" w:uiPriority="0" w:semiHidden="0" w:name="annotation reference"/>
+    <w:lsdException w:unhideWhenUsed="0" w:uiPriority="0" w:semiHidden="0" w:name="line number"/>
+    <w:lsdException w:unhideWhenUsed="0" w:uiPriority="0" w:semiHidden="0" w:name="page number"/>
+    <w:lsdException w:unhideWhenUsed="0" w:uiPriority="0" w:semiHidden="0" w:name="endnote reference"/>
+    <w:lsdException w:unhideWhenUsed="0" w:uiPriority="0" w:semiHidden="0" w:name="endnote text"/>
+    <w:lsdException w:unhideWhenUsed="0" w:uiPriority="0" w:semiHidden="0" w:name="table of authorities"/>
+    <w:lsdException w:unhideWhenUsed="0" w:uiPriority="0" w:semiHidden="0" w:name="macro"/>
+    <w:lsdException w:unhideWhenUsed="0" w:uiPriority="0" w:semiHidden="0" w:name="toa heading"/>
+    <w:lsdException w:unhideWhenUsed="0" w:uiPriority="0" w:semiHidden="0" w:name="List"/>
+    <w:lsdException w:unhideWhenUsed="0" w:uiPriority="0" w:semiHidden="0" w:name="List Bullet"/>
+    <w:lsdException w:unhideWhenUsed="0" w:uiPriority="0" w:semiHidden="0" w:name="List Number"/>
+    <w:lsdException w:unhideWhenUsed="0" w:uiPriority="0" w:semiHidden="0" w:name="List 2"/>
+    <w:lsdException w:unhideWhenUsed="0" w:uiPriority="0" w:semiHidden="0" w:name="List 3"/>
+    <w:lsdException w:unhideWhenUsed="0" w:uiPriority="0" w:semiHidden="0" w:name="List 4"/>
+    <w:lsdException w:unhideWhenUsed="0" w:uiPriority="0" w:semiHidden="0" w:name="List 5"/>
+    <w:lsdException w:unhideWhenUsed="0" w:uiPriority="0" w:semiHidden="0" w:name="List Bullet 2"/>
+    <w:lsdException w:unhideWhenUsed="0" w:uiPriority="0" w:semiHidden="0" w:name="List Bullet 3"/>
+    <w:lsdException w:unhideWhenUsed="0" w:uiPriority="0" w:semiHidden="0" w:name="List Bullet 4"/>
+    <w:lsdException w:unhideWhenUsed="0" w:uiPriority="0" w:semiHidden="0" w:name="List Bullet 5"/>
+    <w:lsdException w:unhideWhenUsed="0" w:uiPriority="0" w:semiHidden="0" w:name="List Number 2"/>
+    <w:lsdException w:unhideWhenUsed="0" w:uiPriority="0" w:semiHidden="0" w:name="List Number 3"/>
+    <w:lsdException w:unhideWhenUsed="0" w:uiPriority="0" w:semiHidden="0" w:name="List Number 4"/>
+    <w:lsdException w:unhideWhenUsed="0" w:uiPriority="0" w:semiHidden="0" w:name="List Number 5"/>
+    <w:lsdException w:qFormat="1" w:unhideWhenUsed="0" w:uiPriority="0" w:semiHidden="0" w:name="Title"/>
+    <w:lsdException w:unhideWhenUsed="0" w:uiPriority="0" w:semiHidden="0" w:name="Closing"/>
+    <w:lsdException w:unhideWhenUsed="0" w:uiPriority="0" w:semiHidden="0" w:name="Signature"/>
+    <w:lsdException w:qFormat="1" w:unhideWhenUsed="0" w:uiPriority="0" w:name="Default Paragraph Font"/>
+    <w:lsdException w:qFormat="1" w:unhideWhenUsed="0" w:uiPriority="0" w:name="Body Text"/>
+    <w:lsdException w:unhideWhenUsed="0" w:uiPriority="0" w:semiHidden="0" w:name="Body Text Indent"/>
+    <w:lsdException w:unhideWhenUsed="0" w:uiPriority="0" w:semiHidden="0" w:name="List Continue"/>
+    <w:lsdException w:unhideWhenUsed="0" w:uiPriority="0" w:semiHidden="0" w:name="List Continue 2"/>
+    <w:lsdException w:unhideWhenUsed="0" w:uiPriority="0" w:semiHidden="0" w:name="List Continue 3"/>
+    <w:lsdException w:unhideWhenUsed="0" w:uiPriority="0" w:semiHidden="0" w:name="List Continue 4"/>
+    <w:lsdException w:unhideWhenUsed="0" w:uiPriority="0" w:semiHidden="0" w:name="List Continue 5"/>
+    <w:lsdException w:unhideWhenUsed="0" w:uiPriority="0" w:semiHidden="0" w:name="Message Header"/>
+    <w:lsdException w:qFormat="1" w:unhideWhenUsed="0" w:uiPriority="0" w:semiHidden="0" w:name="Subtitle"/>
+    <w:lsdException w:unhideWhenUsed="0" w:uiPriority="0" w:semiHidden="0" w:name="Salutation"/>
+    <w:lsdException w:unhideWhenUsed="0" w:uiPriority="0" w:semiHidden="0" w:name="Date"/>
+    <w:lsdException w:unhideWhenUsed="0" w:uiPriority="0" w:semiHidden="0" w:name="Body Text First Indent"/>
+    <w:lsdException w:unhideWhenUsed="0" w:uiPriority="0" w:semiHidden="0" w:name="Body Text First Indent 2"/>
+    <w:lsdException w:uiPriority="99" w:name="Note Heading"/>
+    <w:lsdException w:unhideWhenUsed="0" w:uiPriority="0" w:semiHidden="0" w:name="Body Text 2"/>
+    <w:lsdException w:unhideWhenUsed="0" w:uiPriority="0" w:semiHidden="0" w:name="Body Text 3"/>
+    <w:lsdException w:unhideWhenUsed="0" w:uiPriority="0" w:semiHidden="0" w:name="Body Text Indent 2"/>
+    <w:lsdException w:unhideWhenUsed="0" w:uiPriority="0" w:semiHidden="0" w:name="Body Text Indent 3"/>
+    <w:lsdException w:unhideWhenUsed="0" w:uiPriority="0" w:semiHidden="0" w:name="Block Text"/>
+    <w:lsdException w:unhideWhenUsed="0" w:uiPriority="0" w:semiHidden="0" w:name="Hyperlink"/>
+    <w:lsdException w:unhideWhenUsed="0" w:uiPriority="0" w:semiHidden="0" w:name="FollowedHyperlink"/>
+    <w:lsdException w:qFormat="1" w:unhideWhenUsed="0" w:uiPriority="0" w:semiHidden="0" w:name="Strong"/>
+    <w:lsdException w:qFormat="1" w:unhideWhenUsed="0" w:uiPriority="0" w:semiHidden="0" w:name="Emphasis"/>
+    <w:lsdException w:unhideWhenUsed="0" w:uiPriority="0" w:semiHidden="0" w:name="Document Map"/>
+    <w:lsdException w:unhideWhenUsed="0" w:uiPriority="0" w:semiHidden="0" w:name="Plain Text"/>
+    <w:lsdException w:unhideWhenUsed="0" w:uiPriority="0" w:semiHidden="0" w:name="E-mail Signature"/>
+    <w:lsdException w:qFormat="1" w:unhideWhenUsed="0" w:uiPriority="0" w:semiHidden="0" w:name="Normal (Web)"/>
+    <w:lsdException w:unhideWhenUsed="0" w:uiPriority="0" w:semiHidden="0" w:name="HTML Acronym"/>
+    <w:lsdException w:unhideWhenUsed="0" w:uiPriority="0" w:semiHidden="0" w:name="HTML Address"/>
+    <w:lsdException w:unhideWhenUsed="0" w:uiPriority="0" w:semiHidden="0" w:name="HTML Cite"/>
+    <w:lsdException w:unhideWhenUsed="0" w:uiPriority="0" w:semiHidden="0" w:name="HTML Code"/>
+    <w:lsdException w:unhideWhenUsed="0" w:uiPriority="0" w:semiHidden="0" w:name="HTML Definition"/>
+    <w:lsdException w:unhideWhenUsed="0" w:uiPriority="0" w:semiHidden="0" w:name="HTML Keyboard"/>
+    <w:lsdException w:unhideWhenUsed="0" w:uiPriority="0" w:semiHidden="0" w:name="HTML Preformatted"/>
+    <w:lsdException w:unhideWhenUsed="0" w:uiPriority="0" w:semiHidden="0" w:name="HTML Sample"/>
+    <w:lsdException w:unhideWhenUsed="0" w:uiPriority="0" w:semiHidden="0" w:name="HTML Typewriter"/>
+    <w:lsdException w:unhideWhenUsed="0" w:uiPriority="0" w:semiHidden="0" w:name="HTML Variable"/>
+    <w:lsdException w:qFormat="1" w:unhideWhenUsed="0" w:uiPriority="0" w:name="Normal Table"/>
+    <w:lsdException w:unhideWhenUsed="0" w:uiPriority="0" w:semiHidden="0" w:name="annotation subject"/>
+    <w:lsdException w:unhideWhenUsed="0" w:uiPriority="0" w:semiHidden="0" w:name="Table Simple 1"/>
+    <w:lsdException w:unhideWhenUsed="0" w:uiPriority="0" w:semiHidden="0" w:name="Table Simple 2"/>
+    <w:lsdException w:unhideWhenUsed="0" w:uiPriority="0" w:semiHidden="0" w:name="Table Simple 3"/>
+    <w:lsdException w:unhideWhenUsed="0" w:uiPriority="0" w:semiHidden="0" w:name="Table Classic 1"/>
+    <w:lsdException w:unhideWhenUsed="0" w:uiPriority="0" w:semiHidden="0" w:name="Table Classic 2"/>
+    <w:lsdException w:unhideWhenUsed="0" w:uiPriority="0" w:semiHidden="0" w:name="Table Classic 3"/>
+    <w:lsdException w:unhideWhenUsed="0" w:uiPriority="0" w:semiHidden="0" w:name="Table Classic 4"/>
+    <w:lsdException w:unhideWhenUsed="0" w:uiPriority="0" w:semiHidden="0" w:name="Table Colorful 1"/>
+    <w:lsdException w:unhideWhenUsed="0" w:uiPriority="0" w:semiHidden="0" w:name="Table Colorful 2"/>
+    <w:lsdException w:unhideWhenUsed="0" w:uiPriority="0" w:semiHidden="0" w:name="Table Colorful 3"/>
+    <w:lsdException w:unhideWhenUsed="0" w:uiPriority="0" w:semiHidden="0" w:name="Table Columns 1"/>
+    <w:lsdException w:unhideWhenUsed="0" w:uiPriority="0" w:semiHidden="0" w:name="Table Columns 2"/>
+    <w:lsdException w:unhideWhenUsed="0" w:uiPriority="0" w:semiHidden="0" w:name="Table Columns 3"/>
+    <w:lsdException w:unhideWhenUsed="0" w:uiPriority="0" w:semiHidden="0" w:name="Table Columns 4"/>
+    <w:lsdException w:unhideWhenUsed="0" w:uiPriority="0" w:semiHidden="0" w:name="Table Columns 5"/>
+    <w:lsdException w:unhideWhenUsed="0" w:uiPriority="0" w:semiHidden="0" w:name="Table Grid 1"/>
+    <w:lsdException w:unhideWhenUsed="0" w:uiPriority="0" w:semiHidden="0" w:name="Table Grid 2"/>
+    <w:lsdException w:unhideWhenUsed="0" w:uiPriority="0" w:semiHidden="0" w:name="Table Grid 3"/>
+    <w:lsdException w:unhideWhenUsed="0" w:uiPriority="0" w:semiHidden="0" w:name="Table Grid 4"/>
+    <w:lsdException w:unhideWhenUsed="0" w:uiPriority="0" w:semiHidden="0" w:name="Table Grid 5"/>
+    <w:lsdException w:unhideWhenUsed="0" w:uiPriority="0" w:semiHidden="0" w:name="Table Grid 6"/>
+    <w:lsdException w:unhideWhenUsed="0" w:uiPriority="0" w:semiHidden="0" w:name="Table Grid 7"/>
+    <w:lsdException w:unhideWhenUsed="0" w:uiPriority="0" w:semiHidden="0" w:name="Table Grid 8"/>
+    <w:lsdException w:unhideWhenUsed="0" w:uiPriority="0" w:semiHidden="0" w:name="Table List 1"/>
+    <w:lsdException w:unhideWhenUsed="0" w:uiPriority="0" w:semiHidden="0" w:name="Table List 2"/>
+    <w:lsdException w:unhideWhenUsed="0" w:uiPriority="0" w:semiHidden="0" w:name="Table List 3"/>
+    <w:lsdException w:unhideWhenUsed="0" w:uiPriority="0" w:semiHidden="0" w:name="Table List 4"/>
+    <w:lsdException w:unhideWhenUsed="0" w:uiPriority="0" w:semiHidden="0" w:name="Table List 5"/>
+    <w:lsdException w:unhideWhenUsed="0" w:uiPriority="0" w:semiHidden="0" w:name="Table List 6"/>
+    <w:lsdException w:unhideWhenUsed="0" w:uiPriority="0" w:semiHidden="0" w:name="Table List 7"/>
+    <w:lsdException w:unhideWhenUsed="0" w:uiPriority="0" w:semiHidden="0" w:name="Table List 8"/>
+    <w:lsdException w:unhideWhenUsed="0" w:uiPriority="0" w:semiHidden="0" w:name="Table 3D effects 1"/>
+    <w:lsdException w:unhideWhenUsed="0" w:uiPriority="0" w:semiHidden="0" w:name="Table 3D effects 2"/>
+    <w:lsdException w:unhideWhenUsed="0" w:uiPriority="0" w:semiHidden="0" w:name="Table 3D effects 3"/>
+    <w:lsdException w:unhideWhenUsed="0" w:uiPriority="0" w:semiHidden="0" w:name="Table Contemporary"/>
+    <w:lsdException w:unhideWhenUsed="0" w:uiPriority="0" w:semiHidden="0" w:name="Table Elegant"/>
+    <w:lsdException w:unhideWhenUsed="0" w:uiPriority="0" w:semiHidden="0" w:name="Table Professional"/>
+    <w:lsdException w:unhideWhenUsed="0" w:uiPriority="0" w:semiHidden="0" w:name="Table Subtle 1"/>
+    <w:lsdException w:unhideWhenUsed="0" w:uiPriority="0" w:semiHidden="0" w:name="Table Subtle 2"/>
+    <w:lsdException w:unhideWhenUsed="0" w:uiPriority="0" w:semiHidden="0" w:name="Table Web 1"/>
+    <w:lsdException w:unhideWhenUsed="0" w:uiPriority="0" w:semiHidden="0" w:name="Table Web 2"/>
+    <w:lsdException w:unhideWhenUsed="0" w:uiPriority="0" w:semiHidden="0" w:name="Table Web 3"/>
+    <w:lsdException w:unhideWhenUsed="0" w:uiPriority="0" w:semiHidden="0" w:name="Balloon Text"/>
+    <w:lsdException w:qFormat="1" w:unhideWhenUsed="0" w:uiPriority="0" w:semiHidden="0" w:name="Table Grid"/>
+    <w:lsdException w:unhideWhenUsed="0" w:uiPriority="0" w:semiHidden="0" w:name="Table Theme"/>
+    <w:lsdException w:unhideWhenUsed="0" w:uiPriority="60" w:semiHidden="0" w:name="Light Shading"/>
+    <w:lsdException w:unhideWhenUsed="0" w:uiPriority="61" w:semiHidden="0" w:name="Light List"/>
+    <w:lsdException w:unhideWhenUsed="0" w:uiPriority="62" w:semiHidden="0" w:name="Light Grid"/>
+    <w:lsdException w:unhideWhenUsed="0" w:uiPriority="63" w:semiHidden="0" w:name="Medium Shading 1"/>
+    <w:lsdException w:unhideWhenUsed="0" w:uiPriority="64" w:semiHidden="0" w:name="Medium Shading 2"/>
+    <w:lsdException w:unhideWhenUsed="0" w:uiPriority="65" w:semiHidden="0" w:name="Medium List 1"/>
+    <w:lsdException w:unhideWhenUsed="0" w:uiPriority="66" w:semiHidden="0" w:name="Medium List 2"/>
+    <w:lsdException w:unhideWhenUsed="0" w:uiPriority="67" w:semiHidden="0" w:name="Medium Grid 1"/>
+    <w:lsdException w:unhideWhenUsed="0" w:uiPriority="68" w:semiHidden="0" w:name="Medium Grid 2"/>
+    <w:lsdException w:unhideWhenUsed="0" w:uiPriority="69" w:semiHidden="0" w:name="Medium Grid 3"/>
+    <w:lsdException w:unhideWhenUsed="0" w:uiPriority="70" w:semiHidden="0" w:name="Dark List"/>
+    <w:lsdException w:unhideWhenUsed="0" w:uiPriority="71" w:semiHidden="0" w:name="Colorful Shading"/>
+    <w:lsdException w:unhideWhenUsed="0" w:uiPriority="72" w:semiHidden="0" w:name="Colorful List"/>
+    <w:lsdException w:unhideWhenUsed="0" w:uiPriority="73" w:semiHidden="0" w:name="Colorful Grid"/>
+    <w:lsdException w:unhideWhenUsed="0" w:uiPriority="60" w:semiHidden="0" w:name="Light Shading Accent 1"/>
+    <w:lsdException w:unhideWhenUsed="0" w:uiPriority="61" w:semiHidden="0" w:name="Light List Accent 1"/>
+    <w:lsdException w:unhideWhenUsed="0" w:uiPriority="62" w:semiHidden="0" w:name="Light Grid Accent 1"/>
+    <w:lsdException w:unhideWhenUsed="0" w:uiPriority="63" w:semiHidden="0" w:name="Medium Shading 1 Accent 1"/>
+    <w:lsdException w:unhideWhenUsed="0" w:uiPriority="64" w:semiHidden="0" w:name="Medium Shading 2 Accent 1"/>
+    <w:lsdException w:unhideWhenUsed="0" w:uiPriority="65" w:semiHidden="0" w:name="Medium List 1 Accent 1"/>
+    <w:lsdException w:unhideWhenUsed="0" w:uiPriority="66" w:semiHidden="0" w:name="Medium List 2 Accent 1"/>
+    <w:lsdException w:unhideWhenUsed="0" w:uiPriority="67" w:semiHidden="0" w:name="Medium Grid 1 Accent 1"/>
+    <w:lsdException w:unhideWhenUsed="0" w:uiPriority="68" w:semiHidden="0" w:name="Medium Grid 2 Accent 1"/>
+    <w:lsdException w:unhideWhenUsed="0" w:uiPriority="69" w:semiHidden="0" w:name="Medium Grid 3 Accent 1"/>
+    <w:lsdException w:unhideWhenUsed="0" w:uiPriority="70" w:semiHidden="0" w:name="Dark List Accent 1"/>
+    <w:lsdException w:unhideWhenUsed="0" w:uiPriority="71" w:semiHidden="0" w:name="Colorful Shading Accent 1"/>
+    <w:lsdException w:unhideWhenUsed="0" w:uiPriority="72" w:semiHidden="0" w:name="Colorful List Accent 1"/>
+    <w:lsdException w:unhideWhenUsed="0" w:uiPriority="73" w:semiHidden="0" w:name="Colorful Grid Accent 1"/>
+    <w:lsdException w:unhideWhenUsed="0" w:uiPriority="60" w:semiHidden="0" w:name="Light Shading Accent 2"/>
+    <w:lsdException w:unhideWhenUsed="0" w:uiPriority="61" w:semiHidden="0" w:name="Light List Accent 2"/>
+    <w:lsdException w:unhideWhenUsed="0" w:uiPriority="62" w:semiHidden="0" w:name="Light Grid Accent 2"/>
+    <w:lsdException w:unhideWhenUsed="0" w:uiPriority="63" w:semiHidden="0" w:name="Medium Shading 1 Accent 2"/>
+    <w:lsdException w:unhideWhenUsed="0" w:uiPriority="64" w:semiHidden="0" w:name="Medium Shading 2 Accent 2"/>
+    <w:lsdException w:unhideWhenUsed="0" w:uiPriority="65" w:semiHidden="0" w:name="Medium List 1 Accent 2"/>
+    <w:lsdException w:unhideWhenUsed="0" w:uiPriority="66" w:semiHidden="0" w:name="Medium List 2 Accent 2"/>
+    <w:lsdException w:unhideWhenUsed="0" w:uiPriority="67" w:semiHidden="0" w:name="Medium Grid 1 Accent 2"/>
+    <w:lsdException w:unhideWhenUsed="0" w:uiPriority="68" w:semiHidden="0" w:name="Medium Grid 2 Accent 2"/>
+    <w:lsdException w:unhideWhenUsed="0" w:uiPriority="69" w:semiHidden="0" w:name="Medium Grid 3 Accent 2"/>
+    <w:lsdException w:unhideWhenUsed="0" w:uiPriority="70" w:semiHidden="0" w:name="Dark List Accent 2"/>
+    <w:lsdException w:unhideWhenUsed="0" w:uiPriority="71" w:semiHidden="0" w:name="Colorful Shading Accent 2"/>
+    <w:lsdException w:unhideWhenUsed="0" w:uiPriority="72" w:semiHidden="0" w:name="Colorful List Accent 2"/>
+    <w:lsdException w:unhideWhenUsed="0" w:uiPriority="73" w:semiHidden="0" w:name="Colorful Grid Accent 2"/>
+    <w:lsdException w:unhideWhenUsed="0" w:uiPriority="60" w:semiHidden="0" w:name="Light Shading Accent 3"/>
+    <w:lsdException w:unhideWhenUsed="0" w:uiPriority="61" w:semiHidden="0" w:name="Light List Accent 3"/>
+    <w:lsdException w:unhideWhenUsed="0" w:uiPriority="62" w:semiHidden="0" w:name="Light Grid Accent 3"/>
+    <w:lsdException w:unhideWhenUsed="0" w:uiPriority="63" w:semiHidden="0" w:name="Medium Shading 1 Accent 3"/>
+    <w:lsdException w:unhideWhenUsed="0" w:uiPriority="64" w:semiHidden="0" w:name="Medium Shading 2 Accent 3"/>
+    <w:lsdException w:unhideWhenUsed="0" w:uiPriority="65" w:semiHidden="0" w:name="Medium List 1 Accent 3"/>
+    <w:lsdException w:unhideWhenUsed="0" w:uiPriority="66" w:semiHidden="0" w:name="Medium List 2 Accent 3"/>
+    <w:lsdException w:unhideWhenUsed="0" w:uiPriority="67" w:semiHidden="0" w:name="Medium Grid 1 Accent 3"/>
+    <w:lsdException w:unhideWhenUsed="0" w:uiPriority="68" w:semiHidden="0" w:name="Medium Grid 2 Accent 3"/>
+    <w:lsdException w:unhideWhenUsed="0" w:uiPriority="69" w:semiHidden="0" w:name="Medium Grid 3 Accent 3"/>
+    <w:lsdException w:unhideWhenUsed="0" w:uiPriority="70" w:semiHidden="0" w:name="Dark List Accent 3"/>
+    <w:lsdException w:unhideWhenUsed="0" w:uiPriority="71" w:semiHidden="0" w:name="Colorful Shading Accent 3"/>
+    <w:lsdException w:unhideWhenUsed="0" w:uiPriority="72" w:semiHidden="0" w:name="Colorful List Accent 3"/>
+    <w:lsdException w:unhideWhenUsed="0" w:uiPriority="73" w:semiHidden="0" w:name="Colorful Grid Accent 3"/>
+    <w:lsdException w:unhideWhenUsed="0" w:uiPriority="60" w:semiHidden="0" w:name="Light Shading Accent 4"/>
+    <w:lsdException w:unhideWhenUsed="0" w:uiPriority="61" w:semiHidden="0" w:name="Light List Accent 4"/>
+    <w:lsdException w:unhideWhenUsed="0" w:uiPriority="62" w:semiHidden="0" w:name="Light Grid Accent 4"/>
+    <w:lsdException w:unhideWhenUsed="0" w:uiPriority="63" w:semiHidden="0" w:name="Medium Shading 1 Accent 4"/>
+    <w:lsdException w:unhideWhenUsed="0" w:uiPriority="64" w:semiHidden="0" w:name="Medium Shading 2 Accent 4"/>
+    <w:lsdException w:unhideWhenUsed="0" w:uiPriority="65" w:semiHidden="0" w:name="Medium List 1 Accent 4"/>
+    <w:lsdException w:unhideWhenUsed="0" w:uiPriority="66" w:semiHidden="0" w:name="Medium List 2 Accent 4"/>
+    <w:lsdException w:unhideWhenUsed="0" w:uiPriority="67" w:semiHidden="0" w:name="Medium Grid 1 Accent 4"/>
+    <w:lsdException w:unhideWhenUsed="0" w:uiPriority="68" w:semiHidden="0" w:name="Medium Grid 2 Accent 4"/>
+    <w:lsdException w:unhideWhenUsed="0" w:uiPriority="69" w:semiHidden="0" w:name="Medium Grid 3 Accent 4"/>
+    <w:lsdException w:unhideWhenUsed="0" w:uiPriority="70" w:semiHidden="0" w:name="Dark List Accent 4"/>
+    <w:lsdException w:unhideWhenUsed="0" w:uiPriority="71" w:semiHidden="0" w:name="Colorful Shading Accent 4"/>
+    <w:lsdException w:unhideWhenUsed="0" w:uiPriority="72" w:semiHidden="0" w:name="Colorful List Accent 4"/>
+    <w:lsdException w:unhideWhenUsed="0" w:uiPriority="73" w:semiHidden="0" w:name="Colorful Grid Accent 4"/>
+    <w:lsdException w:unhideWhenUsed="0" w:uiPriority="60" w:semiHidden="0" w:name="Light Shading Accent 5"/>
+    <w:lsdException w:unhideWhenUsed="0" w:uiPriority="61" w:semiHidden="0" w:name="Light List Accent 5"/>
+    <w:lsdException w:unhideWhenUsed="0" w:uiPriority="62" w:semiHidden="0" w:name="Light Grid Accent 5"/>
+    <w:lsdException w:unhideWhenUsed="0" w:uiPriority="63" w:semiHidden="0" w:name="Medium Shading 1 Accent 5"/>
+    <w:lsdException w:unhideWhenUsed="0" w:uiPriority="64" w:semiHidden="0" w:name="Medium Shading 2 Accent 5"/>
+    <w:lsdException w:unhideWhenUsed="0" w:uiPriority="65" w:semiHidden="0" w:name="Medium List 1 Accent 5"/>
+    <w:lsdException w:unhideWhenUsed="0" w:uiPriority="66" w:semiHidden="0" w:name="Medium List 2 Accent 5"/>
+    <w:lsdException w:unhideWhenUsed="0" w:uiPriority="67" w:semiHidden="0" w:name="Medium Grid 1 Accent 5"/>
+    <w:lsdException w:unhideWhenUsed="0" w:uiPriority="68" w:semiHidden="0" w:name="Medium Grid 2 Accent 5"/>
+    <w:lsdException w:unhideWhenUsed="0" w:uiPriority="69" w:semiHidden="0" w:name="Medium Grid 3 Accent 5"/>
+    <w:lsdException w:unhideWhenUsed="0" w:uiPriority="70" w:semiHidden="0" w:name="Dark List Accent 5"/>
+    <w:lsdException w:unhideWhenUsed="0" w:uiPriority="71" w:semiHidden="0" w:name="Colorful Shading Accent 5"/>
+    <w:lsdException w:unhideWhenUsed="0" w:uiPriority="72" w:semiHidden="0" w:name="Colorful List Accent 5"/>
+    <w:lsdException w:unhideWhenUsed="0" w:uiPriority="73" w:semiHidden="0" w:name="Colorful Grid Accent 5"/>
+    <w:lsdException w:unhideWhenUsed="0" w:uiPriority="60" w:semiHidden="0" w:name="Light Shading Accent 6"/>
+    <w:lsdException w:unhideWhenUsed="0" w:uiPriority="61" w:semiHidden="0" w:name="Light List Accent 6"/>
+    <w:lsdException w:unhideWhenUsed="0" w:uiPriority="62" w:semiHidden="0" w:name="Light Grid Accent 6"/>
+    <w:lsdException w:unhideWhenUsed="0" w:uiPriority="63" w:semiHidden="0" w:name="Medium Shading 1 Accent 6"/>
+    <w:lsdException w:unhideWhenUsed="0" w:uiPriority="64" w:semiHidden="0" w:name="Medium Shading 2 Accent 6"/>
+    <w:lsdException w:unhideWhenUsed="0" w:uiPriority="65" w:semiHidden="0" w:name="Medium List 1 Accent 6"/>
+    <w:lsdException w:unhideWhenUsed="0" w:uiPriority="66" w:semiHidden="0" w:name="Medium List 2 Accent 6"/>
+    <w:lsdException w:unhideWhenUsed="0" w:uiPriority="67" w:semiHidden="0" w:name="Medium Grid 1 Accent 6"/>
+    <w:lsdException w:unhideWhenUsed="0" w:uiPriority="68" w:semiHidden="0" w:name="Medium Grid 2 Accent 6"/>
+    <w:lsdException w:unhideWhenUsed="0" w:uiPriority="69" w:semiHidden="0" w:name="Medium Grid 3 Accent 6"/>
+    <w:lsdException w:unhideWhenUsed="0" w:uiPriority="70" w:semiHidden="0" w:name="Dark List Accent 6"/>
+    <w:lsdException w:unhideWhenUsed="0" w:uiPriority="71" w:semiHidden="0" w:name="Colorful Shading Accent 6"/>
+    <w:lsdException w:unhideWhenUsed="0" w:uiPriority="72" w:semiHidden="0" w:name="Colorful List Accent 6"/>
+    <w:lsdException w:unhideWhenUsed="0" w:uiPriority="73" w:semiHidden="0" w:name="Colorful Grid Accent 6"/>
   </w:latentStyles>
-  <w:style w:type="paragraph" w:default="1" w:styleId="Normal">
+  <w:style w:type="paragraph" w:default="1" w:styleId="1">
     <w:name w:val="Normal"/>
     <w:qFormat/>
+    <w:uiPriority w:val="0"/>
     <w:pPr>
       <w:kinsoku w:val="0"/>
       <w:autoSpaceDE w:val="0"/>
@@ -6213,7 +5440,7 @@
       <w:textAlignment w:val="baseline"/>
     </w:pPr>
     <w:rPr>
-      <w:rFonts w:ascii="Arial" w:eastAsia="宋体" w:hAnsi="Arial" w:cs="Arial"/>
+      <w:rFonts w:ascii="Arial" w:hAnsi="Arial" w:eastAsia="宋体" w:cs="Arial"/>
       <w:snapToGrid w:val="0"/>
       <w:color w:val="000000"/>
       <w:kern w:val="0"/>
@@ -6222,11 +5449,12 @@
       <w:lang w:val="en-US" w:eastAsia="en-US" w:bidi="ar-SA"/>
     </w:rPr>
   </w:style>
-  <w:style w:type="paragraph" w:styleId="Heading1">
+  <w:style w:type="paragraph" w:styleId="2">
     <w:name w:val="heading 1"/>
-    <w:basedOn w:val="Normal"/>
-    <w:next w:val="Normal"/>
+    <w:basedOn w:val="1"/>
+    <w:next w:val="1"/>
     <w:qFormat/>
+    <w:uiPriority w:val="0"/>
     <w:pPr>
       <w:keepNext/>
       <w:keepLines/>
@@ -6244,12 +5472,13 @@
       <w:sz w:val="44"/>
     </w:rPr>
   </w:style>
-  <w:style w:type="paragraph" w:styleId="Heading2">
+  <w:style w:type="paragraph" w:styleId="3">
     <w:name w:val="heading 2"/>
-    <w:basedOn w:val="Normal"/>
-    <w:next w:val="Normal"/>
+    <w:basedOn w:val="1"/>
+    <w:next w:val="1"/>
     <w:unhideWhenUsed/>
     <w:qFormat/>
+    <w:uiPriority w:val="0"/>
     <w:pPr>
       <w:keepNext/>
       <w:keepLines/>
@@ -6262,18 +5491,19 @@
       <w:outlineLvl w:val="1"/>
     </w:pPr>
     <w:rPr>
-      <w:rFonts w:ascii="Arial" w:eastAsia="黑体" w:hAnsi="Arial"/>
+      <w:rFonts w:ascii="Arial" w:hAnsi="Arial" w:eastAsia="黑体"/>
       <w:b/>
       <w:sz w:val="32"/>
     </w:rPr>
   </w:style>
-  <w:style w:type="paragraph" w:styleId="Heading3">
+  <w:style w:type="paragraph" w:styleId="4">
     <w:name w:val="heading 3"/>
-    <w:basedOn w:val="Normal"/>
-    <w:next w:val="Normal"/>
+    <w:basedOn w:val="1"/>
+    <w:next w:val="1"/>
     <w:semiHidden/>
     <w:unhideWhenUsed/>
     <w:qFormat/>
+    <w:uiPriority w:val="0"/>
     <w:pPr>
       <w:keepNext/>
       <w:keepLines/>
@@ -6290,12 +5520,13 @@
       <w:sz w:val="32"/>
     </w:rPr>
   </w:style>
-  <w:style w:type="paragraph" w:styleId="Heading4">
+  <w:style w:type="paragraph" w:styleId="5">
     <w:name w:val="heading 4"/>
-    <w:basedOn w:val="Normal"/>
-    <w:next w:val="Normal"/>
+    <w:basedOn w:val="1"/>
+    <w:next w:val="1"/>
     <w:unhideWhenUsed/>
     <w:qFormat/>
+    <w:uiPriority w:val="0"/>
     <w:pPr>
       <w:keepNext/>
       <w:keepLines/>
@@ -6308,18 +5539,19 @@
       <w:outlineLvl w:val="3"/>
     </w:pPr>
     <w:rPr>
-      <w:rFonts w:ascii="Arial" w:eastAsia="黑体" w:hAnsi="Arial"/>
+      <w:rFonts w:ascii="Arial" w:hAnsi="Arial" w:eastAsia="黑体"/>
       <w:b/>
       <w:sz w:val="28"/>
     </w:rPr>
   </w:style>
-  <w:style w:type="paragraph" w:styleId="Heading5">
+  <w:style w:type="paragraph" w:styleId="6">
     <w:name w:val="heading 5"/>
-    <w:basedOn w:val="Normal"/>
-    <w:next w:val="Normal"/>
+    <w:basedOn w:val="1"/>
+    <w:next w:val="1"/>
     <w:semiHidden/>
     <w:unhideWhenUsed/>
     <w:qFormat/>
+    <w:uiPriority w:val="0"/>
     <w:pPr>
       <w:keepNext/>
       <w:keepLines/>
@@ -6336,13 +5568,14 @@
       <w:sz w:val="28"/>
     </w:rPr>
   </w:style>
-  <w:style w:type="paragraph" w:styleId="Heading6">
+  <w:style w:type="paragraph" w:styleId="7">
     <w:name w:val="heading 6"/>
-    <w:basedOn w:val="Normal"/>
-    <w:next w:val="Normal"/>
+    <w:basedOn w:val="1"/>
+    <w:next w:val="1"/>
     <w:semiHidden/>
     <w:unhideWhenUsed/>
     <w:qFormat/>
+    <w:uiPriority w:val="0"/>
     <w:pPr>
       <w:keepNext/>
       <w:keepLines/>
@@ -6355,18 +5588,19 @@
       <w:outlineLvl w:val="5"/>
     </w:pPr>
     <w:rPr>
-      <w:rFonts w:ascii="Arial" w:eastAsia="黑体" w:hAnsi="Arial"/>
+      <w:rFonts w:ascii="Arial" w:hAnsi="Arial" w:eastAsia="黑体"/>
       <w:b/>
       <w:sz w:val="24"/>
     </w:rPr>
   </w:style>
-  <w:style w:type="paragraph" w:styleId="Heading7">
+  <w:style w:type="paragraph" w:styleId="8">
     <w:name w:val="heading 7"/>
-    <w:basedOn w:val="Normal"/>
-    <w:next w:val="Normal"/>
+    <w:basedOn w:val="1"/>
+    <w:next w:val="1"/>
     <w:semiHidden/>
     <w:unhideWhenUsed/>
     <w:qFormat/>
+    <w:uiPriority w:val="0"/>
     <w:pPr>
       <w:keepNext/>
       <w:keepLines/>
@@ -6383,13 +5617,14 @@
       <w:sz w:val="24"/>
     </w:rPr>
   </w:style>
-  <w:style w:type="paragraph" w:styleId="Heading8">
+  <w:style w:type="paragraph" w:styleId="9">
     <w:name w:val="heading 8"/>
-    <w:basedOn w:val="Normal"/>
-    <w:next w:val="Normal"/>
+    <w:basedOn w:val="1"/>
+    <w:next w:val="1"/>
     <w:semiHidden/>
     <w:unhideWhenUsed/>
     <w:qFormat/>
+    <w:uiPriority w:val="0"/>
     <w:pPr>
       <w:keepNext/>
       <w:keepLines/>
@@ -6402,17 +5637,18 @@
       <w:outlineLvl w:val="7"/>
     </w:pPr>
     <w:rPr>
-      <w:rFonts w:ascii="Arial" w:eastAsia="黑体" w:hAnsi="Arial"/>
+      <w:rFonts w:ascii="Arial" w:hAnsi="Arial" w:eastAsia="黑体"/>
       <w:sz w:val="24"/>
     </w:rPr>
   </w:style>
-  <w:style w:type="paragraph" w:styleId="Heading9">
+  <w:style w:type="paragraph" w:styleId="10">
     <w:name w:val="heading 9"/>
-    <w:basedOn w:val="Normal"/>
-    <w:next w:val="Normal"/>
+    <w:basedOn w:val="1"/>
+    <w:next w:val="1"/>
     <w:semiHidden/>
     <w:unhideWhenUsed/>
     <w:qFormat/>
+    <w:uiPriority w:val="0"/>
     <w:pPr>
       <w:keepNext/>
       <w:keepLines/>
@@ -6425,19 +5661,21 @@
       <w:outlineLvl w:val="8"/>
     </w:pPr>
     <w:rPr>
-      <w:rFonts w:ascii="Arial" w:eastAsia="黑体" w:hAnsi="Arial"/>
+      <w:rFonts w:ascii="Arial" w:hAnsi="Arial" w:eastAsia="黑体"/>
       <w:sz w:val="21"/>
     </w:rPr>
   </w:style>
-  <w:style w:type="character" w:default="1" w:styleId="DefaultParagraphFont">
+  <w:style w:type="character" w:default="1" w:styleId="22">
     <w:name w:val="Default Paragraph Font"/>
     <w:semiHidden/>
     <w:qFormat/>
+    <w:uiPriority w:val="0"/>
   </w:style>
-  <w:style w:type="table" w:default="1" w:styleId="TableNormal">
+  <w:style w:type="table" w:default="1" w:styleId="20">
     <w:name w:val="Normal Table"/>
     <w:semiHidden/>
     <w:qFormat/>
+    <w:uiPriority w:val="0"/>
     <w:tblPr>
       <w:tblCellMar>
         <w:top w:w="0" w:type="dxa"/>
@@ -6447,39 +5685,43 @@
       </w:tblCellMar>
     </w:tblPr>
   </w:style>
-  <w:style w:type="paragraph" w:styleId="CommentText">
+  <w:style w:type="paragraph" w:styleId="11">
     <w:name w:val="annotation text"/>
-    <w:basedOn w:val="Normal"/>
+    <w:basedOn w:val="1"/>
     <w:qFormat/>
+    <w:uiPriority w:val="0"/>
     <w:pPr>
       <w:jc w:val="left"/>
     </w:pPr>
   </w:style>
-  <w:style w:type="paragraph" w:styleId="BodyText">
+  <w:style w:type="paragraph" w:styleId="12">
     <w:name w:val="Body Text"/>
-    <w:basedOn w:val="Normal"/>
+    <w:basedOn w:val="1"/>
     <w:semiHidden/>
     <w:qFormat/>
+    <w:uiPriority w:val="0"/>
     <w:rPr>
-      <w:rFonts w:ascii="Arial" w:eastAsia="Arial" w:hAnsi="Arial" w:cs="Arial"/>
+      <w:rFonts w:ascii="Arial" w:hAnsi="Arial" w:eastAsia="Arial" w:cs="Arial"/>
       <w:sz w:val="21"/>
       <w:szCs w:val="21"/>
       <w:lang w:val="en-US" w:eastAsia="en-US" w:bidi="ar-SA"/>
     </w:rPr>
   </w:style>
-  <w:style w:type="paragraph" w:styleId="TOC3">
+  <w:style w:type="paragraph" w:styleId="13">
     <w:name w:val="toc 3"/>
-    <w:basedOn w:val="Normal"/>
-    <w:next w:val="Normal"/>
+    <w:basedOn w:val="1"/>
+    <w:next w:val="1"/>
     <w:qFormat/>
+    <w:uiPriority w:val="0"/>
     <w:pPr>
       <w:ind w:left="840" w:leftChars="400"/>
     </w:pPr>
   </w:style>
-  <w:style w:type="paragraph" w:styleId="Footer">
+  <w:style w:type="paragraph" w:styleId="14">
     <w:name w:val="footer"/>
-    <w:basedOn w:val="Normal"/>
+    <w:basedOn w:val="1"/>
     <w:qFormat/>
+    <w:uiPriority w:val="0"/>
     <w:pPr>
       <w:tabs>
         <w:tab w:val="center" w:pos="4153"/>
@@ -6492,16 +5734,17 @@
       <w:sz w:val="18"/>
     </w:rPr>
   </w:style>
-  <w:style w:type="paragraph" w:styleId="Header">
+  <w:style w:type="paragraph" w:styleId="15">
     <w:name w:val="header"/>
-    <w:basedOn w:val="Normal"/>
+    <w:basedOn w:val="1"/>
     <w:qFormat/>
+    <w:uiPriority w:val="0"/>
     <w:pPr>
       <w:pBdr>
-        <w:top w:val="nil"/>
-        <w:left w:val="nil"/>
-        <w:bottom w:val="nil"/>
-        <w:right w:val="nil"/>
+        <w:top w:val="none" w:color="auto" w:sz="0" w:space="0"/>
+        <w:left w:val="none" w:color="auto" w:sz="0" w:space="0"/>
+        <w:bottom w:val="none" w:color="auto" w:sz="0" w:space="0"/>
+        <w:right w:val="none" w:color="auto" w:sz="0" w:space="0"/>
       </w:pBdr>
       <w:tabs>
         <w:tab w:val="center" w:pos="4153"/>
@@ -6516,37 +5759,41 @@
       <w:sz w:val="18"/>
     </w:rPr>
   </w:style>
-  <w:style w:type="paragraph" w:styleId="TOC1">
+  <w:style w:type="paragraph" w:styleId="16">
     <w:name w:val="toc 1"/>
-    <w:basedOn w:val="Normal"/>
-    <w:next w:val="Normal"/>
+    <w:basedOn w:val="1"/>
+    <w:next w:val="1"/>
     <w:qFormat/>
+    <w:uiPriority w:val="0"/>
     <w:rPr>
-      <w:rFonts w:ascii="Arial" w:eastAsia="Microsoft JhengHei" w:hAnsi="Arial"/>
+      <w:rFonts w:ascii="Arial" w:hAnsi="Arial" w:eastAsia="Microsoft JhengHei"/>
       <w:sz w:val="24"/>
     </w:rPr>
   </w:style>
-  <w:style w:type="paragraph" w:styleId="TOC2">
+  <w:style w:type="paragraph" w:styleId="17">
     <w:name w:val="toc 2"/>
-    <w:basedOn w:val="Normal"/>
-    <w:next w:val="Normal"/>
+    <w:basedOn w:val="1"/>
+    <w:next w:val="1"/>
     <w:qFormat/>
+    <w:uiPriority w:val="0"/>
     <w:pPr>
       <w:ind w:left="420" w:leftChars="200"/>
     </w:pPr>
   </w:style>
-  <w:style w:type="paragraph" w:styleId="NormalWeb">
+  <w:style w:type="paragraph" w:styleId="18">
     <w:name w:val="Normal (Web)"/>
-    <w:basedOn w:val="Normal"/>
+    <w:basedOn w:val="1"/>
     <w:qFormat/>
+    <w:uiPriority w:val="0"/>
     <w:rPr>
       <w:sz w:val="24"/>
     </w:rPr>
   </w:style>
-  <w:style w:type="paragraph" w:styleId="Title">
+  <w:style w:type="paragraph" w:styleId="19">
     <w:name w:val="Title"/>
-    <w:basedOn w:val="Normal"/>
+    <w:basedOn w:val="1"/>
     <w:qFormat/>
+    <w:uiPriority w:val="0"/>
     <w:pPr>
       <w:spacing w:before="240" w:beforeLines="0" w:beforeAutospacing="0" w:after="60" w:afterLines="0" w:afterAutospacing="0"/>
       <w:jc w:val="center"/>
@@ -6558,68 +5805,73 @@
       <w:sz w:val="32"/>
     </w:rPr>
   </w:style>
-  <w:style w:type="table" w:styleId="TableGrid">
+  <w:style w:type="table" w:styleId="21">
     <w:name w:val="Table Grid"/>
-    <w:basedOn w:val="TableNormal"/>
+    <w:basedOn w:val="20"/>
     <w:qFormat/>
+    <w:uiPriority w:val="0"/>
     <w:pPr>
       <w:widowControl w:val="0"/>
       <w:jc w:val="both"/>
     </w:pPr>
     <w:tblPr>
       <w:tblBorders>
-        <w:top w:val="single" w:sz="4" w:space="0" w:color="auto"/>
-        <w:left w:val="single" w:sz="4" w:space="0" w:color="auto"/>
-        <w:bottom w:val="single" w:sz="4" w:space="0" w:color="auto"/>
-        <w:right w:val="single" w:sz="4" w:space="0" w:color="auto"/>
-        <w:insideH w:val="single" w:sz="4" w:space="0" w:color="auto"/>
-        <w:insideV w:val="single" w:sz="4" w:space="0" w:color="auto"/>
+        <w:top w:val="single" w:color="auto" w:sz="4" w:space="0"/>
+        <w:left w:val="single" w:color="auto" w:sz="4" w:space="0"/>
+        <w:bottom w:val="single" w:color="auto" w:sz="4" w:space="0"/>
+        <w:right w:val="single" w:color="auto" w:sz="4" w:space="0"/>
+        <w:insideH w:val="single" w:color="auto" w:sz="4" w:space="0"/>
+        <w:insideV w:val="single" w:color="auto" w:sz="4" w:space="0"/>
       </w:tblBorders>
     </w:tblPr>
   </w:style>
-  <w:style w:type="character" w:styleId="Strong">
+  <w:style w:type="character" w:styleId="23">
     <w:name w:val="Strong"/>
-    <w:basedOn w:val="DefaultParagraphFont"/>
+    <w:basedOn w:val="22"/>
     <w:qFormat/>
+    <w:uiPriority w:val="0"/>
     <w:rPr>
       <w:b/>
     </w:rPr>
   </w:style>
-  <w:style w:type="paragraph" w:customStyle="1" w:styleId="a">
+  <w:style w:type="paragraph" w:customStyle="1" w:styleId="24">
     <w:name w:val="柴_公司名"/>
-    <w:basedOn w:val="Title"/>
+    <w:basedOn w:val="19"/>
     <w:qFormat/>
+    <w:uiPriority w:val="0"/>
     <w:pPr>
       <w:spacing w:after="600" w:afterLines="600"/>
     </w:pPr>
     <w:rPr>
-      <w:rFonts w:ascii="宋体" w:eastAsia="宋体" w:hAnsi="宋体" w:cs="宋体" w:hint="eastAsia"/>
+      <w:rFonts w:hint="eastAsia" w:ascii="宋体" w:hAnsi="宋体" w:eastAsia="宋体" w:cs="宋体"/>
       <w:bCs/>
       <w:spacing w:val="-6"/>
       <w:sz w:val="52"/>
       <w:szCs w:val="52"/>
     </w:rPr>
   </w:style>
-  <w:style w:type="paragraph" w:customStyle="1" w:styleId="a0">
+  <w:style w:type="paragraph" w:customStyle="1" w:styleId="25">
     <w:name w:val="柴_文档名"/>
-    <w:basedOn w:val="Title"/>
+    <w:basedOn w:val="19"/>
     <w:qFormat/>
+    <w:uiPriority w:val="0"/>
     <w:pPr>
       <w:spacing w:after="900" w:afterLines="900"/>
     </w:pPr>
     <w:rPr>
-      <w:rFonts w:ascii="黑体" w:eastAsia="黑体" w:hAnsi="黑体" w:cs="黑体"/>
+      <w:rFonts w:ascii="黑体" w:hAnsi="黑体" w:eastAsia="黑体" w:cs="黑体"/>
       <w:bCs/>
       <w:spacing w:val="-7"/>
       <w:sz w:val="52"/>
       <w:szCs w:val="52"/>
     </w:rPr>
   </w:style>
-  <w:style w:type="table" w:customStyle="1" w:styleId="TableNormal0">
+  <w:style w:type="table" w:customStyle="1" w:styleId="26">
     <w:name w:val="Table Normal_0"/>
     <w:semiHidden/>
     <w:unhideWhenUsed/>
     <w:qFormat/>
+    <w:uiPriority w:val="0"/>
     <w:tblPr>
       <w:tblCellMar>
         <w:top w:w="0" w:type="dxa"/>
@@ -6629,81 +5881,87 @@
       </w:tblCellMar>
     </w:tblPr>
   </w:style>
-  <w:style w:type="paragraph" w:customStyle="1" w:styleId="TableText">
+  <w:style w:type="paragraph" w:customStyle="1" w:styleId="27">
     <w:name w:val="Table Text"/>
-    <w:basedOn w:val="Normal"/>
+    <w:basedOn w:val="1"/>
     <w:semiHidden/>
     <w:qFormat/>
+    <w:uiPriority w:val="0"/>
     <w:rPr>
-      <w:rFonts w:ascii="宋体" w:eastAsia="宋体" w:hAnsi="宋体" w:cs="宋体"/>
+      <w:rFonts w:ascii="宋体" w:hAnsi="宋体" w:eastAsia="宋体" w:cs="宋体"/>
       <w:sz w:val="21"/>
       <w:szCs w:val="21"/>
       <w:lang w:val="en-US" w:eastAsia="en-US" w:bidi="ar-SA"/>
     </w:rPr>
   </w:style>
-  <w:style w:type="paragraph" w:customStyle="1" w:styleId="1">
+  <w:style w:type="paragraph" w:customStyle="1" w:styleId="28">
     <w:name w:val="柴_标题1"/>
-    <w:basedOn w:val="Heading1"/>
-    <w:next w:val="a1"/>
-    <w:link w:val="1Char"/>
+    <w:basedOn w:val="2"/>
+    <w:next w:val="29"/>
+    <w:link w:val="38"/>
     <w:qFormat/>
+    <w:uiPriority w:val="0"/>
     <w:pPr>
       <w:spacing w:before="100" w:after="90" w:line="360" w:lineRule="auto"/>
     </w:pPr>
     <w:rPr>
-      <w:rFonts w:ascii="Arial" w:eastAsia="宋体" w:hAnsi="Arial"/>
+      <w:rFonts w:ascii="Arial" w:hAnsi="Arial" w:eastAsia="宋体"/>
       <w:sz w:val="32"/>
     </w:rPr>
   </w:style>
-  <w:style w:type="paragraph" w:customStyle="1" w:styleId="a1">
+  <w:style w:type="paragraph" w:customStyle="1" w:styleId="29">
     <w:name w:val="柴_正文"/>
-    <w:basedOn w:val="BodyText"/>
-    <w:link w:val="Char"/>
+    <w:basedOn w:val="12"/>
+    <w:link w:val="42"/>
     <w:qFormat/>
+    <w:uiPriority w:val="0"/>
     <w:pPr>
       <w:spacing w:line="360" w:lineRule="auto"/>
       <w:ind w:firstLine="470" w:firstLineChars="200"/>
     </w:pPr>
     <w:rPr>
-      <w:rFonts w:ascii="Arial" w:eastAsia="宋体" w:hAnsi="Arial"/>
+      <w:rFonts w:ascii="Arial" w:hAnsi="Arial" w:eastAsia="宋体"/>
       <w:sz w:val="24"/>
       <w:lang w:eastAsia="zh-CN"/>
     </w:rPr>
   </w:style>
-  <w:style w:type="paragraph" w:customStyle="1" w:styleId="2">
+  <w:style w:type="paragraph" w:customStyle="1" w:styleId="30">
     <w:name w:val="柴_标题2"/>
-    <w:basedOn w:val="Heading2"/>
-    <w:next w:val="a1"/>
+    <w:basedOn w:val="3"/>
+    <w:next w:val="29"/>
     <w:qFormat/>
+    <w:uiPriority w:val="0"/>
     <w:pPr>
       <w:spacing w:line="360" w:lineRule="auto"/>
     </w:pPr>
     <w:rPr>
-      <w:rFonts w:ascii="Arial" w:eastAsia="宋体" w:hAnsi="Arial"/>
+      <w:rFonts w:ascii="Arial" w:hAnsi="Arial" w:eastAsia="宋体"/>
       <w:sz w:val="28"/>
     </w:rPr>
   </w:style>
-  <w:style w:type="paragraph" w:customStyle="1" w:styleId="3">
+  <w:style w:type="paragraph" w:customStyle="1" w:styleId="31">
     <w:name w:val="柴_标题3"/>
-    <w:basedOn w:val="Heading3"/>
-    <w:next w:val="a1"/>
+    <w:basedOn w:val="4"/>
+    <w:next w:val="29"/>
     <w:qFormat/>
+    <w:uiPriority w:val="0"/>
     <w:pPr>
       <w:spacing w:line="360" w:lineRule="auto"/>
       <w:ind w:left="0" w:firstLine="472" w:firstLineChars="200"/>
     </w:pPr>
     <w:rPr>
-      <w:rFonts w:ascii="宋体" w:eastAsia="宋体" w:hAnsi="宋体" w:cs="宋体"/>
+      <w:rFonts w:ascii="宋体" w:hAnsi="宋体" w:eastAsia="宋体" w:cs="宋体"/>
       <w:spacing w:val="-2"/>
       <w:sz w:val="24"/>
       <w:szCs w:val="24"/>
     </w:rPr>
   </w:style>
-  <w:style w:type="paragraph" w:customStyle="1" w:styleId="a2">
+  <w:style w:type="paragraph" w:customStyle="1" w:styleId="32">
     <w:name w:val="柴_目录"/>
-    <w:basedOn w:val="Normal"/>
-    <w:next w:val="BodyText"/>
+    <w:basedOn w:val="1"/>
+    <w:next w:val="12"/>
     <w:qFormat/>
+    <w:uiPriority w:val="0"/>
     <w:pPr>
       <w:tabs>
         <w:tab w:val="right" w:leader="dot" w:pos="8442"/>
@@ -6711,59 +5969,64 @@
       <w:ind w:left="0" w:leftChars="0"/>
     </w:pPr>
     <w:rPr>
-      <w:rFonts w:ascii="Arial" w:eastAsia="Microsoft JhengHei" w:hAnsi="Arial"/>
+      <w:rFonts w:ascii="Arial" w:hAnsi="Arial" w:eastAsia="Microsoft JhengHei"/>
       <w:sz w:val="24"/>
     </w:rPr>
   </w:style>
-  <w:style w:type="paragraph" w:customStyle="1" w:styleId="WPSOffice1">
+  <w:style w:type="paragraph" w:customStyle="1" w:styleId="33">
     <w:name w:val="WPSOffice手动目录 1"/>
     <w:qFormat/>
+    <w:uiPriority w:val="0"/>
     <w:pPr>
       <w:ind w:leftChars="0"/>
     </w:pPr>
     <w:rPr>
-      <w:rFonts w:ascii="Times New Roman" w:eastAsia="宋体" w:hAnsi="Times New Roman" w:cs="Times New Roman"/>
+      <w:rFonts w:ascii="Times New Roman" w:hAnsi="Times New Roman" w:eastAsia="宋体" w:cs="Times New Roman"/>
       <w:sz w:val="20"/>
       <w:szCs w:val="20"/>
     </w:rPr>
   </w:style>
-  <w:style w:type="paragraph" w:customStyle="1" w:styleId="WPSOffice2">
+  <w:style w:type="paragraph" w:customStyle="1" w:styleId="34">
     <w:name w:val="WPSOffice手动目录 2"/>
     <w:qFormat/>
+    <w:uiPriority w:val="0"/>
     <w:pPr>
       <w:ind w:leftChars="200"/>
     </w:pPr>
     <w:rPr>
-      <w:rFonts w:ascii="Times New Roman" w:eastAsia="宋体" w:hAnsi="Times New Roman" w:cs="Times New Roman"/>
+      <w:rFonts w:ascii="Times New Roman" w:hAnsi="Times New Roman" w:eastAsia="宋体" w:cs="Times New Roman"/>
       <w:sz w:val="20"/>
       <w:szCs w:val="20"/>
     </w:rPr>
   </w:style>
-  <w:style w:type="paragraph" w:customStyle="1" w:styleId="WPSOffice3">
+  <w:style w:type="paragraph" w:customStyle="1" w:styleId="35">
     <w:name w:val="WPSOffice手动目录 3"/>
     <w:qFormat/>
+    <w:uiPriority w:val="0"/>
     <w:pPr>
       <w:ind w:leftChars="400"/>
     </w:pPr>
     <w:rPr>
-      <w:rFonts w:ascii="Times New Roman" w:eastAsia="宋体" w:hAnsi="Times New Roman" w:cs="Times New Roman"/>
+      <w:rFonts w:ascii="Times New Roman" w:hAnsi="Times New Roman" w:eastAsia="宋体" w:cs="Times New Roman"/>
       <w:sz w:val="20"/>
       <w:szCs w:val="20"/>
     </w:rPr>
   </w:style>
-  <w:style w:type="paragraph" w:customStyle="1" w:styleId="Compact">
+  <w:style w:type="paragraph" w:customStyle="1" w:styleId="36">
     <w:name w:val="Compact"/>
-    <w:basedOn w:val="BodyText"/>
+    <w:basedOn w:val="12"/>
     <w:qFormat/>
+    <w:uiPriority w:val="0"/>
     <w:pPr>
       <w:spacing w:before="36" w:after="36"/>
     </w:pPr>
   </w:style>
-  <w:style w:type="table" w:customStyle="1" w:styleId="Table">
+  <w:style w:type="table" w:customStyle="1" w:styleId="37">
     <w:name w:val="Table"/>
     <w:semiHidden/>
     <w:unhideWhenUsed/>
     <w:qFormat/>
+    <w:uiPriority w:val="0"/>
     <w:tblPr>
       <w:tblCellMar>
         <w:top w:w="0" w:type="dxa"/>
@@ -6775,26 +6038,28 @@
     <w:tblStylePr w:type="firstRow">
       <w:tcPr>
         <w:tcBorders>
-          <w:bottom w:val="single" w:sz="0" w:space="0" w:color="auto"/>
+          <w:bottom w:val="single" w:color="auto" w:sz="0" w:space="0"/>
         </w:tcBorders>
         <w:vAlign w:val="bottom"/>
       </w:tcPr>
     </w:tblStylePr>
   </w:style>
-  <w:style w:type="character" w:customStyle="1" w:styleId="1Char">
+  <w:style w:type="character" w:customStyle="1" w:styleId="38">
     <w:name w:val="柴_标题1 Char"/>
-    <w:link w:val="1"/>
+    <w:link w:val="28"/>
     <w:qFormat/>
+    <w:uiPriority w:val="0"/>
     <w:rPr>
-      <w:rFonts w:ascii="Arial" w:eastAsia="宋体" w:hAnsi="Arial"/>
+      <w:rFonts w:ascii="Arial" w:hAnsi="Arial" w:eastAsia="宋体"/>
       <w:sz w:val="32"/>
     </w:rPr>
   </w:style>
-  <w:style w:type="table" w:customStyle="1" w:styleId="TableNormal1">
+  <w:style w:type="table" w:customStyle="1" w:styleId="39">
     <w:name w:val="Table Normal_1"/>
     <w:semiHidden/>
     <w:unhideWhenUsed/>
     <w:qFormat/>
+    <w:uiPriority w:val="0"/>
     <w:tblPr>
       <w:tblCellMar>
         <w:top w:w="0" w:type="dxa"/>
@@ -6804,10 +6069,11 @@
       </w:tblCellMar>
     </w:tblPr>
   </w:style>
-  <w:style w:type="paragraph" w:customStyle="1" w:styleId="a3">
+  <w:style w:type="paragraph" w:customStyle="1" w:styleId="40">
     <w:name w:val="柴_正文_无缩进"/>
-    <w:basedOn w:val="Normal"/>
+    <w:basedOn w:val="1"/>
     <w:qFormat/>
+    <w:uiPriority w:val="0"/>
     <w:pPr>
       <w:ind w:firstLine="0" w:firstLineChars="0"/>
     </w:pPr>
@@ -6817,29 +6083,31 @@
       <w:lang w:eastAsia="zh-CN"/>
     </w:rPr>
   </w:style>
-  <w:style w:type="paragraph" w:customStyle="1" w:styleId="4">
+  <w:style w:type="paragraph" w:customStyle="1" w:styleId="41">
     <w:name w:val="柴_标题4"/>
-    <w:basedOn w:val="Heading4"/>
-    <w:next w:val="Normal"/>
+    <w:basedOn w:val="5"/>
+    <w:next w:val="1"/>
     <w:qFormat/>
+    <w:uiPriority w:val="0"/>
     <w:pPr>
       <w:widowControl w:val="0"/>
       <w:spacing w:before="160" w:line="360" w:lineRule="auto"/>
-      <w:ind w:left="981" w:hanging="862" w:leftChars="300"/>
+      <w:ind w:left="981" w:leftChars="300" w:hanging="862"/>
     </w:pPr>
     <w:rPr>
-      <w:rFonts w:ascii="Calibri" w:eastAsia="宋体" w:hAnsi="Calibri" w:cs="宋体" w:hint="eastAsia"/>
+      <w:rFonts w:hint="eastAsia" w:ascii="Calibri" w:hAnsi="Calibri" w:eastAsia="宋体" w:cs="宋体"/>
       <w:sz w:val="24"/>
       <w:szCs w:val="24"/>
       <w:lang w:eastAsia="zh-CN" w:bidi="zh-CN"/>
     </w:rPr>
   </w:style>
-  <w:style w:type="character" w:customStyle="1" w:styleId="Char">
+  <w:style w:type="character" w:customStyle="1" w:styleId="42">
     <w:name w:val="柴_正文 Char"/>
-    <w:link w:val="a1"/>
+    <w:link w:val="29"/>
     <w:qFormat/>
+    <w:uiPriority w:val="0"/>
     <w:rPr>
-      <w:rFonts w:ascii="Arial" w:eastAsia="宋体" w:hAnsi="Arial"/>
+      <w:rFonts w:ascii="Arial" w:hAnsi="Arial" w:eastAsia="宋体"/>
       <w:sz w:val="24"/>
       <w:lang w:eastAsia="zh-CN"/>
     </w:rPr>
